--- a/dokumentFedotova.docx
+++ b/dokumentFedotova.docx
@@ -7516,7 +7516,6 @@
                 <w:lang w:val="en-US"/>
               </w:rPr>
             </w:pPr>
-            <w:proofErr w:type="spellStart"/>
             <w:r>
               <w:rPr>
                 <w:bCs/>
@@ -7524,109 +7523,8 @@
                 <w:szCs w:val="20"/>
                 <w:lang w:val="en-US"/>
               </w:rPr>
-              <w:t>Aprēķins</w:t>
-            </w:r>
-            <w:proofErr w:type="spellEnd"/>
-            <w:r>
-              <w:rPr>
-                <w:bCs/>
-                <w:sz w:val="20"/>
-                <w:szCs w:val="20"/>
-                <w:lang w:val="en-US"/>
-              </w:rPr>
-              <w:t xml:space="preserve">, </w:t>
-            </w:r>
-            <w:proofErr w:type="spellStart"/>
-            <w:r>
-              <w:rPr>
-                <w:bCs/>
-                <w:sz w:val="20"/>
-                <w:szCs w:val="20"/>
-                <w:lang w:val="en-US"/>
-              </w:rPr>
-              <w:t>pamatojoties</w:t>
-            </w:r>
-            <w:proofErr w:type="spellEnd"/>
-            <w:r>
-              <w:rPr>
-                <w:bCs/>
-                <w:sz w:val="20"/>
-                <w:szCs w:val="20"/>
-                <w:lang w:val="en-US"/>
-              </w:rPr>
-              <w:t xml:space="preserve"> </w:t>
-            </w:r>
-            <w:proofErr w:type="spellStart"/>
-            <w:r>
-              <w:rPr>
-                <w:bCs/>
-                <w:sz w:val="20"/>
-                <w:szCs w:val="20"/>
-                <w:lang w:val="en-US"/>
-              </w:rPr>
-              <w:t>uz</w:t>
-            </w:r>
-            <w:proofErr w:type="spellEnd"/>
-            <w:r>
-              <w:rPr>
-                <w:bCs/>
-                <w:sz w:val="20"/>
-                <w:szCs w:val="20"/>
-                <w:lang w:val="en-US"/>
-              </w:rPr>
-              <w:t xml:space="preserve"> </w:t>
-            </w:r>
-            <w:proofErr w:type="spellStart"/>
-            <w:r>
-              <w:rPr>
-                <w:bCs/>
-                <w:sz w:val="20"/>
-                <w:szCs w:val="20"/>
-                <w:lang w:val="en-US"/>
-              </w:rPr>
-              <w:t>atlasīto</w:t>
-            </w:r>
-            <w:proofErr w:type="spellEnd"/>
-            <w:r>
-              <w:rPr>
-                <w:bCs/>
-                <w:sz w:val="20"/>
-                <w:szCs w:val="20"/>
-                <w:lang w:val="en-US"/>
-              </w:rPr>
-              <w:t xml:space="preserve"> </w:t>
-            </w:r>
-            <w:proofErr w:type="spellStart"/>
-            <w:r>
-              <w:rPr>
-                <w:bCs/>
-                <w:sz w:val="20"/>
-                <w:szCs w:val="20"/>
-                <w:lang w:val="en-US"/>
-              </w:rPr>
-              <w:t>attēla</w:t>
-            </w:r>
-            <w:proofErr w:type="spellEnd"/>
-            <w:r>
-              <w:rPr>
-                <w:bCs/>
-                <w:sz w:val="20"/>
-                <w:szCs w:val="20"/>
-                <w:lang w:val="en-US"/>
-              </w:rPr>
-              <w:t xml:space="preserve"> </w:t>
-            </w:r>
-            <w:proofErr w:type="spellStart"/>
-            <w:r>
-              <w:rPr>
-                <w:bCs/>
-                <w:sz w:val="20"/>
-                <w:szCs w:val="20"/>
-                <w:lang w:val="en-US"/>
-              </w:rPr>
-              <w:t>apgabalu</w:t>
-            </w:r>
-            <w:proofErr w:type="spellEnd"/>
+              <w:t>Aprēķins, pamatojoties uz atlasīto attēla apgabalu</w:t>
+            </w:r>
           </w:p>
         </w:tc>
       </w:tr>
@@ -8139,7 +8037,6 @@
                 <w:lang w:val="en-US"/>
               </w:rPr>
             </w:pPr>
-            <w:proofErr w:type="spellStart"/>
             <w:r>
               <w:rPr>
                 <w:bCs/>
@@ -8149,7 +8046,6 @@
               </w:rPr>
               <w:t>Teksts</w:t>
             </w:r>
-            <w:proofErr w:type="spellEnd"/>
           </w:p>
         </w:tc>
         <w:tc>
@@ -9937,117 +9833,11 @@
           <w:lang w:val="en-US"/>
         </w:rPr>
       </w:pPr>
-      <w:proofErr w:type="spellStart"/>
       <w:r>
         <w:rPr>
           <w:lang w:val="en-US"/>
         </w:rPr>
-        <w:t>kāds</w:t>
-      </w:r>
-      <w:proofErr w:type="spellEnd"/>
-      <w:r>
-        <w:rPr>
-          <w:lang w:val="en-US"/>
-        </w:rPr>
-        <w:t xml:space="preserve"> </w:t>
-      </w:r>
-      <w:proofErr w:type="spellStart"/>
-      <w:r>
-        <w:rPr>
-          <w:lang w:val="en-US"/>
-        </w:rPr>
-        <w:t>cits</w:t>
-      </w:r>
-      <w:proofErr w:type="spellEnd"/>
-      <w:r>
-        <w:rPr>
-          <w:lang w:val="en-US"/>
-        </w:rPr>
-        <w:t xml:space="preserve"> </w:t>
-      </w:r>
-      <w:proofErr w:type="spellStart"/>
-      <w:r>
-        <w:rPr>
-          <w:lang w:val="en-US"/>
-        </w:rPr>
-        <w:t>lietotājs</w:t>
-      </w:r>
-      <w:proofErr w:type="spellEnd"/>
-      <w:r>
-        <w:rPr>
-          <w:lang w:val="en-US"/>
-        </w:rPr>
-        <w:t xml:space="preserve"> </w:t>
-      </w:r>
-      <w:proofErr w:type="spellStart"/>
-      <w:r>
-        <w:rPr>
-          <w:lang w:val="en-US"/>
-        </w:rPr>
-        <w:t>atstāj</w:t>
-      </w:r>
-      <w:proofErr w:type="spellEnd"/>
-      <w:r>
-        <w:rPr>
-          <w:lang w:val="en-US"/>
-        </w:rPr>
-        <w:t xml:space="preserve"> </w:t>
-      </w:r>
-      <w:proofErr w:type="spellStart"/>
-      <w:r>
-        <w:rPr>
-          <w:lang w:val="en-US"/>
-        </w:rPr>
-        <w:t>komentāru</w:t>
-      </w:r>
-      <w:proofErr w:type="spellEnd"/>
-      <w:r>
-        <w:rPr>
-          <w:lang w:val="en-US"/>
-        </w:rPr>
-        <w:t xml:space="preserve"> par </w:t>
-      </w:r>
-      <w:proofErr w:type="spellStart"/>
-      <w:r>
-        <w:rPr>
-          <w:lang w:val="en-US"/>
-        </w:rPr>
-        <w:t>lietotāja</w:t>
-      </w:r>
-      <w:proofErr w:type="spellEnd"/>
-      <w:r>
-        <w:rPr>
-          <w:lang w:val="en-US"/>
-        </w:rPr>
-        <w:t xml:space="preserve"> </w:t>
-      </w:r>
-      <w:proofErr w:type="spellStart"/>
-      <w:r>
-        <w:rPr>
-          <w:lang w:val="en-US"/>
-        </w:rPr>
-        <w:t>izveidoto</w:t>
-      </w:r>
-      <w:proofErr w:type="spellEnd"/>
-      <w:r>
-        <w:rPr>
-          <w:lang w:val="en-US"/>
-        </w:rPr>
-        <w:t xml:space="preserve"> </w:t>
-      </w:r>
-      <w:proofErr w:type="spellStart"/>
-      <w:r>
-        <w:rPr>
-          <w:lang w:val="en-US"/>
-        </w:rPr>
-        <w:t>lietu</w:t>
-      </w:r>
-      <w:proofErr w:type="spellEnd"/>
-      <w:r>
-        <w:rPr>
-          <w:lang w:val="en-US"/>
-        </w:rPr>
-        <w:t>;</w:t>
+        <w:t>kāds cits lietotājs atstāj komentāru par lietotāja izveidoto lietu;</w:t>
       </w:r>
     </w:p>
     <w:p>
@@ -10060,131 +9850,11 @@
           <w:lang w:val="en-US"/>
         </w:rPr>
       </w:pPr>
-      <w:proofErr w:type="spellStart"/>
       <w:r>
         <w:rPr>
           <w:lang w:val="en-US"/>
         </w:rPr>
-        <w:t>lietotājs</w:t>
-      </w:r>
-      <w:proofErr w:type="spellEnd"/>
-      <w:r>
-        <w:rPr>
-          <w:lang w:val="en-US"/>
-        </w:rPr>
-        <w:t xml:space="preserve"> </w:t>
-      </w:r>
-      <w:proofErr w:type="spellStart"/>
-      <w:r>
-        <w:rPr>
-          <w:lang w:val="en-US"/>
-        </w:rPr>
-        <w:t>iegūst</w:t>
-      </w:r>
-      <w:proofErr w:type="spellEnd"/>
-      <w:r>
-        <w:rPr>
-          <w:lang w:val="en-US"/>
-        </w:rPr>
-        <w:t xml:space="preserve"> </w:t>
-      </w:r>
-      <w:proofErr w:type="spellStart"/>
-      <w:r>
-        <w:rPr>
-          <w:lang w:val="en-US"/>
-        </w:rPr>
-        <w:t>jaunu</w:t>
-      </w:r>
-      <w:proofErr w:type="spellEnd"/>
-      <w:r>
-        <w:rPr>
-          <w:lang w:val="en-US"/>
-        </w:rPr>
-        <w:t xml:space="preserve"> </w:t>
-      </w:r>
-      <w:proofErr w:type="spellStart"/>
-      <w:r>
-        <w:rPr>
-          <w:lang w:val="en-US"/>
-        </w:rPr>
-        <w:t>sasniegumu</w:t>
-      </w:r>
-      <w:proofErr w:type="spellEnd"/>
-      <w:r>
-        <w:rPr>
-          <w:lang w:val="en-US"/>
-        </w:rPr>
-        <w:t xml:space="preserve"> </w:t>
-      </w:r>
-      <w:proofErr w:type="spellStart"/>
-      <w:r>
-        <w:rPr>
-          <w:lang w:val="en-US"/>
-        </w:rPr>
-        <w:t>vai</w:t>
-      </w:r>
-      <w:proofErr w:type="spellEnd"/>
-      <w:r>
-        <w:rPr>
-          <w:lang w:val="en-US"/>
-        </w:rPr>
-        <w:t xml:space="preserve"> </w:t>
-      </w:r>
-      <w:proofErr w:type="spellStart"/>
-      <w:r>
-        <w:rPr>
-          <w:lang w:val="en-US"/>
-        </w:rPr>
-        <w:t>viņa</w:t>
-      </w:r>
-      <w:proofErr w:type="spellEnd"/>
-      <w:r>
-        <w:rPr>
-          <w:lang w:val="en-US"/>
-        </w:rPr>
-        <w:t xml:space="preserve"> </w:t>
-      </w:r>
-      <w:proofErr w:type="spellStart"/>
-      <w:r>
-        <w:rPr>
-          <w:lang w:val="en-US"/>
-        </w:rPr>
-        <w:t>rangs</w:t>
-      </w:r>
-      <w:proofErr w:type="spellEnd"/>
-      <w:r>
-        <w:rPr>
-          <w:lang w:val="en-US"/>
-        </w:rPr>
-        <w:t xml:space="preserve"> </w:t>
-      </w:r>
-      <w:proofErr w:type="spellStart"/>
-      <w:r>
-        <w:rPr>
-          <w:lang w:val="en-US"/>
-        </w:rPr>
-        <w:t>tiek</w:t>
-      </w:r>
-      <w:proofErr w:type="spellEnd"/>
-      <w:r>
-        <w:rPr>
-          <w:lang w:val="en-US"/>
-        </w:rPr>
-        <w:t xml:space="preserve"> </w:t>
-      </w:r>
-      <w:proofErr w:type="spellStart"/>
-      <w:r>
-        <w:rPr>
-          <w:lang w:val="en-US"/>
-        </w:rPr>
-        <w:t>paaugstināts</w:t>
-      </w:r>
-      <w:proofErr w:type="spellEnd"/>
-      <w:r>
-        <w:rPr>
-          <w:lang w:val="en-US"/>
-        </w:rPr>
-        <w:t>;</w:t>
+        <w:t>lietotājs iegūst jaunu sasniegumu vai viņa rangs tiek paaugstināts;</w:t>
       </w:r>
     </w:p>
     <w:p>
@@ -10201,119 +9871,7 @@
         <w:rPr>
           <w:lang w:val="en-US"/>
         </w:rPr>
-        <w:t xml:space="preserve">moderators </w:t>
-      </w:r>
-      <w:proofErr w:type="spellStart"/>
-      <w:r>
-        <w:rPr>
-          <w:lang w:val="en-US"/>
-        </w:rPr>
-        <w:t>vai</w:t>
-      </w:r>
-      <w:proofErr w:type="spellEnd"/>
-      <w:r>
-        <w:rPr>
-          <w:lang w:val="en-US"/>
-        </w:rPr>
-        <w:t xml:space="preserve"> administrators </w:t>
-      </w:r>
-      <w:proofErr w:type="spellStart"/>
-      <w:r>
-        <w:rPr>
-          <w:lang w:val="en-US"/>
-        </w:rPr>
-        <w:t>dzēš</w:t>
-      </w:r>
-      <w:proofErr w:type="spellEnd"/>
-      <w:r>
-        <w:rPr>
-          <w:lang w:val="en-US"/>
-        </w:rPr>
-        <w:t xml:space="preserve"> </w:t>
-      </w:r>
-      <w:proofErr w:type="spellStart"/>
-      <w:r>
-        <w:rPr>
-          <w:lang w:val="en-US"/>
-        </w:rPr>
-        <w:t>lietotāja</w:t>
-      </w:r>
-      <w:proofErr w:type="spellEnd"/>
-      <w:r>
-        <w:rPr>
-          <w:lang w:val="en-US"/>
-        </w:rPr>
-        <w:t xml:space="preserve"> </w:t>
-      </w:r>
-      <w:proofErr w:type="spellStart"/>
-      <w:r>
-        <w:rPr>
-          <w:lang w:val="en-US"/>
-        </w:rPr>
-        <w:t>atstāto</w:t>
-      </w:r>
-      <w:proofErr w:type="spellEnd"/>
-      <w:r>
-        <w:rPr>
-          <w:lang w:val="en-US"/>
-        </w:rPr>
-        <w:t xml:space="preserve"> </w:t>
-      </w:r>
-      <w:proofErr w:type="spellStart"/>
-      <w:r>
-        <w:rPr>
-          <w:lang w:val="en-US"/>
-        </w:rPr>
-        <w:t>vērtējumu</w:t>
-      </w:r>
-      <w:proofErr w:type="spellEnd"/>
-      <w:r>
-        <w:rPr>
-          <w:lang w:val="en-US"/>
-        </w:rPr>
-        <w:t xml:space="preserve"> </w:t>
-      </w:r>
-      <w:proofErr w:type="spellStart"/>
-      <w:r>
-        <w:rPr>
-          <w:lang w:val="en-US"/>
-        </w:rPr>
-        <w:t>neatbilstošu</w:t>
-      </w:r>
-      <w:proofErr w:type="spellEnd"/>
-      <w:r>
-        <w:rPr>
-          <w:lang w:val="en-US"/>
-        </w:rPr>
-        <w:t xml:space="preserve"> </w:t>
-      </w:r>
-      <w:proofErr w:type="spellStart"/>
-      <w:r>
-        <w:rPr>
-          <w:lang w:val="en-US"/>
-        </w:rPr>
-        <w:t>satura</w:t>
-      </w:r>
-      <w:proofErr w:type="spellEnd"/>
-      <w:r>
-        <w:rPr>
-          <w:lang w:val="en-US"/>
-        </w:rPr>
-        <w:t xml:space="preserve"> </w:t>
-      </w:r>
-      <w:proofErr w:type="spellStart"/>
-      <w:r>
-        <w:rPr>
-          <w:lang w:val="en-US"/>
-        </w:rPr>
-        <w:t>dēļ</w:t>
-      </w:r>
-      <w:proofErr w:type="spellEnd"/>
-      <w:r>
-        <w:rPr>
-          <w:lang w:val="en-US"/>
-        </w:rPr>
-        <w:t>.</w:t>
+        <w:t>moderators vai administrators dzēš lietotāja atstāto vērtējumu neatbilstošu satura dēļ.</w:t>
       </w:r>
     </w:p>
     <w:p>
@@ -11979,7 +11537,6 @@
           <w:lang w:val="en-US"/>
         </w:rPr>
       </w:pPr>
-      <w:proofErr w:type="spellStart"/>
       <w:r>
         <w:rPr>
           <w:u w:val="single"/>
@@ -11987,7 +11544,6 @@
         </w:rPr>
         <w:t>Ievaddati</w:t>
       </w:r>
-      <w:proofErr w:type="spellEnd"/>
       <w:r>
         <w:rPr>
           <w:lang w:val="en-US"/>
@@ -11999,7 +11555,6 @@
       </w:r>
     </w:p>
     <w:p>
-      <w:proofErr w:type="spellStart"/>
       <w:r>
         <w:rPr>
           <w:u w:val="single"/>
@@ -12007,7 +11562,6 @@
         </w:rPr>
         <w:t>Apstrāde</w:t>
       </w:r>
-      <w:proofErr w:type="spellEnd"/>
       <w:r>
         <w:rPr>
           <w:lang w:val="en-US"/>
@@ -13524,42 +13078,12 @@
           <w:lang w:val="en-US"/>
         </w:rPr>
       </w:pPr>
-      <w:proofErr w:type="spellStart"/>
       <w:r>
         <w:rPr>
           <w:lang w:val="en-US"/>
         </w:rPr>
-        <w:t>lietotāja</w:t>
-      </w:r>
-      <w:proofErr w:type="spellEnd"/>
-      <w:r>
-        <w:rPr>
-          <w:lang w:val="en-US"/>
-        </w:rPr>
-        <w:t xml:space="preserve"> </w:t>
-      </w:r>
-      <w:proofErr w:type="spellStart"/>
-      <w:r>
-        <w:rPr>
-          <w:lang w:val="en-US"/>
-        </w:rPr>
-        <w:t>konta</w:t>
-      </w:r>
-      <w:proofErr w:type="spellEnd"/>
-      <w:r>
-        <w:rPr>
-          <w:lang w:val="en-US"/>
-        </w:rPr>
-        <w:t xml:space="preserve"> </w:t>
-      </w:r>
-      <w:proofErr w:type="spellStart"/>
-      <w:r>
-        <w:rPr>
-          <w:lang w:val="en-US"/>
-        </w:rPr>
-        <w:t>deaktivizācija</w:t>
-      </w:r>
-      <w:proofErr w:type="spellEnd"/>
+        <w:t>lietotāja konta deaktivizācija</w:t>
+      </w:r>
       <w:r>
         <w:rPr>
           <w:lang w:val="en-US"/>
@@ -13578,75 +13102,11 @@
           <w:lang w:val="en-US"/>
         </w:rPr>
       </w:pPr>
-      <w:proofErr w:type="spellStart"/>
       <w:r>
         <w:rPr>
           <w:lang w:val="en-US"/>
         </w:rPr>
-        <w:t>moderatora</w:t>
-      </w:r>
-      <w:proofErr w:type="spellEnd"/>
-      <w:r>
-        <w:rPr>
-          <w:lang w:val="en-US"/>
-        </w:rPr>
-        <w:t xml:space="preserve"> </w:t>
-      </w:r>
-      <w:proofErr w:type="spellStart"/>
-      <w:r>
-        <w:rPr>
-          <w:lang w:val="en-US"/>
-        </w:rPr>
-        <w:t>pievienošana</w:t>
-      </w:r>
-      <w:proofErr w:type="spellEnd"/>
-      <w:r>
-        <w:rPr>
-          <w:lang w:val="en-US"/>
-        </w:rPr>
-        <w:t xml:space="preserve">, </w:t>
-      </w:r>
-      <w:proofErr w:type="spellStart"/>
-      <w:r>
-        <w:rPr>
-          <w:lang w:val="en-US"/>
-        </w:rPr>
-        <w:t>rediģēšana</w:t>
-      </w:r>
-      <w:proofErr w:type="spellEnd"/>
-      <w:r>
-        <w:rPr>
-          <w:lang w:val="en-US"/>
-        </w:rPr>
-        <w:t xml:space="preserve"> un </w:t>
-      </w:r>
-      <w:proofErr w:type="spellStart"/>
-      <w:r>
-        <w:rPr>
-          <w:lang w:val="en-US"/>
-        </w:rPr>
-        <w:t>deaktivizācija</w:t>
-      </w:r>
-      <w:proofErr w:type="spellEnd"/>
-      <w:r>
-        <w:rPr>
-          <w:lang w:val="en-US"/>
-        </w:rPr>
-        <w:t xml:space="preserve"> (</w:t>
-      </w:r>
-      <w:proofErr w:type="spellStart"/>
-      <w:r>
-        <w:rPr>
-          <w:lang w:val="en-US"/>
-        </w:rPr>
-        <w:t>tikai</w:t>
-      </w:r>
-      <w:proofErr w:type="spellEnd"/>
-      <w:r>
-        <w:rPr>
-          <w:lang w:val="en-US"/>
-        </w:rPr>
-        <w:t xml:space="preserve"> administrators);</w:t>
+        <w:t>moderatora pievienošana, rediģēšana un deaktivizācija (tikai administrators);</w:t>
       </w:r>
     </w:p>
     <w:p>
@@ -13660,70 +13120,12 @@
           <w:lang w:val="en-US"/>
         </w:rPr>
       </w:pPr>
-      <w:proofErr w:type="spellStart"/>
       <w:r>
         <w:rPr>
           <w:lang w:val="en-US"/>
         </w:rPr>
-        <w:t>lietas</w:t>
-      </w:r>
-      <w:proofErr w:type="spellEnd"/>
-      <w:r>
-        <w:rPr>
-          <w:lang w:val="en-US"/>
-        </w:rPr>
-        <w:t xml:space="preserve"> </w:t>
-      </w:r>
-      <w:proofErr w:type="spellStart"/>
-      <w:r>
-        <w:rPr>
-          <w:lang w:val="en-US"/>
-        </w:rPr>
-        <w:t>apstiprināšana</w:t>
-      </w:r>
-      <w:proofErr w:type="spellEnd"/>
-      <w:r>
-        <w:rPr>
-          <w:lang w:val="en-US"/>
-        </w:rPr>
-        <w:t xml:space="preserve">, </w:t>
-      </w:r>
-      <w:proofErr w:type="spellStart"/>
-      <w:r>
-        <w:rPr>
-          <w:lang w:val="en-US"/>
-        </w:rPr>
-        <w:t>noraidīšana</w:t>
-      </w:r>
-      <w:proofErr w:type="spellEnd"/>
-      <w:r>
-        <w:rPr>
-          <w:lang w:val="en-US"/>
-        </w:rPr>
-        <w:t xml:space="preserve">, </w:t>
-      </w:r>
-      <w:proofErr w:type="spellStart"/>
-      <w:r>
-        <w:rPr>
-          <w:lang w:val="en-US"/>
-        </w:rPr>
-        <w:t>rediģēšana</w:t>
-      </w:r>
-      <w:proofErr w:type="spellEnd"/>
-      <w:r>
-        <w:rPr>
-          <w:lang w:val="en-US"/>
-        </w:rPr>
-        <w:t xml:space="preserve"> un </w:t>
-      </w:r>
-      <w:proofErr w:type="spellStart"/>
-      <w:r>
-        <w:rPr>
-          <w:lang w:val="en-US"/>
-        </w:rPr>
-        <w:t>dzēšana</w:t>
-      </w:r>
-      <w:proofErr w:type="spellEnd"/>
+        <w:t>lietas apstiprināšana, noraidīšana, rediģēšana un dzēšana</w:t>
+      </w:r>
       <w:r>
         <w:rPr>
           <w:lang w:val="en-US"/>
@@ -13742,84 +13144,12 @@
           <w:lang w:val="en-US"/>
         </w:rPr>
       </w:pPr>
-      <w:proofErr w:type="spellStart"/>
       <w:r>
         <w:rPr>
           <w:lang w:val="en-US"/>
         </w:rPr>
-        <w:t>žanru</w:t>
-      </w:r>
-      <w:proofErr w:type="spellEnd"/>
-      <w:r>
-        <w:rPr>
-          <w:lang w:val="en-US"/>
-        </w:rPr>
-        <w:t xml:space="preserve">, </w:t>
-      </w:r>
-      <w:proofErr w:type="spellStart"/>
-      <w:r>
-        <w:rPr>
-          <w:lang w:val="en-US"/>
-        </w:rPr>
-        <w:t>sasniegumu</w:t>
-      </w:r>
-      <w:proofErr w:type="spellEnd"/>
-      <w:r>
-        <w:rPr>
-          <w:lang w:val="en-US"/>
-        </w:rPr>
-        <w:t xml:space="preserve"> un </w:t>
-      </w:r>
-      <w:proofErr w:type="spellStart"/>
-      <w:r>
-        <w:rPr>
-          <w:lang w:val="en-US"/>
-        </w:rPr>
-        <w:t>rangu</w:t>
-      </w:r>
-      <w:proofErr w:type="spellEnd"/>
-      <w:r>
-        <w:rPr>
-          <w:lang w:val="en-US"/>
-        </w:rPr>
-        <w:t xml:space="preserve"> </w:t>
-      </w:r>
-      <w:proofErr w:type="spellStart"/>
-      <w:r>
-        <w:rPr>
-          <w:lang w:val="en-US"/>
-        </w:rPr>
-        <w:t>pievienošana</w:t>
-      </w:r>
-      <w:proofErr w:type="spellEnd"/>
-      <w:r>
-        <w:rPr>
-          <w:lang w:val="en-US"/>
-        </w:rPr>
-        <w:t xml:space="preserve">, </w:t>
-      </w:r>
-      <w:proofErr w:type="spellStart"/>
-      <w:r>
-        <w:rPr>
-          <w:lang w:val="en-US"/>
-        </w:rPr>
-        <w:t>rediģēšana</w:t>
-      </w:r>
-      <w:proofErr w:type="spellEnd"/>
-      <w:r>
-        <w:rPr>
-          <w:lang w:val="en-US"/>
-        </w:rPr>
-        <w:t xml:space="preserve"> un </w:t>
-      </w:r>
-      <w:proofErr w:type="spellStart"/>
-      <w:r>
-        <w:rPr>
-          <w:lang w:val="en-US"/>
-        </w:rPr>
-        <w:t>dzēšana</w:t>
-      </w:r>
-      <w:proofErr w:type="spellEnd"/>
+        <w:t>žanru, sasniegumu un rangu pievienošana, rediģēšana un dzēšana</w:t>
+      </w:r>
       <w:r>
         <w:rPr>
           <w:lang w:val="en-US"/>
@@ -13859,56 +13189,12 @@
           <w:lang w:val="en-US"/>
         </w:rPr>
       </w:pPr>
-      <w:proofErr w:type="spellStart"/>
       <w:r>
         <w:rPr>
           <w:lang w:val="en-US"/>
         </w:rPr>
-        <w:t>jebkura</w:t>
-      </w:r>
-      <w:proofErr w:type="spellEnd"/>
-      <w:r>
-        <w:rPr>
-          <w:lang w:val="en-US"/>
-        </w:rPr>
-        <w:t xml:space="preserve"> </w:t>
-      </w:r>
-      <w:proofErr w:type="spellStart"/>
-      <w:r>
-        <w:rPr>
-          <w:lang w:val="en-US"/>
-        </w:rPr>
-        <w:t>lietotāja</w:t>
-      </w:r>
-      <w:proofErr w:type="spellEnd"/>
-      <w:r>
-        <w:rPr>
-          <w:lang w:val="en-US"/>
-        </w:rPr>
-        <w:t xml:space="preserve"> </w:t>
-      </w:r>
-      <w:proofErr w:type="spellStart"/>
-      <w:r>
-        <w:rPr>
-          <w:lang w:val="en-US"/>
-        </w:rPr>
-        <w:t>vērtējuma</w:t>
-      </w:r>
-      <w:proofErr w:type="spellEnd"/>
-      <w:r>
-        <w:rPr>
-          <w:lang w:val="en-US"/>
-        </w:rPr>
-        <w:t xml:space="preserve"> </w:t>
-      </w:r>
-      <w:proofErr w:type="spellStart"/>
-      <w:r>
-        <w:rPr>
-          <w:lang w:val="en-US"/>
-        </w:rPr>
-        <w:t>dzēšana</w:t>
-      </w:r>
-      <w:proofErr w:type="spellEnd"/>
+        <w:t>jebkura lietotāja vērtējuma dzēšana</w:t>
+      </w:r>
       <w:r>
         <w:rPr>
           <w:lang w:val="en-US"/>
@@ -15898,7 +15184,13 @@
     </w:p>
     <w:p>
       <w:r>
-        <w:t xml:space="preserve">Sistēmas struktūra attēlo trīs galvenos slāņus: frontend, backend un datu bāzi. Frontend nodrošina lietotāja interfeisu un mijiedarbību ar sistēmu, izmantojot tīmekļa tehnoloģijas. Backend, kas realizēts ar PHP, apstrādā pieprasījumus un nodrošina sistēmas loģiku, sadalītu vairākos moduļos. Datu glabāšanai tiek izmantota MariaDB datu bāze, kurā tiek uzkrāti visi sistēmas dati. Visi komponenti savstarpēji sadarbojas, nodrošinot pilnvērtīgu sistēmas darbību. </w:t>
+        <w:t>Sistēmas struktūra attēlo trīs galvenos slāņus: frontend, backend un datu bāzi. Frontend nodrošina lietotāja interfeisu un mijiedarbību ar sistēmu, izmantojot tīmekļa tehnoloģijas. Backend, kas realizēts ar PHP, apstrādā pieprasījumus un nodrošina sistēmas loģiku, sadalītu vairākos moduļos. Datu glabāšanai tiek izmantota</w:t>
+      </w:r>
+      <w:r>
+        <w:t xml:space="preserve"> </w:t>
+      </w:r>
+      <w:r>
+        <w:t xml:space="preserve">datu bāze, kurā tiek uzkrāti visi sistēmas dati. Visi komponenti savstarpēji sadarbojas, nodrošinot pilnvērtīgu sistēmas darbību. </w:t>
       </w:r>
       <w:r>
         <w:rPr>
@@ -44422,6 +43714,7 @@
   <w:style w:type="character" w:default="1" w:styleId="DefaultParagraphFont">
     <w:name w:val="Default Paragraph Font"/>
     <w:uiPriority w:val="1"/>
+    <w:semiHidden/>
     <w:unhideWhenUsed/>
   </w:style>
   <w:style w:type="table" w:default="1" w:styleId="TableNormal">

--- a/dokumentFedotova.docx
+++ b/dokumentFedotova.docx
@@ -12,9 +12,6 @@
         </w:rPr>
       </w:pPr>
       <w:r>
-        <w:rPr>
-          <w:noProof/>
-        </w:rPr>
         <w:drawing>
           <wp:inline distT="0" distB="0" distL="0" distR="0" wp14:anchorId="73E0FAAF" wp14:editId="57ED0BF2">
             <wp:extent cx="2848347" cy="573024"/>
@@ -383,9 +380,8 @@
             <w:pStyle w:val="TOC1"/>
             <w:rPr>
               <w:rFonts w:asciiTheme="minorHAnsi" w:eastAsiaTheme="minorEastAsia" w:hAnsiTheme="minorHAnsi"/>
-              <w:noProof/>
               <w:color w:val="auto"/>
-              <w:lang w:val="ru-RU" w:eastAsia="ru-RU"/>
+              <w:lang w:eastAsia="ru-RU"/>
             </w:rPr>
           </w:pPr>
           <w:r>
@@ -401,54 +397,46 @@
             <w:r>
               <w:rPr>
                 <w:rStyle w:val="Hyperlink"/>
-                <w:noProof/>
               </w:rPr>
               <w:t>Ievads</w:t>
             </w:r>
             <w:r>
               <w:rPr>
-                <w:noProof/>
                 <w:webHidden/>
               </w:rPr>
               <w:tab/>
             </w:r>
             <w:r>
               <w:rPr>
-                <w:noProof/>
                 <w:webHidden/>
               </w:rPr>
               <w:fldChar w:fldCharType="begin"/>
             </w:r>
             <w:r>
               <w:rPr>
-                <w:noProof/>
                 <w:webHidden/>
               </w:rPr>
               <w:instrText xml:space="preserve"> PAGEREF _Toc213439980 \h </w:instrText>
             </w:r>
             <w:r>
               <w:rPr>
-                <w:noProof/>
                 <w:webHidden/>
               </w:rPr>
             </w:r>
             <w:r>
               <w:rPr>
-                <w:noProof/>
                 <w:webHidden/>
               </w:rPr>
               <w:fldChar w:fldCharType="separate"/>
             </w:r>
             <w:r>
               <w:rPr>
-                <w:noProof/>
                 <w:webHidden/>
               </w:rPr>
               <w:t>4</w:t>
             </w:r>
             <w:r>
               <w:rPr>
-                <w:noProof/>
                 <w:webHidden/>
               </w:rPr>
               <w:fldChar w:fldCharType="end"/>
@@ -460,63 +448,54 @@
             <w:pStyle w:val="TOC1"/>
             <w:rPr>
               <w:rFonts w:asciiTheme="minorHAnsi" w:eastAsiaTheme="minorEastAsia" w:hAnsiTheme="minorHAnsi"/>
-              <w:noProof/>
               <w:color w:val="auto"/>
-              <w:lang w:val="ru-RU" w:eastAsia="ru-RU"/>
+              <w:lang w:eastAsia="ru-RU"/>
             </w:rPr>
           </w:pPr>
           <w:hyperlink w:anchor="_Toc213439981" w:history="1">
             <w:r>
               <w:rPr>
                 <w:rStyle w:val="Hyperlink"/>
-                <w:noProof/>
               </w:rPr>
               <w:t>1. Uzdevuma formulējums</w:t>
             </w:r>
             <w:r>
               <w:rPr>
-                <w:noProof/>
                 <w:webHidden/>
               </w:rPr>
               <w:tab/>
             </w:r>
             <w:r>
               <w:rPr>
-                <w:noProof/>
                 <w:webHidden/>
               </w:rPr>
               <w:fldChar w:fldCharType="begin"/>
             </w:r>
             <w:r>
               <w:rPr>
-                <w:noProof/>
                 <w:webHidden/>
               </w:rPr>
               <w:instrText xml:space="preserve"> PAGEREF _Toc213439981 \h </w:instrText>
             </w:r>
             <w:r>
               <w:rPr>
-                <w:noProof/>
                 <w:webHidden/>
               </w:rPr>
             </w:r>
             <w:r>
               <w:rPr>
-                <w:noProof/>
                 <w:webHidden/>
               </w:rPr>
               <w:fldChar w:fldCharType="separate"/>
             </w:r>
             <w:r>
               <w:rPr>
-                <w:noProof/>
                 <w:webHidden/>
               </w:rPr>
               <w:t>5</w:t>
             </w:r>
             <w:r>
               <w:rPr>
-                <w:noProof/>
                 <w:webHidden/>
               </w:rPr>
               <w:fldChar w:fldCharType="end"/>
@@ -528,63 +507,54 @@
             <w:pStyle w:val="TOC1"/>
             <w:rPr>
               <w:rFonts w:asciiTheme="minorHAnsi" w:eastAsiaTheme="minorEastAsia" w:hAnsiTheme="minorHAnsi"/>
-              <w:noProof/>
               <w:color w:val="auto"/>
-              <w:lang w:val="ru-RU" w:eastAsia="ru-RU"/>
+              <w:lang w:eastAsia="ru-RU"/>
             </w:rPr>
           </w:pPr>
           <w:hyperlink w:anchor="_Toc213439982" w:history="1">
             <w:r>
               <w:rPr>
                 <w:rStyle w:val="Hyperlink"/>
-                <w:noProof/>
               </w:rPr>
               <w:t>2. Programmatūras prasību specifikācija</w:t>
             </w:r>
             <w:r>
               <w:rPr>
-                <w:noProof/>
                 <w:webHidden/>
               </w:rPr>
               <w:tab/>
             </w:r>
             <w:r>
               <w:rPr>
-                <w:noProof/>
                 <w:webHidden/>
               </w:rPr>
               <w:fldChar w:fldCharType="begin"/>
             </w:r>
             <w:r>
               <w:rPr>
-                <w:noProof/>
                 <w:webHidden/>
               </w:rPr>
               <w:instrText xml:space="preserve"> PAGEREF _Toc213439982 \h </w:instrText>
             </w:r>
             <w:r>
               <w:rPr>
-                <w:noProof/>
                 <w:webHidden/>
               </w:rPr>
             </w:r>
             <w:r>
               <w:rPr>
-                <w:noProof/>
                 <w:webHidden/>
               </w:rPr>
               <w:fldChar w:fldCharType="separate"/>
             </w:r>
             <w:r>
               <w:rPr>
-                <w:noProof/>
                 <w:webHidden/>
               </w:rPr>
               <w:t>6</w:t>
             </w:r>
             <w:r>
               <w:rPr>
-                <w:noProof/>
                 <w:webHidden/>
               </w:rPr>
               <w:fldChar w:fldCharType="end"/>
@@ -596,63 +566,54 @@
             <w:pStyle w:val="TOC2"/>
             <w:rPr>
               <w:rFonts w:asciiTheme="minorHAnsi" w:eastAsiaTheme="minorEastAsia" w:hAnsiTheme="minorHAnsi"/>
-              <w:noProof/>
               <w:color w:val="auto"/>
-              <w:lang w:val="ru-RU" w:eastAsia="ru-RU"/>
+              <w:lang w:eastAsia="ru-RU"/>
             </w:rPr>
           </w:pPr>
           <w:hyperlink w:anchor="_Toc213439983" w:history="1">
             <w:r>
               <w:rPr>
                 <w:rStyle w:val="Hyperlink"/>
-                <w:noProof/>
               </w:rPr>
               <w:t>2.1. Produkta perspektīva</w:t>
             </w:r>
             <w:r>
               <w:rPr>
-                <w:noProof/>
                 <w:webHidden/>
               </w:rPr>
               <w:tab/>
             </w:r>
             <w:r>
               <w:rPr>
-                <w:noProof/>
                 <w:webHidden/>
               </w:rPr>
               <w:fldChar w:fldCharType="begin"/>
             </w:r>
             <w:r>
               <w:rPr>
-                <w:noProof/>
                 <w:webHidden/>
               </w:rPr>
               <w:instrText xml:space="preserve"> PAGEREF _Toc213439983 \h </w:instrText>
             </w:r>
             <w:r>
               <w:rPr>
-                <w:noProof/>
                 <w:webHidden/>
               </w:rPr>
             </w:r>
             <w:r>
               <w:rPr>
-                <w:noProof/>
                 <w:webHidden/>
               </w:rPr>
               <w:fldChar w:fldCharType="separate"/>
             </w:r>
             <w:r>
               <w:rPr>
-                <w:noProof/>
                 <w:webHidden/>
               </w:rPr>
               <w:t>6</w:t>
             </w:r>
             <w:r>
               <w:rPr>
-                <w:noProof/>
                 <w:webHidden/>
               </w:rPr>
               <w:fldChar w:fldCharType="end"/>
@@ -664,63 +625,54 @@
             <w:pStyle w:val="TOC2"/>
             <w:rPr>
               <w:rFonts w:asciiTheme="minorHAnsi" w:eastAsiaTheme="minorEastAsia" w:hAnsiTheme="minorHAnsi"/>
-              <w:noProof/>
               <w:color w:val="auto"/>
-              <w:lang w:val="ru-RU" w:eastAsia="ru-RU"/>
+              <w:lang w:eastAsia="ru-RU"/>
             </w:rPr>
           </w:pPr>
           <w:hyperlink w:anchor="_Toc213439984" w:history="1">
             <w:r>
               <w:rPr>
                 <w:rStyle w:val="Hyperlink"/>
-                <w:noProof/>
               </w:rPr>
               <w:t>2.2. Sistēmas funkcionālās prasības</w:t>
             </w:r>
             <w:r>
               <w:rPr>
-                <w:noProof/>
                 <w:webHidden/>
               </w:rPr>
               <w:tab/>
             </w:r>
             <w:r>
               <w:rPr>
-                <w:noProof/>
                 <w:webHidden/>
               </w:rPr>
               <w:fldChar w:fldCharType="begin"/>
             </w:r>
             <w:r>
               <w:rPr>
-                <w:noProof/>
                 <w:webHidden/>
               </w:rPr>
               <w:instrText xml:space="preserve"> PAGEREF _Toc213439984 \h </w:instrText>
             </w:r>
             <w:r>
               <w:rPr>
-                <w:noProof/>
                 <w:webHidden/>
               </w:rPr>
             </w:r>
             <w:r>
               <w:rPr>
-                <w:noProof/>
                 <w:webHidden/>
               </w:rPr>
               <w:fldChar w:fldCharType="separate"/>
             </w:r>
             <w:r>
               <w:rPr>
-                <w:noProof/>
                 <w:webHidden/>
               </w:rPr>
               <w:t>6</w:t>
             </w:r>
             <w:r>
               <w:rPr>
-                <w:noProof/>
                 <w:webHidden/>
               </w:rPr>
               <w:fldChar w:fldCharType="end"/>
@@ -735,63 +687,54 @@
             </w:tabs>
             <w:rPr>
               <w:rFonts w:asciiTheme="minorHAnsi" w:eastAsiaTheme="minorEastAsia" w:hAnsiTheme="minorHAnsi"/>
-              <w:noProof/>
               <w:color w:val="auto"/>
-              <w:lang w:val="ru-RU" w:eastAsia="ru-RU"/>
+              <w:lang w:eastAsia="ru-RU"/>
             </w:rPr>
           </w:pPr>
           <w:hyperlink w:anchor="_Toc213439985" w:history="1">
             <w:r>
               <w:rPr>
                 <w:rStyle w:val="Hyperlink"/>
-                <w:noProof/>
               </w:rPr>
               <w:t>2.2.1. Neautorizētiem lietotājiem</w:t>
             </w:r>
             <w:r>
               <w:rPr>
-                <w:noProof/>
                 <w:webHidden/>
               </w:rPr>
               <w:tab/>
             </w:r>
             <w:r>
               <w:rPr>
-                <w:noProof/>
                 <w:webHidden/>
               </w:rPr>
               <w:fldChar w:fldCharType="begin"/>
             </w:r>
             <w:r>
               <w:rPr>
-                <w:noProof/>
                 <w:webHidden/>
               </w:rPr>
               <w:instrText xml:space="preserve"> PAGEREF _Toc213439985 \h </w:instrText>
             </w:r>
             <w:r>
               <w:rPr>
-                <w:noProof/>
                 <w:webHidden/>
               </w:rPr>
             </w:r>
             <w:r>
               <w:rPr>
-                <w:noProof/>
                 <w:webHidden/>
               </w:rPr>
               <w:fldChar w:fldCharType="separate"/>
             </w:r>
             <w:r>
               <w:rPr>
-                <w:noProof/>
                 <w:webHidden/>
               </w:rPr>
               <w:t>6</w:t>
             </w:r>
             <w:r>
               <w:rPr>
-                <w:noProof/>
                 <w:webHidden/>
               </w:rPr>
               <w:fldChar w:fldCharType="end"/>
@@ -806,63 +749,54 @@
             </w:tabs>
             <w:rPr>
               <w:rFonts w:asciiTheme="minorHAnsi" w:eastAsiaTheme="minorEastAsia" w:hAnsiTheme="minorHAnsi"/>
-              <w:noProof/>
               <w:color w:val="auto"/>
-              <w:lang w:val="ru-RU" w:eastAsia="ru-RU"/>
+              <w:lang w:eastAsia="ru-RU"/>
             </w:rPr>
           </w:pPr>
           <w:hyperlink w:anchor="_Toc213439986" w:history="1">
             <w:r>
               <w:rPr>
                 <w:rStyle w:val="Hyperlink"/>
-                <w:noProof/>
               </w:rPr>
               <w:t>2.2.2. Autorizētiem lietotājiem</w:t>
             </w:r>
             <w:r>
               <w:rPr>
-                <w:noProof/>
                 <w:webHidden/>
               </w:rPr>
               <w:tab/>
             </w:r>
             <w:r>
               <w:rPr>
-                <w:noProof/>
                 <w:webHidden/>
               </w:rPr>
               <w:fldChar w:fldCharType="begin"/>
             </w:r>
             <w:r>
               <w:rPr>
-                <w:noProof/>
                 <w:webHidden/>
               </w:rPr>
               <w:instrText xml:space="preserve"> PAGEREF _Toc213439986 \h </w:instrText>
             </w:r>
             <w:r>
               <w:rPr>
-                <w:noProof/>
                 <w:webHidden/>
               </w:rPr>
             </w:r>
             <w:r>
               <w:rPr>
-                <w:noProof/>
                 <w:webHidden/>
               </w:rPr>
               <w:fldChar w:fldCharType="separate"/>
             </w:r>
             <w:r>
               <w:rPr>
-                <w:noProof/>
                 <w:webHidden/>
               </w:rPr>
               <w:t>7</w:t>
             </w:r>
             <w:r>
               <w:rPr>
-                <w:noProof/>
                 <w:webHidden/>
               </w:rPr>
               <w:fldChar w:fldCharType="end"/>
@@ -877,63 +811,54 @@
             </w:tabs>
             <w:rPr>
               <w:rFonts w:asciiTheme="minorHAnsi" w:eastAsiaTheme="minorEastAsia" w:hAnsiTheme="minorHAnsi"/>
-              <w:noProof/>
               <w:color w:val="auto"/>
-              <w:lang w:val="ru-RU" w:eastAsia="ru-RU"/>
+              <w:lang w:eastAsia="ru-RU"/>
             </w:rPr>
           </w:pPr>
           <w:hyperlink w:anchor="_Toc213439987" w:history="1">
             <w:r>
               <w:rPr>
                 <w:rStyle w:val="Hyperlink"/>
-                <w:noProof/>
               </w:rPr>
               <w:t>2.2.3. Moderatoram</w:t>
             </w:r>
             <w:r>
               <w:rPr>
-                <w:noProof/>
                 <w:webHidden/>
               </w:rPr>
               <w:tab/>
             </w:r>
             <w:r>
               <w:rPr>
-                <w:noProof/>
                 <w:webHidden/>
               </w:rPr>
               <w:fldChar w:fldCharType="begin"/>
             </w:r>
             <w:r>
               <w:rPr>
-                <w:noProof/>
                 <w:webHidden/>
               </w:rPr>
               <w:instrText xml:space="preserve"> PAGEREF _Toc213439987 \h </w:instrText>
             </w:r>
             <w:r>
               <w:rPr>
-                <w:noProof/>
                 <w:webHidden/>
               </w:rPr>
             </w:r>
             <w:r>
               <w:rPr>
-                <w:noProof/>
                 <w:webHidden/>
               </w:rPr>
               <w:fldChar w:fldCharType="separate"/>
             </w:r>
             <w:r>
               <w:rPr>
-                <w:noProof/>
                 <w:webHidden/>
               </w:rPr>
               <w:t>11</w:t>
             </w:r>
             <w:r>
               <w:rPr>
-                <w:noProof/>
                 <w:webHidden/>
               </w:rPr>
               <w:fldChar w:fldCharType="end"/>
@@ -948,63 +873,54 @@
             </w:tabs>
             <w:rPr>
               <w:rFonts w:asciiTheme="minorHAnsi" w:eastAsiaTheme="minorEastAsia" w:hAnsiTheme="minorHAnsi"/>
-              <w:noProof/>
               <w:color w:val="auto"/>
-              <w:lang w:val="ru-RU" w:eastAsia="ru-RU"/>
+              <w:lang w:eastAsia="ru-RU"/>
             </w:rPr>
           </w:pPr>
           <w:hyperlink w:anchor="_Toc213439988" w:history="1">
             <w:r>
               <w:rPr>
                 <w:rStyle w:val="Hyperlink"/>
-                <w:noProof/>
               </w:rPr>
               <w:t>2.2.4. Administratoram (PAPILDINAT)</w:t>
             </w:r>
             <w:r>
               <w:rPr>
-                <w:noProof/>
                 <w:webHidden/>
               </w:rPr>
               <w:tab/>
             </w:r>
             <w:r>
               <w:rPr>
-                <w:noProof/>
                 <w:webHidden/>
               </w:rPr>
               <w:fldChar w:fldCharType="begin"/>
             </w:r>
             <w:r>
               <w:rPr>
-                <w:noProof/>
                 <w:webHidden/>
               </w:rPr>
               <w:instrText xml:space="preserve"> PAGEREF _Toc213439988 \h </w:instrText>
             </w:r>
             <w:r>
               <w:rPr>
-                <w:noProof/>
                 <w:webHidden/>
               </w:rPr>
             </w:r>
             <w:r>
               <w:rPr>
-                <w:noProof/>
                 <w:webHidden/>
               </w:rPr>
               <w:fldChar w:fldCharType="separate"/>
             </w:r>
             <w:r>
               <w:rPr>
-                <w:noProof/>
                 <w:webHidden/>
               </w:rPr>
               <w:t>12</w:t>
             </w:r>
             <w:r>
               <w:rPr>
-                <w:noProof/>
                 <w:webHidden/>
               </w:rPr>
               <w:fldChar w:fldCharType="end"/>
@@ -1016,63 +932,54 @@
             <w:pStyle w:val="TOC2"/>
             <w:rPr>
               <w:rFonts w:asciiTheme="minorHAnsi" w:eastAsiaTheme="minorEastAsia" w:hAnsiTheme="minorHAnsi"/>
-              <w:noProof/>
               <w:color w:val="auto"/>
-              <w:lang w:val="ru-RU" w:eastAsia="ru-RU"/>
+              <w:lang w:eastAsia="ru-RU"/>
             </w:rPr>
           </w:pPr>
           <w:hyperlink w:anchor="_Toc213439989" w:history="1">
             <w:r>
               <w:rPr>
                 <w:rStyle w:val="Hyperlink"/>
-                <w:noProof/>
               </w:rPr>
               <w:t>2.3. Sistēmas nefunkcionālās prasības</w:t>
             </w:r>
             <w:r>
               <w:rPr>
-                <w:noProof/>
                 <w:webHidden/>
               </w:rPr>
               <w:tab/>
             </w:r>
             <w:r>
               <w:rPr>
-                <w:noProof/>
                 <w:webHidden/>
               </w:rPr>
               <w:fldChar w:fldCharType="begin"/>
             </w:r>
             <w:r>
               <w:rPr>
-                <w:noProof/>
                 <w:webHidden/>
               </w:rPr>
               <w:instrText xml:space="preserve"> PAGEREF _Toc213439989 \h </w:instrText>
             </w:r>
             <w:r>
               <w:rPr>
-                <w:noProof/>
                 <w:webHidden/>
               </w:rPr>
             </w:r>
             <w:r>
               <w:rPr>
-                <w:noProof/>
                 <w:webHidden/>
               </w:rPr>
               <w:fldChar w:fldCharType="separate"/>
             </w:r>
             <w:r>
               <w:rPr>
-                <w:noProof/>
                 <w:webHidden/>
               </w:rPr>
               <w:t>13</w:t>
             </w:r>
             <w:r>
               <w:rPr>
-                <w:noProof/>
                 <w:webHidden/>
               </w:rPr>
               <w:fldChar w:fldCharType="end"/>
@@ -1087,63 +994,54 @@
             </w:tabs>
             <w:rPr>
               <w:rFonts w:asciiTheme="minorHAnsi" w:eastAsiaTheme="minorEastAsia" w:hAnsiTheme="minorHAnsi"/>
-              <w:noProof/>
               <w:color w:val="auto"/>
-              <w:lang w:val="ru-RU" w:eastAsia="ru-RU"/>
+              <w:lang w:eastAsia="ru-RU"/>
             </w:rPr>
           </w:pPr>
           <w:hyperlink w:anchor="_Toc213439990" w:history="1">
             <w:r>
               <w:rPr>
                 <w:rStyle w:val="Hyperlink"/>
-                <w:noProof/>
               </w:rPr>
               <w:t>2.3.1. Veiktspējas prasības</w:t>
             </w:r>
             <w:r>
               <w:rPr>
-                <w:noProof/>
                 <w:webHidden/>
               </w:rPr>
               <w:tab/>
             </w:r>
             <w:r>
               <w:rPr>
-                <w:noProof/>
                 <w:webHidden/>
               </w:rPr>
               <w:fldChar w:fldCharType="begin"/>
             </w:r>
             <w:r>
               <w:rPr>
-                <w:noProof/>
                 <w:webHidden/>
               </w:rPr>
               <w:instrText xml:space="preserve"> PAGEREF _Toc213439990 \h </w:instrText>
             </w:r>
             <w:r>
               <w:rPr>
-                <w:noProof/>
                 <w:webHidden/>
               </w:rPr>
             </w:r>
             <w:r>
               <w:rPr>
-                <w:noProof/>
                 <w:webHidden/>
               </w:rPr>
               <w:fldChar w:fldCharType="separate"/>
             </w:r>
             <w:r>
               <w:rPr>
-                <w:noProof/>
                 <w:webHidden/>
               </w:rPr>
               <w:t>13</w:t>
             </w:r>
             <w:r>
               <w:rPr>
-                <w:noProof/>
                 <w:webHidden/>
               </w:rPr>
               <w:fldChar w:fldCharType="end"/>
@@ -1158,63 +1056,54 @@
             </w:tabs>
             <w:rPr>
               <w:rFonts w:asciiTheme="minorHAnsi" w:eastAsiaTheme="minorEastAsia" w:hAnsiTheme="minorHAnsi"/>
-              <w:noProof/>
               <w:color w:val="auto"/>
-              <w:lang w:val="ru-RU" w:eastAsia="ru-RU"/>
+              <w:lang w:eastAsia="ru-RU"/>
             </w:rPr>
           </w:pPr>
           <w:hyperlink w:anchor="_Toc213439991" w:history="1">
             <w:r>
               <w:rPr>
                 <w:rStyle w:val="Hyperlink"/>
-                <w:noProof/>
               </w:rPr>
               <w:t>2.3.2. Projekta tehniskie ierobežojumi</w:t>
             </w:r>
             <w:r>
               <w:rPr>
-                <w:noProof/>
                 <w:webHidden/>
               </w:rPr>
               <w:tab/>
             </w:r>
             <w:r>
               <w:rPr>
-                <w:noProof/>
                 <w:webHidden/>
               </w:rPr>
               <w:fldChar w:fldCharType="begin"/>
             </w:r>
             <w:r>
               <w:rPr>
-                <w:noProof/>
                 <w:webHidden/>
               </w:rPr>
               <w:instrText xml:space="preserve"> PAGEREF _Toc213439991 \h </w:instrText>
             </w:r>
             <w:r>
               <w:rPr>
-                <w:noProof/>
                 <w:webHidden/>
               </w:rPr>
             </w:r>
             <w:r>
               <w:rPr>
-                <w:noProof/>
                 <w:webHidden/>
               </w:rPr>
               <w:fldChar w:fldCharType="separate"/>
             </w:r>
             <w:r>
               <w:rPr>
-                <w:noProof/>
                 <w:webHidden/>
               </w:rPr>
               <w:t>13</w:t>
             </w:r>
             <w:r>
               <w:rPr>
-                <w:noProof/>
                 <w:webHidden/>
               </w:rPr>
               <w:fldChar w:fldCharType="end"/>
@@ -1229,63 +1118,54 @@
             </w:tabs>
             <w:rPr>
               <w:rFonts w:asciiTheme="minorHAnsi" w:eastAsiaTheme="minorEastAsia" w:hAnsiTheme="minorHAnsi"/>
-              <w:noProof/>
               <w:color w:val="auto"/>
-              <w:lang w:val="ru-RU" w:eastAsia="ru-RU"/>
+              <w:lang w:eastAsia="ru-RU"/>
             </w:rPr>
           </w:pPr>
           <w:hyperlink w:anchor="_Toc213439992" w:history="1">
             <w:r>
               <w:rPr>
                 <w:rStyle w:val="Hyperlink"/>
-                <w:noProof/>
               </w:rPr>
               <w:t>2.3.3. Lietotāja saskarnes prasības</w:t>
             </w:r>
             <w:r>
               <w:rPr>
-                <w:noProof/>
                 <w:webHidden/>
               </w:rPr>
               <w:tab/>
             </w:r>
             <w:r>
               <w:rPr>
-                <w:noProof/>
                 <w:webHidden/>
               </w:rPr>
               <w:fldChar w:fldCharType="begin"/>
             </w:r>
             <w:r>
               <w:rPr>
-                <w:noProof/>
                 <w:webHidden/>
               </w:rPr>
               <w:instrText xml:space="preserve"> PAGEREF _Toc213439992 \h </w:instrText>
             </w:r>
             <w:r>
               <w:rPr>
-                <w:noProof/>
                 <w:webHidden/>
               </w:rPr>
             </w:r>
             <w:r>
               <w:rPr>
-                <w:noProof/>
                 <w:webHidden/>
               </w:rPr>
               <w:fldChar w:fldCharType="separate"/>
             </w:r>
             <w:r>
               <w:rPr>
-                <w:noProof/>
                 <w:webHidden/>
               </w:rPr>
               <w:t>13</w:t>
             </w:r>
             <w:r>
               <w:rPr>
-                <w:noProof/>
                 <w:webHidden/>
               </w:rPr>
               <w:fldChar w:fldCharType="end"/>
@@ -1300,63 +1180,54 @@
             </w:tabs>
             <w:rPr>
               <w:rFonts w:asciiTheme="minorHAnsi" w:eastAsiaTheme="minorEastAsia" w:hAnsiTheme="minorHAnsi"/>
-              <w:noProof/>
               <w:color w:val="auto"/>
-              <w:lang w:val="ru-RU" w:eastAsia="ru-RU"/>
+              <w:lang w:eastAsia="ru-RU"/>
             </w:rPr>
           </w:pPr>
           <w:hyperlink w:anchor="_Toc213439993" w:history="1">
             <w:r>
               <w:rPr>
                 <w:rStyle w:val="Hyperlink"/>
-                <w:noProof/>
               </w:rPr>
               <w:t>2.3.4. Drošības un kvalitātes prasības</w:t>
             </w:r>
             <w:r>
               <w:rPr>
-                <w:noProof/>
                 <w:webHidden/>
               </w:rPr>
               <w:tab/>
             </w:r>
             <w:r>
               <w:rPr>
-                <w:noProof/>
                 <w:webHidden/>
               </w:rPr>
               <w:fldChar w:fldCharType="begin"/>
             </w:r>
             <w:r>
               <w:rPr>
-                <w:noProof/>
                 <w:webHidden/>
               </w:rPr>
               <w:instrText xml:space="preserve"> PAGEREF _Toc213439993 \h </w:instrText>
             </w:r>
             <w:r>
               <w:rPr>
-                <w:noProof/>
                 <w:webHidden/>
               </w:rPr>
             </w:r>
             <w:r>
               <w:rPr>
-                <w:noProof/>
                 <w:webHidden/>
               </w:rPr>
               <w:fldChar w:fldCharType="separate"/>
             </w:r>
             <w:r>
               <w:rPr>
-                <w:noProof/>
                 <w:webHidden/>
               </w:rPr>
               <w:t>13</w:t>
             </w:r>
             <w:r>
               <w:rPr>
-                <w:noProof/>
                 <w:webHidden/>
               </w:rPr>
               <w:fldChar w:fldCharType="end"/>
@@ -1368,63 +1239,54 @@
             <w:pStyle w:val="TOC2"/>
             <w:rPr>
               <w:rFonts w:asciiTheme="minorHAnsi" w:eastAsiaTheme="minorEastAsia" w:hAnsiTheme="minorHAnsi"/>
-              <w:noProof/>
               <w:color w:val="auto"/>
-              <w:lang w:val="ru-RU" w:eastAsia="ru-RU"/>
+              <w:lang w:eastAsia="ru-RU"/>
             </w:rPr>
           </w:pPr>
           <w:hyperlink w:anchor="_Toc213439994" w:history="1">
             <w:r>
               <w:rPr>
                 <w:rStyle w:val="Hyperlink"/>
-                <w:noProof/>
               </w:rPr>
               <w:t>2.4. Gala lietotāja raksturiezīmes</w:t>
             </w:r>
             <w:r>
               <w:rPr>
-                <w:noProof/>
                 <w:webHidden/>
               </w:rPr>
               <w:tab/>
             </w:r>
             <w:r>
               <w:rPr>
-                <w:noProof/>
                 <w:webHidden/>
               </w:rPr>
               <w:fldChar w:fldCharType="begin"/>
             </w:r>
             <w:r>
               <w:rPr>
-                <w:noProof/>
                 <w:webHidden/>
               </w:rPr>
               <w:instrText xml:space="preserve"> PAGEREF _Toc213439994 \h </w:instrText>
             </w:r>
             <w:r>
               <w:rPr>
-                <w:noProof/>
                 <w:webHidden/>
               </w:rPr>
             </w:r>
             <w:r>
               <w:rPr>
-                <w:noProof/>
                 <w:webHidden/>
               </w:rPr>
               <w:fldChar w:fldCharType="separate"/>
             </w:r>
             <w:r>
               <w:rPr>
-                <w:noProof/>
                 <w:webHidden/>
               </w:rPr>
               <w:t>13</w:t>
             </w:r>
             <w:r>
               <w:rPr>
-                <w:noProof/>
                 <w:webHidden/>
               </w:rPr>
               <w:fldChar w:fldCharType="end"/>
@@ -1436,63 +1298,54 @@
             <w:pStyle w:val="TOC1"/>
             <w:rPr>
               <w:rFonts w:asciiTheme="minorHAnsi" w:eastAsiaTheme="minorEastAsia" w:hAnsiTheme="minorHAnsi"/>
-              <w:noProof/>
               <w:color w:val="auto"/>
-              <w:lang w:val="ru-RU" w:eastAsia="ru-RU"/>
+              <w:lang w:eastAsia="ru-RU"/>
             </w:rPr>
           </w:pPr>
           <w:hyperlink w:anchor="_Toc213439995" w:history="1">
             <w:r>
               <w:rPr>
                 <w:rStyle w:val="Hyperlink"/>
-                <w:noProof/>
               </w:rPr>
               <w:t>3. Izstrādes līdzekļu, rīku apraksts un izvēles pamatojums</w:t>
             </w:r>
             <w:r>
               <w:rPr>
-                <w:noProof/>
                 <w:webHidden/>
               </w:rPr>
               <w:tab/>
             </w:r>
             <w:r>
               <w:rPr>
-                <w:noProof/>
                 <w:webHidden/>
               </w:rPr>
               <w:fldChar w:fldCharType="begin"/>
             </w:r>
             <w:r>
               <w:rPr>
-                <w:noProof/>
                 <w:webHidden/>
               </w:rPr>
               <w:instrText xml:space="preserve"> PAGEREF _Toc213439995 \h </w:instrText>
             </w:r>
             <w:r>
               <w:rPr>
-                <w:noProof/>
                 <w:webHidden/>
               </w:rPr>
             </w:r>
             <w:r>
               <w:rPr>
-                <w:noProof/>
                 <w:webHidden/>
               </w:rPr>
               <w:fldChar w:fldCharType="separate"/>
             </w:r>
             <w:r>
               <w:rPr>
-                <w:noProof/>
                 <w:webHidden/>
               </w:rPr>
               <w:t>15</w:t>
             </w:r>
             <w:r>
               <w:rPr>
-                <w:noProof/>
                 <w:webHidden/>
               </w:rPr>
               <w:fldChar w:fldCharType="end"/>
@@ -1504,63 +1357,54 @@
             <w:pStyle w:val="TOC2"/>
             <w:rPr>
               <w:rFonts w:asciiTheme="minorHAnsi" w:eastAsiaTheme="minorEastAsia" w:hAnsiTheme="minorHAnsi"/>
-              <w:noProof/>
               <w:color w:val="auto"/>
-              <w:lang w:val="ru-RU" w:eastAsia="ru-RU"/>
+              <w:lang w:eastAsia="ru-RU"/>
             </w:rPr>
           </w:pPr>
           <w:hyperlink w:anchor="_Toc213439996" w:history="1">
             <w:r>
               <w:rPr>
                 <w:rStyle w:val="Hyperlink"/>
-                <w:noProof/>
               </w:rPr>
               <w:t>3.1. Izvēlēto risinājuma līdzekļu un valodu apraksts</w:t>
             </w:r>
             <w:r>
               <w:rPr>
-                <w:noProof/>
                 <w:webHidden/>
               </w:rPr>
               <w:tab/>
             </w:r>
             <w:r>
               <w:rPr>
-                <w:noProof/>
                 <w:webHidden/>
               </w:rPr>
               <w:fldChar w:fldCharType="begin"/>
             </w:r>
             <w:r>
               <w:rPr>
-                <w:noProof/>
                 <w:webHidden/>
               </w:rPr>
               <w:instrText xml:space="preserve"> PAGEREF _Toc213439996 \h </w:instrText>
             </w:r>
             <w:r>
               <w:rPr>
-                <w:noProof/>
                 <w:webHidden/>
               </w:rPr>
             </w:r>
             <w:r>
               <w:rPr>
-                <w:noProof/>
                 <w:webHidden/>
               </w:rPr>
               <w:fldChar w:fldCharType="separate"/>
             </w:r>
             <w:r>
               <w:rPr>
-                <w:noProof/>
                 <w:webHidden/>
               </w:rPr>
               <w:t>15</w:t>
             </w:r>
             <w:r>
               <w:rPr>
-                <w:noProof/>
                 <w:webHidden/>
               </w:rPr>
               <w:fldChar w:fldCharType="end"/>
@@ -1572,63 +1416,54 @@
             <w:pStyle w:val="TOC2"/>
             <w:rPr>
               <w:rFonts w:asciiTheme="minorHAnsi" w:eastAsiaTheme="minorEastAsia" w:hAnsiTheme="minorHAnsi"/>
-              <w:noProof/>
               <w:color w:val="auto"/>
-              <w:lang w:val="ru-RU" w:eastAsia="ru-RU"/>
+              <w:lang w:eastAsia="ru-RU"/>
             </w:rPr>
           </w:pPr>
           <w:hyperlink w:anchor="_Toc213439997" w:history="1">
             <w:r>
               <w:rPr>
                 <w:rStyle w:val="Hyperlink"/>
-                <w:noProof/>
               </w:rPr>
               <w:t>3.2. Iespējamo (alternatīvo) risinājuma līdzekļu un valodu apraksts</w:t>
             </w:r>
             <w:r>
               <w:rPr>
-                <w:noProof/>
                 <w:webHidden/>
               </w:rPr>
               <w:tab/>
             </w:r>
             <w:r>
               <w:rPr>
-                <w:noProof/>
                 <w:webHidden/>
               </w:rPr>
               <w:fldChar w:fldCharType="begin"/>
             </w:r>
             <w:r>
               <w:rPr>
-                <w:noProof/>
                 <w:webHidden/>
               </w:rPr>
               <w:instrText xml:space="preserve"> PAGEREF _Toc213439997 \h </w:instrText>
             </w:r>
             <w:r>
               <w:rPr>
-                <w:noProof/>
                 <w:webHidden/>
               </w:rPr>
             </w:r>
             <w:r>
               <w:rPr>
-                <w:noProof/>
                 <w:webHidden/>
               </w:rPr>
               <w:fldChar w:fldCharType="separate"/>
             </w:r>
             <w:r>
               <w:rPr>
-                <w:noProof/>
                 <w:webHidden/>
               </w:rPr>
               <w:t>17</w:t>
             </w:r>
             <w:r>
               <w:rPr>
-                <w:noProof/>
                 <w:webHidden/>
               </w:rPr>
               <w:fldChar w:fldCharType="end"/>
@@ -1640,63 +1475,54 @@
             <w:pStyle w:val="TOC1"/>
             <w:rPr>
               <w:rFonts w:asciiTheme="minorHAnsi" w:eastAsiaTheme="minorEastAsia" w:hAnsiTheme="minorHAnsi"/>
-              <w:noProof/>
               <w:color w:val="auto"/>
-              <w:lang w:val="ru-RU" w:eastAsia="ru-RU"/>
+              <w:lang w:eastAsia="ru-RU"/>
             </w:rPr>
           </w:pPr>
           <w:hyperlink w:anchor="_Toc213439998" w:history="1">
             <w:r>
               <w:rPr>
                 <w:rStyle w:val="Hyperlink"/>
-                <w:noProof/>
               </w:rPr>
               <w:t>4. Sistēmas modelēšana un projektēšana</w:t>
             </w:r>
             <w:r>
               <w:rPr>
-                <w:noProof/>
                 <w:webHidden/>
               </w:rPr>
               <w:tab/>
             </w:r>
             <w:r>
               <w:rPr>
-                <w:noProof/>
                 <w:webHidden/>
               </w:rPr>
               <w:fldChar w:fldCharType="begin"/>
             </w:r>
             <w:r>
               <w:rPr>
-                <w:noProof/>
                 <w:webHidden/>
               </w:rPr>
               <w:instrText xml:space="preserve"> PAGEREF _Toc213439998 \h </w:instrText>
             </w:r>
             <w:r>
               <w:rPr>
-                <w:noProof/>
                 <w:webHidden/>
               </w:rPr>
             </w:r>
             <w:r>
               <w:rPr>
-                <w:noProof/>
                 <w:webHidden/>
               </w:rPr>
               <w:fldChar w:fldCharType="separate"/>
             </w:r>
             <w:r>
               <w:rPr>
-                <w:noProof/>
                 <w:webHidden/>
               </w:rPr>
               <w:t>18</w:t>
             </w:r>
             <w:r>
               <w:rPr>
-                <w:noProof/>
                 <w:webHidden/>
               </w:rPr>
               <w:fldChar w:fldCharType="end"/>
@@ -1708,63 +1534,54 @@
             <w:pStyle w:val="TOC2"/>
             <w:rPr>
               <w:rFonts w:asciiTheme="minorHAnsi" w:eastAsiaTheme="minorEastAsia" w:hAnsiTheme="minorHAnsi"/>
-              <w:noProof/>
               <w:color w:val="auto"/>
-              <w:lang w:val="ru-RU" w:eastAsia="ru-RU"/>
+              <w:lang w:eastAsia="ru-RU"/>
             </w:rPr>
           </w:pPr>
           <w:hyperlink w:anchor="_Toc213439999" w:history="1">
             <w:r>
               <w:rPr>
                 <w:rStyle w:val="Hyperlink"/>
-                <w:noProof/>
               </w:rPr>
               <w:t>4.1. Sistēmas struktūras modelis</w:t>
             </w:r>
             <w:r>
               <w:rPr>
-                <w:noProof/>
                 <w:webHidden/>
               </w:rPr>
               <w:tab/>
             </w:r>
             <w:r>
               <w:rPr>
-                <w:noProof/>
                 <w:webHidden/>
               </w:rPr>
               <w:fldChar w:fldCharType="begin"/>
             </w:r>
             <w:r>
               <w:rPr>
-                <w:noProof/>
                 <w:webHidden/>
               </w:rPr>
               <w:instrText xml:space="preserve"> PAGEREF _Toc213439999 \h </w:instrText>
             </w:r>
             <w:r>
               <w:rPr>
-                <w:noProof/>
                 <w:webHidden/>
               </w:rPr>
             </w:r>
             <w:r>
               <w:rPr>
-                <w:noProof/>
                 <w:webHidden/>
               </w:rPr>
               <w:fldChar w:fldCharType="separate"/>
             </w:r>
             <w:r>
               <w:rPr>
-                <w:noProof/>
                 <w:webHidden/>
               </w:rPr>
               <w:t>18</w:t>
             </w:r>
             <w:r>
               <w:rPr>
-                <w:noProof/>
                 <w:webHidden/>
               </w:rPr>
               <w:fldChar w:fldCharType="end"/>
@@ -1779,63 +1596,54 @@
             </w:tabs>
             <w:rPr>
               <w:rFonts w:asciiTheme="minorHAnsi" w:eastAsiaTheme="minorEastAsia" w:hAnsiTheme="minorHAnsi"/>
-              <w:noProof/>
               <w:color w:val="auto"/>
-              <w:lang w:val="ru-RU" w:eastAsia="ru-RU"/>
+              <w:lang w:eastAsia="ru-RU"/>
             </w:rPr>
           </w:pPr>
           <w:hyperlink w:anchor="_Toc213440000" w:history="1">
             <w:r>
               <w:rPr>
                 <w:rStyle w:val="Hyperlink"/>
-                <w:noProof/>
               </w:rPr>
               <w:t>4.1.1. Sistēmas struktūra (izvietojuma diagramma / komponenšu diagramma *)</w:t>
             </w:r>
             <w:r>
               <w:rPr>
-                <w:noProof/>
                 <w:webHidden/>
               </w:rPr>
               <w:tab/>
             </w:r>
             <w:r>
               <w:rPr>
-                <w:noProof/>
                 <w:webHidden/>
               </w:rPr>
               <w:fldChar w:fldCharType="begin"/>
             </w:r>
             <w:r>
               <w:rPr>
-                <w:noProof/>
                 <w:webHidden/>
               </w:rPr>
               <w:instrText xml:space="preserve"> PAGEREF _Toc213440000 \h </w:instrText>
             </w:r>
             <w:r>
               <w:rPr>
-                <w:noProof/>
                 <w:webHidden/>
               </w:rPr>
             </w:r>
             <w:r>
               <w:rPr>
-                <w:noProof/>
                 <w:webHidden/>
               </w:rPr>
               <w:fldChar w:fldCharType="separate"/>
             </w:r>
             <w:r>
               <w:rPr>
-                <w:noProof/>
                 <w:webHidden/>
               </w:rPr>
               <w:t>18</w:t>
             </w:r>
             <w:r>
               <w:rPr>
-                <w:noProof/>
                 <w:webHidden/>
               </w:rPr>
               <w:fldChar w:fldCharType="end"/>
@@ -1850,63 +1658,54 @@
             </w:tabs>
             <w:rPr>
               <w:rFonts w:asciiTheme="minorHAnsi" w:eastAsiaTheme="minorEastAsia" w:hAnsiTheme="minorHAnsi"/>
-              <w:noProof/>
               <w:color w:val="auto"/>
-              <w:lang w:val="ru-RU" w:eastAsia="ru-RU"/>
+              <w:lang w:eastAsia="ru-RU"/>
             </w:rPr>
           </w:pPr>
           <w:hyperlink w:anchor="_Toc213440001" w:history="1">
             <w:r>
               <w:rPr>
                 <w:rStyle w:val="Hyperlink"/>
-                <w:noProof/>
               </w:rPr>
               <w:t>4.1.2. Klašu diagramma / ER diagramma</w:t>
             </w:r>
             <w:r>
               <w:rPr>
-                <w:noProof/>
                 <w:webHidden/>
               </w:rPr>
               <w:tab/>
             </w:r>
             <w:r>
               <w:rPr>
-                <w:noProof/>
                 <w:webHidden/>
               </w:rPr>
               <w:fldChar w:fldCharType="begin"/>
             </w:r>
             <w:r>
               <w:rPr>
-                <w:noProof/>
                 <w:webHidden/>
               </w:rPr>
               <w:instrText xml:space="preserve"> PAGEREF _Toc213440001 \h </w:instrText>
             </w:r>
             <w:r>
               <w:rPr>
-                <w:noProof/>
                 <w:webHidden/>
               </w:rPr>
             </w:r>
             <w:r>
               <w:rPr>
-                <w:noProof/>
                 <w:webHidden/>
               </w:rPr>
               <w:fldChar w:fldCharType="separate"/>
             </w:r>
             <w:r>
               <w:rPr>
-                <w:noProof/>
                 <w:webHidden/>
               </w:rPr>
               <w:t>18</w:t>
             </w:r>
             <w:r>
               <w:rPr>
-                <w:noProof/>
                 <w:webHidden/>
               </w:rPr>
               <w:fldChar w:fldCharType="end"/>
@@ -1918,63 +1717,54 @@
             <w:pStyle w:val="TOC2"/>
             <w:rPr>
               <w:rFonts w:asciiTheme="minorHAnsi" w:eastAsiaTheme="minorEastAsia" w:hAnsiTheme="minorHAnsi"/>
-              <w:noProof/>
               <w:color w:val="auto"/>
-              <w:lang w:val="ru-RU" w:eastAsia="ru-RU"/>
+              <w:lang w:eastAsia="ru-RU"/>
             </w:rPr>
           </w:pPr>
           <w:hyperlink w:anchor="_Toc213440002" w:history="1">
             <w:r>
               <w:rPr>
                 <w:rStyle w:val="Hyperlink"/>
-                <w:noProof/>
               </w:rPr>
               <w:t>4.2. Funkcionālais un dinamiskais sistēmas modelis</w:t>
             </w:r>
             <w:r>
               <w:rPr>
-                <w:noProof/>
                 <w:webHidden/>
               </w:rPr>
               <w:tab/>
             </w:r>
             <w:r>
               <w:rPr>
-                <w:noProof/>
                 <w:webHidden/>
               </w:rPr>
               <w:fldChar w:fldCharType="begin"/>
             </w:r>
             <w:r>
               <w:rPr>
-                <w:noProof/>
                 <w:webHidden/>
               </w:rPr>
               <w:instrText xml:space="preserve"> PAGEREF _Toc213440002 \h </w:instrText>
             </w:r>
             <w:r>
               <w:rPr>
-                <w:noProof/>
                 <w:webHidden/>
               </w:rPr>
             </w:r>
             <w:r>
               <w:rPr>
-                <w:noProof/>
                 <w:webHidden/>
               </w:rPr>
               <w:fldChar w:fldCharType="separate"/>
             </w:r>
             <w:r>
               <w:rPr>
-                <w:noProof/>
                 <w:webHidden/>
               </w:rPr>
               <w:t>18</w:t>
             </w:r>
             <w:r>
               <w:rPr>
-                <w:noProof/>
                 <w:webHidden/>
               </w:rPr>
               <w:fldChar w:fldCharType="end"/>
@@ -1989,63 +1779,54 @@
             </w:tabs>
             <w:rPr>
               <w:rFonts w:asciiTheme="minorHAnsi" w:eastAsiaTheme="minorEastAsia" w:hAnsiTheme="minorHAnsi"/>
-              <w:noProof/>
               <w:color w:val="auto"/>
-              <w:lang w:val="ru-RU" w:eastAsia="ru-RU"/>
+              <w:lang w:eastAsia="ru-RU"/>
             </w:rPr>
           </w:pPr>
           <w:hyperlink w:anchor="_Toc213440003" w:history="1">
             <w:r>
               <w:rPr>
                 <w:rStyle w:val="Hyperlink"/>
-                <w:noProof/>
               </w:rPr>
               <w:t>4.2.1. Lietojumgadījumu diagramma (Use Case)</w:t>
             </w:r>
             <w:r>
               <w:rPr>
-                <w:noProof/>
                 <w:webHidden/>
               </w:rPr>
               <w:tab/>
             </w:r>
             <w:r>
               <w:rPr>
-                <w:noProof/>
                 <w:webHidden/>
               </w:rPr>
               <w:fldChar w:fldCharType="begin"/>
             </w:r>
             <w:r>
               <w:rPr>
-                <w:noProof/>
                 <w:webHidden/>
               </w:rPr>
               <w:instrText xml:space="preserve"> PAGEREF _Toc213440003 \h </w:instrText>
             </w:r>
             <w:r>
               <w:rPr>
-                <w:noProof/>
                 <w:webHidden/>
               </w:rPr>
             </w:r>
             <w:r>
               <w:rPr>
-                <w:noProof/>
                 <w:webHidden/>
               </w:rPr>
               <w:fldChar w:fldCharType="separate"/>
             </w:r>
             <w:r>
               <w:rPr>
-                <w:noProof/>
                 <w:webHidden/>
               </w:rPr>
               <w:t>18</w:t>
             </w:r>
             <w:r>
               <w:rPr>
-                <w:noProof/>
                 <w:webHidden/>
               </w:rPr>
               <w:fldChar w:fldCharType="end"/>
@@ -2060,63 +1841,54 @@
             </w:tabs>
             <w:rPr>
               <w:rFonts w:asciiTheme="minorHAnsi" w:eastAsiaTheme="minorEastAsia" w:hAnsiTheme="minorHAnsi"/>
-              <w:noProof/>
               <w:color w:val="auto"/>
-              <w:lang w:val="ru-RU" w:eastAsia="ru-RU"/>
+              <w:lang w:eastAsia="ru-RU"/>
             </w:rPr>
           </w:pPr>
           <w:hyperlink w:anchor="_Toc213440004" w:history="1">
             <w:r>
               <w:rPr>
                 <w:rStyle w:val="Hyperlink"/>
-                <w:noProof/>
               </w:rPr>
               <w:t>4.2.2. Aktivitāšu diagramma (Activity)</w:t>
             </w:r>
             <w:r>
               <w:rPr>
-                <w:noProof/>
                 <w:webHidden/>
               </w:rPr>
               <w:tab/>
             </w:r>
             <w:r>
               <w:rPr>
-                <w:noProof/>
                 <w:webHidden/>
               </w:rPr>
               <w:fldChar w:fldCharType="begin"/>
             </w:r>
             <w:r>
               <w:rPr>
-                <w:noProof/>
                 <w:webHidden/>
               </w:rPr>
               <w:instrText xml:space="preserve"> PAGEREF _Toc213440004 \h </w:instrText>
             </w:r>
             <w:r>
               <w:rPr>
-                <w:noProof/>
                 <w:webHidden/>
               </w:rPr>
             </w:r>
             <w:r>
               <w:rPr>
-                <w:noProof/>
                 <w:webHidden/>
               </w:rPr>
               <w:fldChar w:fldCharType="separate"/>
             </w:r>
             <w:r>
               <w:rPr>
-                <w:noProof/>
                 <w:webHidden/>
               </w:rPr>
               <w:t>18</w:t>
             </w:r>
             <w:r>
               <w:rPr>
-                <w:noProof/>
                 <w:webHidden/>
               </w:rPr>
               <w:fldChar w:fldCharType="end"/>
@@ -2131,63 +1903,54 @@
             </w:tabs>
             <w:rPr>
               <w:rFonts w:asciiTheme="minorHAnsi" w:eastAsiaTheme="minorEastAsia" w:hAnsiTheme="minorHAnsi"/>
-              <w:noProof/>
               <w:color w:val="auto"/>
-              <w:lang w:val="ru-RU" w:eastAsia="ru-RU"/>
+              <w:lang w:eastAsia="ru-RU"/>
             </w:rPr>
           </w:pPr>
           <w:hyperlink w:anchor="_Toc213440005" w:history="1">
             <w:r>
               <w:rPr>
                 <w:rStyle w:val="Hyperlink"/>
-                <w:noProof/>
               </w:rPr>
               <w:t>4.2.3. Stāvokļu diagramma (State)</w:t>
             </w:r>
             <w:r>
               <w:rPr>
-                <w:noProof/>
                 <w:webHidden/>
               </w:rPr>
               <w:tab/>
             </w:r>
             <w:r>
               <w:rPr>
-                <w:noProof/>
                 <w:webHidden/>
               </w:rPr>
               <w:fldChar w:fldCharType="begin"/>
             </w:r>
             <w:r>
               <w:rPr>
-                <w:noProof/>
                 <w:webHidden/>
               </w:rPr>
               <w:instrText xml:space="preserve"> PAGEREF _Toc213440005 \h </w:instrText>
             </w:r>
             <w:r>
               <w:rPr>
-                <w:noProof/>
                 <w:webHidden/>
               </w:rPr>
             </w:r>
             <w:r>
               <w:rPr>
-                <w:noProof/>
                 <w:webHidden/>
               </w:rPr>
               <w:fldChar w:fldCharType="separate"/>
             </w:r>
             <w:r>
               <w:rPr>
-                <w:noProof/>
                 <w:webHidden/>
               </w:rPr>
               <w:t>18</w:t>
             </w:r>
             <w:r>
               <w:rPr>
-                <w:noProof/>
                 <w:webHidden/>
               </w:rPr>
               <w:fldChar w:fldCharType="end"/>
@@ -2199,63 +1962,54 @@
             <w:pStyle w:val="TOC2"/>
             <w:rPr>
               <w:rFonts w:asciiTheme="minorHAnsi" w:eastAsiaTheme="minorEastAsia" w:hAnsiTheme="minorHAnsi"/>
-              <w:noProof/>
               <w:color w:val="auto"/>
-              <w:lang w:val="ru-RU" w:eastAsia="ru-RU"/>
+              <w:lang w:eastAsia="ru-RU"/>
             </w:rPr>
           </w:pPr>
           <w:hyperlink w:anchor="_Toc213440006" w:history="1">
             <w:r>
               <w:rPr>
                 <w:rStyle w:val="Hyperlink"/>
-                <w:noProof/>
               </w:rPr>
               <w:t>4.3. Datu struktūru apraksts</w:t>
             </w:r>
             <w:r>
               <w:rPr>
-                <w:noProof/>
                 <w:webHidden/>
               </w:rPr>
               <w:tab/>
             </w:r>
             <w:r>
               <w:rPr>
-                <w:noProof/>
                 <w:webHidden/>
               </w:rPr>
               <w:fldChar w:fldCharType="begin"/>
             </w:r>
             <w:r>
               <w:rPr>
-                <w:noProof/>
                 <w:webHidden/>
               </w:rPr>
               <w:instrText xml:space="preserve"> PAGEREF _Toc213440006 \h </w:instrText>
             </w:r>
             <w:r>
               <w:rPr>
-                <w:noProof/>
                 <w:webHidden/>
               </w:rPr>
             </w:r>
             <w:r>
               <w:rPr>
-                <w:noProof/>
                 <w:webHidden/>
               </w:rPr>
               <w:fldChar w:fldCharType="separate"/>
             </w:r>
             <w:r>
               <w:rPr>
-                <w:noProof/>
                 <w:webHidden/>
               </w:rPr>
               <w:t>18</w:t>
             </w:r>
             <w:r>
               <w:rPr>
-                <w:noProof/>
                 <w:webHidden/>
               </w:rPr>
               <w:fldChar w:fldCharType="end"/>
@@ -2267,63 +2021,54 @@
             <w:pStyle w:val="TOC1"/>
             <w:rPr>
               <w:rFonts w:asciiTheme="minorHAnsi" w:eastAsiaTheme="minorEastAsia" w:hAnsiTheme="minorHAnsi"/>
-              <w:noProof/>
               <w:color w:val="auto"/>
-              <w:lang w:val="ru-RU" w:eastAsia="ru-RU"/>
+              <w:lang w:eastAsia="ru-RU"/>
             </w:rPr>
           </w:pPr>
           <w:hyperlink w:anchor="_Toc213440007" w:history="1">
             <w:r>
               <w:rPr>
                 <w:rStyle w:val="Hyperlink"/>
-                <w:noProof/>
               </w:rPr>
               <w:t>5. Lietotāju ceļvedis</w:t>
             </w:r>
             <w:r>
               <w:rPr>
-                <w:noProof/>
                 <w:webHidden/>
               </w:rPr>
               <w:tab/>
             </w:r>
             <w:r>
               <w:rPr>
-                <w:noProof/>
                 <w:webHidden/>
               </w:rPr>
               <w:fldChar w:fldCharType="begin"/>
             </w:r>
             <w:r>
               <w:rPr>
-                <w:noProof/>
                 <w:webHidden/>
               </w:rPr>
               <w:instrText xml:space="preserve"> PAGEREF _Toc213440007 \h </w:instrText>
             </w:r>
             <w:r>
               <w:rPr>
-                <w:noProof/>
                 <w:webHidden/>
               </w:rPr>
             </w:r>
             <w:r>
               <w:rPr>
-                <w:noProof/>
                 <w:webHidden/>
               </w:rPr>
               <w:fldChar w:fldCharType="separate"/>
             </w:r>
             <w:r>
               <w:rPr>
-                <w:noProof/>
                 <w:webHidden/>
               </w:rPr>
               <w:t>19</w:t>
             </w:r>
             <w:r>
               <w:rPr>
-                <w:noProof/>
                 <w:webHidden/>
               </w:rPr>
               <w:fldChar w:fldCharType="end"/>
@@ -2335,63 +2080,54 @@
             <w:pStyle w:val="TOC1"/>
             <w:rPr>
               <w:rFonts w:asciiTheme="minorHAnsi" w:eastAsiaTheme="minorEastAsia" w:hAnsiTheme="minorHAnsi"/>
-              <w:noProof/>
               <w:color w:val="auto"/>
-              <w:lang w:val="ru-RU" w:eastAsia="ru-RU"/>
+              <w:lang w:eastAsia="ru-RU"/>
             </w:rPr>
           </w:pPr>
           <w:hyperlink w:anchor="_Toc213440008" w:history="1">
             <w:r>
               <w:rPr>
                 <w:rStyle w:val="Hyperlink"/>
-                <w:noProof/>
               </w:rPr>
               <w:t>6. Testēšanas dokumentācija</w:t>
             </w:r>
             <w:r>
               <w:rPr>
-                <w:noProof/>
                 <w:webHidden/>
               </w:rPr>
               <w:tab/>
             </w:r>
             <w:r>
               <w:rPr>
-                <w:noProof/>
                 <w:webHidden/>
               </w:rPr>
               <w:fldChar w:fldCharType="begin"/>
             </w:r>
             <w:r>
               <w:rPr>
-                <w:noProof/>
                 <w:webHidden/>
               </w:rPr>
               <w:instrText xml:space="preserve"> PAGEREF _Toc213440008 \h </w:instrText>
             </w:r>
             <w:r>
               <w:rPr>
-                <w:noProof/>
                 <w:webHidden/>
               </w:rPr>
             </w:r>
             <w:r>
               <w:rPr>
-                <w:noProof/>
                 <w:webHidden/>
               </w:rPr>
               <w:fldChar w:fldCharType="separate"/>
             </w:r>
             <w:r>
               <w:rPr>
-                <w:noProof/>
                 <w:webHidden/>
               </w:rPr>
               <w:t>20</w:t>
             </w:r>
             <w:r>
               <w:rPr>
-                <w:noProof/>
                 <w:webHidden/>
               </w:rPr>
               <w:fldChar w:fldCharType="end"/>
@@ -2403,63 +2139,54 @@
             <w:pStyle w:val="TOC2"/>
             <w:rPr>
               <w:rFonts w:asciiTheme="minorHAnsi" w:eastAsiaTheme="minorEastAsia" w:hAnsiTheme="minorHAnsi"/>
-              <w:noProof/>
               <w:color w:val="auto"/>
-              <w:lang w:val="ru-RU" w:eastAsia="ru-RU"/>
+              <w:lang w:eastAsia="ru-RU"/>
             </w:rPr>
           </w:pPr>
           <w:hyperlink w:anchor="_Toc213440009" w:history="1">
             <w:r>
               <w:rPr>
                 <w:rStyle w:val="Hyperlink"/>
-                <w:noProof/>
               </w:rPr>
               <w:t>6.1. Izvēlētās testēšanas metodes, rīku apraksts un pamatojums</w:t>
             </w:r>
             <w:r>
               <w:rPr>
-                <w:noProof/>
                 <w:webHidden/>
               </w:rPr>
               <w:tab/>
             </w:r>
             <w:r>
               <w:rPr>
-                <w:noProof/>
                 <w:webHidden/>
               </w:rPr>
               <w:fldChar w:fldCharType="begin"/>
             </w:r>
             <w:r>
               <w:rPr>
-                <w:noProof/>
                 <w:webHidden/>
               </w:rPr>
               <w:instrText xml:space="preserve"> PAGEREF _Toc213440009 \h </w:instrText>
             </w:r>
             <w:r>
               <w:rPr>
-                <w:noProof/>
                 <w:webHidden/>
               </w:rPr>
             </w:r>
             <w:r>
               <w:rPr>
-                <w:noProof/>
                 <w:webHidden/>
               </w:rPr>
               <w:fldChar w:fldCharType="separate"/>
             </w:r>
             <w:r>
               <w:rPr>
-                <w:noProof/>
                 <w:webHidden/>
               </w:rPr>
               <w:t>20</w:t>
             </w:r>
             <w:r>
               <w:rPr>
-                <w:noProof/>
                 <w:webHidden/>
               </w:rPr>
               <w:fldChar w:fldCharType="end"/>
@@ -2471,63 +2198,54 @@
             <w:pStyle w:val="TOC2"/>
             <w:rPr>
               <w:rFonts w:asciiTheme="minorHAnsi" w:eastAsiaTheme="minorEastAsia" w:hAnsiTheme="minorHAnsi"/>
-              <w:noProof/>
               <w:color w:val="auto"/>
-              <w:lang w:val="ru-RU" w:eastAsia="ru-RU"/>
+              <w:lang w:eastAsia="ru-RU"/>
             </w:rPr>
           </w:pPr>
           <w:hyperlink w:anchor="_Toc213440010" w:history="1">
             <w:r>
               <w:rPr>
                 <w:rStyle w:val="Hyperlink"/>
-                <w:noProof/>
               </w:rPr>
               <w:t>6.2. Testpiemēru kopa</w:t>
             </w:r>
             <w:r>
               <w:rPr>
-                <w:noProof/>
                 <w:webHidden/>
               </w:rPr>
               <w:tab/>
             </w:r>
             <w:r>
               <w:rPr>
-                <w:noProof/>
                 <w:webHidden/>
               </w:rPr>
               <w:fldChar w:fldCharType="begin"/>
             </w:r>
             <w:r>
               <w:rPr>
-                <w:noProof/>
                 <w:webHidden/>
               </w:rPr>
               <w:instrText xml:space="preserve"> PAGEREF _Toc213440010 \h </w:instrText>
             </w:r>
             <w:r>
               <w:rPr>
-                <w:noProof/>
                 <w:webHidden/>
               </w:rPr>
             </w:r>
             <w:r>
               <w:rPr>
-                <w:noProof/>
                 <w:webHidden/>
               </w:rPr>
               <w:fldChar w:fldCharType="separate"/>
             </w:r>
             <w:r>
               <w:rPr>
-                <w:noProof/>
                 <w:webHidden/>
               </w:rPr>
               <w:t>20</w:t>
             </w:r>
             <w:r>
               <w:rPr>
-                <w:noProof/>
                 <w:webHidden/>
               </w:rPr>
               <w:fldChar w:fldCharType="end"/>
@@ -2539,63 +2257,54 @@
             <w:pStyle w:val="TOC2"/>
             <w:rPr>
               <w:rFonts w:asciiTheme="minorHAnsi" w:eastAsiaTheme="minorEastAsia" w:hAnsiTheme="minorHAnsi"/>
-              <w:noProof/>
               <w:color w:val="auto"/>
-              <w:lang w:val="ru-RU" w:eastAsia="ru-RU"/>
+              <w:lang w:eastAsia="ru-RU"/>
             </w:rPr>
           </w:pPr>
           <w:hyperlink w:anchor="_Toc213440011" w:history="1">
             <w:r>
               <w:rPr>
                 <w:rStyle w:val="Hyperlink"/>
-                <w:noProof/>
               </w:rPr>
               <w:t>6.3. Testēšanas žurnāls</w:t>
             </w:r>
             <w:r>
               <w:rPr>
-                <w:noProof/>
                 <w:webHidden/>
               </w:rPr>
               <w:tab/>
             </w:r>
             <w:r>
               <w:rPr>
-                <w:noProof/>
                 <w:webHidden/>
               </w:rPr>
               <w:fldChar w:fldCharType="begin"/>
             </w:r>
             <w:r>
               <w:rPr>
-                <w:noProof/>
                 <w:webHidden/>
               </w:rPr>
               <w:instrText xml:space="preserve"> PAGEREF _Toc213440011 \h </w:instrText>
             </w:r>
             <w:r>
               <w:rPr>
-                <w:noProof/>
                 <w:webHidden/>
               </w:rPr>
             </w:r>
             <w:r>
               <w:rPr>
-                <w:noProof/>
                 <w:webHidden/>
               </w:rPr>
               <w:fldChar w:fldCharType="separate"/>
             </w:r>
             <w:r>
               <w:rPr>
-                <w:noProof/>
                 <w:webHidden/>
               </w:rPr>
               <w:t>20</w:t>
             </w:r>
             <w:r>
               <w:rPr>
-                <w:noProof/>
                 <w:webHidden/>
               </w:rPr>
               <w:fldChar w:fldCharType="end"/>
@@ -2607,63 +2316,54 @@
             <w:pStyle w:val="TOC1"/>
             <w:rPr>
               <w:rFonts w:asciiTheme="minorHAnsi" w:eastAsiaTheme="minorEastAsia" w:hAnsiTheme="minorHAnsi"/>
-              <w:noProof/>
               <w:color w:val="auto"/>
-              <w:lang w:val="ru-RU" w:eastAsia="ru-RU"/>
+              <w:lang w:eastAsia="ru-RU"/>
             </w:rPr>
           </w:pPr>
           <w:hyperlink w:anchor="_Toc213440012" w:history="1">
             <w:r>
               <w:rPr>
                 <w:rStyle w:val="Hyperlink"/>
-                <w:noProof/>
               </w:rPr>
               <w:t>7. Secinājumi</w:t>
             </w:r>
             <w:r>
               <w:rPr>
-                <w:noProof/>
                 <w:webHidden/>
               </w:rPr>
               <w:tab/>
             </w:r>
             <w:r>
               <w:rPr>
-                <w:noProof/>
                 <w:webHidden/>
               </w:rPr>
               <w:fldChar w:fldCharType="begin"/>
             </w:r>
             <w:r>
               <w:rPr>
-                <w:noProof/>
                 <w:webHidden/>
               </w:rPr>
               <w:instrText xml:space="preserve"> PAGEREF _Toc213440012 \h </w:instrText>
             </w:r>
             <w:r>
               <w:rPr>
-                <w:noProof/>
                 <w:webHidden/>
               </w:rPr>
             </w:r>
             <w:r>
               <w:rPr>
-                <w:noProof/>
                 <w:webHidden/>
               </w:rPr>
               <w:fldChar w:fldCharType="separate"/>
             </w:r>
             <w:r>
               <w:rPr>
-                <w:noProof/>
                 <w:webHidden/>
               </w:rPr>
               <w:t>21</w:t>
             </w:r>
             <w:r>
               <w:rPr>
-                <w:noProof/>
                 <w:webHidden/>
               </w:rPr>
               <w:fldChar w:fldCharType="end"/>
@@ -2675,63 +2375,54 @@
             <w:pStyle w:val="TOC1"/>
             <w:rPr>
               <w:rFonts w:asciiTheme="minorHAnsi" w:eastAsiaTheme="minorEastAsia" w:hAnsiTheme="minorHAnsi"/>
-              <w:noProof/>
               <w:color w:val="auto"/>
-              <w:lang w:val="ru-RU" w:eastAsia="ru-RU"/>
+              <w:lang w:eastAsia="ru-RU"/>
             </w:rPr>
           </w:pPr>
           <w:hyperlink w:anchor="_Toc213440013" w:history="1">
             <w:r>
               <w:rPr>
                 <w:rStyle w:val="Hyperlink"/>
-                <w:noProof/>
               </w:rPr>
               <w:t>8. Lietoto terminu un saīsinājumu skaidrojumi</w:t>
             </w:r>
             <w:r>
               <w:rPr>
-                <w:noProof/>
                 <w:webHidden/>
               </w:rPr>
               <w:tab/>
             </w:r>
             <w:r>
               <w:rPr>
-                <w:noProof/>
                 <w:webHidden/>
               </w:rPr>
               <w:fldChar w:fldCharType="begin"/>
             </w:r>
             <w:r>
               <w:rPr>
-                <w:noProof/>
                 <w:webHidden/>
               </w:rPr>
               <w:instrText xml:space="preserve"> PAGEREF _Toc213440013 \h </w:instrText>
             </w:r>
             <w:r>
               <w:rPr>
-                <w:noProof/>
                 <w:webHidden/>
               </w:rPr>
             </w:r>
             <w:r>
               <w:rPr>
-                <w:noProof/>
                 <w:webHidden/>
               </w:rPr>
               <w:fldChar w:fldCharType="separate"/>
             </w:r>
             <w:r>
               <w:rPr>
-                <w:noProof/>
                 <w:webHidden/>
               </w:rPr>
               <w:t>22</w:t>
             </w:r>
             <w:r>
               <w:rPr>
-                <w:noProof/>
                 <w:webHidden/>
               </w:rPr>
               <w:fldChar w:fldCharType="end"/>
@@ -2743,63 +2434,54 @@
             <w:pStyle w:val="TOC1"/>
             <w:rPr>
               <w:rFonts w:asciiTheme="minorHAnsi" w:eastAsiaTheme="minorEastAsia" w:hAnsiTheme="minorHAnsi"/>
-              <w:noProof/>
               <w:color w:val="auto"/>
-              <w:lang w:val="ru-RU" w:eastAsia="ru-RU"/>
+              <w:lang w:eastAsia="ru-RU"/>
             </w:rPr>
           </w:pPr>
           <w:hyperlink w:anchor="_Toc213440014" w:history="1">
             <w:r>
               <w:rPr>
                 <w:rStyle w:val="Hyperlink"/>
-                <w:noProof/>
               </w:rPr>
               <w:t>9. Literatūras un informācijas avotu saraksts</w:t>
             </w:r>
             <w:r>
               <w:rPr>
-                <w:noProof/>
                 <w:webHidden/>
               </w:rPr>
               <w:tab/>
             </w:r>
             <w:r>
               <w:rPr>
-                <w:noProof/>
                 <w:webHidden/>
               </w:rPr>
               <w:fldChar w:fldCharType="begin"/>
             </w:r>
             <w:r>
               <w:rPr>
-                <w:noProof/>
                 <w:webHidden/>
               </w:rPr>
               <w:instrText xml:space="preserve"> PAGEREF _Toc213440014 \h </w:instrText>
             </w:r>
             <w:r>
               <w:rPr>
-                <w:noProof/>
                 <w:webHidden/>
               </w:rPr>
             </w:r>
             <w:r>
               <w:rPr>
-                <w:noProof/>
                 <w:webHidden/>
               </w:rPr>
               <w:fldChar w:fldCharType="separate"/>
             </w:r>
             <w:r>
               <w:rPr>
-                <w:noProof/>
                 <w:webHidden/>
               </w:rPr>
               <w:t>23</w:t>
             </w:r>
             <w:r>
               <w:rPr>
-                <w:noProof/>
                 <w:webHidden/>
               </w:rPr>
               <w:fldChar w:fldCharType="end"/>
@@ -2811,63 +2493,54 @@
             <w:pStyle w:val="TOC1"/>
             <w:rPr>
               <w:rFonts w:asciiTheme="minorHAnsi" w:eastAsiaTheme="minorEastAsia" w:hAnsiTheme="minorHAnsi"/>
-              <w:noProof/>
               <w:color w:val="auto"/>
-              <w:lang w:val="ru-RU" w:eastAsia="ru-RU"/>
+              <w:lang w:eastAsia="ru-RU"/>
             </w:rPr>
           </w:pPr>
           <w:hyperlink w:anchor="_Toc213440015" w:history="1">
             <w:r>
               <w:rPr>
                 <w:rStyle w:val="Hyperlink"/>
-                <w:noProof/>
               </w:rPr>
               <w:t>Pielikums</w:t>
             </w:r>
             <w:r>
               <w:rPr>
-                <w:noProof/>
                 <w:webHidden/>
               </w:rPr>
               <w:tab/>
             </w:r>
             <w:r>
               <w:rPr>
-                <w:noProof/>
                 <w:webHidden/>
               </w:rPr>
               <w:fldChar w:fldCharType="begin"/>
             </w:r>
             <w:r>
               <w:rPr>
-                <w:noProof/>
                 <w:webHidden/>
               </w:rPr>
               <w:instrText xml:space="preserve"> PAGEREF _Toc213440015 \h </w:instrText>
             </w:r>
             <w:r>
               <w:rPr>
-                <w:noProof/>
                 <w:webHidden/>
               </w:rPr>
             </w:r>
             <w:r>
               <w:rPr>
-                <w:noProof/>
                 <w:webHidden/>
               </w:rPr>
               <w:fldChar w:fldCharType="separate"/>
             </w:r>
             <w:r>
               <w:rPr>
-                <w:noProof/>
                 <w:webHidden/>
               </w:rPr>
               <w:t>2</w:t>
             </w:r>
             <w:r>
               <w:rPr>
-                <w:noProof/>
                 <w:webHidden/>
               </w:rPr>
               <w:fldChar w:fldCharType="end"/>
@@ -3049,7 +2722,7 @@
     <w:p>
       <w:pPr>
         <w:rPr>
-          <w:lang w:val="en-US" w:eastAsia="lv-LV"/>
+          <w:lang w:eastAsia="lv-LV"/>
         </w:rPr>
       </w:pPr>
       <w:bookmarkStart w:id="2" w:name="_Toc213439982"/>
@@ -3114,7 +2787,7 @@
     <w:p>
       <w:pPr>
         <w:rPr>
-          <w:lang w:val="en-US" w:eastAsia="lv-LV"/>
+          <w:lang w:eastAsia="lv-LV"/>
         </w:rPr>
       </w:pPr>
       <w:r>
@@ -3510,7 +3183,6 @@
       <w:pPr>
         <w:rPr>
           <w:bCs/>
-          <w:lang w:val="en-US"/>
         </w:rPr>
       </w:pPr>
       <w:r>
@@ -3552,7 +3224,6 @@
           <w:b/>
           <w:sz w:val="20"/>
           <w:szCs w:val="20"/>
-          <w:lang w:val="en-US"/>
         </w:rPr>
       </w:pPr>
       <w:r>
@@ -3572,7 +3243,6 @@
           <w:b/>
           <w:sz w:val="20"/>
           <w:szCs w:val="20"/>
-          <w:lang w:val="en-US"/>
         </w:rPr>
       </w:pPr>
       <w:r>
@@ -4565,13 +4235,7 @@
         <w:t>4</w:t>
       </w:r>
       <w:r>
-        <w:t xml:space="preserve">. </w:t>
-      </w:r>
-      <w:r>
-        <w:t>A</w:t>
-      </w:r>
-      <w:r>
-        <w:t>utentifikācija</w:t>
+        <w:t>. Autentifikācija</w:t>
       </w:r>
     </w:p>
     <w:p>
@@ -4604,7 +4268,6 @@
       <w:pPr>
         <w:rPr>
           <w:bCs/>
-          <w:lang w:val="en-US"/>
         </w:rPr>
       </w:pPr>
       <w:r>
@@ -4654,16 +4317,7 @@
           <w:sz w:val="20"/>
           <w:szCs w:val="20"/>
         </w:rPr>
-        <w:t xml:space="preserve">Tabula </w:t>
-      </w:r>
-      <w:r>
-        <w:rPr>
-          <w:b/>
-          <w:sz w:val="20"/>
-          <w:szCs w:val="20"/>
-          <w:lang w:val="en-US"/>
-        </w:rPr>
-        <w:t>2</w:t>
+        <w:t>Tabula 2</w:t>
       </w:r>
     </w:p>
     <w:p>
@@ -4682,15 +4336,7 @@
           <w:sz w:val="20"/>
           <w:szCs w:val="20"/>
         </w:rPr>
-        <w:t>Autentifikācijas</w:t>
-      </w:r>
-      <w:r>
-        <w:rPr>
-          <w:b/>
-          <w:sz w:val="20"/>
-          <w:szCs w:val="20"/>
-        </w:rPr>
-        <w:t xml:space="preserve"> forma</w:t>
+        <w:t>Autentifikācijas forma</w:t>
       </w:r>
     </w:p>
     <w:tbl>
@@ -4841,15 +4487,7 @@
                 <w:sz w:val="20"/>
                 <w:szCs w:val="20"/>
               </w:rPr>
-              <w:t>Lietotājvārds</w:t>
-            </w:r>
-            <w:r>
-              <w:rPr>
-                <w:bCs/>
-                <w:sz w:val="20"/>
-                <w:szCs w:val="20"/>
-              </w:rPr>
-              <w:t xml:space="preserve"> vai e-pasts</w:t>
+              <w:t>Lietotājvārds vai e-pasts</w:t>
             </w:r>
           </w:p>
         </w:tc>
@@ -5090,13 +4728,7 @@
         <w:rPr>
           <w:bCs/>
         </w:rPr>
-        <w:t xml:space="preserve"> </w:t>
-      </w:r>
-      <w:r>
-        <w:rPr>
-          <w:bCs/>
-        </w:rPr>
-        <w:t>Paziņojums par veiksmīgu pieslēgšanos vai kļūdas ziņojums, ja dati ir nepareizi.</w:t>
+        <w:t xml:space="preserve"> Paziņojums par veiksmīgu pieslēgšanos vai kļūdas ziņojums, ja dati ir nepareizi.</w:t>
       </w:r>
     </w:p>
     <w:p>
@@ -5110,10 +4742,7 @@
         <w:t>5</w:t>
       </w:r>
       <w:r>
-        <w:t xml:space="preserve">. </w:t>
-      </w:r>
-      <w:r>
-        <w:t>Paroles atjaunošana</w:t>
+        <w:t>. Paroles atjaunošana</w:t>
       </w:r>
     </w:p>
     <w:p>
@@ -5159,13 +4788,7 @@
         <w:rPr>
           <w:bCs/>
         </w:rPr>
-        <w:t xml:space="preserve">: </w:t>
-      </w:r>
-      <w:r>
-        <w:rPr>
-          <w:bCs/>
-        </w:rPr>
-        <w:t>Reģistrētā e-pasta adrese.</w:t>
+        <w:t>: Reģistrētā e-pasta adrese.</w:t>
       </w:r>
     </w:p>
     <w:p>
@@ -5185,25 +4808,7 @@
         <w:rPr>
           <w:bCs/>
         </w:rPr>
-        <w:t xml:space="preserve">: </w:t>
-      </w:r>
-      <w:r>
-        <w:rPr>
-          <w:bCs/>
-        </w:rPr>
-        <w:t>Sistēma pārbauda, vai ievadītā e-pasta adrese eksistē datubāzē. Ja lietotājs ir reģistrēts, Laravel autentifikācijas mehānisms ģenerē unikālu paroles atjaunošanas tokenu, kas tiek saglabāts datubāzē.</w:t>
-      </w:r>
-      <w:r>
-        <w:rPr>
-          <w:bCs/>
-        </w:rPr>
-        <w:t xml:space="preserve"> </w:t>
-      </w:r>
-      <w:r>
-        <w:rPr>
-          <w:bCs/>
-        </w:rPr>
-        <w:t>Ar Laravel Mailable palīdzību lietotājam tiek nosūtīts e-pasts ar drošu saiti paroles maiņai. Saite ir derīga ierobežotu laiku. Pēc jaunas paroles ievades sistēma veic validāciju un saglabā paroli šifrētā veidā.</w:t>
+        <w:t>: Sistēma pārbauda, vai ievadītā e-pasta adrese eksistē datubāzē. Ja lietotājs ir reģistrēts, Laravel autentifikācijas mehānisms ģenerē unikālu paroles atjaunošanas tokenu, kas tiek saglabāts datubāzē. Ar Laravel Mailable palīdzību lietotājam tiek nosūtīts e-pasts ar drošu saiti paroles maiņai. Saite ir derīga ierobežotu laiku. Pēc jaunas paroles ievades sistēma veic validāciju un saglabā paroli šifrētā veidā.</w:t>
       </w:r>
     </w:p>
     <w:p>
@@ -5223,13 +4828,7 @@
         <w:rPr>
           <w:bCs/>
         </w:rPr>
-        <w:t xml:space="preserve">: </w:t>
-      </w:r>
-      <w:r>
-        <w:rPr>
-          <w:bCs/>
-        </w:rPr>
-        <w:t>Paziņojums par paroles atjaunošanas saites nosūtīšanu vai kļūdas ziņojums, ja e-pasts nav atrasts.</w:t>
+        <w:t>: Paziņojums par paroles atjaunošanas saites nosūtīšanu vai kļūdas ziņojums, ja e-pasts nav atrasts.</w:t>
       </w:r>
     </w:p>
     <w:p>
@@ -5243,10 +4842,7 @@
         <w:t>6</w:t>
       </w:r>
       <w:r>
-        <w:t xml:space="preserve">. </w:t>
-      </w:r>
-      <w:r>
-        <w:t>Saziņas forma</w:t>
+        <w:t>. Saziņas forma</w:t>
       </w:r>
     </w:p>
     <w:p>
@@ -5266,13 +4862,7 @@
         <w:rPr>
           <w:bCs/>
         </w:rPr>
-        <w:t xml:space="preserve">: </w:t>
-      </w:r>
-      <w:r>
-        <w:rPr>
-          <w:bCs/>
-        </w:rPr>
-        <w:t>Nodrošināt iespēju neautorizētiem lietotājiem sazināties ar platformas administratoru, izmantojot kontaktu formu, lai uzdotu jautājumus vai sniegtu atsauksmes.</w:t>
+        <w:t>: Nodrošināt iespēju neautorizētiem lietotājiem sazināties ar platformas administratoru, izmantojot kontaktu formu, lai uzdotu jautājumus vai sniegtu atsauksmes.</w:t>
       </w:r>
     </w:p>
     <w:p>
@@ -5316,15 +4906,7 @@
           <w:sz w:val="20"/>
           <w:szCs w:val="20"/>
         </w:rPr>
-        <w:t xml:space="preserve">Tabula </w:t>
-      </w:r>
-      <w:r>
-        <w:rPr>
-          <w:b/>
-          <w:sz w:val="20"/>
-          <w:szCs w:val="20"/>
-        </w:rPr>
-        <w:t>3</w:t>
+        <w:t>Tabula 3</w:t>
       </w:r>
     </w:p>
     <w:p>
@@ -5343,15 +4925,7 @@
           <w:sz w:val="20"/>
           <w:szCs w:val="20"/>
         </w:rPr>
-        <w:t>Kontaktu</w:t>
-      </w:r>
-      <w:r>
-        <w:rPr>
-          <w:b/>
-          <w:sz w:val="20"/>
-          <w:szCs w:val="20"/>
-        </w:rPr>
-        <w:t xml:space="preserve"> forma</w:t>
+        <w:t>Kontaktu forma</w:t>
       </w:r>
     </w:p>
     <w:tbl>
@@ -5818,32 +5392,14 @@
         <w:rPr>
           <w:bCs/>
         </w:rPr>
-        <w:t xml:space="preserve">: </w:t>
-      </w:r>
-      <w:r>
-        <w:rPr>
-          <w:bCs/>
-        </w:rPr>
-        <w:t xml:space="preserve">Sistēma veic ievaddatu validāciju (obligātie lauki, korekts e-pasta formāts). Pēc validācijas ziņojums tiek nosūtīts administratoram, izmantojot Laravel iebūvēto e-pasta </w:t>
+        <w:t xml:space="preserve">: Sistēma veic ievaddatu validāciju (obligātie lauki, korekts e-pasta formāts). Pēc validācijas ziņojums tiek nosūtīts administratoram, izmantojot Laravel iebūvēto e-pasta </w:t>
       </w:r>
       <w:r>
         <w:rPr>
           <w:bCs/>
         </w:rPr>
         <w:lastRenderedPageBreak/>
-        <w:t>nosūtīšanas mehānismu (SMTP konfigurācija .env failā).</w:t>
-      </w:r>
-      <w:r>
-        <w:rPr>
-          <w:bCs/>
-        </w:rPr>
-        <w:t xml:space="preserve"> </w:t>
-      </w:r>
-      <w:r>
-        <w:rPr>
-          <w:bCs/>
-        </w:rPr>
-        <w:t>Drošības nolūkos tiek izmantota servera puses validācija, lai novērstu tukšu vai nekorektu datu nosūtīšanu.</w:t>
+        <w:t>nosūtīšanas mehānismu (SMTP konfigurācija .env failā). Drošības nolūkos tiek izmantota servera puses validācija, lai novērstu tukšu vai nekorektu datu nosūtīšanu.</w:t>
       </w:r>
     </w:p>
     <w:p>
@@ -5863,13 +5419,7 @@
         <w:rPr>
           <w:bCs/>
         </w:rPr>
-        <w:t xml:space="preserve">: </w:t>
-      </w:r>
-      <w:r>
-        <w:rPr>
-          <w:bCs/>
-        </w:rPr>
-        <w:t>Apstiprinājuma paziņojums par veiksmīgu ziņojuma nosūtīšanu vai kļūdas ziņojums validācijas gadījumā.</w:t>
+        <w:t>: Apstiprinājuma paziņojums par veiksmīgu ziņojuma nosūtīšanu vai kļūdas ziņojums validācijas gadījumā.</w:t>
       </w:r>
     </w:p>
     <w:p>
@@ -5903,16 +5453,7 @@
         <w:pStyle w:val="Heading4"/>
       </w:pPr>
       <w:r>
-        <w:t>2.2.</w:t>
-      </w:r>
-      <w:r>
-        <w:t>2.1</w:t>
-      </w:r>
-      <w:r>
-        <w:t xml:space="preserve">. </w:t>
-      </w:r>
-      <w:r>
-        <w:t>Izrakstīšanās no sistēmas</w:t>
+        <w:t>2.2.2.1. Izrakstīšanās no sistēmas</w:t>
       </w:r>
     </w:p>
     <w:p>
@@ -5923,18 +5464,10 @@
         <w:t>Mērķis</w:t>
       </w:r>
       <w:r>
-        <w:t xml:space="preserve">: </w:t>
-      </w:r>
-      <w:r>
-        <w:t>Nodrošināt drošu lietotāja sesijas pārtraukšanu.</w:t>
+        <w:t>: Nodrošināt drošu lietotāja sesijas pārtraukšanu.</w:t>
       </w:r>
     </w:p>
     <w:p>
-      <w:pPr>
-        <w:rPr>
-          <w:lang w:val="en-US"/>
-        </w:rPr>
-      </w:pPr>
       <w:r>
         <w:rPr>
           <w:u w:val="single"/>
@@ -5942,18 +5475,10 @@
         <w:t>Ievaddati</w:t>
       </w:r>
       <w:r>
-        <w:t xml:space="preserve">: </w:t>
-      </w:r>
-      <w:r>
-        <w:t>Pieprasījums izrakstīties no sistēmas.</w:t>
+        <w:t>: Pieprasījums izrakstīties no sistēmas.</w:t>
       </w:r>
     </w:p>
     <w:p>
-      <w:pPr>
-        <w:rPr>
-          <w:lang w:val="en-US"/>
-        </w:rPr>
-      </w:pPr>
       <w:r>
         <w:rPr>
           <w:u w:val="single"/>
@@ -5961,18 +5486,10 @@
         <w:t>Apstrāde</w:t>
       </w:r>
       <w:r>
-        <w:t xml:space="preserve">: </w:t>
-      </w:r>
-      <w:r>
-        <w:t>Laravel autentifikācijas mehānisms dzēš aktīvo sesiju un CSRF tokenu, novēršot nesankcionētu piekļuvi kontam.</w:t>
+        <w:t>: Laravel autentifikācijas mehānisms dzēš aktīvo sesiju un CSRF tokenu, novēršot nesankcionētu piekļuvi kontam.</w:t>
       </w:r>
     </w:p>
     <w:p>
-      <w:pPr>
-        <w:rPr>
-          <w:lang w:val="en-US"/>
-        </w:rPr>
-      </w:pPr>
       <w:r>
         <w:rPr>
           <w:u w:val="single"/>
@@ -5980,10 +5497,7 @@
         <w:t>Izvaddati</w:t>
       </w:r>
       <w:r>
-        <w:t xml:space="preserve">: </w:t>
-      </w:r>
-      <w:r>
-        <w:t>Lietotājs tiek novirzīts uz sākumlapu vai pieslēgšanās lapu.</w:t>
+        <w:t>: Lietotājs tiek novirzīts uz sākumlapu vai pieslēgšanās lapu.</w:t>
       </w:r>
     </w:p>
     <w:p>
@@ -5991,27 +5505,10 @@
         <w:pStyle w:val="Heading4"/>
       </w:pPr>
       <w:r>
-        <w:t>2.2.</w:t>
-      </w:r>
-      <w:r>
-        <w:rPr>
-          <w:lang w:val="en-US"/>
-        </w:rPr>
-        <w:t>2.2</w:t>
-      </w:r>
-      <w:r>
-        <w:t xml:space="preserve">. </w:t>
-      </w:r>
-      <w:r>
-        <w:t>Profila rediģēšana</w:t>
+        <w:t>2.2.2.2. Profila rediģēšana</w:t>
       </w:r>
     </w:p>
     <w:p>
-      <w:pPr>
-        <w:rPr>
-          <w:lang w:val="en-US"/>
-        </w:rPr>
-      </w:pPr>
       <w:r>
         <w:rPr>
           <w:u w:val="single"/>
@@ -6019,18 +5516,10 @@
         <w:t>Mērķis</w:t>
       </w:r>
       <w:r>
-        <w:t xml:space="preserve">: </w:t>
-      </w:r>
-      <w:r>
-        <w:t>Dot iespēju lietotājam atjaunināt savu personīgo informāciju.</w:t>
+        <w:t>: Dot iespēju lietotājam atjaunināt savu personīgo informāciju.</w:t>
       </w:r>
     </w:p>
     <w:p>
-      <w:pPr>
-        <w:rPr>
-          <w:lang w:val="en-US"/>
-        </w:rPr>
-      </w:pPr>
       <w:r>
         <w:rPr>
           <w:u w:val="single"/>
@@ -6038,10 +5527,7 @@
         <w:t>Ievaddati</w:t>
       </w:r>
       <w:r>
-        <w:t xml:space="preserve">: </w:t>
-      </w:r>
-      <w:r>
-        <w:t>Lietotājvārds, e-pasts, profila attēls (ar attēla apgriešanas iespēju), citi profila dati.</w:t>
+        <w:t>: Lietotājvārds, e-pasts, profila attēls (ar attēla apgriešanas iespēju), citi profila dati.</w:t>
       </w:r>
     </w:p>
     <w:p>
@@ -6052,10 +5538,7 @@
         <w:t>Apstrāde</w:t>
       </w:r>
       <w:r>
-        <w:t xml:space="preserve">: </w:t>
-      </w:r>
-      <w:r>
-        <w:t>Sistēma validē ievaddatus, pārbauda unikālitāti un saglabā izmaiņas datubāzē.</w:t>
+        <w:t>: Sistēma validē ievaddatus, pārbauda unikālitāti un saglabā izmaiņas datubāzē.</w:t>
       </w:r>
       <w:r>
         <w:br/>
@@ -6063,11 +5546,6 @@
       </w:r>
     </w:p>
     <w:p>
-      <w:pPr>
-        <w:rPr>
-          <w:lang w:val="en-US"/>
-        </w:rPr>
-      </w:pPr>
       <w:r>
         <w:rPr>
           <w:u w:val="single"/>
@@ -6075,10 +5553,7 @@
         <w:t>Izvaddati</w:t>
       </w:r>
       <w:r>
-        <w:t xml:space="preserve">: </w:t>
-      </w:r>
-      <w:r>
-        <w:t>Paziņojums par veiksmīgu profila atjaunināšanu.</w:t>
+        <w:t>: Paziņojums par veiksmīgu profila atjaunināšanu.</w:t>
       </w:r>
     </w:p>
     <w:p>
@@ -6086,27 +5561,10 @@
         <w:pStyle w:val="Heading4"/>
       </w:pPr>
       <w:r>
-        <w:t>2.2.</w:t>
-      </w:r>
-      <w:r>
-        <w:rPr>
-          <w:lang w:val="en-US"/>
-        </w:rPr>
-        <w:t>2.3</w:t>
-      </w:r>
-      <w:r>
-        <w:t xml:space="preserve">. </w:t>
-      </w:r>
-      <w:r>
-        <w:t>Profila dzēšana</w:t>
+        <w:t>2.2.2.3. Profila dzēšana</w:t>
       </w:r>
     </w:p>
     <w:p>
-      <w:pPr>
-        <w:rPr>
-          <w:lang w:val="en-US"/>
-        </w:rPr>
-      </w:pPr>
       <w:r>
         <w:rPr>
           <w:u w:val="single"/>
@@ -6114,18 +5572,10 @@
         <w:t>Mērķis</w:t>
       </w:r>
       <w:r>
-        <w:t xml:space="preserve">: </w:t>
-      </w:r>
-      <w:r>
-        <w:t>Nodrošināt lietotājam iespēju neatgriezeniski dzēst savu kontu.</w:t>
+        <w:t>: Nodrošināt lietotājam iespēju neatgriezeniski dzēst savu kontu.</w:t>
       </w:r>
     </w:p>
     <w:p>
-      <w:pPr>
-        <w:rPr>
-          <w:lang w:val="en-US"/>
-        </w:rPr>
-      </w:pPr>
       <w:r>
         <w:rPr>
           <w:u w:val="single"/>
@@ -6133,10 +5583,7 @@
         <w:t>Ievaddati</w:t>
       </w:r>
       <w:r>
-        <w:t xml:space="preserve">: </w:t>
-      </w:r>
-      <w:r>
-        <w:t>Paroles apstiprinājums.</w:t>
+        <w:t>: Paroles apstiprinājums.</w:t>
       </w:r>
     </w:p>
     <w:p>
@@ -6147,18 +5594,10 @@
         <w:t>Apstrāde</w:t>
       </w:r>
       <w:r>
-        <w:t xml:space="preserve">: </w:t>
-      </w:r>
-      <w:r>
-        <w:t>Sistēma pārbauda ievadītās paroles atbilstību un, ja tā ir korekta, dzēš lietotāja ierakstu no datubāzes. Tiek dzēsti vai anonimizēti arī ar lietotāju saistītie dati (atkarībā no sistēmas loģikas).</w:t>
+        <w:t>: Sistēma pārbauda ievadītās paroles atbilstību un, ja tā ir korekta, dzēš lietotāja ierakstu no datubāzes. Tiek dzēsti vai anonimizēti arī ar lietotāju saistītie dati (atkarībā no sistēmas loģikas).</w:t>
       </w:r>
     </w:p>
     <w:p>
-      <w:pPr>
-        <w:rPr>
-          <w:lang w:val="en-US"/>
-        </w:rPr>
-      </w:pPr>
       <w:r>
         <w:rPr>
           <w:u w:val="single"/>
@@ -6166,10 +5605,7 @@
         <w:t>Izvaddati</w:t>
       </w:r>
       <w:r>
-        <w:t xml:space="preserve">: </w:t>
-      </w:r>
-      <w:r>
-        <w:t>Lietotājs tiek izrakstīts no sistēmas un novirzīts uz sākumlapu.</w:t>
+        <w:t>: Lietotājs tiek izrakstīts no sistēmas un novirzīts uz sākumlapu.</w:t>
       </w:r>
     </w:p>
     <w:p>
@@ -6177,19 +5613,7 @@
         <w:pStyle w:val="Heading4"/>
       </w:pPr>
       <w:r>
-        <w:t>2.2.</w:t>
-      </w:r>
-      <w:r>
-        <w:rPr>
-          <w:lang w:val="en-US"/>
-        </w:rPr>
-        <w:t>2.4</w:t>
-      </w:r>
-      <w:r>
-        <w:t xml:space="preserve">. </w:t>
-      </w:r>
-      <w:r>
-        <w:t>Izmeklēšanas veikšana (Līmeņa izvēle)</w:t>
+        <w:t>2.2.2.4. Izmeklēšanas veikšana (Līmeņa izvēle)</w:t>
       </w:r>
     </w:p>
     <w:p>
@@ -6249,28 +5673,7 @@
         <w:t xml:space="preserve">: </w:t>
       </w:r>
       <w:r>
-        <w:t xml:space="preserve">Rezultāts (pareizi/nepareizi), atbildes pamatojums, iegūtie punkti, </w:t>
-      </w:r>
-      <w:r>
-        <w:t>p</w:t>
-      </w:r>
-      <w:r>
-        <w:t xml:space="preserve">iedāvājums novērtēt </w:t>
-      </w:r>
-      <w:r>
-        <w:t>lietu</w:t>
-      </w:r>
-      <w:r>
-        <w:t>, atstāt komentāru un logs ar</w:t>
-      </w:r>
-      <w:r>
-        <w:t xml:space="preserve"> </w:t>
-      </w:r>
-      <w:r>
-        <w:t>nopelnīto sasniegumu</w:t>
-      </w:r>
-      <w:r>
-        <w:t>.</w:t>
+        <w:t>Rezultāts (pareizi/nepareizi), atbildes pamatojums, iegūtie punkti, piedāvājums novērtēt lietu, atstāt komentāru un logs ar nopelnīto sasniegumu.</w:t>
       </w:r>
     </w:p>
     <w:p>
@@ -6278,16 +5681,7 @@
         <w:pStyle w:val="Heading4"/>
       </w:pPr>
       <w:r>
-        <w:t>2.2.</w:t>
-      </w:r>
-      <w:r>
-        <w:t>2.5</w:t>
-      </w:r>
-      <w:r>
-        <w:t xml:space="preserve">. </w:t>
-      </w:r>
-      <w:r>
-        <w:t>Savu lietu pārvaldība</w:t>
+        <w:t>2.2.2.5. Savu lietu pārvaldība</w:t>
       </w:r>
     </w:p>
     <w:p>
@@ -6301,27 +5695,10 @@
         <w:t xml:space="preserve">: </w:t>
       </w:r>
       <w:r>
-        <w:t>Nodrošināt lietotājam iespēju izveidot, rediģēt un pārvaldīt savas detektīvu lietas, ieskaitot pierādījumus, koordinātas</w:t>
-      </w:r>
-      <w:r>
-        <w:t xml:space="preserve">, </w:t>
-      </w:r>
-      <w:r>
-        <w:t>aizdomās turamos</w:t>
-      </w:r>
-      <w:r>
-        <w:t xml:space="preserve"> un jautājumus</w:t>
-      </w:r>
-      <w:r>
-        <w:t>.</w:t>
+        <w:t>Nodrošināt lietotājam iespēju izveidot, rediģēt un pārvaldīt savas detektīvu lietas, ieskaitot pierādījumus, koordinātas, aizdomās turamos un jautājumus.</w:t>
       </w:r>
     </w:p>
     <w:p>
-      <w:pPr>
-        <w:rPr>
-          <w:lang w:val="en-US"/>
-        </w:rPr>
-      </w:pPr>
       <w:r>
         <w:rPr>
           <w:u w:val="single"/>
@@ -6359,16 +5736,7 @@
           <w:sz w:val="20"/>
           <w:szCs w:val="20"/>
         </w:rPr>
-        <w:t xml:space="preserve">Tabula </w:t>
-      </w:r>
-      <w:r>
-        <w:rPr>
-          <w:b/>
-          <w:sz w:val="20"/>
-          <w:szCs w:val="20"/>
-          <w:lang w:val="en-US"/>
-        </w:rPr>
-        <w:t>4</w:t>
+        <w:t>Tabula 4</w:t>
       </w:r>
     </w:p>
     <w:p>
@@ -6903,7 +6271,6 @@
                 <w:bCs/>
                 <w:sz w:val="20"/>
                 <w:szCs w:val="20"/>
-                <w:lang w:val="ru-RU"/>
               </w:rPr>
             </w:pPr>
             <w:r>
@@ -7201,7 +6568,6 @@
                 <w:bCs/>
                 <w:sz w:val="20"/>
                 <w:szCs w:val="20"/>
-                <w:lang w:val="ru-RU"/>
               </w:rPr>
             </w:pPr>
             <w:r>
@@ -7387,23 +6753,7 @@
                 <w:sz w:val="20"/>
                 <w:szCs w:val="20"/>
               </w:rPr>
-              <w:t>Attēls</w:t>
-            </w:r>
-            <w:r>
-              <w:rPr>
-                <w:bCs/>
-                <w:sz w:val="20"/>
-                <w:szCs w:val="20"/>
-              </w:rPr>
-              <w:t>, dokuments,</w:t>
-            </w:r>
-            <w:r>
-              <w:rPr>
-                <w:bCs/>
-                <w:sz w:val="20"/>
-                <w:szCs w:val="20"/>
-              </w:rPr>
-              <w:t xml:space="preserve"> text </w:t>
+              <w:t xml:space="preserve">Attēls, dokuments, text </w:t>
             </w:r>
           </w:p>
         </w:tc>
@@ -7430,23 +6780,7 @@
                 <w:sz w:val="20"/>
                 <w:szCs w:val="20"/>
               </w:rPr>
-              <w:t>K</w:t>
-            </w:r>
-            <w:r>
-              <w:rPr>
-                <w:bCs/>
-                <w:sz w:val="20"/>
-                <w:szCs w:val="20"/>
-              </w:rPr>
-              <w:t>oordināta</w:t>
-            </w:r>
-            <w:r>
-              <w:rPr>
-                <w:bCs/>
-                <w:sz w:val="20"/>
-                <w:szCs w:val="20"/>
-              </w:rPr>
-              <w:t>s</w:t>
+              <w:t>Koordinātas</w:t>
             </w:r>
           </w:p>
         </w:tc>
@@ -7513,15 +6847,13 @@
                 <w:bCs/>
                 <w:sz w:val="20"/>
                 <w:szCs w:val="20"/>
-                <w:lang w:val="en-US"/>
-              </w:rPr>
-            </w:pPr>
-            <w:r>
-              <w:rPr>
-                <w:bCs/>
-                <w:sz w:val="20"/>
-                <w:szCs w:val="20"/>
-                <w:lang w:val="en-US"/>
+              </w:rPr>
+            </w:pPr>
+            <w:r>
+              <w:rPr>
+                <w:bCs/>
+                <w:sz w:val="20"/>
+                <w:szCs w:val="20"/>
               </w:rPr>
               <w:t>Aprēķins, pamatojoties uz atlasīto attēla apgabalu</w:t>
             </w:r>
@@ -7537,7 +6869,6 @@
           <w:b/>
           <w:sz w:val="20"/>
           <w:szCs w:val="20"/>
-          <w:lang w:val="en-US"/>
         </w:rPr>
       </w:pPr>
     </w:p>
@@ -8034,15 +7365,13 @@
                 <w:bCs/>
                 <w:sz w:val="20"/>
                 <w:szCs w:val="20"/>
-                <w:lang w:val="en-US"/>
-              </w:rPr>
-            </w:pPr>
-            <w:r>
-              <w:rPr>
-                <w:bCs/>
-                <w:sz w:val="20"/>
-                <w:szCs w:val="20"/>
-                <w:lang w:val="en-US"/>
+              </w:rPr>
+            </w:pPr>
+            <w:r>
+              <w:rPr>
+                <w:bCs/>
+                <w:sz w:val="20"/>
+                <w:szCs w:val="20"/>
               </w:rPr>
               <w:t>Teksts</w:t>
             </w:r>
@@ -8086,7 +7415,6 @@
                 <w:bCs/>
                 <w:sz w:val="20"/>
                 <w:szCs w:val="20"/>
-                <w:lang w:val="ru-RU"/>
               </w:rPr>
             </w:pPr>
             <w:r>
@@ -8102,7 +7430,6 @@
                 <w:bCs/>
                 <w:sz w:val="20"/>
                 <w:szCs w:val="20"/>
-                <w:lang w:val="ru-RU"/>
               </w:rPr>
               <w:t>oklusējuma "nē"</w:t>
             </w:r>
@@ -8118,7 +7445,6 @@
           <w:b/>
           <w:sz w:val="20"/>
           <w:szCs w:val="20"/>
-          <w:lang w:val="ru-RU"/>
         </w:rPr>
       </w:pPr>
     </w:p>
@@ -8130,7 +7456,6 @@
           <w:b/>
           <w:sz w:val="20"/>
           <w:szCs w:val="20"/>
-          <w:lang w:val="ru-RU"/>
         </w:rPr>
       </w:pPr>
       <w:r>
@@ -8139,16 +7464,7 @@
           <w:sz w:val="20"/>
           <w:szCs w:val="20"/>
         </w:rPr>
-        <w:t xml:space="preserve">Tabula </w:t>
-      </w:r>
-      <w:r>
-        <w:rPr>
-          <w:b/>
-          <w:sz w:val="20"/>
-          <w:szCs w:val="20"/>
-          <w:lang w:val="ru-RU"/>
-        </w:rPr>
-        <w:t>7</w:t>
+        <w:t>Tabula 7</w:t>
       </w:r>
     </w:p>
     <w:p>
@@ -8167,23 +7483,7 @@
           <w:sz w:val="20"/>
           <w:szCs w:val="20"/>
         </w:rPr>
-        <w:t>Jautājumi a</w:t>
-      </w:r>
-      <w:r>
-        <w:rPr>
-          <w:b/>
-          <w:sz w:val="20"/>
-          <w:szCs w:val="20"/>
-        </w:rPr>
-        <w:t>izdomās turamie</w:t>
-      </w:r>
-      <w:r>
-        <w:rPr>
-          <w:b/>
-          <w:sz w:val="20"/>
-          <w:szCs w:val="20"/>
-        </w:rPr>
-        <w:t>m</w:t>
+        <w:t>Jautājumi aizdomās turamiem</w:t>
       </w:r>
     </w:p>
     <w:tbl>
@@ -8334,15 +7634,7 @@
                 <w:sz w:val="20"/>
                 <w:szCs w:val="20"/>
               </w:rPr>
-              <w:t>A</w:t>
-            </w:r>
-            <w:r>
-              <w:rPr>
-                <w:bCs/>
-                <w:sz w:val="20"/>
-                <w:szCs w:val="20"/>
-              </w:rPr>
-              <w:t>izdomās turamais</w:t>
+              <w:t>Aizdomās turamais</w:t>
             </w:r>
           </w:p>
         </w:tc>
@@ -8409,34 +7701,15 @@
                 <w:bCs/>
                 <w:sz w:val="20"/>
                 <w:szCs w:val="20"/>
-                <w:lang w:val="ru-RU"/>
-              </w:rPr>
-            </w:pPr>
-            <w:r>
-              <w:rPr>
-                <w:bCs/>
-                <w:sz w:val="20"/>
-                <w:szCs w:val="20"/>
-                <w:lang w:val="ru-RU"/>
-              </w:rPr>
-              <w:t>Izvēl</w:t>
-            </w:r>
-            <w:r>
-              <w:rPr>
-                <w:bCs/>
-                <w:sz w:val="20"/>
-                <w:szCs w:val="20"/>
-              </w:rPr>
-              <w:t>e</w:t>
-            </w:r>
-            <w:r>
-              <w:rPr>
-                <w:bCs/>
-                <w:sz w:val="20"/>
-                <w:szCs w:val="20"/>
-                <w:lang w:val="ru-RU"/>
-              </w:rPr>
-              <w:t xml:space="preserve"> no saraksta</w:t>
+              </w:rPr>
+            </w:pPr>
+            <w:r>
+              <w:rPr>
+                <w:bCs/>
+                <w:sz w:val="20"/>
+                <w:szCs w:val="20"/>
+              </w:rPr>
+              <w:t>Izvēle no saraksta</w:t>
             </w:r>
           </w:p>
         </w:tc>
@@ -8549,7 +7822,6 @@
                 <w:bCs/>
                 <w:sz w:val="20"/>
                 <w:szCs w:val="20"/>
-                <w:lang w:val="ru-RU"/>
               </w:rPr>
             </w:pPr>
             <w:r>
@@ -8642,11 +7914,6 @@
       </w:pPr>
     </w:p>
     <w:p>
-      <w:pPr>
-        <w:rPr>
-          <w:lang w:val="ru-RU"/>
-        </w:rPr>
-      </w:pPr>
       <w:r>
         <w:rPr>
           <w:u w:val="single"/>
@@ -8657,13 +7924,7 @@
         <w:t>:</w:t>
       </w:r>
       <w:r>
-        <w:rPr>
-          <w:lang w:val="ru-RU"/>
-        </w:rPr>
-        <w:t xml:space="preserve"> </w:t>
-      </w:r>
-      <w:r>
-        <w:t>Lietotājs var:</w:t>
+        <w:t xml:space="preserve"> Lietotājs var:</w:t>
       </w:r>
     </w:p>
     <w:p>
@@ -8675,10 +7936,7 @@
         </w:numPr>
       </w:pPr>
       <w:r>
-        <w:t>izveidot jaunu lietu, izmantojot interaktīvu lietu konstruktoru</w:t>
-      </w:r>
-      <w:r>
-        <w:t>;</w:t>
+        <w:t>izveidot jaunu lietu, izmantojot interaktīvu lietu konstruktoru;</w:t>
       </w:r>
     </w:p>
     <w:p>
@@ -8709,10 +7967,7 @@
         </w:numPr>
       </w:pPr>
       <w:r>
-        <w:t>deaktivizēt savu lietu, lai tā vairs nebūtu publiski pieejama</w:t>
-      </w:r>
-      <w:r>
-        <w:t>;</w:t>
+        <w:t>deaktivizēt savu lietu, lai tā vairs nebūtu publiski pieejama;</w:t>
       </w:r>
     </w:p>
     <w:p>
@@ -8769,19 +8024,7 @@
         <w:pStyle w:val="Heading4"/>
       </w:pPr>
       <w:r>
-        <w:t>2.2.</w:t>
-      </w:r>
-      <w:r>
-        <w:t>2.</w:t>
-      </w:r>
-      <w:r>
-        <w:t>6</w:t>
-      </w:r>
-      <w:r>
-        <w:t xml:space="preserve">. </w:t>
-      </w:r>
-      <w:r>
-        <w:t>Labāko lietotāju saraksts</w:t>
+        <w:t>2.2.2.6. Labāko lietotāju saraksts</w:t>
       </w:r>
     </w:p>
     <w:p>
@@ -8830,34 +8073,17 @@
       </w:r>
     </w:p>
     <w:p>
-      <w:pPr>
-        <w:rPr>
-          <w:lang w:val="en-US"/>
-        </w:rPr>
-      </w:pPr>
       <w:r>
         <w:rPr>
           <w:u w:val="single"/>
         </w:rPr>
-        <w:t xml:space="preserve"> </w:t>
-      </w:r>
-      <w:r>
-        <w:rPr>
-          <w:u w:val="single"/>
-        </w:rPr>
-        <w:t>Izvaddati</w:t>
+        <w:t xml:space="preserve"> Izvaddati</w:t>
       </w:r>
       <w:r>
         <w:t xml:space="preserve">: </w:t>
       </w:r>
       <w:r>
-        <w:t>Sakārtots lietotāju saraksts ar punktiem, rangiem</w:t>
-      </w:r>
-      <w:r>
-        <w:t>, statistiku</w:t>
-      </w:r>
-      <w:r>
-        <w:t xml:space="preserve"> un vietām kopējā reitingā.</w:t>
+        <w:t>Sakārtots lietotāju saraksts ar punktiem, rangiem, statistiku un vietām kopējā reitingā.</w:t>
       </w:r>
     </w:p>
     <w:p>
@@ -8865,28 +8091,7 @@
         <w:pStyle w:val="Heading4"/>
       </w:pPr>
       <w:r>
-        <w:t>2.2.</w:t>
-      </w:r>
-      <w:r>
-        <w:t>2.</w:t>
-      </w:r>
-      <w:r>
-        <w:rPr>
-          <w:lang w:val="en-US"/>
-        </w:rPr>
-        <w:t>7</w:t>
-      </w:r>
-      <w:r>
-        <w:t>.</w:t>
-      </w:r>
-      <w:r>
-        <w:rPr>
-          <w:lang w:val="en-US"/>
-        </w:rPr>
-        <w:t xml:space="preserve"> </w:t>
-      </w:r>
-      <w:r>
-        <w:t>Lietotāju meklēšana</w:t>
+        <w:t>2.2.2.7. Lietotāju meklēšana</w:t>
       </w:r>
     </w:p>
     <w:p>
@@ -8897,10 +8102,7 @@
         <w:t>Mērķis</w:t>
       </w:r>
       <w:r>
-        <w:t xml:space="preserve">: </w:t>
-      </w:r>
-      <w:r>
-        <w:t>Nodrošināt iespēju atrast citus lietotājus pēc lietotājvārda.</w:t>
+        <w:t>: Nodrošināt iespēju atrast citus lietotājus pēc lietotājvārda.</w:t>
       </w:r>
     </w:p>
     <w:p>
@@ -8911,10 +8113,7 @@
         <w:t>Ievaddati</w:t>
       </w:r>
       <w:r>
-        <w:t xml:space="preserve">: </w:t>
-      </w:r>
-      <w:r>
-        <w:t>Meklēšanas atslēgvārds (lietotājvārds).</w:t>
+        <w:t>: Meklēšanas atslēgvārds (lietotājvārds).</w:t>
       </w:r>
     </w:p>
     <w:p>
@@ -8925,10 +8124,7 @@
         <w:t>Apstrāde</w:t>
       </w:r>
       <w:r>
-        <w:t xml:space="preserve">: </w:t>
-      </w:r>
-      <w:r>
-        <w:t>Sistēma filtrē lietotāju sarakstu, izmantojot daļējas atbilstības meklēšanu datubāzē.</w:t>
+        <w:t>: Sistēma filtrē lietotāju sarakstu, izmantojot daļējas atbilstības meklēšanu datubāzē.</w:t>
       </w:r>
     </w:p>
     <w:p>
@@ -8936,19 +8132,10 @@
         <w:rPr>
           <w:u w:val="single"/>
         </w:rPr>
-        <w:t xml:space="preserve"> </w:t>
-      </w:r>
-      <w:r>
-        <w:rPr>
-          <w:u w:val="single"/>
-        </w:rPr>
-        <w:t>Izvaddati</w:t>
-      </w:r>
-      <w:r>
-        <w:t xml:space="preserve">: </w:t>
-      </w:r>
-      <w:r>
-        <w:t>Atlasīto lietotāju saraksts.</w:t>
+        <w:t xml:space="preserve"> Izvaddati</w:t>
+      </w:r>
+      <w:r>
+        <w:t>: Atlasīto lietotāju saraksts.</w:t>
       </w:r>
     </w:p>
     <w:p>
@@ -8956,19 +8143,7 @@
         <w:pStyle w:val="Heading4"/>
       </w:pPr>
       <w:r>
-        <w:t>2.2.</w:t>
-      </w:r>
-      <w:r>
-        <w:t>2.</w:t>
-      </w:r>
-      <w:r>
-        <w:t>8</w:t>
-      </w:r>
-      <w:r>
-        <w:t>.</w:t>
-      </w:r>
-      <w:r>
-        <w:t xml:space="preserve"> Sasniegumu saraksta apskate</w:t>
+        <w:t>2.2.2.8. Sasniegumu saraksta apskate</w:t>
       </w:r>
     </w:p>
     <w:p>
@@ -8979,18 +8154,10 @@
         <w:t>Mērķis</w:t>
       </w:r>
       <w:r>
-        <w:t xml:space="preserve">: </w:t>
-      </w:r>
-      <w:r>
-        <w:t>Nodrošināt lietotājam iespēju redzēt sasniegumus, motivējot aktīvāk piedalīties platformā.</w:t>
+        <w:t>: Nodrošināt lietotājam iespēju redzēt sasniegumus, motivējot aktīvāk piedalīties platformā.</w:t>
       </w:r>
     </w:p>
     <w:p>
-      <w:pPr>
-        <w:rPr>
-          <w:lang w:val="en-US"/>
-        </w:rPr>
-      </w:pPr>
       <w:r>
         <w:rPr>
           <w:u w:val="single"/>
@@ -8998,24 +8165,10 @@
         <w:t>Ievaddati</w:t>
       </w:r>
       <w:r>
-        <w:t xml:space="preserve">: </w:t>
-      </w:r>
-      <w:r>
-        <w:t>Pieprasījums skatīt sasniegumu</w:t>
-      </w:r>
-      <w:r>
-        <w:rPr>
-          <w:lang w:val="en-US"/>
-        </w:rPr>
-        <w:t>.</w:t>
+        <w:t>: Pieprasījums skatīt sasniegumu.</w:t>
       </w:r>
     </w:p>
     <w:p>
-      <w:pPr>
-        <w:rPr>
-          <w:lang w:val="en-US"/>
-        </w:rPr>
-      </w:pPr>
       <w:r>
         <w:rPr>
           <w:u w:val="single"/>
@@ -9023,16 +8176,7 @@
         <w:t>Apstrāde</w:t>
       </w:r>
       <w:r>
-        <w:t xml:space="preserve">: </w:t>
-      </w:r>
-      <w:r>
-        <w:t>Sistēma atlasa no datubāzes visus sasniegumus</w:t>
-      </w:r>
-      <w:r>
-        <w:rPr>
-          <w:lang w:val="en-US"/>
-        </w:rPr>
-        <w:t>.</w:t>
+        <w:t>: Sistēma atlasa no datubāzes visus sasniegumus.</w:t>
       </w:r>
     </w:p>
     <w:p>
@@ -9040,22 +8184,10 @@
         <w:rPr>
           <w:u w:val="single"/>
         </w:rPr>
-        <w:t xml:space="preserve"> </w:t>
-      </w:r>
-      <w:r>
-        <w:rPr>
-          <w:u w:val="single"/>
-        </w:rPr>
-        <w:t>Izvaddati</w:t>
-      </w:r>
-      <w:r>
-        <w:t xml:space="preserve">: </w:t>
-      </w:r>
-      <w:r>
-        <w:t>Saraksts ar lietotāja sasniegumiem, iekļaujot nosaukumu, aprakstu, datumu</w:t>
-      </w:r>
-      <w:r>
-        <w:t>.</w:t>
+        <w:t xml:space="preserve"> Izvaddati</w:t>
+      </w:r>
+      <w:r>
+        <w:t>: Saraksts ar lietotāja sasniegumiem, iekļaujot nosaukumu, aprakstu, datumu.</w:t>
       </w:r>
     </w:p>
     <w:p>
@@ -9394,15 +8526,7 @@
                 <w:sz w:val="20"/>
                 <w:szCs w:val="20"/>
               </w:rPr>
-              <w:t>K</w:t>
-            </w:r>
-            <w:r>
-              <w:rPr>
-                <w:bCs/>
-                <w:sz w:val="20"/>
-                <w:szCs w:val="20"/>
-              </w:rPr>
-              <w:t>omentārs </w:t>
+              <w:t>Komentārs </w:t>
             </w:r>
           </w:p>
         </w:tc>
@@ -9477,15 +8601,7 @@
                 <w:sz w:val="20"/>
                 <w:szCs w:val="20"/>
               </w:rPr>
-              <w:t>B</w:t>
-            </w:r>
-            <w:r>
-              <w:rPr>
-                <w:bCs/>
-                <w:sz w:val="20"/>
-                <w:szCs w:val="20"/>
-              </w:rPr>
-              <w:t>rīvas formas teksts</w:t>
+              <w:t>Brīvas formas teksts</w:t>
             </w:r>
           </w:p>
         </w:tc>
@@ -9525,16 +8641,7 @@
         <w:pStyle w:val="Heading4"/>
       </w:pPr>
       <w:r>
-        <w:t>2.2.2.</w:t>
-      </w:r>
-      <w:r>
-        <w:t>10</w:t>
-      </w:r>
-      <w:r>
-        <w:t xml:space="preserve">. </w:t>
-      </w:r>
-      <w:r>
-        <w:t>Komentāru skatīšana savām lietām</w:t>
+        <w:t>2.2.2.10. Komentāru skatīšana savām lietām</w:t>
       </w:r>
     </w:p>
     <w:p>
@@ -9552,11 +8659,6 @@
       </w:r>
     </w:p>
     <w:p>
-      <w:pPr>
-        <w:rPr>
-          <w:lang w:val="en-US"/>
-        </w:rPr>
-      </w:pPr>
       <w:r>
         <w:rPr>
           <w:u w:val="single"/>
@@ -9606,13 +8708,7 @@
         </w:rPr>
       </w:pPr>
       <w:r>
-        <w:t>2.2.2.</w:t>
-      </w:r>
-      <w:r>
-        <w:t>11</w:t>
-      </w:r>
-      <w:r>
-        <w:t xml:space="preserve">. </w:t>
+        <w:t xml:space="preserve">2.2.2.11. </w:t>
       </w:r>
       <w:r>
         <w:rPr>
@@ -9629,18 +8725,10 @@
         <w:t>Mērķis</w:t>
       </w:r>
       <w:r>
-        <w:t xml:space="preserve">: </w:t>
-      </w:r>
-      <w:r>
-        <w:t>Nodrošināt lietotājam iespēju apskatīt, labot vai dzēst savus iepriekš atstātos vērtējumus par izmeklētajām lietām, nodrošinot lietotāja tiesības kontrolēt savu sniegto atgriezenisko saiti.</w:t>
+        <w:t>: Nodrošināt lietotājam iespēju apskatīt, labot vai dzēst savus iepriekš atstātos vērtējumus par izmeklētajām lietām, nodrošinot lietotāja tiesības kontrolēt savu sniegto atgriezenisko saiti.</w:t>
       </w:r>
     </w:p>
     <w:p>
-      <w:pPr>
-        <w:rPr>
-          <w:lang w:val="en-US"/>
-        </w:rPr>
-      </w:pPr>
       <w:r>
         <w:rPr>
           <w:u w:val="single"/>
@@ -9651,19 +8739,7 @@
         <w:t xml:space="preserve">: </w:t>
       </w:r>
       <w:r>
-        <w:t>Jauni dati</w:t>
-      </w:r>
-      <w:r>
-        <w:rPr>
-          <w:lang w:val="en-US"/>
-        </w:rPr>
-        <w:t>, d</w:t>
-      </w:r>
-      <w:r>
-        <w:t>arbības pieprasījums (labot vai dzēst)</w:t>
-      </w:r>
-      <w:r>
-        <w:t>.</w:t>
+        <w:t>Jauni dati, darbības pieprasījums (labot vai dzēst).</w:t>
       </w:r>
     </w:p>
     <w:p>
@@ -9677,52 +8753,7 @@
         <w:t xml:space="preserve">: </w:t>
       </w:r>
       <w:r>
-        <w:t xml:space="preserve">Sistēma attēlo atsevišķā lapā </w:t>
-      </w:r>
-      <w:r>
-        <w:t>“</w:t>
-      </w:r>
-      <w:r>
-        <w:t>Mani vērtējumi</w:t>
-      </w:r>
-      <w:r>
-        <w:t>”</w:t>
-      </w:r>
-      <w:r>
-        <w:t xml:space="preserve"> visus lietotāja atstātos vērtējumus</w:t>
-      </w:r>
-      <w:r>
-        <w:t xml:space="preserve">. </w:t>
-      </w:r>
-      <w:r>
-        <w:t>Lietotājs var</w:t>
-      </w:r>
-      <w:r>
-        <w:t xml:space="preserve"> </w:t>
-      </w:r>
-      <w:r>
-        <w:t>labot vērtējumu</w:t>
-      </w:r>
-      <w:r>
-        <w:t xml:space="preserve">, </w:t>
-      </w:r>
-      <w:r>
-        <w:t>mainīt gan zvaigžņu skaitu, gan komentāra tekstu. Pēc saglabāšanas tiek atjaunināts vērtējuma ieraksts datubāzē, un lietai tiek pārrēķināts vidējais vērtējums</w:t>
-      </w:r>
-      <w:r>
-        <w:t xml:space="preserve"> Un lietotājs var </w:t>
-      </w:r>
-      <w:r>
-        <w:t>dzēst vērtējumu</w:t>
-      </w:r>
-      <w:r>
-        <w:t>. S</w:t>
-      </w:r>
-      <w:r>
-        <w:t xml:space="preserve">istēma dzēš konkrēto vērtējumu no datubāzes. </w:t>
-      </w:r>
-      <w:r>
-        <w:t>Pēc dzēšanas lietai tiek pārrēķināts vidējais vērtējums, ņemot vērā tikai atlikušos vērtējumus. Dzēsto vērtējumu nevar atjaunot.</w:t>
+        <w:t>Sistēma attēlo atsevišķā lapā “Mani vērtējumi” visus lietotāja atstātos vērtējumus. Lietotājs var labot vērtējumu, mainīt gan zvaigžņu skaitu, gan komentāra tekstu. Pēc saglabāšanas tiek atjaunināts vērtējuma ieraksts datubāzē, un lietai tiek pārrēķināts vidējais vērtējums Un lietotājs var dzēst vērtējumu. Sistēma dzēš konkrēto vērtējumu no datubāzes. Pēc dzēšanas lietai tiek pārrēķināts vidējais vērtējums, ņemot vērā tikai atlikušos vērtējumus. Dzēsto vērtējumu nevar atjaunot.</w:t>
       </w:r>
     </w:p>
     <w:p>
@@ -9739,22 +8770,7 @@
         <w:t xml:space="preserve">: </w:t>
       </w:r>
       <w:r>
-        <w:t xml:space="preserve">Paziņojums </w:t>
-      </w:r>
-      <w:r>
-        <w:t>par veiksmīgu labošanu vai dzēšanu</w:t>
-      </w:r>
-      <w:r>
-        <w:t xml:space="preserve">. </w:t>
-      </w:r>
-      <w:r>
-        <w:t>Atjaunināts lietotāja vērtējumu saraksts</w:t>
-      </w:r>
-      <w:r>
-        <w:t xml:space="preserve"> un p</w:t>
-      </w:r>
-      <w:r>
-        <w:t>ārrēķināts lietas vidējais vērtējums (attēlots lietas skatā).</w:t>
+        <w:t>Paziņojums par veiksmīgu labošanu vai dzēšanu. Atjaunināts lietotāja vērtējumu saraksts un pārrēķināts lietas vidējais vērtējums (attēlots lietas skatā).</w:t>
       </w:r>
     </w:p>
     <w:p>
@@ -9765,16 +8781,7 @@
         </w:rPr>
       </w:pPr>
       <w:r>
-        <w:t>2.2.2.</w:t>
-      </w:r>
-      <w:r>
-        <w:t>1</w:t>
-      </w:r>
-      <w:r>
-        <w:t>2</w:t>
-      </w:r>
-      <w:r>
-        <w:t xml:space="preserve">. </w:t>
+        <w:t xml:space="preserve">2.2.2.12. </w:t>
       </w:r>
       <w:r>
         <w:rPr>
@@ -9829,14 +8836,8 @@
           <w:ilvl w:val="0"/>
           <w:numId w:val="33"/>
         </w:numPr>
-        <w:rPr>
-          <w:lang w:val="en-US"/>
-        </w:rPr>
-      </w:pPr>
-      <w:r>
-        <w:rPr>
-          <w:lang w:val="en-US"/>
-        </w:rPr>
+      </w:pPr>
+      <w:r>
         <w:t>kāds cits lietotājs atstāj komentāru par lietotāja izveidoto lietu;</w:t>
       </w:r>
     </w:p>
@@ -9846,14 +8847,8 @@
           <w:ilvl w:val="0"/>
           <w:numId w:val="33"/>
         </w:numPr>
-        <w:rPr>
-          <w:lang w:val="en-US"/>
-        </w:rPr>
-      </w:pPr>
-      <w:r>
-        <w:rPr>
-          <w:lang w:val="en-US"/>
-        </w:rPr>
+      </w:pPr>
+      <w:r>
         <w:t>lietotājs iegūst jaunu sasniegumu vai viņa rangs tiek paaugstināts;</w:t>
       </w:r>
     </w:p>
@@ -9863,14 +8858,8 @@
           <w:ilvl w:val="0"/>
           <w:numId w:val="33"/>
         </w:numPr>
-        <w:rPr>
-          <w:lang w:val="en-US"/>
-        </w:rPr>
-      </w:pPr>
-      <w:r>
-        <w:rPr>
-          <w:lang w:val="en-US"/>
-        </w:rPr>
+      </w:pPr>
+      <w:r>
         <w:t>moderators vai administrators dzēš lietotāja atstāto vērtējumu neatbilstošu satura dēļ.</w:t>
       </w:r>
     </w:p>
@@ -9967,9 +8956,6 @@
         <w:tabs>
           <w:tab w:val="left" w:pos="2210"/>
         </w:tabs>
-        <w:rPr>
-          <w:lang w:val="en-US"/>
-        </w:rPr>
       </w:pPr>
       <w:r>
         <w:rPr>
@@ -9978,10 +8964,7 @@
         <w:t>Ievaddati:</w:t>
       </w:r>
       <w:r>
-        <w:t xml:space="preserve"> </w:t>
-      </w:r>
-      <w:r>
-        <w:t>Pieprasījums uz statistikas paneli.</w:t>
+        <w:t xml:space="preserve"> Pieprasījums uz statistikas paneli.</w:t>
       </w:r>
     </w:p>
     <w:p>
@@ -10322,15 +9305,7 @@
           <w:sz w:val="20"/>
           <w:szCs w:val="20"/>
         </w:rPr>
-        <w:t>Sasnieguma</w:t>
-      </w:r>
-      <w:r>
-        <w:rPr>
-          <w:b/>
-          <w:sz w:val="20"/>
-          <w:szCs w:val="20"/>
-        </w:rPr>
-        <w:t xml:space="preserve"> dati</w:t>
+        <w:t>Sasnieguma dati</w:t>
       </w:r>
     </w:p>
     <w:tbl>
@@ -10908,15 +9883,7 @@
           <w:sz w:val="20"/>
           <w:szCs w:val="20"/>
         </w:rPr>
-        <w:t>Rangu</w:t>
-      </w:r>
-      <w:r>
-        <w:rPr>
-          <w:b/>
-          <w:sz w:val="20"/>
-          <w:szCs w:val="20"/>
-        </w:rPr>
-        <w:t xml:space="preserve"> dati</w:t>
+        <w:t>Rangu dati</w:t>
       </w:r>
     </w:p>
     <w:tbl>
@@ -11455,22 +10422,7 @@
         <w:t xml:space="preserve">: </w:t>
       </w:r>
       <w:r>
-        <w:t>Sistēma</w:t>
-      </w:r>
-      <w:r>
-        <w:t xml:space="preserve"> veic ievaddatu validāciju un izmaiņu saglabāšanu datubāzē</w:t>
-      </w:r>
-      <w:r>
-        <w:t xml:space="preserve"> un n</w:t>
-      </w:r>
-      <w:r>
-        <w:t>odrošina, ka rangi darbojas pēc punktu sistēmas</w:t>
-      </w:r>
-      <w:r>
-        <w:t>, tas nozīme</w:t>
-      </w:r>
-      <w:r>
-        <w:t xml:space="preserve"> lietotājs iegūst punktus par aktivitātēm platformā, un atbilstoši punktu daudzumam automātiski tiek piešķirts atbilstošais rangs. Punktu intervāli rangiem nevar pārklāties, lai vienam punktu daudzumam vienlaikus nevarētu atbilst vairāki rangi. Sistēma nodrošina, ka izmaiņas tiek tūlītēji atspoguļotas lietotāja interfeisā un attiecīgajos lietu ierakstos.</w:t>
+        <w:t>Sistēma veic ievaddatu validāciju un izmaiņu saglabāšanu datubāzē un nodrošina, ka rangi darbojas pēc punktu sistēmas, tas nozīme lietotājs iegūst punktus par aktivitātēm platformā, un atbilstoši punktu daudzumam automātiski tiek piešķirts atbilstošais rangs. Punktu intervāli rangiem nevar pārklāties, lai vienam punktu daudzumam vienlaikus nevarētu atbilst vairāki rangi. Sistēma nodrošina, ka izmaiņas tiek tūlītēji atspoguļotas lietotāja interfeisā un attiecīgajos lietu ierakstos.</w:t>
       </w:r>
       <w:r>
         <w:rPr>
@@ -11511,13 +10463,7 @@
         <w:t>5</w:t>
       </w:r>
       <w:r>
-        <w:t>.</w:t>
-      </w:r>
-      <w:r>
-        <w:t xml:space="preserve"> </w:t>
-      </w:r>
-      <w:r>
-        <w:t>Pamācības pārvaldība</w:t>
+        <w:t>. Pamācības pārvaldība</w:t>
       </w:r>
     </w:p>
     <w:p>
@@ -11528,48 +10474,44 @@
         <w:t>Mērķis</w:t>
       </w:r>
       <w:r>
-        <w:t>: Nodrošināt moderatoriem iespēju pārvaldīt platformas apmācības sistēmu jaunajiem lietotājiem, rediģējot pamācības tekstu un piešķirot jebkuru gatavu lietu kā pamācības izmeklēšanu.</w:t>
+        <w:t>: Nodrošināt moderatoriem iespēju pārvaldīt platformas apmācības sistēmu jaunajiem lietotājiem, piešķirot jebkuru gatavu lietu kā pamācības izmeklēšanu.</w:t>
       </w:r>
     </w:p>
     <w:p>
-      <w:pPr>
-        <w:rPr>
-          <w:lang w:val="en-US"/>
-        </w:rPr>
-      </w:pPr>
       <w:r>
         <w:rPr>
           <w:u w:val="single"/>
-          <w:lang w:val="en-US"/>
         </w:rPr>
         <w:t>Ievaddati</w:t>
       </w:r>
       <w:r>
-        <w:rPr>
-          <w:lang w:val="en-US"/>
-        </w:rPr>
-        <w:t>: P</w:t>
-      </w:r>
-      <w:r>
-        <w:t>amācības teksts, izvēlētās lietas identifikators un statuss.</w:t>
+        <w:t xml:space="preserve">: </w:t>
+      </w:r>
+      <w:r>
+        <w:t>I</w:t>
+      </w:r>
+      <w:r>
+        <w:t>zvēlētās lietas identifikators</w:t>
+      </w:r>
+      <w:r>
+        <w:t>.</w:t>
       </w:r>
     </w:p>
     <w:p>
       <w:r>
         <w:rPr>
           <w:u w:val="single"/>
-          <w:lang w:val="en-US"/>
         </w:rPr>
         <w:t>Apstrāde</w:t>
       </w:r>
       <w:r>
-        <w:rPr>
-          <w:lang w:val="en-US"/>
-        </w:rPr>
-        <w:t xml:space="preserve">: </w:t>
-      </w:r>
-      <w:r>
-        <w:t>Moderators var rediģēt pamācības tekstu, izvēlēties jebkuru apstiprinātu lietu kā aktīvo pamācību un deaktivizēt esošo pamācību. Sistēma nodrošina, ka vienlaikus aktīva var būt tikai viena pamācība. Ja tiek izvēlēta cita lieta kā pamācība, iepriekšējā automātiski tiek deaktivizēta. Lietotājiem pamācība tiek attēlota kā īpaša izmeklēšanas lieta ar paskaidrojumiem un norādījumiem.</w:t>
+        <w:t xml:space="preserve">: Moderators var </w:t>
+      </w:r>
+      <w:r>
+        <w:t>i</w:t>
+      </w:r>
+      <w:r>
+        <w:t>zvēlēties jebkuru apstiprinātu lietu kā aktīvo pamācību un deaktivizēt esošo pamācību. Sistēma nodrošina, ka vienlaikus aktīva var būt tikai viena pamācība. Ja tiek izvēlēta cita lieta kā pamācība, iepriekšējā automātiski tiek deaktivizēta. Lietotājiem pamācība tiek attēlota kā īpaša izmeklēšanas lieta ar paskaidrojumiem un norādījumiem.</w:t>
       </w:r>
     </w:p>
     <w:p>
@@ -11580,7 +10522,7 @@
         <w:t>Izvaddati</w:t>
       </w:r>
       <w:r>
-        <w:t>: Atjaunināta pamācība ar izvēlēto lietu un rediģēto tekstu, kas tiek attēlota platformas lietotājiem.</w:t>
+        <w:t>: Atjaunināta pamācība ar izvēlēto lietu, kas tiek attēlota platformas lietotājiem.</w:t>
       </w:r>
     </w:p>
     <w:p>
@@ -11727,16 +10669,10 @@
       </w:r>
     </w:p>
     <w:p>
-      <w:pPr>
-        <w:rPr>
-          <w:lang w:val="en-US"/>
-        </w:rPr>
-      </w:pPr>
       <w:r>
         <w:rPr>
           <w:u w:val="single"/>
         </w:rPr>
-        <w:lastRenderedPageBreak/>
         <w:t>Ievaddati</w:t>
       </w:r>
       <w:r>
@@ -11788,15 +10724,7 @@
           <w:sz w:val="20"/>
           <w:szCs w:val="20"/>
         </w:rPr>
-        <w:t>Moderatora pievienošanas</w:t>
-      </w:r>
-      <w:r>
-        <w:rPr>
-          <w:b/>
-          <w:sz w:val="20"/>
-          <w:szCs w:val="20"/>
-        </w:rPr>
-        <w:t xml:space="preserve"> forma</w:t>
+        <w:t>Moderatora pievienošanas forma</w:t>
       </w:r>
     </w:p>
     <w:tbl>
@@ -11947,6 +10875,7 @@
                 <w:sz w:val="20"/>
                 <w:szCs w:val="20"/>
               </w:rPr>
+              <w:lastRenderedPageBreak/>
               <w:t xml:space="preserve">Lietotājvārds </w:t>
             </w:r>
           </w:p>
@@ -12491,16 +11420,7 @@
         <w:t xml:space="preserve">: </w:t>
       </w:r>
       <w:r>
-        <w:t>Administrators var rediģēt moderatora konta piekļuves datus, piemēram, lomu un statusu, nodrošinot kontroli pār lietotāja tiesībām un aktivitāti sistēmā. Personīgā profila informācija</w:t>
-      </w:r>
-      <w:r>
-        <w:rPr>
-          <w:lang w:val="en-US"/>
-        </w:rPr>
-        <w:t xml:space="preserve"> </w:t>
-      </w:r>
-      <w:r>
-        <w:t>netiek rediģēta administratora līmenī.</w:t>
+        <w:t>Administrators var rediģēt moderatora konta piekļuves datus, piemēram, lomu un statusu, nodrošinot kontroli pār lietotāja tiesībām un aktivitāti sistēmā. Personīgā profila informācija netiek rediģēta administratora līmenī.</w:t>
       </w:r>
     </w:p>
     <w:p>
@@ -12509,7 +11429,6 @@
           <w:b/>
           <w:sz w:val="20"/>
           <w:szCs w:val="20"/>
-          <w:lang w:val="en-US"/>
         </w:rPr>
       </w:pPr>
       <w:r>
@@ -12575,15 +11494,7 @@
           <w:sz w:val="20"/>
           <w:szCs w:val="20"/>
         </w:rPr>
-        <w:t>Moderatora rediģēšanas</w:t>
-      </w:r>
-      <w:r>
-        <w:rPr>
-          <w:b/>
-          <w:sz w:val="20"/>
-          <w:szCs w:val="20"/>
-        </w:rPr>
-        <w:t xml:space="preserve"> forma</w:t>
+        <w:t>Moderatora rediģēšanas forma</w:t>
       </w:r>
     </w:p>
     <w:tbl>
@@ -12920,9 +11831,6 @@
     <w:p>
       <w:pPr>
         <w:ind w:firstLine="0"/>
-        <w:rPr>
-          <w:lang w:val="en-US"/>
-        </w:rPr>
       </w:pPr>
     </w:p>
     <w:p>
@@ -12970,13 +11878,7 @@
         <w:t>Mērķis</w:t>
       </w:r>
       <w:r>
-        <w:t>:</w:t>
-      </w:r>
-      <w:r>
-        <w:t xml:space="preserve"> </w:t>
-      </w:r>
-      <w:r>
-        <w:t>Administrators var deaktivizēt moderatora kontu, lai ierobežotu piekļuvi sistēmai, piemēram, drošības apsvērumu vai neaktivitātes gadījumā. Šī funkcionalitāte nodrošina ātru un efektīvu piekļuves kontroli bez datu dzēšanas.</w:t>
+        <w:t>: Administrators var deaktivizēt moderatora kontu, lai ierobežotu piekļuvi sistēmai, piemēram, drošības apsvērumu vai neaktivitātes gadījumā. Šī funkcionalitāte nodrošina ātru un efektīvu piekļuves kontroli bez datu dzēšanas.</w:t>
       </w:r>
     </w:p>
     <w:p>
@@ -12987,10 +11889,7 @@
         <w:t>Ievaddati</w:t>
       </w:r>
       <w:r>
-        <w:t>: Moderatora identifikators</w:t>
-      </w:r>
-      <w:r>
-        <w:t>.</w:t>
+        <w:t>: Moderatora identifikators.</w:t>
       </w:r>
     </w:p>
     <w:p>
@@ -13023,14 +11922,7 @@
         </w:rPr>
       </w:pPr>
       <w:r>
-        <w:lastRenderedPageBreak/>
-        <w:t>2.2.</w:t>
-      </w:r>
-      <w:r>
-        <w:t>4.4.</w:t>
-      </w:r>
-      <w:r>
-        <w:t xml:space="preserve"> </w:t>
+        <w:t xml:space="preserve">2.2.4.4. </w:t>
       </w:r>
       <w:r>
         <w:rPr>
@@ -13047,10 +11939,7 @@
         <w:t>Mērķis</w:t>
       </w:r>
       <w:r>
-        <w:t>:</w:t>
-      </w:r>
-      <w:r>
-        <w:t xml:space="preserve"> Nodrošināt sistēmas darbību izsekojamību, fiksējot administratoru un moderatoru veiktās pārvaldības darbības, lai vēlāk varētu analizēt incidentus, pārbaudīt atbilstību noteikumiem un nodrošināt caurskatāmību.</w:t>
+        <w:t>: Nodrošināt sistēmas darbību izsekojamību, fiksējot administratoru un moderatoru veiktās pārvaldības darbības, lai vēlāk varētu analizēt incidentus, pārbaudīt atbilstību noteikumiem un nodrošināt caurskatāmību.</w:t>
       </w:r>
     </w:p>
     <w:p>
@@ -13061,10 +11950,7 @@
         <w:t>Ievaddati</w:t>
       </w:r>
       <w:r>
-        <w:t>: Sistēma automātiski reģistrē šādas darbības</w:t>
-      </w:r>
-      <w:r>
-        <w:t>:</w:t>
+        <w:t>: Sistēma automātiski reģistrē šādas darbības:</w:t>
       </w:r>
     </w:p>
     <w:p>
@@ -13074,21 +11960,9 @@
           <w:ilvl w:val="0"/>
           <w:numId w:val="32"/>
         </w:numPr>
-        <w:rPr>
-          <w:lang w:val="en-US"/>
-        </w:rPr>
-      </w:pPr>
-      <w:r>
-        <w:rPr>
-          <w:lang w:val="en-US"/>
-        </w:rPr>
-        <w:t>lietotāja konta deaktivizācija</w:t>
-      </w:r>
-      <w:r>
-        <w:rPr>
-          <w:lang w:val="en-US"/>
-        </w:rPr>
-        <w:t>;</w:t>
+      </w:pPr>
+      <w:r>
+        <w:t>lietotāja konta deaktivizācija;</w:t>
       </w:r>
     </w:p>
     <w:p>
@@ -13098,14 +11972,9 @@
           <w:ilvl w:val="0"/>
           <w:numId w:val="32"/>
         </w:numPr>
-        <w:rPr>
-          <w:lang w:val="en-US"/>
-        </w:rPr>
-      </w:pPr>
-      <w:r>
-        <w:rPr>
-          <w:lang w:val="en-US"/>
-        </w:rPr>
+      </w:pPr>
+      <w:r>
+        <w:lastRenderedPageBreak/>
         <w:t>moderatora pievienošana, rediģēšana un deaktivizācija (tikai administrators);</w:t>
       </w:r>
     </w:p>
@@ -13116,21 +11985,9 @@
           <w:ilvl w:val="0"/>
           <w:numId w:val="32"/>
         </w:numPr>
-        <w:rPr>
-          <w:lang w:val="en-US"/>
-        </w:rPr>
-      </w:pPr>
-      <w:r>
-        <w:rPr>
-          <w:lang w:val="en-US"/>
-        </w:rPr>
-        <w:t>lietas apstiprināšana, noraidīšana, rediģēšana un dzēšana</w:t>
-      </w:r>
-      <w:r>
-        <w:rPr>
-          <w:lang w:val="en-US"/>
-        </w:rPr>
-        <w:t>;</w:t>
+      </w:pPr>
+      <w:r>
+        <w:t>lietas apstiprināšana, noraidīšana, rediģēšana un dzēšana;</w:t>
       </w:r>
     </w:p>
     <w:p>
@@ -13140,21 +11997,9 @@
           <w:ilvl w:val="0"/>
           <w:numId w:val="32"/>
         </w:numPr>
-        <w:rPr>
-          <w:lang w:val="en-US"/>
-        </w:rPr>
-      </w:pPr>
-      <w:r>
-        <w:rPr>
-          <w:lang w:val="en-US"/>
-        </w:rPr>
-        <w:t>žanru, sasniegumu un rangu pievienošana, rediģēšana un dzēšana</w:t>
-      </w:r>
-      <w:r>
-        <w:rPr>
-          <w:lang w:val="en-US"/>
-        </w:rPr>
-        <w:t>;</w:t>
+      </w:pPr>
+      <w:r>
+        <w:t>žanru, sasniegumu un rangu pievienošana, rediģēšana un dzēšana;</w:t>
       </w:r>
     </w:p>
     <w:p>
@@ -13164,18 +12009,9 @@
           <w:ilvl w:val="0"/>
           <w:numId w:val="32"/>
         </w:numPr>
-        <w:rPr>
-          <w:lang w:val="ru-RU"/>
-        </w:rPr>
-      </w:pPr>
-      <w:r>
-        <w:rPr>
-          <w:lang w:val="ru-RU"/>
-        </w:rPr>
-        <w:t>pamācības pārvaldība</w:t>
-      </w:r>
-      <w:r>
-        <w:t>;</w:t>
+      </w:pPr>
+      <w:r>
+        <w:t>pamācības pārvaldība;</w:t>
       </w:r>
     </w:p>
     <w:p>
@@ -13185,21 +12021,9 @@
           <w:ilvl w:val="0"/>
           <w:numId w:val="32"/>
         </w:numPr>
-        <w:rPr>
-          <w:lang w:val="en-US"/>
-        </w:rPr>
-      </w:pPr>
-      <w:r>
-        <w:rPr>
-          <w:lang w:val="en-US"/>
-        </w:rPr>
-        <w:t>jebkura lietotāja vērtējuma dzēšana</w:t>
-      </w:r>
-      <w:r>
-        <w:rPr>
-          <w:lang w:val="en-US"/>
-        </w:rPr>
-        <w:t>.</w:t>
+      </w:pPr>
+      <w:r>
+        <w:t>jebkura lietotāja vērtējuma dzēšana.</w:t>
       </w:r>
     </w:p>
     <w:p>
@@ -13210,25 +12034,7 @@
         <w:t>Apstrāde</w:t>
       </w:r>
       <w:r>
-        <w:t>: Katrai no šīm darbībām sistēma automātiski ieraksta datubāzē žurnāla ierakstu, kurā glabājas: darbību veikušā lietotāja ID un lietotājvārds, darbības veids, darbības objekts</w:t>
-      </w:r>
-      <w:r>
-        <w:t xml:space="preserve">, </w:t>
-      </w:r>
-      <w:r>
-        <w:t>vecā un jaunā vērtība</w:t>
-      </w:r>
-      <w:r>
-        <w:t xml:space="preserve">, </w:t>
-      </w:r>
-      <w:r>
-        <w:t>IP adrese, no kuras veikta darbība, un precīzs darbības laiks. Žurnāla ierakstus nevar dzēst neviens lietotājs</w:t>
-      </w:r>
-      <w:r>
-        <w:t xml:space="preserve">. </w:t>
-      </w:r>
-      <w:r>
-        <w:t>Administrators var tos skatīt, filtrēt pēc lietotāja, darbības veida, datuma intervāla un objekta.</w:t>
+        <w:t>: Katrai no šīm darbībām sistēma automātiski ieraksta datubāzē žurnāla ierakstu, kurā glabājas: darbību veikušā lietotāja ID un lietotājvārds, darbības veids, darbības objekts, vecā un jaunā vērtība, IP adrese, no kuras veikta darbība, un precīzs darbības laiks. Žurnāla ierakstus nevar dzēst neviens lietotājs. Administrators var tos skatīt, filtrēt pēc lietotāja, darbības veida, datuma intervāla un objekta.</w:t>
       </w:r>
     </w:p>
     <w:p>
@@ -13239,10 +12045,7 @@
         <w:t>Izvaddati</w:t>
       </w:r>
       <w:r>
-        <w:t xml:space="preserve">: </w:t>
-      </w:r>
-      <w:r>
-        <w:t>Žurnāla ierakstu saraksts ar iespēju filtrēšanu un eksportēšanu, pieejams tikai administratoram.</w:t>
+        <w:t>: Žurnāla ierakstu saraksts ar iespēju filtrēšanu un eksportēšanu, pieejams tikai administratoram.</w:t>
       </w:r>
     </w:p>
     <w:p>
@@ -13384,7 +12187,6 @@
           <w:b/>
           <w:bCs w:val="0"/>
         </w:rPr>
-        <w:lastRenderedPageBreak/>
         <w:t>2.3.3. Lietotāja saskarnes prasības</w:t>
       </w:r>
       <w:bookmarkEnd w:id="11"/>
@@ -13436,6 +12238,7 @@
           <w:b/>
           <w:bCs w:val="0"/>
         </w:rPr>
+        <w:lastRenderedPageBreak/>
         <w:t>2.3.4. Drošības un kvalitātes prasības</w:t>
       </w:r>
       <w:bookmarkEnd w:id="12"/>
@@ -13757,10 +12560,7 @@
         <w:t xml:space="preserve"> GitHub</w:t>
       </w:r>
       <w:r>
-        <w:t>, ļaujot sekot izmaiņām un saglabāt drošu koda kopiju.</w:t>
-      </w:r>
-      <w:r>
-        <w:t xml:space="preserve"> </w:t>
+        <w:t xml:space="preserve">, ļaujot sekot izmaiņām un saglabāt drošu koda kopiju. </w:t>
       </w:r>
       <w:r>
         <w:rPr>
@@ -13792,9 +12592,6 @@
     <w:p>
       <w:pPr>
         <w:pStyle w:val="Heading2"/>
-        <w:rPr>
-          <w:lang w:val="en-US"/>
-        </w:rPr>
       </w:pPr>
       <w:bookmarkStart w:id="16" w:name="_Toc213439997"/>
       <w:r>
@@ -13944,7 +12741,6 @@
                 <w:bCs/>
                 <w:sz w:val="20"/>
                 <w:szCs w:val="20"/>
-                <w:lang w:val="ru-RU"/>
               </w:rPr>
               <w:t>Tehnoloģiju grupa</w:t>
             </w:r>
@@ -13973,7 +12769,6 @@
                 <w:bCs/>
                 <w:sz w:val="20"/>
                 <w:szCs w:val="20"/>
-                <w:lang w:val="ru-RU"/>
               </w:rPr>
               <w:t>Izvēlētais risinājums</w:t>
             </w:r>
@@ -14002,7 +12797,6 @@
                 <w:bCs/>
                 <w:sz w:val="20"/>
                 <w:szCs w:val="20"/>
-                <w:lang w:val="ru-RU"/>
               </w:rPr>
               <w:t>Alternatīvais risinājums</w:t>
             </w:r>
@@ -14032,7 +12826,6 @@
                 <w:bCs/>
                 <w:sz w:val="20"/>
                 <w:szCs w:val="20"/>
-                <w:lang w:val="ru-RU"/>
               </w:rPr>
               <w:t>Priekšrocības izvēlētajam risinājumam</w:t>
             </w:r>
@@ -14061,7 +12854,6 @@
                 <w:bCs/>
                 <w:sz w:val="20"/>
                 <w:szCs w:val="20"/>
-                <w:lang w:val="ru-RU"/>
               </w:rPr>
               <w:t>Trūkumi alternatīvajam risinājumam</w:t>
             </w:r>
@@ -14217,15 +13009,7 @@
                 <w:sz w:val="20"/>
                 <w:szCs w:val="20"/>
               </w:rPr>
-              <w:t>Back</w:t>
-            </w:r>
-            <w:r>
-              <w:rPr>
-                <w:bCs/>
-                <w:sz w:val="20"/>
-                <w:szCs w:val="20"/>
-              </w:rPr>
-              <w:t>end izstrāde</w:t>
+              <w:t>Backend izstrāde</w:t>
             </w:r>
           </w:p>
         </w:tc>
@@ -15163,9 +13947,6 @@
     <w:p>
       <w:pPr>
         <w:pStyle w:val="Heading3"/>
-        <w:rPr>
-          <w:lang w:val="en-US"/>
-        </w:rPr>
       </w:pPr>
       <w:bookmarkStart w:id="19" w:name="_Toc213440000"/>
       <w:r>
@@ -15193,9 +13974,6 @@
         <w:t xml:space="preserve">datu bāze, kurā tiek uzkrāti visi sistēmas dati. Visi komponenti savstarpēji sadarbojas, nodrošinot pilnvērtīgu sistēmas darbību. </w:t>
       </w:r>
       <w:r>
-        <w:rPr>
-          <w:noProof/>
-        </w:rPr>
         <w:drawing>
           <wp:inline distT="0" distB="0" distL="0" distR="0" wp14:anchorId="6086D59B" wp14:editId="32F9AFF7">
             <wp:extent cx="5929172" cy="4660900"/>
@@ -15261,21 +14039,7 @@
           <w:b/>
           <w:bCs/>
         </w:rPr>
-        <w:t>1</w:t>
-      </w:r>
-      <w:r>
-        <w:rPr>
-          <w:b/>
-          <w:bCs/>
-        </w:rPr>
-        <w:t xml:space="preserve">. attēls. </w:t>
-      </w:r>
-      <w:r>
-        <w:rPr>
-          <w:b/>
-          <w:bCs/>
-        </w:rPr>
-        <w:t>Komponenšu diagramma</w:t>
+        <w:t>1. attēls. Komponenšu diagramma</w:t>
       </w:r>
     </w:p>
     <w:p>
@@ -15305,30 +14069,15 @@
         <w:t>sasniegumi</w:t>
       </w:r>
       <w:r>
-        <w:t xml:space="preserve"> un rezultāti atspoguļo lietotāja progresu un punktus. Entītijas ir saistītas ar vienu pret daudziem vai daudzi pret daudziem attiecībām, nodrošinot pilnīgu datu integritāti un iespēju ātri</w:t>
-      </w:r>
-      <w:r>
-        <w:t xml:space="preserve"> </w:t>
-      </w:r>
-      <w:r>
-        <w:t>izgūt informāciju.</w:t>
-      </w:r>
-      <w:r>
-        <w:t xml:space="preserve"> </w:t>
+        <w:t xml:space="preserve"> un rezultāti atspoguļo lietotāja progresu un punktus. Entītijas ir saistītas ar vienu pret daudziem vai daudzi pret daudziem attiecībām, nodrošinot pilnīgu datu integritāti un iespēju ātri izgūt informāciju. </w:t>
       </w:r>
     </w:p>
     <w:p>
       <w:pPr>
         <w:ind w:firstLine="0"/>
         <w:jc w:val="center"/>
-        <w:rPr>
-          <w:lang w:val="ru-RU"/>
-        </w:rPr>
-      </w:pPr>
-      <w:r>
-        <w:rPr>
-          <w:noProof/>
-        </w:rPr>
+      </w:pPr>
+      <w:r>
         <w:drawing>
           <wp:inline distT="0" distB="0" distL="0" distR="0" wp14:anchorId="6FC39676" wp14:editId="233BC1C4">
             <wp:extent cx="5944491" cy="5213350"/>
@@ -15392,16 +14141,8 @@
         <w:rPr>
           <w:b/>
           <w:bCs/>
-          <w:lang w:val="en-US"/>
         </w:rPr>
-        <w:t>2</w:t>
-      </w:r>
-      <w:r>
-        <w:rPr>
-          <w:b/>
-          <w:bCs/>
-        </w:rPr>
-        <w:t>. attēls. ER diagramma</w:t>
+        <w:t>2. attēls. ER diagramma</w:t>
       </w:r>
     </w:p>
     <w:p>
@@ -15437,11 +14178,6 @@
       <w:bookmarkEnd w:id="22"/>
     </w:p>
     <w:p>
-      <w:pPr>
-        <w:rPr>
-          <w:lang w:val="en-US"/>
-        </w:rPr>
-      </w:pPr>
       <w:r>
         <w:t xml:space="preserve">Sistēmas lietojumgadījumu diagramma parāda, kā katra lietotāja loma mijiedarbojas ar funkcionalitāti. Neautorizētie lietotāji var apskatīt lietas, meklēt saturu un izmantot kontaktformu. Reģistrētie lietotāji var veidot, rediģēt un dzēst savas lietas, izvēlēties līmeņus, skatīt savas </w:t>
       </w:r>
@@ -15468,14 +14204,13 @@
       </w:pPr>
       <w:r>
         <w:rPr>
-          <w:noProof/>
+          <w:lang w:val="ru-RU"/>
         </w:rPr>
-        <w:lastRenderedPageBreak/>
         <w:drawing>
-          <wp:inline distT="0" distB="0" distL="0" distR="0" wp14:anchorId="4AD19FCD" wp14:editId="407073D1">
-            <wp:extent cx="3094820" cy="8934450"/>
-            <wp:effectExtent l="0" t="0" r="0" b="0"/>
-            <wp:docPr id="1823688299" name="Picture 2"/>
+          <wp:inline distT="0" distB="0" distL="0" distR="0" wp14:anchorId="4539F383" wp14:editId="103BC9A5">
+            <wp:extent cx="5939790" cy="4261485"/>
+            <wp:effectExtent l="0" t="0" r="3810" b="5715"/>
+            <wp:docPr id="27733452" name="Picture 2"/>
             <wp:cNvGraphicFramePr>
               <a:graphicFrameLocks xmlns:a="http://schemas.openxmlformats.org/drawingml/2006/main" noChangeAspect="1"/>
             </wp:cNvGraphicFramePr>
@@ -15483,13 +14218,13 @@
               <a:graphicData uri="http://schemas.openxmlformats.org/drawingml/2006/picture">
                 <pic:pic xmlns:pic="http://schemas.openxmlformats.org/drawingml/2006/picture">
                   <pic:nvPicPr>
-                    <pic:cNvPr id="0" name="Picture 2"/>
+                    <pic:cNvPr id="0" name="Picture 6"/>
                     <pic:cNvPicPr>
                       <a:picLocks noChangeAspect="1" noChangeArrowheads="1"/>
                     </pic:cNvPicPr>
                   </pic:nvPicPr>
                   <pic:blipFill>
-                    <a:blip r:embed="rId12">
+                    <a:blip r:embed="rId12" cstate="print">
                       <a:extLst>
                         <a:ext uri="{28A0092B-C50C-407E-A947-70E740481C1C}">
                           <a14:useLocalDpi xmlns:a14="http://schemas.microsoft.com/office/drawing/2010/main" val="0"/>
@@ -15504,7 +14239,7 @@
                   <pic:spPr bwMode="auto">
                     <a:xfrm>
                       <a:off x="0" y="0"/>
-                      <a:ext cx="3103503" cy="8959518"/>
+                      <a:ext cx="5939790" cy="4261485"/>
                     </a:xfrm>
                     <a:prstGeom prst="rect">
                       <a:avLst/>
@@ -15535,16 +14270,8 @@
         <w:rPr>
           <w:b/>
           <w:bCs/>
-          <w:lang w:val="en-US"/>
         </w:rPr>
-        <w:t>3</w:t>
-      </w:r>
-      <w:r>
-        <w:rPr>
-          <w:b/>
-          <w:bCs/>
-        </w:rPr>
-        <w:t>. attēls. Lietojumgadījumu diagramma</w:t>
+        <w:t>3. attēls. Lietojumgadījumu diagramma</w:t>
       </w:r>
     </w:p>
     <w:p>
@@ -15552,7 +14279,6 @@
         <w:pStyle w:val="Heading3"/>
       </w:pPr>
       <w:r>
-        <w:lastRenderedPageBreak/>
         <w:t>4</w:t>
       </w:r>
       <w:r>
@@ -15569,14 +14295,9 @@
       <w:pPr>
         <w:ind w:firstLine="0"/>
         <w:jc w:val="center"/>
-        <w:rPr>
-          <w:lang w:val="ru-RU"/>
-        </w:rPr>
-      </w:pPr>
-      <w:r>
-        <w:rPr>
-          <w:noProof/>
-        </w:rPr>
+      </w:pPr>
+      <w:r>
+        <w:lastRenderedPageBreak/>
         <w:drawing>
           <wp:inline distT="0" distB="0" distL="0" distR="0" wp14:anchorId="714C9B81" wp14:editId="3C12EE33">
             <wp:extent cx="4421215" cy="6972300"/>
@@ -15641,23 +14362,8 @@
         <w:rPr>
           <w:b/>
           <w:bCs/>
-          <w:lang w:val="en-US"/>
         </w:rPr>
-        <w:t>4</w:t>
-      </w:r>
-      <w:r>
-        <w:rPr>
-          <w:b/>
-          <w:bCs/>
-        </w:rPr>
-        <w:t xml:space="preserve">. attēls. </w:t>
-      </w:r>
-      <w:r>
-        <w:rPr>
-          <w:b/>
-          <w:bCs/>
-        </w:rPr>
-        <w:t>Aktivitāšu diagramma</w:t>
+        <w:t>4. attēls. Aktivitāšu diagramma</w:t>
       </w:r>
     </w:p>
     <w:p>
@@ -15665,7 +14371,6 @@
         <w:pStyle w:val="Heading3"/>
       </w:pPr>
       <w:r>
-        <w:lastRenderedPageBreak/>
         <w:t>4</w:t>
       </w:r>
       <w:r>
@@ -15674,11 +14379,6 @@
       <w:bookmarkEnd w:id="24"/>
     </w:p>
     <w:p>
-      <w:pPr>
-        <w:rPr>
-          <w:lang w:val="ru-RU"/>
-        </w:rPr>
-      </w:pPr>
       <w:bookmarkStart w:id="25" w:name="_Toc213440006"/>
       <w:r>
         <w:t>Stāvokļu diagramma attēlo vienas lietas dzīves ciklu sistēmā “Crime Chronicles”. Lieta sākotnēji tiek izveidota un nosūtīta moderācijai, kur tā var tikt apstiprināta vai noraidīta. Pēc apstiprināšanas lieta kļūst aktīva un pieejama lietotājiem. Izmeklēšanas laikā lieta var pāriet uz atrisinātu vai neveiksmīgu stāvokli atkarībā no lietotāja darbībām. Diagramma parāda galvenos stāvokļus un pārejas starp tiem.</w:t>
@@ -15689,9 +14389,7 @@
         <w:ind w:firstLine="0"/>
       </w:pPr>
       <w:r>
-        <w:rPr>
-          <w:noProof/>
-        </w:rPr>
+        <w:lastRenderedPageBreak/>
         <w:drawing>
           <wp:inline distT="0" distB="0" distL="0" distR="0" wp14:anchorId="71C3BF4C" wp14:editId="53E72B81">
             <wp:extent cx="5937250" cy="5594350"/>
@@ -15756,14 +14454,7 @@
           <w:b/>
           <w:bCs/>
         </w:rPr>
-        <w:t>5</w:t>
-      </w:r>
-      <w:r>
-        <w:rPr>
-          <w:b/>
-          <w:bCs/>
-        </w:rPr>
-        <w:t xml:space="preserve">. attēls. </w:t>
+        <w:t xml:space="preserve">5. attēls. </w:t>
       </w:r>
       <w:r>
         <w:rPr>
@@ -15787,48 +14478,173 @@
     </w:p>
     <w:p>
       <w:r>
-        <w:t xml:space="preserve">Datu struktūru aprakstā tiek detalizēti analizēta sistēmas datubāzes uzbūve, iekļaujot tabulu struktūru, to atribūtus, datu tipus, kā arī savstarpējās attiecības. Datu bāze ir izstrādāta, izmantojot relāciju pieeju, kas nodrošina strukturētu datu glabāšanu un efektīvu piekļuvi </w:t>
-      </w:r>
-      <w:r>
-        <w:lastRenderedPageBreak/>
-        <w:t>informācijai. Katrs datu modelis atspoguļo konkrētu sistēmas funkcionalitātes daļu un ir cieši saistīts ar biznesa loģiku.</w:t>
+        <w:t>Datu struktūru aprakstā tiek detalizēti analizēta sistēmas datubāzes uzbūve, iekļaujot tabulu struktūru, to atribūtus, datu tipus, kā arī savstarpējās attiecības. Datu bāze ir izstrādāta, izmantojot relāciju pieeju, kas nodrošina strukturētu datu glabāšanu un efektīvu piekļuvi informācijai. Katrs datu modelis atspoguļo konkrētu sistēmas funkcionalitātes daļu un ir cieši saistīts ar biznesa loģiku.</w:t>
       </w:r>
     </w:p>
     <w:p>
       <w:r>
-        <w:t>Galvenā tabula users satur informāciju par sistēmas lietotājiem, tostarp vārdu, lietotājvārdu, e-pasta adresi, šifrētu paroli, lomu un konta statusu. Šī tabula nodrošina autentifikācijas un autorizācijas mehānismus, kā arī ļauj pārvaldīt lietotāju piekļuves tiesības un aktivitāti sistēmā.</w:t>
+        <w:t xml:space="preserve">Galvenā tabula </w:t>
+      </w:r>
+      <w:r>
+        <w:rPr>
+          <w:b/>
+          <w:bCs/>
+        </w:rPr>
+        <w:t>users</w:t>
+      </w:r>
+      <w:r>
+        <w:t xml:space="preserve"> satur informāciju par sistēmas lietotājiem, tostarp vārdu, lietotājvārdu, e-pasta adresi, šifrētu paroli, lomu, bio, avataru un konta statusu. Šī tabula nodrošina autentifikācijas un autorizācijas mehānismus, kā arī lietotāju profilu pārvaldību un piekļuves tiesību kontroli sistēmā.</w:t>
       </w:r>
     </w:p>
     <w:p>
       <w:r>
-        <w:t>Tabula cases tiek izmantota, lai glabātu informāciju par detektīvspēļu lietām. Tajā ietilpst nosaukums, apraksts, žanrs, izveidotāja identifikators un statuss. Katru lietu var papildināt ar vairākiem pierādījumiem un aizdomās turamajiem, kas tiek glabāti atsevišķās tabulās evidence un suspects, tādējādi nodrošinot normalizētu datu struktūru un izvairoties no datu dublēšanās.</w:t>
+        <w:lastRenderedPageBreak/>
+        <w:t xml:space="preserve">Tabula </w:t>
+      </w:r>
+      <w:r>
+        <w:rPr>
+          <w:b/>
+          <w:bCs/>
+        </w:rPr>
+        <w:t>cases</w:t>
+      </w:r>
+      <w:r>
+        <w:t xml:space="preserve"> tiek izmantota, lai glabātu informāciju par detektīvspēļu lietām. Tajā ietilpst nosaukums, apraksts, žanrs, izveidotāja identifikators un statuss. Katra lieta var būt saistīta ar konkrētu žanru, kas tiek definēts tabulā </w:t>
+      </w:r>
+      <w:r>
+        <w:rPr>
+          <w:b/>
+          <w:bCs/>
+        </w:rPr>
+        <w:t>genres</w:t>
+      </w:r>
+      <w:r>
+        <w:t>, tādējādi nodrošinot strukturētu lietu klasifikāciju. Šī tabula ir centrālais spēles elements, ap kuru veidojas visa lietotāja mijiedarbība.</w:t>
       </w:r>
     </w:p>
     <w:p>
       <w:r>
-        <w:t>Lietotāju un sasniegumu attiecības tiek realizētas, izmantojot starpniecisko tabulu achievement_user, kas ļauj modelēt “daudzi pret daudziem” attiecības. Tas nodrošina iespēju vienam lietotājam iegūt vairākus sasniegumus un vienam sasniegumam būt piešķirtam vairākiem lietotājiem.</w:t>
+        <w:t xml:space="preserve">Tabula </w:t>
+      </w:r>
+      <w:r>
+        <w:rPr>
+          <w:b/>
+          <w:bCs/>
+        </w:rPr>
+        <w:t>genres</w:t>
+      </w:r>
+      <w:r>
+        <w:t xml:space="preserve"> nodrošina lietu kategorizāciju pēc tematiskajām grupām, piemēram, noziegumi, mistērijas vai psiholoģiskie trilleri. Tas ļauj uzlabot datu organizāciju un nodrošina ērtāku lietu filtrēšanu un meklēšanu lietotāja saskarnē.</w:t>
       </w:r>
     </w:p>
     <w:p>
       <w:r>
-        <w:t>Tabula player_attempts uzskaita lietotāju mēģinājumus atrisināt lietas, sasaistot lietotāju ar konkrētu lietu un izvēlēto aizdomās turamo. Papildus tiek reģistrēts, vai lietotāja izvēle bija pareiza, kas ļauj analizēt progresu un piešķirt punktus vai sasniegumus.</w:t>
+        <w:t xml:space="preserve">Katras lietas papildinformācija tiek glabāta tabulās </w:t>
+      </w:r>
+      <w:r>
+        <w:rPr>
+          <w:b/>
+          <w:bCs/>
+        </w:rPr>
+        <w:t>evidence</w:t>
+      </w:r>
+      <w:r>
+        <w:t xml:space="preserve"> un </w:t>
+      </w:r>
+      <w:r>
+        <w:rPr>
+          <w:b/>
+          <w:bCs/>
+        </w:rPr>
+        <w:t>suspects</w:t>
+      </w:r>
+      <w:r>
+        <w:t xml:space="preserve">. Tabula </w:t>
+      </w:r>
+      <w:r>
+        <w:rPr>
+          <w:b/>
+          <w:bCs/>
+        </w:rPr>
+        <w:t>evidence</w:t>
+      </w:r>
+      <w:r>
+        <w:t xml:space="preserve"> satur pierādījumus, kas saistīti ar konkrētu lietu, savukārt tabula </w:t>
+      </w:r>
+      <w:r>
+        <w:rPr>
+          <w:b/>
+          <w:bCs/>
+        </w:rPr>
+        <w:t>suspects</w:t>
+      </w:r>
+      <w:r>
+        <w:t xml:space="preserve"> satur iespējamos aizdomās turamos. Šāda pieeja nodrošina datu normalizāciju un ļauj vienai lietai pievienot vairākus pierādījumus un vairākus aizdomās turamos, izvairoties no datu dublēšanās.</w:t>
       </w:r>
     </w:p>
     <w:p>
       <w:r>
-        <w:t>Žanru klasifikācija tiek realizēta tabulā genres, kas ļauj strukturēt lietas pēc kategorijām un nodrošina ērtu filtrēšanu un meklēšanu. Šī pieeja uzlabo lietotāja pieredzi un sistēmas pārskatāmību.</w:t>
+        <w:t xml:space="preserve">Lietotāju spēles progresu uzskaita tabula </w:t>
+      </w:r>
+      <w:r>
+        <w:rPr>
+          <w:b/>
+          <w:bCs/>
+        </w:rPr>
+        <w:t>player_attempts</w:t>
+      </w:r>
+      <w:r>
+        <w:t>, kur tiek reģistrēti lietotāja mēģinājumi atrisināt konkrētu lietu, izvēlētais aizdomās turamais un rezultāts (pareizi vai nepareizi). Šī tabula ļauj analizēt lietotāja progresu un izmantot to punktu vai sasniegumu sistēmas veidošanai.</w:t>
       </w:r>
     </w:p>
     <w:p>
       <w:r>
-        <w:t>Datu integritātes nodrošināšanai tiek izmantotas primārās un ārējās atslēgas, kā arī unikāluma ierobežojumi. Šie mehānismi garantē korektu datu sasaisti starp tabulām un novērš nekonsekventu vai kļūdainu datu ievadi.</w:t>
+        <w:t xml:space="preserve">Sasniegumu sistēma tiek realizēta tabulā </w:t>
+      </w:r>
+      <w:r>
+        <w:rPr>
+          <w:b/>
+          <w:bCs/>
+        </w:rPr>
+        <w:t>achievements</w:t>
+      </w:r>
+      <w:r>
+        <w:t xml:space="preserve">, kas satur informāciju par pieejamajiem sasniegumiem, to nosaukumiem, aprakstiem un punktu vērtību. Attiecības starp lietotājiem un sasniegumiem tiek nodrošinātas ar starpniecisko tabulu </w:t>
+      </w:r>
+      <w:r>
+        <w:rPr>
+          <w:b/>
+          <w:bCs/>
+        </w:rPr>
+        <w:t>achievement_user</w:t>
+      </w:r>
+      <w:r>
+        <w:t>, kas realizē “daudzi pret daudziem” attiecības. Tas ļauj vienam lietotājam iegūt vairākus sasniegumus un vienu sasniegumu piešķirt vairākiem lietotājiem.</w:t>
       </w:r>
     </w:p>
     <w:p>
       <w:r>
+        <w:t>Datu integritātes nodrošināšanai tiek izmantotas primārās un ārējās atslēgas, kā arī unikāluma ierobežojumi. Tie garantē korektu datu sasaisti starp tabulām un novērš nekonsekventu vai kļūdainu datu ievadi.</w:t>
+      </w:r>
+    </w:p>
+    <w:p>
+      <w:r>
         <w:t>Izveidotā datu struktūra nodrošina augstu sistēmas elastību, ļaujot to viegli paplašināt ar jaunām funkcijām, piemēram, papildu spēles mehānismiem vai lietotāju mijiedarbības iespējām. Tāpat tā veicina efektīvu datu apstrādi un uzturēšanu, kas ir būtiski dinamiskai tīmekļa platformai.</w:t>
       </w:r>
-      <w:r>
+    </w:p>
+    <w:p>
+      <w:r>
+        <w:t>Papildus relāciju datu bāzes struktūrai sistēmas realizācijā tiek izmantoti Laravel un Laragon rīki. Laragon kā lokālā izstrādes vide apvieno tīmekļa serveri un datubāzes serveri, nodrošinot ērtu projekta palaišanu un testēšanu lokāli. Tas automatizē servera konfigurāciju un datubāzes pieejamību, ļaujot ātri pārbaudīt sistēmas darbību izstrādes procesā.</w:t>
+      </w:r>
+    </w:p>
+    <w:p>
+      <w:r>
+        <w:t>Savukārt Laravel ietvars nodrošina sistēmas biznesa loģiku un datu apstrādi. Tas izmanto Eloquent ORM, kas katrai datubāzes tabulai piešķir atbilstošu modeli un ļauj strādāt ar datiem objektorientētā veidā. Laravel migrācijas nodrošina datubāzes struktūras versiju kontroli, kas ļauj sistemātiski veikt izmaiņas un atkārtoti ģenerēt datubāzi izstrādes laikā. Tas padara sistēmu viegli uzturamu, paplašināmu un strukturētu.</w:t>
+      </w:r>
+    </w:p>
+    <w:p>
+      <w:r>
+        <w:lastRenderedPageBreak/>
         <w:br w:type="page"/>
       </w:r>
     </w:p>
@@ -15929,7 +14745,6 @@
         <w:pStyle w:val="Heading2"/>
         <w:rPr>
           <w:bCs/>
-          <w:lang w:val="en-US"/>
         </w:rPr>
       </w:pPr>
       <w:r>
@@ -15949,7 +14764,6 @@
           <w:bCs/>
           <w:sz w:val="20"/>
           <w:szCs w:val="20"/>
-          <w:lang w:val="en-US"/>
         </w:rPr>
       </w:pPr>
       <w:r>
@@ -22480,7 +21294,6 @@
                 <w:vanish/>
                 <w:sz w:val="20"/>
                 <w:szCs w:val="20"/>
-                <w:lang w:val="ru-RU"/>
               </w:rPr>
             </w:pPr>
           </w:p>
@@ -22512,9 +21325,6 @@
                 <w:p>
                   <w:pPr>
                     <w:ind w:firstLine="0"/>
-                    <w:rPr>
-                      <w:lang w:val="ru-RU"/>
-                    </w:rPr>
                   </w:pPr>
                   <w:r>
                     <w:rPr>
@@ -22538,7 +21348,6 @@
                 <w:bCs/>
                 <w:sz w:val="20"/>
                 <w:szCs w:val="20"/>
-                <w:lang w:val="ru-RU"/>
               </w:rPr>
             </w:pPr>
           </w:p>
@@ -22655,25 +21464,7 @@
                 <w:sz w:val="20"/>
                 <w:szCs w:val="20"/>
               </w:rPr>
-              <w:t xml:space="preserve">Lietotājs ir izveidojis lietu </w:t>
-            </w:r>
-            <w:r>
-              <w:rPr>
-                <w:rFonts w:cs="Times New Roman"/>
-                <w:bCs/>
-                <w:sz w:val="20"/>
-                <w:szCs w:val="20"/>
-              </w:rPr>
-              <w:t>un lietai ir</w:t>
-            </w:r>
-            <w:r>
-              <w:rPr>
-                <w:rFonts w:cs="Times New Roman"/>
-                <w:bCs/>
-                <w:sz w:val="20"/>
-                <w:szCs w:val="20"/>
-              </w:rPr>
-              <w:t xml:space="preserve"> komentāri</w:t>
+              <w:t>Lietotājs ir izveidojis lietu un lietai ir komentāri</w:t>
             </w:r>
           </w:p>
         </w:tc>
@@ -22973,25 +21764,7 @@
                 <w:sz w:val="20"/>
                 <w:szCs w:val="20"/>
               </w:rPr>
-              <w:t>Vērtējuma ID</w:t>
-            </w:r>
-            <w:r>
-              <w:rPr>
-                <w:rFonts w:cs="Times New Roman"/>
-                <w:bCs/>
-                <w:sz w:val="20"/>
-                <w:szCs w:val="20"/>
-              </w:rPr>
-              <w:t>, j</w:t>
-            </w:r>
-            <w:r>
-              <w:rPr>
-                <w:rFonts w:cs="Times New Roman"/>
-                <w:bCs/>
-                <w:sz w:val="20"/>
-                <w:szCs w:val="20"/>
-              </w:rPr>
-              <w:t>auns komentārs</w:t>
+              <w:t>Vērtējuma ID, jauns komentārs</w:t>
             </w:r>
           </w:p>
         </w:tc>
@@ -23036,7 +21809,6 @@
                 <w:bCs/>
                 <w:sz w:val="20"/>
                 <w:szCs w:val="20"/>
-                <w:lang w:val="ru-RU"/>
               </w:rPr>
             </w:pPr>
             <w:r>
@@ -23573,25 +22345,7 @@
                 <w:sz w:val="20"/>
                 <w:szCs w:val="20"/>
               </w:rPr>
-              <w:t>Lietotājs ir</w:t>
-            </w:r>
-            <w:r>
-              <w:rPr>
-                <w:rFonts w:cs="Times New Roman"/>
-                <w:bCs/>
-                <w:sz w:val="20"/>
-                <w:szCs w:val="20"/>
-              </w:rPr>
-              <w:t xml:space="preserve"> </w:t>
-            </w:r>
-            <w:r>
-              <w:rPr>
-                <w:rFonts w:cs="Times New Roman"/>
-                <w:bCs/>
-                <w:sz w:val="20"/>
-                <w:szCs w:val="20"/>
-              </w:rPr>
-              <w:t>autorizējies</w:t>
+              <w:t>Lietotājs ir autorizējies</w:t>
             </w:r>
           </w:p>
         </w:tc>
@@ -27529,16 +26283,7 @@
                 <w:sz w:val="20"/>
                 <w:szCs w:val="20"/>
               </w:rPr>
-              <w:t>P</w:t>
-            </w:r>
-            <w:r>
-              <w:rPr>
-                <w:rFonts w:cs="Times New Roman"/>
-                <w:bCs/>
-                <w:sz w:val="20"/>
-                <w:szCs w:val="20"/>
-              </w:rPr>
-              <w:t>unktu intervāls</w:t>
+              <w:t>Punktu intervāls</w:t>
             </w:r>
           </w:p>
         </w:tc>
@@ -28029,7 +26774,16 @@
                 <w:sz w:val="20"/>
                 <w:szCs w:val="20"/>
               </w:rPr>
-              <w:t>MOD.18</w:t>
+              <w:t>MOD.1</w:t>
+            </w:r>
+            <w:r>
+              <w:rPr>
+                <w:rFonts w:cs="Times New Roman"/>
+                <w:bCs/>
+                <w:sz w:val="20"/>
+                <w:szCs w:val="20"/>
+              </w:rPr>
+              <w:t>8</w:t>
             </w:r>
           </w:p>
         </w:tc>
@@ -28133,7 +26887,7 @@
                 <w:sz w:val="20"/>
                 <w:szCs w:val="20"/>
               </w:rPr>
-              <w:t>Pārbaudīt pamācības teksta rediģēšanu</w:t>
+              <w:t>Pārbaudīt gatavas lietas piešķiršanu pamācībai</w:t>
             </w:r>
           </w:p>
         </w:tc>
@@ -28160,7 +26914,7 @@
                 <w:sz w:val="20"/>
                 <w:szCs w:val="20"/>
               </w:rPr>
-              <w:t>1. Atvērt pamācības paneli 2. Rediģēt tekstu 3. Saglabāt</w:t>
+              <w:t>1. Izvēlēties lietu 2. Iestatīt kā pamācību</w:t>
             </w:r>
           </w:p>
         </w:tc>
@@ -28187,17 +26941,8 @@
                 <w:sz w:val="20"/>
                 <w:szCs w:val="20"/>
               </w:rPr>
-              <w:t>Jauns teksts</w:t>
-            </w:r>
-          </w:p>
-          <w:p>
-            <w:pPr>
-              <w:rPr>
-                <w:rFonts w:cs="Times New Roman"/>
-                <w:sz w:val="20"/>
-                <w:szCs w:val="20"/>
-              </w:rPr>
-            </w:pPr>
+              <w:t>Lietas ID</w:t>
+            </w:r>
           </w:p>
         </w:tc>
         <w:tc>
@@ -28223,7 +26968,7 @@
                 <w:sz w:val="20"/>
                 <w:szCs w:val="20"/>
               </w:rPr>
-              <w:t>Pamācība tiek atjaunināta</w:t>
+              <w:t>Lieta kļūst par aktīvu pamācību</w:t>
             </w:r>
           </w:p>
         </w:tc>
@@ -28251,16 +26996,16 @@
                 <w:sz w:val="20"/>
                 <w:szCs w:val="20"/>
               </w:rPr>
-              <w:t>MOD.1</w:t>
-            </w:r>
-            <w:r>
-              <w:rPr>
-                <w:rFonts w:cs="Times New Roman"/>
-                <w:bCs/>
-                <w:sz w:val="20"/>
-                <w:szCs w:val="20"/>
-              </w:rPr>
-              <w:t>9</w:t>
+              <w:t>MOD.</w:t>
+            </w:r>
+            <w:r>
+              <w:rPr>
+                <w:rFonts w:cs="Times New Roman"/>
+                <w:bCs/>
+                <w:sz w:val="20"/>
+                <w:szCs w:val="20"/>
+              </w:rPr>
+              <w:t>19</w:t>
             </w:r>
           </w:p>
         </w:tc>
@@ -28338,7 +27083,7 @@
                 <w:sz w:val="20"/>
                 <w:szCs w:val="20"/>
               </w:rPr>
-              <w:t>Moderators ir autorizējies</w:t>
+              <w:t>Sistēmā jau ir aktīva pamācība</w:t>
             </w:r>
           </w:p>
         </w:tc>
@@ -28364,7 +27109,7 @@
                 <w:sz w:val="20"/>
                 <w:szCs w:val="20"/>
               </w:rPr>
-              <w:t>Pārbaudīt gatavas lietas piešķiršanu pamācībai</w:t>
+              <w:t>Pārbaudīt vienas aktīvas pamācības ierobežojumu</w:t>
             </w:r>
           </w:p>
         </w:tc>
@@ -28391,7 +27136,7 @@
                 <w:sz w:val="20"/>
                 <w:szCs w:val="20"/>
               </w:rPr>
-              <w:t>1. Izvēlēties lietu 2. Iestatīt kā pamācību</w:t>
+              <w:t>1. Aktivizēt citu pamācību</w:t>
             </w:r>
           </w:p>
         </w:tc>
@@ -28418,7 +27163,7 @@
                 <w:sz w:val="20"/>
                 <w:szCs w:val="20"/>
               </w:rPr>
-              <w:t>Lietas ID</w:t>
+              <w:t>Jaunas lietas ID</w:t>
             </w:r>
           </w:p>
         </w:tc>
@@ -28445,7 +27190,7 @@
                 <w:sz w:val="20"/>
                 <w:szCs w:val="20"/>
               </w:rPr>
-              <w:t>Lieta kļūst par aktīvu pamācību</w:t>
+              <w:t>Iepriekšējā pamācība tiek deaktivizēta</w:t>
             </w:r>
           </w:p>
         </w:tc>
@@ -28473,16 +27218,7 @@
                 <w:sz w:val="20"/>
                 <w:szCs w:val="20"/>
               </w:rPr>
-              <w:t>MOD.</w:t>
-            </w:r>
-            <w:r>
-              <w:rPr>
-                <w:rFonts w:cs="Times New Roman"/>
-                <w:bCs/>
-                <w:sz w:val="20"/>
-                <w:szCs w:val="20"/>
-              </w:rPr>
-              <w:t>20</w:t>
+              <w:t>ADM.01</w:t>
             </w:r>
           </w:p>
         </w:tc>
@@ -28508,7 +27244,7 @@
                 <w:sz w:val="20"/>
                 <w:szCs w:val="20"/>
               </w:rPr>
-              <w:t>2.2.3.5</w:t>
+              <w:t>2.2.4.1</w:t>
             </w:r>
           </w:p>
         </w:tc>
@@ -28534,7 +27270,7 @@
                 <w:sz w:val="20"/>
                 <w:szCs w:val="20"/>
               </w:rPr>
-              <w:t>Pamācības pārvaldība</w:t>
+              <w:t>Moderatoru kontu apskate</w:t>
             </w:r>
           </w:p>
         </w:tc>
@@ -28560,7 +27296,7 @@
                 <w:sz w:val="20"/>
                 <w:szCs w:val="20"/>
               </w:rPr>
-              <w:t>Sistēmā jau ir aktīva pamācība</w:t>
+              <w:t>Administrators ir autorizējies</w:t>
             </w:r>
           </w:p>
         </w:tc>
@@ -28586,7 +27322,7 @@
                 <w:sz w:val="20"/>
                 <w:szCs w:val="20"/>
               </w:rPr>
-              <w:t>Pārbaudīt vienas aktīvas pamācības ierobežojumu</w:t>
+              <w:t>Pārbaudīt moderatoru saraksta apskati</w:t>
             </w:r>
           </w:p>
         </w:tc>
@@ -28596,24 +27332,23 @@
           </w:tcPr>
           <w:p>
             <w:pPr>
-              <w:spacing w:line="240" w:lineRule="auto"/>
-              <w:ind w:firstLine="0"/>
-              <w:jc w:val="left"/>
-              <w:rPr>
-                <w:rFonts w:cs="Times New Roman"/>
-                <w:bCs/>
-                <w:sz w:val="20"/>
-                <w:szCs w:val="20"/>
-              </w:rPr>
-            </w:pPr>
-            <w:r>
-              <w:rPr>
-                <w:rFonts w:cs="Times New Roman"/>
-                <w:bCs/>
-                <w:sz w:val="20"/>
-                <w:szCs w:val="20"/>
-              </w:rPr>
-              <w:t>1. Aktivizēt citu pamācību</w:t>
+              <w:ind w:firstLine="0"/>
+              <w:jc w:val="left"/>
+              <w:rPr>
+                <w:rFonts w:cs="Times New Roman"/>
+                <w:bCs/>
+                <w:sz w:val="20"/>
+                <w:szCs w:val="20"/>
+              </w:rPr>
+            </w:pPr>
+            <w:r>
+              <w:rPr>
+                <w:rFonts w:cs="Times New Roman"/>
+                <w:bCs/>
+                <w:sz w:val="20"/>
+                <w:szCs w:val="20"/>
+              </w:rPr>
+              <w:t>1. Atvērt moderatoru sarakstu</w:t>
             </w:r>
           </w:p>
         </w:tc>
@@ -28623,33 +27358,23 @@
           </w:tcPr>
           <w:p>
             <w:pPr>
-              <w:spacing w:line="240" w:lineRule="auto"/>
-              <w:ind w:firstLine="0"/>
-              <w:jc w:val="left"/>
-              <w:rPr>
-                <w:rFonts w:cs="Times New Roman"/>
-                <w:bCs/>
-                <w:sz w:val="20"/>
-                <w:szCs w:val="20"/>
-              </w:rPr>
-            </w:pPr>
-            <w:r>
-              <w:rPr>
-                <w:rFonts w:cs="Times New Roman"/>
-                <w:bCs/>
-                <w:sz w:val="20"/>
-                <w:szCs w:val="20"/>
-              </w:rPr>
-              <w:t>Jaunas l</w:t>
-            </w:r>
-            <w:r>
-              <w:rPr>
-                <w:rFonts w:cs="Times New Roman"/>
-                <w:bCs/>
-                <w:sz w:val="20"/>
-                <w:szCs w:val="20"/>
-              </w:rPr>
-              <w:t>ietas ID</w:t>
+              <w:ind w:firstLine="0"/>
+              <w:jc w:val="left"/>
+              <w:rPr>
+                <w:rFonts w:cs="Times New Roman"/>
+                <w:bCs/>
+                <w:sz w:val="20"/>
+                <w:szCs w:val="20"/>
+              </w:rPr>
+            </w:pPr>
+            <w:r>
+              <w:rPr>
+                <w:rFonts w:cs="Times New Roman"/>
+                <w:bCs/>
+                <w:sz w:val="20"/>
+                <w:szCs w:val="20"/>
+              </w:rPr>
+              <w:t>-</w:t>
             </w:r>
           </w:p>
         </w:tc>
@@ -28659,24 +27384,23 @@
           </w:tcPr>
           <w:p>
             <w:pPr>
-              <w:spacing w:line="240" w:lineRule="auto"/>
-              <w:ind w:firstLine="0"/>
-              <w:jc w:val="left"/>
-              <w:rPr>
-                <w:rFonts w:cs="Times New Roman"/>
-                <w:bCs/>
-                <w:sz w:val="20"/>
-                <w:szCs w:val="20"/>
-              </w:rPr>
-            </w:pPr>
-            <w:r>
-              <w:rPr>
-                <w:rFonts w:cs="Times New Roman"/>
-                <w:bCs/>
-                <w:sz w:val="20"/>
-                <w:szCs w:val="20"/>
-              </w:rPr>
-              <w:t>Iepriekšējā pamācība tiek deaktivizēta</w:t>
+              <w:ind w:firstLine="0"/>
+              <w:jc w:val="left"/>
+              <w:rPr>
+                <w:rFonts w:cs="Times New Roman"/>
+                <w:bCs/>
+                <w:sz w:val="20"/>
+                <w:szCs w:val="20"/>
+              </w:rPr>
+            </w:pPr>
+            <w:r>
+              <w:rPr>
+                <w:rFonts w:cs="Times New Roman"/>
+                <w:bCs/>
+                <w:sz w:val="20"/>
+                <w:szCs w:val="20"/>
+              </w:rPr>
+              <w:t>Parādās moderatoru kontu saraksts</w:t>
             </w:r>
           </w:p>
         </w:tc>
@@ -28704,7 +27428,7 @@
                 <w:sz w:val="20"/>
                 <w:szCs w:val="20"/>
               </w:rPr>
-              <w:t>ADM.01</w:t>
+              <w:t>ADM.02</w:t>
             </w:r>
           </w:p>
         </w:tc>
@@ -28730,7 +27454,7 @@
                 <w:sz w:val="20"/>
                 <w:szCs w:val="20"/>
               </w:rPr>
-              <w:t>2.2.4.1</w:t>
+              <w:t>2.2.4.2</w:t>
             </w:r>
           </w:p>
         </w:tc>
@@ -28756,7 +27480,7 @@
                 <w:sz w:val="20"/>
                 <w:szCs w:val="20"/>
               </w:rPr>
-              <w:t>Moderatoru kontu apskate</w:t>
+              <w:t>Moderatora pievienošana</w:t>
             </w:r>
           </w:p>
         </w:tc>
@@ -28808,7 +27532,7 @@
                 <w:sz w:val="20"/>
                 <w:szCs w:val="20"/>
               </w:rPr>
-              <w:t>Pārbaudīt moderatoru saraksta apskati</w:t>
+              <w:t>Pārbaudīt jauna moderatora pievienošanu</w:t>
             </w:r>
           </w:p>
         </w:tc>
@@ -28818,23 +27542,67 @@
           </w:tcPr>
           <w:p>
             <w:pPr>
-              <w:ind w:firstLine="0"/>
-              <w:jc w:val="left"/>
-              <w:rPr>
-                <w:rFonts w:cs="Times New Roman"/>
-                <w:bCs/>
-                <w:sz w:val="20"/>
-                <w:szCs w:val="20"/>
-              </w:rPr>
-            </w:pPr>
-            <w:r>
-              <w:rPr>
-                <w:rFonts w:cs="Times New Roman"/>
-                <w:bCs/>
-                <w:sz w:val="20"/>
-                <w:szCs w:val="20"/>
-              </w:rPr>
-              <w:t>1. Atvērt moderatoru sarakstu</w:t>
+              <w:spacing w:line="240" w:lineRule="auto"/>
+              <w:ind w:firstLine="0"/>
+              <w:jc w:val="left"/>
+              <w:rPr>
+                <w:rFonts w:cs="Times New Roman"/>
+                <w:bCs/>
+                <w:sz w:val="20"/>
+                <w:szCs w:val="20"/>
+              </w:rPr>
+            </w:pPr>
+            <w:r>
+              <w:rPr>
+                <w:rFonts w:cs="Times New Roman"/>
+                <w:bCs/>
+                <w:sz w:val="20"/>
+                <w:szCs w:val="20"/>
+              </w:rPr>
+              <w:t>1. Atvērt admin paneli</w:t>
+            </w:r>
+          </w:p>
+          <w:p>
+            <w:pPr>
+              <w:spacing w:line="240" w:lineRule="auto"/>
+              <w:ind w:firstLine="0"/>
+              <w:jc w:val="left"/>
+              <w:rPr>
+                <w:rFonts w:cs="Times New Roman"/>
+                <w:bCs/>
+                <w:sz w:val="20"/>
+                <w:szCs w:val="20"/>
+              </w:rPr>
+            </w:pPr>
+            <w:r>
+              <w:rPr>
+                <w:rFonts w:cs="Times New Roman"/>
+                <w:bCs/>
+                <w:sz w:val="20"/>
+                <w:szCs w:val="20"/>
+              </w:rPr>
+              <w:t>2. Spiest "Pievienot jaunu"</w:t>
+            </w:r>
+          </w:p>
+          <w:p>
+            <w:pPr>
+              <w:ind w:firstLine="0"/>
+              <w:jc w:val="left"/>
+              <w:rPr>
+                <w:rFonts w:cs="Times New Roman"/>
+                <w:bCs/>
+                <w:sz w:val="20"/>
+                <w:szCs w:val="20"/>
+              </w:rPr>
+            </w:pPr>
+            <w:r>
+              <w:rPr>
+                <w:rFonts w:cs="Times New Roman"/>
+                <w:bCs/>
+                <w:sz w:val="20"/>
+                <w:szCs w:val="20"/>
+              </w:rPr>
+              <w:t>3. Saglabāt</w:t>
             </w:r>
           </w:p>
         </w:tc>
@@ -28860,7 +27628,7 @@
                 <w:sz w:val="20"/>
                 <w:szCs w:val="20"/>
               </w:rPr>
-              <w:t>-</w:t>
+              <w:t>Lietotājvārds, e-pasts, parole</w:t>
             </w:r>
           </w:p>
         </w:tc>
@@ -28886,7 +27654,7 @@
                 <w:sz w:val="20"/>
                 <w:szCs w:val="20"/>
               </w:rPr>
-              <w:t>Parādās moderatoru kontu saraksts</w:t>
+              <w:t>Konts tiek izveidots</w:t>
             </w:r>
           </w:p>
         </w:tc>
@@ -28914,7 +27682,7 @@
                 <w:sz w:val="20"/>
                 <w:szCs w:val="20"/>
               </w:rPr>
-              <w:t>ADM.02</w:t>
+              <w:t>ADM.03</w:t>
             </w:r>
           </w:p>
         </w:tc>
@@ -29018,7 +27786,7 @@
                 <w:sz w:val="20"/>
                 <w:szCs w:val="20"/>
               </w:rPr>
-              <w:t>Pārbaudīt jauna moderatora pievienošanu</w:t>
+              <w:t>Pārbaudīt validāciju ar nepareiziem datiem</w:t>
             </w:r>
           </w:p>
         </w:tc>
@@ -29028,67 +27796,23 @@
           </w:tcPr>
           <w:p>
             <w:pPr>
-              <w:spacing w:line="240" w:lineRule="auto"/>
-              <w:ind w:firstLine="0"/>
-              <w:jc w:val="left"/>
-              <w:rPr>
-                <w:rFonts w:cs="Times New Roman"/>
-                <w:bCs/>
-                <w:sz w:val="20"/>
-                <w:szCs w:val="20"/>
-              </w:rPr>
-            </w:pPr>
-            <w:r>
-              <w:rPr>
-                <w:rFonts w:cs="Times New Roman"/>
-                <w:bCs/>
-                <w:sz w:val="20"/>
-                <w:szCs w:val="20"/>
-              </w:rPr>
-              <w:t>1. Atvērt admin paneli</w:t>
-            </w:r>
-          </w:p>
-          <w:p>
-            <w:pPr>
-              <w:spacing w:line="240" w:lineRule="auto"/>
-              <w:ind w:firstLine="0"/>
-              <w:jc w:val="left"/>
-              <w:rPr>
-                <w:rFonts w:cs="Times New Roman"/>
-                <w:bCs/>
-                <w:sz w:val="20"/>
-                <w:szCs w:val="20"/>
-              </w:rPr>
-            </w:pPr>
-            <w:r>
-              <w:rPr>
-                <w:rFonts w:cs="Times New Roman"/>
-                <w:bCs/>
-                <w:sz w:val="20"/>
-                <w:szCs w:val="20"/>
-              </w:rPr>
-              <w:t>2. Spiest "Pievienot jaunu"</w:t>
-            </w:r>
-          </w:p>
-          <w:p>
-            <w:pPr>
-              <w:ind w:firstLine="0"/>
-              <w:jc w:val="left"/>
-              <w:rPr>
-                <w:rFonts w:cs="Times New Roman"/>
-                <w:bCs/>
-                <w:sz w:val="20"/>
-                <w:szCs w:val="20"/>
-              </w:rPr>
-            </w:pPr>
-            <w:r>
-              <w:rPr>
-                <w:rFonts w:cs="Times New Roman"/>
-                <w:bCs/>
-                <w:sz w:val="20"/>
-                <w:szCs w:val="20"/>
-              </w:rPr>
-              <w:t>3. Saglabāt</w:t>
+              <w:ind w:firstLine="0"/>
+              <w:jc w:val="left"/>
+              <w:rPr>
+                <w:rFonts w:cs="Times New Roman"/>
+                <w:bCs/>
+                <w:sz w:val="20"/>
+                <w:szCs w:val="20"/>
+              </w:rPr>
+            </w:pPr>
+            <w:r>
+              <w:rPr>
+                <w:rFonts w:cs="Times New Roman"/>
+                <w:bCs/>
+                <w:sz w:val="20"/>
+                <w:szCs w:val="20"/>
+              </w:rPr>
+              <w:t>1. Ievadīt nederīgu e-pastu 2. Saglabāt</w:t>
             </w:r>
           </w:p>
         </w:tc>
@@ -29114,7 +27838,7 @@
                 <w:sz w:val="20"/>
                 <w:szCs w:val="20"/>
               </w:rPr>
-              <w:t>Lietotājvārds, e-pasts, parole</w:t>
+              <w:t>abc123</w:t>
             </w:r>
           </w:p>
         </w:tc>
@@ -29140,7 +27864,7 @@
                 <w:sz w:val="20"/>
                 <w:szCs w:val="20"/>
               </w:rPr>
-              <w:t>Konts tiek izveidots</w:t>
+              <w:t>Sistēma parāda kļūdas ziņojumu</w:t>
             </w:r>
           </w:p>
         </w:tc>
@@ -29168,7 +27892,7 @@
                 <w:sz w:val="20"/>
                 <w:szCs w:val="20"/>
               </w:rPr>
-              <w:t>ADM.03</w:t>
+              <w:t>ADM.04</w:t>
             </w:r>
           </w:p>
         </w:tc>
@@ -29194,7 +27918,7 @@
                 <w:sz w:val="20"/>
                 <w:szCs w:val="20"/>
               </w:rPr>
-              <w:t>2.2.4.2</w:t>
+              <w:t>2.2.4.3</w:t>
             </w:r>
           </w:p>
         </w:tc>
@@ -29220,7 +27944,7 @@
                 <w:sz w:val="20"/>
                 <w:szCs w:val="20"/>
               </w:rPr>
-              <w:t>Moderatora pievienošana</w:t>
+              <w:t>Moderatora rediģēšana</w:t>
             </w:r>
           </w:p>
         </w:tc>
@@ -29272,7 +27996,7 @@
                 <w:sz w:val="20"/>
                 <w:szCs w:val="20"/>
               </w:rPr>
-              <w:t>Pārbaudīt validāciju ar nepareiziem datiem</w:t>
+              <w:t>Pārbaudīt moderatora lomas maiņu</w:t>
             </w:r>
           </w:p>
         </w:tc>
@@ -29282,23 +28006,45 @@
           </w:tcPr>
           <w:p>
             <w:pPr>
-              <w:ind w:firstLine="0"/>
-              <w:jc w:val="left"/>
-              <w:rPr>
-                <w:rFonts w:cs="Times New Roman"/>
-                <w:bCs/>
-                <w:sz w:val="20"/>
-                <w:szCs w:val="20"/>
-              </w:rPr>
-            </w:pPr>
-            <w:r>
-              <w:rPr>
-                <w:rFonts w:cs="Times New Roman"/>
-                <w:bCs/>
-                <w:sz w:val="20"/>
-                <w:szCs w:val="20"/>
-              </w:rPr>
-              <w:t>1. Ievadīt nederīgu e-pastu 2. Saglabāt</w:t>
+              <w:spacing w:line="240" w:lineRule="auto"/>
+              <w:ind w:firstLine="0"/>
+              <w:jc w:val="left"/>
+              <w:rPr>
+                <w:rFonts w:cs="Times New Roman"/>
+                <w:bCs/>
+                <w:sz w:val="20"/>
+                <w:szCs w:val="20"/>
+              </w:rPr>
+            </w:pPr>
+            <w:r>
+              <w:rPr>
+                <w:rFonts w:cs="Times New Roman"/>
+                <w:bCs/>
+                <w:sz w:val="20"/>
+                <w:szCs w:val="20"/>
+              </w:rPr>
+              <w:t>1. Atvērt moderatoru sarakstu</w:t>
+            </w:r>
+          </w:p>
+          <w:p>
+            <w:pPr>
+              <w:ind w:firstLine="0"/>
+              <w:jc w:val="left"/>
+              <w:rPr>
+                <w:rFonts w:cs="Times New Roman"/>
+                <w:bCs/>
+                <w:sz w:val="20"/>
+                <w:szCs w:val="20"/>
+              </w:rPr>
+            </w:pPr>
+            <w:r>
+              <w:rPr>
+                <w:rFonts w:cs="Times New Roman"/>
+                <w:bCs/>
+                <w:sz w:val="20"/>
+                <w:szCs w:val="20"/>
+              </w:rPr>
+              <w:t>2. Rediģēt lomu</w:t>
             </w:r>
           </w:p>
         </w:tc>
@@ -29324,7 +28070,7 @@
                 <w:sz w:val="20"/>
                 <w:szCs w:val="20"/>
               </w:rPr>
-              <w:t>abc123</w:t>
+              <w:t>Jauna loma</w:t>
             </w:r>
           </w:p>
         </w:tc>
@@ -29350,7 +28096,7 @@
                 <w:sz w:val="20"/>
                 <w:szCs w:val="20"/>
               </w:rPr>
-              <w:t>Sistēma parāda kļūdas ziņojumu</w:t>
+              <w:t>Loma tiek atjaunināta</w:t>
             </w:r>
           </w:p>
         </w:tc>
@@ -29378,7 +28124,7 @@
                 <w:sz w:val="20"/>
                 <w:szCs w:val="20"/>
               </w:rPr>
-              <w:t>ADM.04</w:t>
+              <w:t>ADM.05</w:t>
             </w:r>
           </w:p>
         </w:tc>
@@ -29482,7 +28228,7 @@
                 <w:sz w:val="20"/>
                 <w:szCs w:val="20"/>
               </w:rPr>
-              <w:t>Pārbaudīt moderatora lomas maiņu</w:t>
+              <w:t>Pārbaudīt moderatora deaktivizāciju</w:t>
             </w:r>
           </w:p>
         </w:tc>
@@ -29509,28 +28255,28 @@
                 <w:sz w:val="20"/>
                 <w:szCs w:val="20"/>
               </w:rPr>
-              <w:t>1. Atvērt moderatoru sarakstu</w:t>
-            </w:r>
-          </w:p>
-          <w:p>
-            <w:pPr>
-              <w:ind w:firstLine="0"/>
-              <w:jc w:val="left"/>
-              <w:rPr>
-                <w:rFonts w:cs="Times New Roman"/>
-                <w:bCs/>
-                <w:sz w:val="20"/>
-                <w:szCs w:val="20"/>
-              </w:rPr>
-            </w:pPr>
-            <w:r>
-              <w:rPr>
-                <w:rFonts w:cs="Times New Roman"/>
-                <w:bCs/>
-                <w:sz w:val="20"/>
-                <w:szCs w:val="20"/>
-              </w:rPr>
-              <w:t>2. Rediģēt lomu</w:t>
+              <w:t>1. Izvēlēties moderatoru</w:t>
+            </w:r>
+          </w:p>
+          <w:p>
+            <w:pPr>
+              <w:ind w:firstLine="0"/>
+              <w:jc w:val="left"/>
+              <w:rPr>
+                <w:rFonts w:cs="Times New Roman"/>
+                <w:bCs/>
+                <w:sz w:val="20"/>
+                <w:szCs w:val="20"/>
+              </w:rPr>
+            </w:pPr>
+            <w:r>
+              <w:rPr>
+                <w:rFonts w:cs="Times New Roman"/>
+                <w:bCs/>
+                <w:sz w:val="20"/>
+                <w:szCs w:val="20"/>
+              </w:rPr>
+              <w:t>2. Mainīt statusu uz neaktīvs</w:t>
             </w:r>
           </w:p>
         </w:tc>
@@ -29556,7 +28302,7 @@
                 <w:sz w:val="20"/>
                 <w:szCs w:val="20"/>
               </w:rPr>
-              <w:t>Jauna loma</w:t>
+              <w:t>Moderatora ID</w:t>
             </w:r>
           </w:p>
         </w:tc>
@@ -29582,7 +28328,7 @@
                 <w:sz w:val="20"/>
                 <w:szCs w:val="20"/>
               </w:rPr>
-              <w:t>Loma tiek atjaunināta</w:t>
+              <w:t>Konts kļūst neaktīvs</w:t>
             </w:r>
           </w:p>
         </w:tc>
@@ -29610,7 +28356,7 @@
                 <w:sz w:val="20"/>
                 <w:szCs w:val="20"/>
               </w:rPr>
-              <w:t>ADM.05</w:t>
+              <w:t>ADM.06</w:t>
             </w:r>
           </w:p>
         </w:tc>
@@ -29636,7 +28382,7 @@
                 <w:sz w:val="20"/>
                 <w:szCs w:val="20"/>
               </w:rPr>
-              <w:t>2.2.4.3</w:t>
+              <w:t>2.2.4.4</w:t>
             </w:r>
           </w:p>
         </w:tc>
@@ -29662,7 +28408,7 @@
                 <w:sz w:val="20"/>
                 <w:szCs w:val="20"/>
               </w:rPr>
-              <w:t>Moderatora rediģēšana</w:t>
+              <w:t>Darbību žurnālēšana</w:t>
             </w:r>
           </w:p>
         </w:tc>
@@ -29714,7 +28460,7 @@
                 <w:sz w:val="20"/>
                 <w:szCs w:val="20"/>
               </w:rPr>
-              <w:t>Pārbaudīt moderatora deaktivizāciju</w:t>
+              <w:t>Pārbaudīt žurnāla ieraksta izveidi</w:t>
             </w:r>
           </w:p>
         </w:tc>
@@ -29741,28 +28487,7 @@
                 <w:sz w:val="20"/>
                 <w:szCs w:val="20"/>
               </w:rPr>
-              <w:t>1. Izvēlēties moderatoru</w:t>
-            </w:r>
-          </w:p>
-          <w:p>
-            <w:pPr>
-              <w:ind w:firstLine="0"/>
-              <w:jc w:val="left"/>
-              <w:rPr>
-                <w:rFonts w:cs="Times New Roman"/>
-                <w:bCs/>
-                <w:sz w:val="20"/>
-                <w:szCs w:val="20"/>
-              </w:rPr>
-            </w:pPr>
-            <w:r>
-              <w:rPr>
-                <w:rFonts w:cs="Times New Roman"/>
-                <w:bCs/>
-                <w:sz w:val="20"/>
-                <w:szCs w:val="20"/>
-              </w:rPr>
-              <w:t>2. Mainīt statusu uz neaktīvs</w:t>
+              <w:t>1. Moderators dzēš lietu 2. Atvērt žurnālu</w:t>
             </w:r>
           </w:p>
         </w:tc>
@@ -29788,7 +28513,7 @@
                 <w:sz w:val="20"/>
                 <w:szCs w:val="20"/>
               </w:rPr>
-              <w:t>Moderatora ID</w:t>
+              <w:t>-</w:t>
             </w:r>
           </w:p>
         </w:tc>
@@ -29803,221 +28528,9 @@
               <w:rPr>
                 <w:rFonts w:cs="Times New Roman"/>
                 <w:bCs/>
-                <w:sz w:val="20"/>
-                <w:szCs w:val="20"/>
-              </w:rPr>
-            </w:pPr>
-            <w:r>
-              <w:rPr>
-                <w:rFonts w:cs="Times New Roman"/>
-                <w:bCs/>
-                <w:sz w:val="20"/>
-                <w:szCs w:val="20"/>
-              </w:rPr>
-              <w:t>Konts kļūst neaktīvs</w:t>
-            </w:r>
-          </w:p>
-        </w:tc>
-      </w:tr>
-      <w:tr>
-        <w:tc>
-          <w:tcPr>
-            <w:tcW w:w="933" w:type="dxa"/>
-          </w:tcPr>
-          <w:p>
-            <w:pPr>
-              <w:ind w:firstLine="0"/>
-              <w:jc w:val="left"/>
-              <w:rPr>
-                <w:rFonts w:cs="Times New Roman"/>
-                <w:bCs/>
-                <w:sz w:val="20"/>
-                <w:szCs w:val="20"/>
-              </w:rPr>
-            </w:pPr>
-            <w:r>
-              <w:rPr>
-                <w:rFonts w:cs="Times New Roman"/>
-                <w:bCs/>
-                <w:sz w:val="20"/>
-                <w:szCs w:val="20"/>
-              </w:rPr>
-              <w:t>ADM.06</w:t>
-            </w:r>
-          </w:p>
-        </w:tc>
-        <w:tc>
-          <w:tcPr>
-            <w:tcW w:w="1047" w:type="dxa"/>
-          </w:tcPr>
-          <w:p>
-            <w:pPr>
-              <w:ind w:firstLine="0"/>
-              <w:jc w:val="left"/>
-              <w:rPr>
-                <w:rFonts w:cs="Times New Roman"/>
-                <w:bCs/>
-                <w:sz w:val="20"/>
-                <w:szCs w:val="20"/>
-              </w:rPr>
-            </w:pPr>
-            <w:r>
-              <w:rPr>
-                <w:rFonts w:cs="Times New Roman"/>
-                <w:bCs/>
-                <w:sz w:val="20"/>
-                <w:szCs w:val="20"/>
-              </w:rPr>
-              <w:t>2.2.4.4</w:t>
-            </w:r>
-          </w:p>
-        </w:tc>
-        <w:tc>
-          <w:tcPr>
-            <w:tcW w:w="1701" w:type="dxa"/>
-          </w:tcPr>
-          <w:p>
-            <w:pPr>
-              <w:ind w:firstLine="0"/>
-              <w:jc w:val="left"/>
-              <w:rPr>
-                <w:rFonts w:cs="Times New Roman"/>
-                <w:bCs/>
-                <w:sz w:val="20"/>
-                <w:szCs w:val="20"/>
-              </w:rPr>
-            </w:pPr>
-            <w:r>
-              <w:rPr>
-                <w:rFonts w:cs="Times New Roman"/>
-                <w:bCs/>
-                <w:sz w:val="20"/>
-                <w:szCs w:val="20"/>
-              </w:rPr>
-              <w:t>Darbību žurnālēšana</w:t>
-            </w:r>
-          </w:p>
-        </w:tc>
-        <w:tc>
-          <w:tcPr>
-            <w:tcW w:w="1984" w:type="dxa"/>
-          </w:tcPr>
-          <w:p>
-            <w:pPr>
-              <w:ind w:firstLine="0"/>
-              <w:jc w:val="left"/>
-              <w:rPr>
-                <w:rFonts w:cs="Times New Roman"/>
-                <w:bCs/>
-                <w:sz w:val="20"/>
-                <w:szCs w:val="20"/>
-              </w:rPr>
-            </w:pPr>
-            <w:r>
-              <w:rPr>
-                <w:rFonts w:cs="Times New Roman"/>
-                <w:bCs/>
-                <w:sz w:val="20"/>
-                <w:szCs w:val="20"/>
-              </w:rPr>
-              <w:t>Administrators ir autorizējies</w:t>
-            </w:r>
-          </w:p>
-        </w:tc>
-        <w:tc>
-          <w:tcPr>
-            <w:tcW w:w="2127" w:type="dxa"/>
-          </w:tcPr>
-          <w:p>
-            <w:pPr>
-              <w:ind w:firstLine="0"/>
-              <w:jc w:val="left"/>
-              <w:rPr>
-                <w:rFonts w:cs="Times New Roman"/>
-                <w:bCs/>
-                <w:sz w:val="20"/>
-                <w:szCs w:val="20"/>
-              </w:rPr>
-            </w:pPr>
-            <w:r>
-              <w:rPr>
-                <w:rFonts w:cs="Times New Roman"/>
-                <w:bCs/>
-                <w:sz w:val="20"/>
-                <w:szCs w:val="20"/>
-              </w:rPr>
-              <w:t>Pārbaudīt žurnāla ieraksta izveidi</w:t>
-            </w:r>
-          </w:p>
-        </w:tc>
-        <w:tc>
-          <w:tcPr>
-            <w:tcW w:w="2587" w:type="dxa"/>
-          </w:tcPr>
-          <w:p>
-            <w:pPr>
-              <w:spacing w:line="240" w:lineRule="auto"/>
-              <w:ind w:firstLine="0"/>
-              <w:jc w:val="left"/>
-              <w:rPr>
-                <w:rFonts w:cs="Times New Roman"/>
-                <w:bCs/>
-                <w:sz w:val="20"/>
-                <w:szCs w:val="20"/>
-              </w:rPr>
-            </w:pPr>
-            <w:r>
-              <w:rPr>
-                <w:rFonts w:cs="Times New Roman"/>
-                <w:bCs/>
-                <w:sz w:val="20"/>
-                <w:szCs w:val="20"/>
-              </w:rPr>
-              <w:t>1. Moderators dzēš lietu 2. Atvērt žurnālu</w:t>
-            </w:r>
-          </w:p>
-        </w:tc>
-        <w:tc>
-          <w:tcPr>
-            <w:tcW w:w="1949" w:type="dxa"/>
-          </w:tcPr>
-          <w:p>
-            <w:pPr>
-              <w:ind w:firstLine="0"/>
-              <w:jc w:val="left"/>
-              <w:rPr>
-                <w:rFonts w:cs="Times New Roman"/>
-                <w:bCs/>
-                <w:sz w:val="20"/>
-                <w:szCs w:val="20"/>
-              </w:rPr>
-            </w:pPr>
-            <w:r>
-              <w:rPr>
-                <w:rFonts w:cs="Times New Roman"/>
-                <w:bCs/>
-                <w:sz w:val="20"/>
-                <w:szCs w:val="20"/>
-              </w:rPr>
-              <w:t>-</w:t>
-            </w:r>
-          </w:p>
-        </w:tc>
-        <w:tc>
-          <w:tcPr>
-            <w:tcW w:w="2232" w:type="dxa"/>
-          </w:tcPr>
-          <w:p>
-            <w:pPr>
-              <w:ind w:firstLine="0"/>
-              <w:jc w:val="left"/>
-              <w:rPr>
-                <w:rFonts w:cs="Times New Roman"/>
-                <w:bCs/>
                 <w:vanish/>
                 <w:sz w:val="20"/>
                 <w:szCs w:val="20"/>
-                <w:lang w:val="ru-RU"/>
               </w:rPr>
             </w:pPr>
           </w:p>
@@ -30050,9 +28563,6 @@
                   <w:pPr>
                     <w:ind w:firstLine="0"/>
                     <w:jc w:val="left"/>
-                    <w:rPr>
-                      <w:lang w:val="ru-RU"/>
-                    </w:rPr>
                   </w:pPr>
                   <w:r>
                     <w:rPr>
@@ -30104,16 +28614,7 @@
                 <w:sz w:val="20"/>
                 <w:szCs w:val="20"/>
               </w:rPr>
-              <w:t>ADM.0</w:t>
-            </w:r>
-            <w:r>
-              <w:rPr>
-                <w:rFonts w:cs="Times New Roman"/>
-                <w:bCs/>
-                <w:sz w:val="20"/>
-                <w:szCs w:val="20"/>
-              </w:rPr>
-              <w:t>7</w:t>
+              <w:t>ADM.07</w:t>
             </w:r>
           </w:p>
         </w:tc>
@@ -30324,16 +28825,7 @@
                 <w:sz w:val="20"/>
                 <w:szCs w:val="20"/>
               </w:rPr>
-              <w:t>ADM.0</w:t>
-            </w:r>
-            <w:r>
-              <w:rPr>
-                <w:rFonts w:cs="Times New Roman"/>
-                <w:bCs/>
-                <w:sz w:val="20"/>
-                <w:szCs w:val="20"/>
-              </w:rPr>
-              <w:t>8</w:t>
+              <w:t>ADM.08</w:t>
             </w:r>
           </w:p>
         </w:tc>
@@ -37427,7 +35919,16 @@
                 <w:sz w:val="20"/>
                 <w:szCs w:val="20"/>
               </w:rPr>
-              <w:t>MOD.18</w:t>
+              <w:t>MOD.1</w:t>
+            </w:r>
+            <w:r>
+              <w:rPr>
+                <w:rFonts w:cs="Times New Roman"/>
+                <w:bCs/>
+                <w:sz w:val="20"/>
+                <w:szCs w:val="20"/>
+              </w:rPr>
+              <w:t>8</w:t>
             </w:r>
           </w:p>
         </w:tc>
@@ -37555,135 +36056,16 @@
                 <w:sz w:val="20"/>
                 <w:szCs w:val="20"/>
               </w:rPr>
-              <w:t>MOD.19</w:t>
-            </w:r>
-          </w:p>
-        </w:tc>
-        <w:tc>
-          <w:tcPr>
-            <w:tcW w:w="1701" w:type="dxa"/>
-          </w:tcPr>
-          <w:p>
-            <w:pPr>
-              <w:ind w:firstLine="0"/>
-              <w:jc w:val="left"/>
-              <w:rPr>
-                <w:rFonts w:cs="Times New Roman"/>
-                <w:bCs/>
-                <w:sz w:val="20"/>
-                <w:szCs w:val="20"/>
-              </w:rPr>
-            </w:pPr>
-            <w:r>
-              <w:rPr>
-                <w:rFonts w:cs="Times New Roman"/>
-                <w:bCs/>
-                <w:sz w:val="20"/>
-                <w:szCs w:val="20"/>
-              </w:rPr>
-              <w:t>2.2.3.5</w:t>
-            </w:r>
-          </w:p>
-        </w:tc>
-        <w:tc>
-          <w:tcPr>
-            <w:tcW w:w="3402" w:type="dxa"/>
-          </w:tcPr>
-          <w:p>
-            <w:pPr>
-              <w:ind w:firstLine="0"/>
-              <w:jc w:val="left"/>
-              <w:rPr>
-                <w:rFonts w:cs="Times New Roman"/>
-                <w:bCs/>
-                <w:sz w:val="20"/>
-                <w:szCs w:val="20"/>
-              </w:rPr>
-            </w:pPr>
-            <w:r>
-              <w:rPr>
-                <w:rFonts w:cs="Times New Roman"/>
-                <w:bCs/>
-                <w:sz w:val="20"/>
-                <w:szCs w:val="20"/>
-              </w:rPr>
-              <w:t>Pamācības pārvaldība</w:t>
-            </w:r>
-          </w:p>
-        </w:tc>
-        <w:tc>
-          <w:tcPr>
-            <w:tcW w:w="1984" w:type="dxa"/>
-          </w:tcPr>
-          <w:p>
-            <w:pPr>
-              <w:ind w:firstLine="0"/>
-              <w:jc w:val="left"/>
-              <w:rPr>
-                <w:bCs/>
-                <w:sz w:val="20"/>
-                <w:szCs w:val="20"/>
-              </w:rPr>
-            </w:pPr>
-          </w:p>
-        </w:tc>
-        <w:tc>
-          <w:tcPr>
-            <w:tcW w:w="1985" w:type="dxa"/>
-          </w:tcPr>
-          <w:p>
-            <w:pPr>
-              <w:ind w:firstLine="0"/>
-              <w:jc w:val="left"/>
-              <w:rPr>
-                <w:bCs/>
-                <w:sz w:val="20"/>
-                <w:szCs w:val="20"/>
-              </w:rPr>
-            </w:pPr>
-          </w:p>
-        </w:tc>
-        <w:tc>
-          <w:tcPr>
-            <w:tcW w:w="4075" w:type="dxa"/>
-          </w:tcPr>
-          <w:p>
-            <w:pPr>
-              <w:ind w:firstLine="0"/>
-              <w:jc w:val="left"/>
-              <w:rPr>
-                <w:bCs/>
-                <w:sz w:val="20"/>
-                <w:szCs w:val="20"/>
-              </w:rPr>
-            </w:pPr>
-          </w:p>
-        </w:tc>
-      </w:tr>
-      <w:tr>
-        <w:tc>
-          <w:tcPr>
-            <w:tcW w:w="1413" w:type="dxa"/>
-          </w:tcPr>
-          <w:p>
-            <w:pPr>
-              <w:ind w:firstLine="0"/>
-              <w:jc w:val="left"/>
-              <w:rPr>
-                <w:rFonts w:cs="Times New Roman"/>
-                <w:bCs/>
-                <w:sz w:val="20"/>
-                <w:szCs w:val="20"/>
-              </w:rPr>
-            </w:pPr>
-            <w:r>
-              <w:rPr>
-                <w:rFonts w:cs="Times New Roman"/>
-                <w:bCs/>
-                <w:sz w:val="20"/>
-                <w:szCs w:val="20"/>
-              </w:rPr>
-              <w:t>MOD.20</w:t>
+              <w:t>MOD.</w:t>
+            </w:r>
+            <w:r>
+              <w:rPr>
+                <w:rFonts w:cs="Times New Roman"/>
+                <w:bCs/>
+                <w:sz w:val="20"/>
+                <w:szCs w:val="20"/>
+              </w:rPr>
+              <w:t>19</w:t>
             </w:r>
           </w:p>
         </w:tc>
@@ -38869,7 +37251,6 @@
           <w:b/>
           <w:sz w:val="28"/>
           <w:szCs w:val="40"/>
-          <w:lang w:val="en-US"/>
         </w:rPr>
       </w:pPr>
       <w:r>
@@ -43714,7 +42095,6 @@
   <w:style w:type="character" w:default="1" w:styleId="DefaultParagraphFont">
     <w:name w:val="Default Paragraph Font"/>
     <w:uiPriority w:val="1"/>
-    <w:semiHidden/>
     <w:unhideWhenUsed/>
   </w:style>
   <w:style w:type="table" w:default="1" w:styleId="TableNormal">

--- a/dokumentFedotova.docx
+++ b/dokumentFedotova.docx
@@ -10682,6 +10682,8 @@
         <w:t>(Skatīt tabula 11)</w:t>
       </w:r>
     </w:p>
+    <w:p/>
+    <w:p/>
     <w:p>
       <w:pPr>
         <w:jc w:val="right"/>
@@ -10697,6 +10699,7 @@
           <w:sz w:val="20"/>
           <w:szCs w:val="20"/>
         </w:rPr>
+        <w:lastRenderedPageBreak/>
         <w:t xml:space="preserve">Tabula </w:t>
       </w:r>
       <w:r>
@@ -10875,7 +10878,6 @@
                 <w:sz w:val="20"/>
                 <w:szCs w:val="20"/>
               </w:rPr>
-              <w:lastRenderedPageBreak/>
               <w:t xml:space="preserve">Lietotājvārds </w:t>
             </w:r>
           </w:p>
@@ -11947,6 +11949,7 @@
         <w:rPr>
           <w:u w:val="single"/>
         </w:rPr>
+        <w:lastRenderedPageBreak/>
         <w:t>Ievaddati</w:t>
       </w:r>
       <w:r>
@@ -11974,7 +11977,6 @@
         </w:numPr>
       </w:pPr>
       <w:r>
-        <w:lastRenderedPageBreak/>
         <w:t>moderatora pievienošana, rediģēšana un deaktivizācija (tikai administrators);</w:t>
       </w:r>
     </w:p>
@@ -12212,6 +12214,7 @@
         </w:numPr>
       </w:pPr>
       <w:r>
+        <w:lastRenderedPageBreak/>
         <w:t>Krāsu gamma un dizains jāveido atbilstoši detektīva tematikai ar tumšiem un kontrastējošiem toņiem.</w:t>
       </w:r>
     </w:p>
@@ -12238,7 +12241,6 @@
           <w:b/>
           <w:bCs w:val="0"/>
         </w:rPr>
-        <w:lastRenderedPageBreak/>
         <w:t>2.3.4. Drošības un kvalitātes prasības</w:t>
       </w:r>
       <w:bookmarkEnd w:id="12"/>
@@ -13947,6 +13949,9 @@
     <w:p>
       <w:pPr>
         <w:pStyle w:val="Heading3"/>
+        <w:rPr>
+          <w:lang w:val="ru-RU"/>
+        </w:rPr>
       </w:pPr>
       <w:bookmarkStart w:id="19" w:name="_Toc213440000"/>
       <w:r>
@@ -13956,29 +13961,87 @@
         <w:t>.1.1. Sistēmas struktūra (</w:t>
       </w:r>
       <w:r>
-        <w:t>K</w:t>
-      </w:r>
-      <w:r>
-        <w:t>omponenšu diagramma)</w:t>
+        <w:t>Izvietojuma</w:t>
+      </w:r>
+      <w:r>
+        <w:t xml:space="preserve"> diagramma)</w:t>
       </w:r>
       <w:bookmarkEnd w:id="19"/>
     </w:p>
     <w:p>
       <w:r>
-        <w:t>Sistēmas struktūra attēlo trīs galvenos slāņus: frontend, backend un datu bāzi. Frontend nodrošina lietotāja interfeisu un mijiedarbību ar sistēmu, izmantojot tīmekļa tehnoloģijas. Backend, kas realizēts ar PHP, apstrādā pieprasījumus un nodrošina sistēmas loģiku, sadalītu vairākos moduļos. Datu glabāšanai tiek izmantota</w:t>
+        <w:t>Izvietojuma diagramma attēlo detektīvu platformas fizisko arhitektūru un komponentu sadalījumu pa dažādām mezglu grupām. Diagramma parāda trīs galvenās daļas: klienta pusi, servera pusi un izstrādes vidi.</w:t>
       </w:r>
       <w:r>
         <w:t xml:space="preserve"> </w:t>
       </w:r>
-      <w:r>
-        <w:t xml:space="preserve">datu bāze, kurā tiek uzkrāti visi sistēmas dati. Visi komponenti savstarpēji sadarbojas, nodrošinot pilnvērtīgu sistēmas darbību. </w:t>
-      </w:r>
-      <w:r>
+    </w:p>
+    <w:p>
+      <w:pPr>
+        <w:ind w:firstLine="0"/>
+        <w:jc w:val="center"/>
+        <w:rPr>
+          <w:b/>
+          <w:bCs/>
+        </w:rPr>
+      </w:pPr>
+      <w:bookmarkStart w:id="20" w:name="_Toc213440001"/>
+      <w:r>
+        <w:rPr>
+          <w:b/>
+          <w:bCs/>
+        </w:rPr>
+        <w:t xml:space="preserve">1. attēls. </w:t>
+      </w:r>
+      <w:r>
+        <w:rPr>
+          <w:b/>
+          <w:bCs/>
+        </w:rPr>
+        <w:t>Izvietojuma</w:t>
+      </w:r>
+      <w:r>
+        <w:t xml:space="preserve"> </w:t>
+      </w:r>
+      <w:r>
+        <w:rPr>
+          <w:b/>
+          <w:bCs/>
+        </w:rPr>
+        <w:t>diagramma</w:t>
+      </w:r>
+    </w:p>
+    <w:p>
+      <w:pPr>
+        <w:pStyle w:val="Heading3"/>
+      </w:pPr>
+      <w:r>
+        <w:lastRenderedPageBreak/>
+        <w:t>4</w:t>
+      </w:r>
+      <w:r>
+        <w:t>.1.2. ER diagramma</w:t>
+      </w:r>
+      <w:bookmarkEnd w:id="20"/>
+    </w:p>
+    <w:p>
+      <w:pPr>
+        <w:rPr>
+          <w:lang w:val="en-US"/>
+        </w:rPr>
+      </w:pPr>
+      <w:r>
+        <w:t>ER diagramma attēlo detektīvu platformas datubāzes struktūru, parādot galvenās entītijas un attiecības starp tām. Diagramma vizualizē, kā dati tiek organizēti un savienoti viens ar otru.</w:t>
+      </w:r>
+      <w:r>
+        <w:rPr>
+          <w:lang w:val="ru-RU"/>
+        </w:rPr>
         <w:drawing>
-          <wp:inline distT="0" distB="0" distL="0" distR="0" wp14:anchorId="6086D59B" wp14:editId="32F9AFF7">
-            <wp:extent cx="5929172" cy="4660900"/>
-            <wp:effectExtent l="0" t="0" r="0" b="6350"/>
-            <wp:docPr id="673425542" name="Picture 1"/>
+          <wp:inline distT="0" distB="0" distL="0" distR="0" wp14:anchorId="2C178B0E" wp14:editId="5CA34D19">
+            <wp:extent cx="5939790" cy="5503545"/>
+            <wp:effectExtent l="0" t="0" r="3810" b="1905"/>
+            <wp:docPr id="885494483" name="Picture 9"/>
             <wp:cNvGraphicFramePr>
               <a:graphicFrameLocks xmlns:a="http://schemas.openxmlformats.org/drawingml/2006/main" noChangeAspect="1"/>
             </wp:cNvGraphicFramePr>
@@ -13986,13 +14049,13 @@
               <a:graphicData uri="http://schemas.openxmlformats.org/drawingml/2006/picture">
                 <pic:pic xmlns:pic="http://schemas.openxmlformats.org/drawingml/2006/picture">
                   <pic:nvPicPr>
-                    <pic:cNvPr id="0" name="Picture 1"/>
+                    <pic:cNvPr id="0" name="Picture 26"/>
                     <pic:cNvPicPr>
                       <a:picLocks noChangeAspect="1" noChangeArrowheads="1"/>
                     </pic:cNvPicPr>
                   </pic:nvPicPr>
                   <pic:blipFill>
-                    <a:blip r:embed="rId10">
+                    <a:blip r:embed="rId10" cstate="print">
                       <a:extLst>
                         <a:ext uri="{28A0092B-C50C-407E-A947-70E740481C1C}">
                           <a14:useLocalDpi xmlns:a14="http://schemas.microsoft.com/office/drawing/2010/main" val="0"/>
@@ -14007,7 +14070,7 @@
                   <pic:spPr bwMode="auto">
                     <a:xfrm>
                       <a:off x="0" y="0"/>
-                      <a:ext cx="5942498" cy="4671376"/>
+                      <a:ext cx="5939790" cy="5503545"/>
                     </a:xfrm>
                     <a:prstGeom prst="rect">
                       <a:avLst/>
@@ -14029,104 +14092,9 @@
         <w:ind w:firstLine="0"/>
         <w:jc w:val="center"/>
         <w:rPr>
-          <w:b/>
-          <w:bCs/>
+          <w:lang w:val="en-US"/>
         </w:rPr>
       </w:pPr>
-      <w:bookmarkStart w:id="20" w:name="_Toc213440001"/>
-      <w:r>
-        <w:rPr>
-          <w:b/>
-          <w:bCs/>
-        </w:rPr>
-        <w:t>1. attēls. Komponenšu diagramma</w:t>
-      </w:r>
-    </w:p>
-    <w:p>
-      <w:pPr>
-        <w:pStyle w:val="Heading3"/>
-      </w:pPr>
-      <w:r>
-        <w:lastRenderedPageBreak/>
-        <w:t>4</w:t>
-      </w:r>
-      <w:r>
-        <w:t>.1.2. ER diagramma</w:t>
-      </w:r>
-      <w:bookmarkEnd w:id="20"/>
-    </w:p>
-    <w:p>
-      <w:r>
-        <w:t xml:space="preserve">Datu modelī tiek definētas galvenās sistēmas entītijas, to atribūti un savstarpējās attiecības. Galvenās entītijas ir lietotāji, lietas, pierādījumi, </w:t>
-      </w:r>
-      <w:r>
-        <w:t>sasniegumi</w:t>
-      </w:r>
-      <w:r>
-        <w:t xml:space="preserve">, žanri, moderatoru konti un rezultātu tabulas. Katram lietotājam ir unikāls identifikators, lietotājvārds, e-pasts, parole, loma un statuss. Lietas satur informāciju par izmeklēšanām, pierādījumus un piešķirtos žanrus, savukārt </w:t>
-      </w:r>
-      <w:r>
-        <w:t>sasniegumi</w:t>
-      </w:r>
-      <w:r>
-        <w:t xml:space="preserve"> un rezultāti atspoguļo lietotāja progresu un punktus. Entītijas ir saistītas ar vienu pret daudziem vai daudzi pret daudziem attiecībām, nodrošinot pilnīgu datu integritāti un iespēju ātri izgūt informāciju. </w:t>
-      </w:r>
-    </w:p>
-    <w:p>
-      <w:pPr>
-        <w:ind w:firstLine="0"/>
-        <w:jc w:val="center"/>
-      </w:pPr>
-      <w:r>
-        <w:drawing>
-          <wp:inline distT="0" distB="0" distL="0" distR="0" wp14:anchorId="6FC39676" wp14:editId="233BC1C4">
-            <wp:extent cx="5944491" cy="5213350"/>
-            <wp:effectExtent l="0" t="0" r="0" b="6350"/>
-            <wp:docPr id="37244714" name="Picture 1"/>
-            <wp:cNvGraphicFramePr>
-              <a:graphicFrameLocks xmlns:a="http://schemas.openxmlformats.org/drawingml/2006/main" noChangeAspect="1"/>
-            </wp:cNvGraphicFramePr>
-            <a:graphic xmlns:a="http://schemas.openxmlformats.org/drawingml/2006/main">
-              <a:graphicData uri="http://schemas.openxmlformats.org/drawingml/2006/picture">
-                <pic:pic xmlns:pic="http://schemas.openxmlformats.org/drawingml/2006/picture">
-                  <pic:nvPicPr>
-                    <pic:cNvPr id="0" name="Picture 1"/>
-                    <pic:cNvPicPr>
-                      <a:picLocks noChangeAspect="1" noChangeArrowheads="1"/>
-                    </pic:cNvPicPr>
-                  </pic:nvPicPr>
-                  <pic:blipFill>
-                    <a:blip r:embed="rId11">
-                      <a:extLst>
-                        <a:ext uri="{28A0092B-C50C-407E-A947-70E740481C1C}">
-                          <a14:useLocalDpi xmlns:a14="http://schemas.microsoft.com/office/drawing/2010/main" val="0"/>
-                        </a:ext>
-                      </a:extLst>
-                    </a:blip>
-                    <a:srcRect/>
-                    <a:stretch>
-                      <a:fillRect/>
-                    </a:stretch>
-                  </pic:blipFill>
-                  <pic:spPr bwMode="auto">
-                    <a:xfrm>
-                      <a:off x="0" y="0"/>
-                      <a:ext cx="5960077" cy="5227019"/>
-                    </a:xfrm>
-                    <a:prstGeom prst="rect">
-                      <a:avLst/>
-                    </a:prstGeom>
-                    <a:noFill/>
-                    <a:ln>
-                      <a:noFill/>
-                    </a:ln>
-                  </pic:spPr>
-                </pic:pic>
-              </a:graphicData>
-            </a:graphic>
-          </wp:inline>
-        </w:drawing>
-      </w:r>
     </w:p>
     <w:p>
       <w:pPr>
@@ -14169,7 +14137,6 @@
       </w:pPr>
       <w:bookmarkStart w:id="22" w:name="_Toc213440003"/>
       <w:r>
-        <w:lastRenderedPageBreak/>
         <w:t>4</w:t>
       </w:r>
       <w:r>
@@ -14178,82 +14145,19 @@
       <w:bookmarkEnd w:id="22"/>
     </w:p>
     <w:p>
-      <w:r>
-        <w:t xml:space="preserve">Sistēmas lietojumgadījumu diagramma parāda, kā katra lietotāja loma mijiedarbojas ar funkcionalitāti. Neautorizētie lietotāji var apskatīt lietas, meklēt saturu un izmantot kontaktformu. Reģistrētie lietotāji var veidot, rediģēt un dzēst savas lietas, izvēlēties līmeņus, skatīt savas </w:t>
-      </w:r>
-      <w:r>
-        <w:t>sasniegumus</w:t>
-      </w:r>
-      <w:r>
-        <w:t xml:space="preserve">, meklēt citus lietotājus un redzēt līderu sarakstu. Moderatori var pārbaudīt, rediģēt un dzēst lietas, pārvaldīt žanrus un </w:t>
-      </w:r>
-      <w:r>
-        <w:t>sasniegumus</w:t>
-      </w:r>
-      <w:r>
-        <w:t>, kā arī deaktivizēt lietotājus. Administratori pārvalda moderatorus, maina lomas, deaktīvē kontus un apskata statistiku.</w:t>
-      </w:r>
-    </w:p>
-    <w:p>
-      <w:pPr>
-        <w:ind w:firstLine="0"/>
-        <w:jc w:val="center"/>
+      <w:pPr>
         <w:rPr>
-          <w:lang w:val="ru-RU"/>
+          <w:lang w:val="en-US"/>
         </w:rPr>
       </w:pPr>
       <w:r>
-        <w:rPr>
-          <w:lang w:val="ru-RU"/>
-        </w:rPr>
-        <w:drawing>
-          <wp:inline distT="0" distB="0" distL="0" distR="0" wp14:anchorId="4539F383" wp14:editId="103BC9A5">
-            <wp:extent cx="5939790" cy="4261485"/>
-            <wp:effectExtent l="0" t="0" r="3810" b="5715"/>
-            <wp:docPr id="27733452" name="Picture 2"/>
-            <wp:cNvGraphicFramePr>
-              <a:graphicFrameLocks xmlns:a="http://schemas.openxmlformats.org/drawingml/2006/main" noChangeAspect="1"/>
-            </wp:cNvGraphicFramePr>
-            <a:graphic xmlns:a="http://schemas.openxmlformats.org/drawingml/2006/main">
-              <a:graphicData uri="http://schemas.openxmlformats.org/drawingml/2006/picture">
-                <pic:pic xmlns:pic="http://schemas.openxmlformats.org/drawingml/2006/picture">
-                  <pic:nvPicPr>
-                    <pic:cNvPr id="0" name="Picture 6"/>
-                    <pic:cNvPicPr>
-                      <a:picLocks noChangeAspect="1" noChangeArrowheads="1"/>
-                    </pic:cNvPicPr>
-                  </pic:nvPicPr>
-                  <pic:blipFill>
-                    <a:blip r:embed="rId12" cstate="print">
-                      <a:extLst>
-                        <a:ext uri="{28A0092B-C50C-407E-A947-70E740481C1C}">
-                          <a14:useLocalDpi xmlns:a14="http://schemas.microsoft.com/office/drawing/2010/main" val="0"/>
-                        </a:ext>
-                      </a:extLst>
-                    </a:blip>
-                    <a:srcRect/>
-                    <a:stretch>
-                      <a:fillRect/>
-                    </a:stretch>
-                  </pic:blipFill>
-                  <pic:spPr bwMode="auto">
-                    <a:xfrm>
-                      <a:off x="0" y="0"/>
-                      <a:ext cx="5939790" cy="4261485"/>
-                    </a:xfrm>
-                    <a:prstGeom prst="rect">
-                      <a:avLst/>
-                    </a:prstGeom>
-                    <a:noFill/>
-                    <a:ln>
-                      <a:noFill/>
-                    </a:ln>
-                  </pic:spPr>
-                </pic:pic>
-              </a:graphicData>
-            </a:graphic>
-          </wp:inline>
-        </w:drawing>
+        <w:t>Use Case diagramma attēlo sistēmas funkcionalitāti no lietotāja perspektīvas, parādot dažādu akt</w:t>
+      </w:r>
+      <w:r>
+        <w:t>o</w:t>
+      </w:r>
+      <w:r>
+        <w:t xml:space="preserve">ru lomas un to mijiedarbību ar sistēmu. </w:t>
       </w:r>
     </w:p>
     <w:p>
@@ -14271,6 +14175,7 @@
           <w:b/>
           <w:bCs/>
         </w:rPr>
+        <w:lastRenderedPageBreak/>
         <w:t>3. attēls. Lietojumgadījumu diagramma</w:t>
       </w:r>
     </w:p>
@@ -14288,64 +14193,7 @@
     </w:p>
     <w:p>
       <w:r>
-        <w:t xml:space="preserve">Aktivitāšu diagramma attēlo lietotāja darbību secību sistēmā “Crime Chronicles”. Lietotājs sāk ar autorizāciju, pēc kuras var izvēlēties dažādas darbības, piemēram, skatīt lietas, veikt izmeklēšanu vai izveidot jaunu lietu. Sistēma apstrādā lietotāja ievadītos datus un nodrošina atbilstošu reakciju katrā darbības posmā. Izmeklēšanas laikā lietotājs analizē pierādījumus un pieņem lēmumus, kas ietekmē rezultātu. Diagramma parāda galvenos sistēmas scenārijus un to loģisko plūsmu. </w:t>
-      </w:r>
-    </w:p>
-    <w:p>
-      <w:pPr>
-        <w:ind w:firstLine="0"/>
-        <w:jc w:val="center"/>
-      </w:pPr>
-      <w:r>
-        <w:lastRenderedPageBreak/>
-        <w:drawing>
-          <wp:inline distT="0" distB="0" distL="0" distR="0" wp14:anchorId="714C9B81" wp14:editId="3C12EE33">
-            <wp:extent cx="4421215" cy="6972300"/>
-            <wp:effectExtent l="0" t="0" r="0" b="0"/>
-            <wp:docPr id="1864064082" name="Picture 2" descr="PlantUML diagram"/>
-            <wp:cNvGraphicFramePr>
-              <a:graphicFrameLocks xmlns:a="http://schemas.openxmlformats.org/drawingml/2006/main" noChangeAspect="1"/>
-            </wp:cNvGraphicFramePr>
-            <a:graphic xmlns:a="http://schemas.openxmlformats.org/drawingml/2006/main">
-              <a:graphicData uri="http://schemas.openxmlformats.org/drawingml/2006/picture">
-                <pic:pic xmlns:pic="http://schemas.openxmlformats.org/drawingml/2006/picture">
-                  <pic:nvPicPr>
-                    <pic:cNvPr id="0" name="Picture 2" descr="PlantUML diagram"/>
-                    <pic:cNvPicPr>
-                      <a:picLocks noChangeAspect="1" noChangeArrowheads="1"/>
-                    </pic:cNvPicPr>
-                  </pic:nvPicPr>
-                  <pic:blipFill>
-                    <a:blip r:embed="rId13">
-                      <a:extLst>
-                        <a:ext uri="{28A0092B-C50C-407E-A947-70E740481C1C}">
-                          <a14:useLocalDpi xmlns:a14="http://schemas.microsoft.com/office/drawing/2010/main" val="0"/>
-                        </a:ext>
-                      </a:extLst>
-                    </a:blip>
-                    <a:srcRect/>
-                    <a:stretch>
-                      <a:fillRect/>
-                    </a:stretch>
-                  </pic:blipFill>
-                  <pic:spPr bwMode="auto">
-                    <a:xfrm>
-                      <a:off x="0" y="0"/>
-                      <a:ext cx="4437816" cy="6998480"/>
-                    </a:xfrm>
-                    <a:prstGeom prst="rect">
-                      <a:avLst/>
-                    </a:prstGeom>
-                    <a:noFill/>
-                    <a:ln>
-                      <a:noFill/>
-                    </a:ln>
-                  </pic:spPr>
-                </pic:pic>
-              </a:graphicData>
-            </a:graphic>
-          </wp:inline>
-        </w:drawing>
+        <w:t>Aktivitātes diagramma attēlo secīgas darbības, ko lietotājs veic, lai izmeklētu detektīvu lietu platformā. Diagramma vizualizē visu izmeklēšanas procesu no lietas izvēles līdz gala lēmuma pieņemšanai un vērtējuma atstāšanai.</w:t>
       </w:r>
     </w:p>
     <w:p>
@@ -14381,64 +14229,13 @@
     <w:p>
       <w:bookmarkStart w:id="25" w:name="_Toc213440006"/>
       <w:r>
-        <w:t>Stāvokļu diagramma attēlo vienas lietas dzīves ciklu sistēmā “Crime Chronicles”. Lieta sākotnēji tiek izveidota un nosūtīta moderācijai, kur tā var tikt apstiprināta vai noraidīta. Pēc apstiprināšanas lieta kļūst aktīva un pieejama lietotājiem. Izmeklēšanas laikā lieta var pāriet uz atrisinātu vai neveiksmīgu stāvokli atkarībā no lietotāja darbībām. Diagramma parāda galvenos stāvokļus un pārejas starp tiem.</w:t>
+        <w:t>Stāvokļu diagramma attēlo detektīvu lietas iespējamos stāvokļus un pārejas starp tiem no lietas izveides brīža līdz tās pilnīgai dzēšanai. Diagramma balstās uz projektu 2.2.2.5. un 2.2.3.4. sadaļu prasībām.</w:t>
       </w:r>
     </w:p>
     <w:p>
       <w:pPr>
         <w:ind w:firstLine="0"/>
       </w:pPr>
-      <w:r>
-        <w:lastRenderedPageBreak/>
-        <w:drawing>
-          <wp:inline distT="0" distB="0" distL="0" distR="0" wp14:anchorId="71C3BF4C" wp14:editId="53E72B81">
-            <wp:extent cx="5937250" cy="5594350"/>
-            <wp:effectExtent l="0" t="0" r="6350" b="6350"/>
-            <wp:docPr id="831875538" name="Picture 3"/>
-            <wp:cNvGraphicFramePr>
-              <a:graphicFrameLocks xmlns:a="http://schemas.openxmlformats.org/drawingml/2006/main" noChangeAspect="1"/>
-            </wp:cNvGraphicFramePr>
-            <a:graphic xmlns:a="http://schemas.openxmlformats.org/drawingml/2006/main">
-              <a:graphicData uri="http://schemas.openxmlformats.org/drawingml/2006/picture">
-                <pic:pic xmlns:pic="http://schemas.openxmlformats.org/drawingml/2006/picture">
-                  <pic:nvPicPr>
-                    <pic:cNvPr id="0" name="Picture 4"/>
-                    <pic:cNvPicPr>
-                      <a:picLocks noChangeAspect="1" noChangeArrowheads="1"/>
-                    </pic:cNvPicPr>
-                  </pic:nvPicPr>
-                  <pic:blipFill>
-                    <a:blip r:embed="rId14">
-                      <a:extLst>
-                        <a:ext uri="{28A0092B-C50C-407E-A947-70E740481C1C}">
-                          <a14:useLocalDpi xmlns:a14="http://schemas.microsoft.com/office/drawing/2010/main" val="0"/>
-                        </a:ext>
-                      </a:extLst>
-                    </a:blip>
-                    <a:srcRect/>
-                    <a:stretch>
-                      <a:fillRect/>
-                    </a:stretch>
-                  </pic:blipFill>
-                  <pic:spPr bwMode="auto">
-                    <a:xfrm>
-                      <a:off x="0" y="0"/>
-                      <a:ext cx="5937250" cy="5594350"/>
-                    </a:xfrm>
-                    <a:prstGeom prst="rect">
-                      <a:avLst/>
-                    </a:prstGeom>
-                    <a:noFill/>
-                    <a:ln>
-                      <a:noFill/>
-                    </a:ln>
-                  </pic:spPr>
-                </pic:pic>
-              </a:graphicData>
-            </a:graphic>
-          </wp:inline>
-        </w:drawing>
-      </w:r>
     </w:p>
     <w:p>
       <w:pPr>
@@ -14498,7 +14295,6 @@
     </w:p>
     <w:p>
       <w:r>
-        <w:lastRenderedPageBreak/>
         <w:t xml:space="preserve">Tabula </w:t>
       </w:r>
       <w:r>
@@ -14579,7 +14375,11 @@
         <w:t>suspects</w:t>
       </w:r>
       <w:r>
-        <w:t xml:space="preserve"> satur iespējamos aizdomās turamos. Šāda pieeja nodrošina datu normalizāciju un ļauj vienai lietai pievienot vairākus pierādījumus un vairākus aizdomās turamos, izvairoties no datu dublēšanās.</w:t>
+        <w:t xml:space="preserve"> satur </w:t>
+      </w:r>
+      <w:r>
+        <w:lastRenderedPageBreak/>
+        <w:t>iespējamos aizdomās turamos. Šāda pieeja nodrošina datu normalizāciju un ļauj vienai lietai pievienot vairākus pierādījumus un vairākus aizdomās turamos, izvairoties no datu dublēšanās.</w:t>
       </w:r>
     </w:p>
     <w:p>
@@ -14638,23 +14438,21 @@
       </w:r>
     </w:p>
     <w:p>
+      <w:pPr>
+        <w:rPr>
+          <w:lang w:val="ru-RU"/>
+        </w:rPr>
+      </w:pPr>
       <w:r>
         <w:t>Savukārt Laravel ietvars nodrošina sistēmas biznesa loģiku un datu apstrādi. Tas izmanto Eloquent ORM, kas katrai datubāzes tabulai piešķir atbilstošu modeli un ļauj strādāt ar datiem objektorientētā veidā. Laravel migrācijas nodrošina datubāzes struktūras versiju kontroli, kas ļauj sistemātiski veikt izmaiņas un atkārtoti ģenerēt datubāzi izstrādes laikā. Tas padara sistēmu viegli uzturamu, paplašināmu un strukturētu.</w:t>
       </w:r>
     </w:p>
     <w:p>
-      <w:r>
-        <w:lastRenderedPageBreak/>
-        <w:br w:type="page"/>
-      </w:r>
-    </w:p>
-    <w:p>
       <w:pPr>
         <w:pStyle w:val="Heading1"/>
       </w:pPr>
       <w:bookmarkStart w:id="26" w:name="_Toc213440007"/>
       <w:r>
-        <w:lastRenderedPageBreak/>
         <w:t>5</w:t>
       </w:r>
       <w:r>
@@ -14729,7 +14527,7 @@
       <w:pPr>
         <w:pStyle w:val="Heading2"/>
         <w:sectPr>
-          <w:footerReference w:type="first" r:id="rId15"/>
+          <w:footerReference w:type="first" r:id="rId11"/>
           <w:pgSz w:w="11906" w:h="16838"/>
           <w:pgMar w:top="1134" w:right="1134" w:bottom="1134" w:left="1418" w:header="709" w:footer="709" w:gutter="0"/>
           <w:pgNumType w:start="2"/>
@@ -37251,6 +37049,7 @@
           <w:b/>
           <w:sz w:val="28"/>
           <w:szCs w:val="40"/>
+          <w:lang w:val="ru-RU"/>
         </w:rPr>
       </w:pPr>
       <w:r>

--- a/dokumentFedotova.docx
+++ b/dokumentFedotova.docx
@@ -380,8 +380,9 @@
             <w:pStyle w:val="TOC1"/>
             <w:rPr>
               <w:rFonts w:asciiTheme="minorHAnsi" w:eastAsiaTheme="minorEastAsia" w:hAnsiTheme="minorHAnsi"/>
+              <w:noProof/>
               <w:color w:val="auto"/>
-              <w:lang w:eastAsia="ru-RU"/>
+              <w:lang w:val="ru-RU" w:eastAsia="ru-RU"/>
             </w:rPr>
           </w:pPr>
           <w:r>
@@ -393,50 +394,58 @@
           <w:r>
             <w:fldChar w:fldCharType="separate"/>
           </w:r>
-          <w:hyperlink w:anchor="_Toc213439980" w:history="1">
+          <w:hyperlink w:anchor="_Toc229746165" w:history="1">
             <w:r>
               <w:rPr>
                 <w:rStyle w:val="Hyperlink"/>
+                <w:noProof/>
               </w:rPr>
               <w:t>Ievads</w:t>
             </w:r>
             <w:r>
               <w:rPr>
+                <w:noProof/>
                 <w:webHidden/>
               </w:rPr>
               <w:tab/>
             </w:r>
             <w:r>
               <w:rPr>
+                <w:noProof/>
                 <w:webHidden/>
               </w:rPr>
               <w:fldChar w:fldCharType="begin"/>
             </w:r>
             <w:r>
               <w:rPr>
+                <w:noProof/>
                 <w:webHidden/>
               </w:rPr>
-              <w:instrText xml:space="preserve"> PAGEREF _Toc213439980 \h </w:instrText>
-            </w:r>
-            <w:r>
-              <w:rPr>
+              <w:instrText xml:space="preserve"> PAGEREF _Toc229746165 \h </w:instrText>
+            </w:r>
+            <w:r>
+              <w:rPr>
+                <w:noProof/>
                 <w:webHidden/>
               </w:rPr>
             </w:r>
             <w:r>
               <w:rPr>
+                <w:noProof/>
                 <w:webHidden/>
               </w:rPr>
               <w:fldChar w:fldCharType="separate"/>
             </w:r>
             <w:r>
               <w:rPr>
+                <w:noProof/>
                 <w:webHidden/>
               </w:rPr>
               <w:t>4</w:t>
             </w:r>
             <w:r>
               <w:rPr>
+                <w:noProof/>
                 <w:webHidden/>
               </w:rPr>
               <w:fldChar w:fldCharType="end"/>
@@ -448,54 +457,63 @@
             <w:pStyle w:val="TOC1"/>
             <w:rPr>
               <w:rFonts w:asciiTheme="minorHAnsi" w:eastAsiaTheme="minorEastAsia" w:hAnsiTheme="minorHAnsi"/>
+              <w:noProof/>
               <w:color w:val="auto"/>
-              <w:lang w:eastAsia="ru-RU"/>
+              <w:lang w:val="ru-RU" w:eastAsia="ru-RU"/>
             </w:rPr>
           </w:pPr>
-          <w:hyperlink w:anchor="_Toc213439981" w:history="1">
+          <w:hyperlink w:anchor="_Toc229746166" w:history="1">
             <w:r>
               <w:rPr>
                 <w:rStyle w:val="Hyperlink"/>
+                <w:noProof/>
               </w:rPr>
               <w:t>1. Uzdevuma formulējums</w:t>
             </w:r>
             <w:r>
               <w:rPr>
+                <w:noProof/>
                 <w:webHidden/>
               </w:rPr>
               <w:tab/>
             </w:r>
             <w:r>
               <w:rPr>
+                <w:noProof/>
                 <w:webHidden/>
               </w:rPr>
               <w:fldChar w:fldCharType="begin"/>
             </w:r>
             <w:r>
               <w:rPr>
+                <w:noProof/>
                 <w:webHidden/>
               </w:rPr>
-              <w:instrText xml:space="preserve"> PAGEREF _Toc213439981 \h </w:instrText>
-            </w:r>
-            <w:r>
-              <w:rPr>
+              <w:instrText xml:space="preserve"> PAGEREF _Toc229746166 \h </w:instrText>
+            </w:r>
+            <w:r>
+              <w:rPr>
+                <w:noProof/>
                 <w:webHidden/>
               </w:rPr>
             </w:r>
             <w:r>
               <w:rPr>
+                <w:noProof/>
                 <w:webHidden/>
               </w:rPr>
               <w:fldChar w:fldCharType="separate"/>
             </w:r>
             <w:r>
               <w:rPr>
+                <w:noProof/>
                 <w:webHidden/>
               </w:rPr>
               <w:t>5</w:t>
             </w:r>
             <w:r>
               <w:rPr>
+                <w:noProof/>
                 <w:webHidden/>
               </w:rPr>
               <w:fldChar w:fldCharType="end"/>
@@ -507,54 +525,63 @@
             <w:pStyle w:val="TOC1"/>
             <w:rPr>
               <w:rFonts w:asciiTheme="minorHAnsi" w:eastAsiaTheme="minorEastAsia" w:hAnsiTheme="minorHAnsi"/>
+              <w:noProof/>
               <w:color w:val="auto"/>
-              <w:lang w:eastAsia="ru-RU"/>
+              <w:lang w:val="ru-RU" w:eastAsia="ru-RU"/>
             </w:rPr>
           </w:pPr>
-          <w:hyperlink w:anchor="_Toc213439982" w:history="1">
+          <w:hyperlink w:anchor="_Toc229746167" w:history="1">
             <w:r>
               <w:rPr>
                 <w:rStyle w:val="Hyperlink"/>
+                <w:noProof/>
               </w:rPr>
               <w:t>2. Programmatūras prasību specifikācija</w:t>
             </w:r>
             <w:r>
               <w:rPr>
+                <w:noProof/>
                 <w:webHidden/>
               </w:rPr>
               <w:tab/>
             </w:r>
             <w:r>
               <w:rPr>
+                <w:noProof/>
                 <w:webHidden/>
               </w:rPr>
               <w:fldChar w:fldCharType="begin"/>
             </w:r>
             <w:r>
               <w:rPr>
+                <w:noProof/>
                 <w:webHidden/>
               </w:rPr>
-              <w:instrText xml:space="preserve"> PAGEREF _Toc213439982 \h </w:instrText>
-            </w:r>
-            <w:r>
-              <w:rPr>
+              <w:instrText xml:space="preserve"> PAGEREF _Toc229746167 \h </w:instrText>
+            </w:r>
+            <w:r>
+              <w:rPr>
+                <w:noProof/>
                 <w:webHidden/>
               </w:rPr>
             </w:r>
             <w:r>
               <w:rPr>
+                <w:noProof/>
                 <w:webHidden/>
               </w:rPr>
               <w:fldChar w:fldCharType="separate"/>
             </w:r>
             <w:r>
               <w:rPr>
+                <w:noProof/>
                 <w:webHidden/>
               </w:rPr>
               <w:t>6</w:t>
             </w:r>
             <w:r>
               <w:rPr>
+                <w:noProof/>
                 <w:webHidden/>
               </w:rPr>
               <w:fldChar w:fldCharType="end"/>
@@ -566,54 +593,63 @@
             <w:pStyle w:val="TOC2"/>
             <w:rPr>
               <w:rFonts w:asciiTheme="minorHAnsi" w:eastAsiaTheme="minorEastAsia" w:hAnsiTheme="minorHAnsi"/>
+              <w:noProof/>
               <w:color w:val="auto"/>
-              <w:lang w:eastAsia="ru-RU"/>
+              <w:lang w:val="ru-RU" w:eastAsia="ru-RU"/>
             </w:rPr>
           </w:pPr>
-          <w:hyperlink w:anchor="_Toc213439983" w:history="1">
+          <w:hyperlink w:anchor="_Toc229746168" w:history="1">
             <w:r>
               <w:rPr>
                 <w:rStyle w:val="Hyperlink"/>
+                <w:noProof/>
               </w:rPr>
               <w:t>2.1. Produkta perspektīva</w:t>
             </w:r>
             <w:r>
               <w:rPr>
+                <w:noProof/>
                 <w:webHidden/>
               </w:rPr>
               <w:tab/>
             </w:r>
             <w:r>
               <w:rPr>
+                <w:noProof/>
                 <w:webHidden/>
               </w:rPr>
               <w:fldChar w:fldCharType="begin"/>
             </w:r>
             <w:r>
               <w:rPr>
+                <w:noProof/>
                 <w:webHidden/>
               </w:rPr>
-              <w:instrText xml:space="preserve"> PAGEREF _Toc213439983 \h </w:instrText>
-            </w:r>
-            <w:r>
-              <w:rPr>
+              <w:instrText xml:space="preserve"> PAGEREF _Toc229746168 \h </w:instrText>
+            </w:r>
+            <w:r>
+              <w:rPr>
+                <w:noProof/>
                 <w:webHidden/>
               </w:rPr>
             </w:r>
             <w:r>
               <w:rPr>
+                <w:noProof/>
                 <w:webHidden/>
               </w:rPr>
               <w:fldChar w:fldCharType="separate"/>
             </w:r>
             <w:r>
               <w:rPr>
+                <w:noProof/>
                 <w:webHidden/>
               </w:rPr>
               <w:t>6</w:t>
             </w:r>
             <w:r>
               <w:rPr>
+                <w:noProof/>
                 <w:webHidden/>
               </w:rPr>
               <w:fldChar w:fldCharType="end"/>
@@ -625,54 +661,63 @@
             <w:pStyle w:val="TOC2"/>
             <w:rPr>
               <w:rFonts w:asciiTheme="minorHAnsi" w:eastAsiaTheme="minorEastAsia" w:hAnsiTheme="minorHAnsi"/>
+              <w:noProof/>
               <w:color w:val="auto"/>
-              <w:lang w:eastAsia="ru-RU"/>
+              <w:lang w:val="ru-RU" w:eastAsia="ru-RU"/>
             </w:rPr>
           </w:pPr>
-          <w:hyperlink w:anchor="_Toc213439984" w:history="1">
+          <w:hyperlink w:anchor="_Toc229746169" w:history="1">
             <w:r>
               <w:rPr>
                 <w:rStyle w:val="Hyperlink"/>
+                <w:noProof/>
               </w:rPr>
               <w:t>2.2. Sistēmas funkcionālās prasības</w:t>
             </w:r>
             <w:r>
               <w:rPr>
+                <w:noProof/>
                 <w:webHidden/>
               </w:rPr>
               <w:tab/>
             </w:r>
             <w:r>
               <w:rPr>
+                <w:noProof/>
                 <w:webHidden/>
               </w:rPr>
               <w:fldChar w:fldCharType="begin"/>
             </w:r>
             <w:r>
               <w:rPr>
+                <w:noProof/>
                 <w:webHidden/>
               </w:rPr>
-              <w:instrText xml:space="preserve"> PAGEREF _Toc213439984 \h </w:instrText>
-            </w:r>
-            <w:r>
-              <w:rPr>
+              <w:instrText xml:space="preserve"> PAGEREF _Toc229746169 \h </w:instrText>
+            </w:r>
+            <w:r>
+              <w:rPr>
+                <w:noProof/>
                 <w:webHidden/>
               </w:rPr>
             </w:r>
             <w:r>
               <w:rPr>
+                <w:noProof/>
                 <w:webHidden/>
               </w:rPr>
               <w:fldChar w:fldCharType="separate"/>
             </w:r>
             <w:r>
               <w:rPr>
+                <w:noProof/>
                 <w:webHidden/>
               </w:rPr>
               <w:t>6</w:t>
             </w:r>
             <w:r>
               <w:rPr>
+                <w:noProof/>
                 <w:webHidden/>
               </w:rPr>
               <w:fldChar w:fldCharType="end"/>
@@ -687,54 +732,63 @@
             </w:tabs>
             <w:rPr>
               <w:rFonts w:asciiTheme="minorHAnsi" w:eastAsiaTheme="minorEastAsia" w:hAnsiTheme="minorHAnsi"/>
+              <w:noProof/>
               <w:color w:val="auto"/>
-              <w:lang w:eastAsia="ru-RU"/>
+              <w:lang w:val="ru-RU" w:eastAsia="ru-RU"/>
             </w:rPr>
           </w:pPr>
-          <w:hyperlink w:anchor="_Toc213439985" w:history="1">
+          <w:hyperlink w:anchor="_Toc229746170" w:history="1">
             <w:r>
               <w:rPr>
                 <w:rStyle w:val="Hyperlink"/>
+                <w:noProof/>
               </w:rPr>
               <w:t>2.2.1. Neautorizētiem lietotājiem</w:t>
             </w:r>
             <w:r>
               <w:rPr>
+                <w:noProof/>
                 <w:webHidden/>
               </w:rPr>
               <w:tab/>
             </w:r>
             <w:r>
               <w:rPr>
+                <w:noProof/>
                 <w:webHidden/>
               </w:rPr>
               <w:fldChar w:fldCharType="begin"/>
             </w:r>
             <w:r>
               <w:rPr>
+                <w:noProof/>
                 <w:webHidden/>
               </w:rPr>
-              <w:instrText xml:space="preserve"> PAGEREF _Toc213439985 \h </w:instrText>
-            </w:r>
-            <w:r>
-              <w:rPr>
+              <w:instrText xml:space="preserve"> PAGEREF _Toc229746170 \h </w:instrText>
+            </w:r>
+            <w:r>
+              <w:rPr>
+                <w:noProof/>
                 <w:webHidden/>
               </w:rPr>
             </w:r>
             <w:r>
               <w:rPr>
+                <w:noProof/>
                 <w:webHidden/>
               </w:rPr>
               <w:fldChar w:fldCharType="separate"/>
             </w:r>
             <w:r>
               <w:rPr>
+                <w:noProof/>
                 <w:webHidden/>
               </w:rPr>
               <w:t>6</w:t>
             </w:r>
             <w:r>
               <w:rPr>
+                <w:noProof/>
                 <w:webHidden/>
               </w:rPr>
               <w:fldChar w:fldCharType="end"/>
@@ -749,54 +803,63 @@
             </w:tabs>
             <w:rPr>
               <w:rFonts w:asciiTheme="minorHAnsi" w:eastAsiaTheme="minorEastAsia" w:hAnsiTheme="minorHAnsi"/>
+              <w:noProof/>
               <w:color w:val="auto"/>
-              <w:lang w:eastAsia="ru-RU"/>
+              <w:lang w:val="ru-RU" w:eastAsia="ru-RU"/>
             </w:rPr>
           </w:pPr>
-          <w:hyperlink w:anchor="_Toc213439986" w:history="1">
+          <w:hyperlink w:anchor="_Toc229746171" w:history="1">
             <w:r>
               <w:rPr>
                 <w:rStyle w:val="Hyperlink"/>
+                <w:noProof/>
               </w:rPr>
               <w:t>2.2.2. Autorizētiem lietotājiem</w:t>
             </w:r>
             <w:r>
               <w:rPr>
+                <w:noProof/>
                 <w:webHidden/>
               </w:rPr>
               <w:tab/>
             </w:r>
             <w:r>
               <w:rPr>
+                <w:noProof/>
                 <w:webHidden/>
               </w:rPr>
               <w:fldChar w:fldCharType="begin"/>
             </w:r>
             <w:r>
               <w:rPr>
+                <w:noProof/>
                 <w:webHidden/>
               </w:rPr>
-              <w:instrText xml:space="preserve"> PAGEREF _Toc213439986 \h </w:instrText>
-            </w:r>
-            <w:r>
-              <w:rPr>
+              <w:instrText xml:space="preserve"> PAGEREF _Toc229746171 \h </w:instrText>
+            </w:r>
+            <w:r>
+              <w:rPr>
+                <w:noProof/>
                 <w:webHidden/>
               </w:rPr>
             </w:r>
             <w:r>
               <w:rPr>
+                <w:noProof/>
                 <w:webHidden/>
               </w:rPr>
               <w:fldChar w:fldCharType="separate"/>
             </w:r>
             <w:r>
               <w:rPr>
+                <w:noProof/>
                 <w:webHidden/>
               </w:rPr>
-              <w:t>7</w:t>
-            </w:r>
-            <w:r>
-              <w:rPr>
+              <w:t>9</w:t>
+            </w:r>
+            <w:r>
+              <w:rPr>
+                <w:noProof/>
                 <w:webHidden/>
               </w:rPr>
               <w:fldChar w:fldCharType="end"/>
@@ -811,54 +874,63 @@
             </w:tabs>
             <w:rPr>
               <w:rFonts w:asciiTheme="minorHAnsi" w:eastAsiaTheme="minorEastAsia" w:hAnsiTheme="minorHAnsi"/>
+              <w:noProof/>
               <w:color w:val="auto"/>
-              <w:lang w:eastAsia="ru-RU"/>
+              <w:lang w:val="ru-RU" w:eastAsia="ru-RU"/>
             </w:rPr>
           </w:pPr>
-          <w:hyperlink w:anchor="_Toc213439987" w:history="1">
+          <w:hyperlink w:anchor="_Toc229746172" w:history="1">
             <w:r>
               <w:rPr>
                 <w:rStyle w:val="Hyperlink"/>
-              </w:rPr>
-              <w:t>2.2.3. Moderatoram</w:t>
-            </w:r>
-            <w:r>
-              <w:rPr>
+                <w:noProof/>
+              </w:rPr>
+              <w:t>2.2.3. Moderatoriem</w:t>
+            </w:r>
+            <w:r>
+              <w:rPr>
+                <w:noProof/>
                 <w:webHidden/>
               </w:rPr>
               <w:tab/>
             </w:r>
             <w:r>
               <w:rPr>
+                <w:noProof/>
                 <w:webHidden/>
               </w:rPr>
               <w:fldChar w:fldCharType="begin"/>
             </w:r>
             <w:r>
               <w:rPr>
+                <w:noProof/>
                 <w:webHidden/>
               </w:rPr>
-              <w:instrText xml:space="preserve"> PAGEREF _Toc213439987 \h </w:instrText>
-            </w:r>
-            <w:r>
-              <w:rPr>
+              <w:instrText xml:space="preserve"> PAGEREF _Toc229746172 \h </w:instrText>
+            </w:r>
+            <w:r>
+              <w:rPr>
+                <w:noProof/>
                 <w:webHidden/>
               </w:rPr>
             </w:r>
             <w:r>
               <w:rPr>
+                <w:noProof/>
                 <w:webHidden/>
               </w:rPr>
               <w:fldChar w:fldCharType="separate"/>
             </w:r>
             <w:r>
               <w:rPr>
+                <w:noProof/>
                 <w:webHidden/>
               </w:rPr>
-              <w:t>11</w:t>
-            </w:r>
-            <w:r>
-              <w:rPr>
+              <w:t>13</w:t>
+            </w:r>
+            <w:r>
+              <w:rPr>
+                <w:noProof/>
                 <w:webHidden/>
               </w:rPr>
               <w:fldChar w:fldCharType="end"/>
@@ -873,54 +945,63 @@
             </w:tabs>
             <w:rPr>
               <w:rFonts w:asciiTheme="minorHAnsi" w:eastAsiaTheme="minorEastAsia" w:hAnsiTheme="minorHAnsi"/>
+              <w:noProof/>
               <w:color w:val="auto"/>
-              <w:lang w:eastAsia="ru-RU"/>
+              <w:lang w:val="ru-RU" w:eastAsia="ru-RU"/>
             </w:rPr>
           </w:pPr>
-          <w:hyperlink w:anchor="_Toc213439988" w:history="1">
+          <w:hyperlink w:anchor="_Toc229746173" w:history="1">
             <w:r>
               <w:rPr>
                 <w:rStyle w:val="Hyperlink"/>
-              </w:rPr>
-              <w:t>2.2.4. Administratoram (PAPILDINAT)</w:t>
-            </w:r>
-            <w:r>
-              <w:rPr>
+                <w:noProof/>
+              </w:rPr>
+              <w:t>2.2.4. Administratoriem</w:t>
+            </w:r>
+            <w:r>
+              <w:rPr>
+                <w:noProof/>
                 <w:webHidden/>
               </w:rPr>
               <w:tab/>
             </w:r>
             <w:r>
               <w:rPr>
+                <w:noProof/>
                 <w:webHidden/>
               </w:rPr>
               <w:fldChar w:fldCharType="begin"/>
             </w:r>
             <w:r>
               <w:rPr>
+                <w:noProof/>
                 <w:webHidden/>
               </w:rPr>
-              <w:instrText xml:space="preserve"> PAGEREF _Toc213439988 \h </w:instrText>
-            </w:r>
-            <w:r>
-              <w:rPr>
+              <w:instrText xml:space="preserve"> PAGEREF _Toc229746173 \h </w:instrText>
+            </w:r>
+            <w:r>
+              <w:rPr>
+                <w:noProof/>
                 <w:webHidden/>
               </w:rPr>
             </w:r>
             <w:r>
               <w:rPr>
+                <w:noProof/>
                 <w:webHidden/>
               </w:rPr>
               <w:fldChar w:fldCharType="separate"/>
             </w:r>
             <w:r>
               <w:rPr>
+                <w:noProof/>
                 <w:webHidden/>
               </w:rPr>
-              <w:t>12</w:t>
-            </w:r>
-            <w:r>
-              <w:rPr>
+              <w:t>15</w:t>
+            </w:r>
+            <w:r>
+              <w:rPr>
+                <w:noProof/>
                 <w:webHidden/>
               </w:rPr>
               <w:fldChar w:fldCharType="end"/>
@@ -932,54 +1013,63 @@
             <w:pStyle w:val="TOC2"/>
             <w:rPr>
               <w:rFonts w:asciiTheme="minorHAnsi" w:eastAsiaTheme="minorEastAsia" w:hAnsiTheme="minorHAnsi"/>
+              <w:noProof/>
               <w:color w:val="auto"/>
-              <w:lang w:eastAsia="ru-RU"/>
+              <w:lang w:val="ru-RU" w:eastAsia="ru-RU"/>
             </w:rPr>
           </w:pPr>
-          <w:hyperlink w:anchor="_Toc213439989" w:history="1">
+          <w:hyperlink w:anchor="_Toc229746174" w:history="1">
             <w:r>
               <w:rPr>
                 <w:rStyle w:val="Hyperlink"/>
+                <w:noProof/>
               </w:rPr>
               <w:t>2.3. Sistēmas nefunkcionālās prasības</w:t>
             </w:r>
             <w:r>
               <w:rPr>
+                <w:noProof/>
                 <w:webHidden/>
               </w:rPr>
               <w:tab/>
             </w:r>
             <w:r>
               <w:rPr>
+                <w:noProof/>
                 <w:webHidden/>
               </w:rPr>
               <w:fldChar w:fldCharType="begin"/>
             </w:r>
             <w:r>
               <w:rPr>
+                <w:noProof/>
                 <w:webHidden/>
               </w:rPr>
-              <w:instrText xml:space="preserve"> PAGEREF _Toc213439989 \h </w:instrText>
-            </w:r>
-            <w:r>
-              <w:rPr>
+              <w:instrText xml:space="preserve"> PAGEREF _Toc229746174 \h </w:instrText>
+            </w:r>
+            <w:r>
+              <w:rPr>
+                <w:noProof/>
                 <w:webHidden/>
               </w:rPr>
             </w:r>
             <w:r>
               <w:rPr>
+                <w:noProof/>
                 <w:webHidden/>
               </w:rPr>
               <w:fldChar w:fldCharType="separate"/>
             </w:r>
             <w:r>
               <w:rPr>
+                <w:noProof/>
                 <w:webHidden/>
               </w:rPr>
-              <w:t>13</w:t>
-            </w:r>
-            <w:r>
-              <w:rPr>
+              <w:t>17</w:t>
+            </w:r>
+            <w:r>
+              <w:rPr>
+                <w:noProof/>
                 <w:webHidden/>
               </w:rPr>
               <w:fldChar w:fldCharType="end"/>
@@ -994,54 +1084,63 @@
             </w:tabs>
             <w:rPr>
               <w:rFonts w:asciiTheme="minorHAnsi" w:eastAsiaTheme="minorEastAsia" w:hAnsiTheme="minorHAnsi"/>
+              <w:noProof/>
               <w:color w:val="auto"/>
-              <w:lang w:eastAsia="ru-RU"/>
+              <w:lang w:val="ru-RU" w:eastAsia="ru-RU"/>
             </w:rPr>
           </w:pPr>
-          <w:hyperlink w:anchor="_Toc213439990" w:history="1">
+          <w:hyperlink w:anchor="_Toc229746175" w:history="1">
             <w:r>
               <w:rPr>
                 <w:rStyle w:val="Hyperlink"/>
+                <w:noProof/>
               </w:rPr>
               <w:t>2.3.1. Veiktspējas prasības</w:t>
             </w:r>
             <w:r>
               <w:rPr>
+                <w:noProof/>
                 <w:webHidden/>
               </w:rPr>
               <w:tab/>
             </w:r>
             <w:r>
               <w:rPr>
+                <w:noProof/>
                 <w:webHidden/>
               </w:rPr>
               <w:fldChar w:fldCharType="begin"/>
             </w:r>
             <w:r>
               <w:rPr>
+                <w:noProof/>
                 <w:webHidden/>
               </w:rPr>
-              <w:instrText xml:space="preserve"> PAGEREF _Toc213439990 \h </w:instrText>
-            </w:r>
-            <w:r>
-              <w:rPr>
+              <w:instrText xml:space="preserve"> PAGEREF _Toc229746175 \h </w:instrText>
+            </w:r>
+            <w:r>
+              <w:rPr>
+                <w:noProof/>
                 <w:webHidden/>
               </w:rPr>
             </w:r>
             <w:r>
               <w:rPr>
+                <w:noProof/>
                 <w:webHidden/>
               </w:rPr>
               <w:fldChar w:fldCharType="separate"/>
             </w:r>
             <w:r>
               <w:rPr>
+                <w:noProof/>
                 <w:webHidden/>
               </w:rPr>
-              <w:t>13</w:t>
-            </w:r>
-            <w:r>
-              <w:rPr>
+              <w:t>17</w:t>
+            </w:r>
+            <w:r>
+              <w:rPr>
+                <w:noProof/>
                 <w:webHidden/>
               </w:rPr>
               <w:fldChar w:fldCharType="end"/>
@@ -1056,54 +1155,63 @@
             </w:tabs>
             <w:rPr>
               <w:rFonts w:asciiTheme="minorHAnsi" w:eastAsiaTheme="minorEastAsia" w:hAnsiTheme="minorHAnsi"/>
+              <w:noProof/>
               <w:color w:val="auto"/>
-              <w:lang w:eastAsia="ru-RU"/>
+              <w:lang w:val="ru-RU" w:eastAsia="ru-RU"/>
             </w:rPr>
           </w:pPr>
-          <w:hyperlink w:anchor="_Toc213439991" w:history="1">
+          <w:hyperlink w:anchor="_Toc229746176" w:history="1">
             <w:r>
               <w:rPr>
                 <w:rStyle w:val="Hyperlink"/>
+                <w:noProof/>
               </w:rPr>
               <w:t>2.3.2. Projekta tehniskie ierobežojumi</w:t>
             </w:r>
             <w:r>
               <w:rPr>
+                <w:noProof/>
                 <w:webHidden/>
               </w:rPr>
               <w:tab/>
             </w:r>
             <w:r>
               <w:rPr>
+                <w:noProof/>
                 <w:webHidden/>
               </w:rPr>
               <w:fldChar w:fldCharType="begin"/>
             </w:r>
             <w:r>
               <w:rPr>
+                <w:noProof/>
                 <w:webHidden/>
               </w:rPr>
-              <w:instrText xml:space="preserve"> PAGEREF _Toc213439991 \h </w:instrText>
-            </w:r>
-            <w:r>
-              <w:rPr>
+              <w:instrText xml:space="preserve"> PAGEREF _Toc229746176 \h </w:instrText>
+            </w:r>
+            <w:r>
+              <w:rPr>
+                <w:noProof/>
                 <w:webHidden/>
               </w:rPr>
             </w:r>
             <w:r>
               <w:rPr>
+                <w:noProof/>
                 <w:webHidden/>
               </w:rPr>
               <w:fldChar w:fldCharType="separate"/>
             </w:r>
             <w:r>
               <w:rPr>
+                <w:noProof/>
                 <w:webHidden/>
               </w:rPr>
-              <w:t>13</w:t>
-            </w:r>
-            <w:r>
-              <w:rPr>
+              <w:t>17</w:t>
+            </w:r>
+            <w:r>
+              <w:rPr>
+                <w:noProof/>
                 <w:webHidden/>
               </w:rPr>
               <w:fldChar w:fldCharType="end"/>
@@ -1118,54 +1226,63 @@
             </w:tabs>
             <w:rPr>
               <w:rFonts w:asciiTheme="minorHAnsi" w:eastAsiaTheme="minorEastAsia" w:hAnsiTheme="minorHAnsi"/>
+              <w:noProof/>
               <w:color w:val="auto"/>
-              <w:lang w:eastAsia="ru-RU"/>
+              <w:lang w:val="ru-RU" w:eastAsia="ru-RU"/>
             </w:rPr>
           </w:pPr>
-          <w:hyperlink w:anchor="_Toc213439992" w:history="1">
+          <w:hyperlink w:anchor="_Toc229746177" w:history="1">
             <w:r>
               <w:rPr>
                 <w:rStyle w:val="Hyperlink"/>
+                <w:noProof/>
               </w:rPr>
               <w:t>2.3.3. Lietotāja saskarnes prasības</w:t>
             </w:r>
             <w:r>
               <w:rPr>
+                <w:noProof/>
                 <w:webHidden/>
               </w:rPr>
               <w:tab/>
             </w:r>
             <w:r>
               <w:rPr>
+                <w:noProof/>
                 <w:webHidden/>
               </w:rPr>
               <w:fldChar w:fldCharType="begin"/>
             </w:r>
             <w:r>
               <w:rPr>
+                <w:noProof/>
                 <w:webHidden/>
               </w:rPr>
-              <w:instrText xml:space="preserve"> PAGEREF _Toc213439992 \h </w:instrText>
-            </w:r>
-            <w:r>
-              <w:rPr>
+              <w:instrText xml:space="preserve"> PAGEREF _Toc229746177 \h </w:instrText>
+            </w:r>
+            <w:r>
+              <w:rPr>
+                <w:noProof/>
                 <w:webHidden/>
               </w:rPr>
             </w:r>
             <w:r>
               <w:rPr>
+                <w:noProof/>
                 <w:webHidden/>
               </w:rPr>
               <w:fldChar w:fldCharType="separate"/>
             </w:r>
             <w:r>
               <w:rPr>
+                <w:noProof/>
                 <w:webHidden/>
               </w:rPr>
-              <w:t>13</w:t>
-            </w:r>
-            <w:r>
-              <w:rPr>
+              <w:t>17</w:t>
+            </w:r>
+            <w:r>
+              <w:rPr>
+                <w:noProof/>
                 <w:webHidden/>
               </w:rPr>
               <w:fldChar w:fldCharType="end"/>
@@ -1180,54 +1297,63 @@
             </w:tabs>
             <w:rPr>
               <w:rFonts w:asciiTheme="minorHAnsi" w:eastAsiaTheme="minorEastAsia" w:hAnsiTheme="minorHAnsi"/>
+              <w:noProof/>
               <w:color w:val="auto"/>
-              <w:lang w:eastAsia="ru-RU"/>
+              <w:lang w:val="ru-RU" w:eastAsia="ru-RU"/>
             </w:rPr>
           </w:pPr>
-          <w:hyperlink w:anchor="_Toc213439993" w:history="1">
+          <w:hyperlink w:anchor="_Toc229746178" w:history="1">
             <w:r>
               <w:rPr>
                 <w:rStyle w:val="Hyperlink"/>
+                <w:noProof/>
               </w:rPr>
               <w:t>2.3.4. Drošības un kvalitātes prasības</w:t>
             </w:r>
             <w:r>
               <w:rPr>
+                <w:noProof/>
                 <w:webHidden/>
               </w:rPr>
               <w:tab/>
             </w:r>
             <w:r>
               <w:rPr>
+                <w:noProof/>
                 <w:webHidden/>
               </w:rPr>
               <w:fldChar w:fldCharType="begin"/>
             </w:r>
             <w:r>
               <w:rPr>
+                <w:noProof/>
                 <w:webHidden/>
               </w:rPr>
-              <w:instrText xml:space="preserve"> PAGEREF _Toc213439993 \h </w:instrText>
-            </w:r>
-            <w:r>
-              <w:rPr>
+              <w:instrText xml:space="preserve"> PAGEREF _Toc229746178 \h </w:instrText>
+            </w:r>
+            <w:r>
+              <w:rPr>
+                <w:noProof/>
                 <w:webHidden/>
               </w:rPr>
             </w:r>
             <w:r>
               <w:rPr>
+                <w:noProof/>
                 <w:webHidden/>
               </w:rPr>
               <w:fldChar w:fldCharType="separate"/>
             </w:r>
             <w:r>
               <w:rPr>
+                <w:noProof/>
                 <w:webHidden/>
               </w:rPr>
-              <w:t>13</w:t>
-            </w:r>
-            <w:r>
-              <w:rPr>
+              <w:t>18</w:t>
+            </w:r>
+            <w:r>
+              <w:rPr>
+                <w:noProof/>
                 <w:webHidden/>
               </w:rPr>
               <w:fldChar w:fldCharType="end"/>
@@ -1239,54 +1365,63 @@
             <w:pStyle w:val="TOC2"/>
             <w:rPr>
               <w:rFonts w:asciiTheme="minorHAnsi" w:eastAsiaTheme="minorEastAsia" w:hAnsiTheme="minorHAnsi"/>
+              <w:noProof/>
               <w:color w:val="auto"/>
-              <w:lang w:eastAsia="ru-RU"/>
+              <w:lang w:val="ru-RU" w:eastAsia="ru-RU"/>
             </w:rPr>
           </w:pPr>
-          <w:hyperlink w:anchor="_Toc213439994" w:history="1">
+          <w:hyperlink w:anchor="_Toc229746179" w:history="1">
             <w:r>
               <w:rPr>
                 <w:rStyle w:val="Hyperlink"/>
+                <w:noProof/>
               </w:rPr>
               <w:t>2.4. Gala lietotāja raksturiezīmes</w:t>
             </w:r>
             <w:r>
               <w:rPr>
+                <w:noProof/>
                 <w:webHidden/>
               </w:rPr>
               <w:tab/>
             </w:r>
             <w:r>
               <w:rPr>
+                <w:noProof/>
                 <w:webHidden/>
               </w:rPr>
               <w:fldChar w:fldCharType="begin"/>
             </w:r>
             <w:r>
               <w:rPr>
+                <w:noProof/>
                 <w:webHidden/>
               </w:rPr>
-              <w:instrText xml:space="preserve"> PAGEREF _Toc213439994 \h </w:instrText>
-            </w:r>
-            <w:r>
-              <w:rPr>
+              <w:instrText xml:space="preserve"> PAGEREF _Toc229746179 \h </w:instrText>
+            </w:r>
+            <w:r>
+              <w:rPr>
+                <w:noProof/>
                 <w:webHidden/>
               </w:rPr>
             </w:r>
             <w:r>
               <w:rPr>
+                <w:noProof/>
                 <w:webHidden/>
               </w:rPr>
               <w:fldChar w:fldCharType="separate"/>
             </w:r>
             <w:r>
               <w:rPr>
+                <w:noProof/>
                 <w:webHidden/>
               </w:rPr>
-              <w:t>13</w:t>
-            </w:r>
-            <w:r>
-              <w:rPr>
+              <w:t>18</w:t>
+            </w:r>
+            <w:r>
+              <w:rPr>
+                <w:noProof/>
                 <w:webHidden/>
               </w:rPr>
               <w:fldChar w:fldCharType="end"/>
@@ -1298,54 +1433,63 @@
             <w:pStyle w:val="TOC1"/>
             <w:rPr>
               <w:rFonts w:asciiTheme="minorHAnsi" w:eastAsiaTheme="minorEastAsia" w:hAnsiTheme="minorHAnsi"/>
+              <w:noProof/>
               <w:color w:val="auto"/>
-              <w:lang w:eastAsia="ru-RU"/>
+              <w:lang w:val="ru-RU" w:eastAsia="ru-RU"/>
             </w:rPr>
           </w:pPr>
-          <w:hyperlink w:anchor="_Toc213439995" w:history="1">
+          <w:hyperlink w:anchor="_Toc229746180" w:history="1">
             <w:r>
               <w:rPr>
                 <w:rStyle w:val="Hyperlink"/>
+                <w:noProof/>
               </w:rPr>
               <w:t>3. Izstrādes līdzekļu, rīku apraksts un izvēles pamatojums</w:t>
             </w:r>
             <w:r>
               <w:rPr>
+                <w:noProof/>
                 <w:webHidden/>
               </w:rPr>
               <w:tab/>
             </w:r>
             <w:r>
               <w:rPr>
+                <w:noProof/>
                 <w:webHidden/>
               </w:rPr>
               <w:fldChar w:fldCharType="begin"/>
             </w:r>
             <w:r>
               <w:rPr>
+                <w:noProof/>
                 <w:webHidden/>
               </w:rPr>
-              <w:instrText xml:space="preserve"> PAGEREF _Toc213439995 \h </w:instrText>
-            </w:r>
-            <w:r>
-              <w:rPr>
+              <w:instrText xml:space="preserve"> PAGEREF _Toc229746180 \h </w:instrText>
+            </w:r>
+            <w:r>
+              <w:rPr>
+                <w:noProof/>
                 <w:webHidden/>
               </w:rPr>
             </w:r>
             <w:r>
               <w:rPr>
+                <w:noProof/>
                 <w:webHidden/>
               </w:rPr>
               <w:fldChar w:fldCharType="separate"/>
             </w:r>
             <w:r>
               <w:rPr>
+                <w:noProof/>
                 <w:webHidden/>
               </w:rPr>
-              <w:t>15</w:t>
-            </w:r>
-            <w:r>
-              <w:rPr>
+              <w:t>19</w:t>
+            </w:r>
+            <w:r>
+              <w:rPr>
+                <w:noProof/>
                 <w:webHidden/>
               </w:rPr>
               <w:fldChar w:fldCharType="end"/>
@@ -1357,54 +1501,63 @@
             <w:pStyle w:val="TOC2"/>
             <w:rPr>
               <w:rFonts w:asciiTheme="minorHAnsi" w:eastAsiaTheme="minorEastAsia" w:hAnsiTheme="minorHAnsi"/>
+              <w:noProof/>
               <w:color w:val="auto"/>
-              <w:lang w:eastAsia="ru-RU"/>
+              <w:lang w:val="ru-RU" w:eastAsia="ru-RU"/>
             </w:rPr>
           </w:pPr>
-          <w:hyperlink w:anchor="_Toc213439996" w:history="1">
+          <w:hyperlink w:anchor="_Toc229746181" w:history="1">
             <w:r>
               <w:rPr>
                 <w:rStyle w:val="Hyperlink"/>
+                <w:noProof/>
               </w:rPr>
               <w:t>3.1. Izvēlēto risinājuma līdzekļu un valodu apraksts</w:t>
             </w:r>
             <w:r>
               <w:rPr>
+                <w:noProof/>
                 <w:webHidden/>
               </w:rPr>
               <w:tab/>
             </w:r>
             <w:r>
               <w:rPr>
+                <w:noProof/>
                 <w:webHidden/>
               </w:rPr>
               <w:fldChar w:fldCharType="begin"/>
             </w:r>
             <w:r>
               <w:rPr>
+                <w:noProof/>
                 <w:webHidden/>
               </w:rPr>
-              <w:instrText xml:space="preserve"> PAGEREF _Toc213439996 \h </w:instrText>
-            </w:r>
-            <w:r>
-              <w:rPr>
+              <w:instrText xml:space="preserve"> PAGEREF _Toc229746181 \h </w:instrText>
+            </w:r>
+            <w:r>
+              <w:rPr>
+                <w:noProof/>
                 <w:webHidden/>
               </w:rPr>
             </w:r>
             <w:r>
               <w:rPr>
+                <w:noProof/>
                 <w:webHidden/>
               </w:rPr>
               <w:fldChar w:fldCharType="separate"/>
             </w:r>
             <w:r>
               <w:rPr>
+                <w:noProof/>
                 <w:webHidden/>
               </w:rPr>
-              <w:t>15</w:t>
-            </w:r>
-            <w:r>
-              <w:rPr>
+              <w:t>19</w:t>
+            </w:r>
+            <w:r>
+              <w:rPr>
+                <w:noProof/>
                 <w:webHidden/>
               </w:rPr>
               <w:fldChar w:fldCharType="end"/>
@@ -1416,54 +1569,63 @@
             <w:pStyle w:val="TOC2"/>
             <w:rPr>
               <w:rFonts w:asciiTheme="minorHAnsi" w:eastAsiaTheme="minorEastAsia" w:hAnsiTheme="minorHAnsi"/>
+              <w:noProof/>
               <w:color w:val="auto"/>
-              <w:lang w:eastAsia="ru-RU"/>
+              <w:lang w:val="ru-RU" w:eastAsia="ru-RU"/>
             </w:rPr>
           </w:pPr>
-          <w:hyperlink w:anchor="_Toc213439997" w:history="1">
+          <w:hyperlink w:anchor="_Toc229746182" w:history="1">
             <w:r>
               <w:rPr>
                 <w:rStyle w:val="Hyperlink"/>
+                <w:noProof/>
               </w:rPr>
               <w:t>3.2. Iespējamo (alternatīvo) risinājuma līdzekļu un valodu apraksts</w:t>
             </w:r>
             <w:r>
               <w:rPr>
+                <w:noProof/>
                 <w:webHidden/>
               </w:rPr>
               <w:tab/>
             </w:r>
             <w:r>
               <w:rPr>
+                <w:noProof/>
                 <w:webHidden/>
               </w:rPr>
               <w:fldChar w:fldCharType="begin"/>
             </w:r>
             <w:r>
               <w:rPr>
+                <w:noProof/>
                 <w:webHidden/>
               </w:rPr>
-              <w:instrText xml:space="preserve"> PAGEREF _Toc213439997 \h </w:instrText>
-            </w:r>
-            <w:r>
-              <w:rPr>
+              <w:instrText xml:space="preserve"> PAGEREF _Toc229746182 \h </w:instrText>
+            </w:r>
+            <w:r>
+              <w:rPr>
+                <w:noProof/>
                 <w:webHidden/>
               </w:rPr>
             </w:r>
             <w:r>
               <w:rPr>
+                <w:noProof/>
                 <w:webHidden/>
               </w:rPr>
               <w:fldChar w:fldCharType="separate"/>
             </w:r>
             <w:r>
               <w:rPr>
+                <w:noProof/>
                 <w:webHidden/>
               </w:rPr>
-              <w:t>17</w:t>
-            </w:r>
-            <w:r>
-              <w:rPr>
+              <w:t>20</w:t>
+            </w:r>
+            <w:r>
+              <w:rPr>
+                <w:noProof/>
                 <w:webHidden/>
               </w:rPr>
               <w:fldChar w:fldCharType="end"/>
@@ -1475,54 +1637,63 @@
             <w:pStyle w:val="TOC1"/>
             <w:rPr>
               <w:rFonts w:asciiTheme="minorHAnsi" w:eastAsiaTheme="minorEastAsia" w:hAnsiTheme="minorHAnsi"/>
+              <w:noProof/>
               <w:color w:val="auto"/>
-              <w:lang w:eastAsia="ru-RU"/>
+              <w:lang w:val="ru-RU" w:eastAsia="ru-RU"/>
             </w:rPr>
           </w:pPr>
-          <w:hyperlink w:anchor="_Toc213439998" w:history="1">
+          <w:hyperlink w:anchor="_Toc229746183" w:history="1">
             <w:r>
               <w:rPr>
                 <w:rStyle w:val="Hyperlink"/>
+                <w:noProof/>
               </w:rPr>
               <w:t>4. Sistēmas modelēšana un projektēšana</w:t>
             </w:r>
             <w:r>
               <w:rPr>
+                <w:noProof/>
                 <w:webHidden/>
               </w:rPr>
               <w:tab/>
             </w:r>
             <w:r>
               <w:rPr>
+                <w:noProof/>
                 <w:webHidden/>
               </w:rPr>
               <w:fldChar w:fldCharType="begin"/>
             </w:r>
             <w:r>
               <w:rPr>
+                <w:noProof/>
                 <w:webHidden/>
               </w:rPr>
-              <w:instrText xml:space="preserve"> PAGEREF _Toc213439998 \h </w:instrText>
-            </w:r>
-            <w:r>
-              <w:rPr>
+              <w:instrText xml:space="preserve"> PAGEREF _Toc229746183 \h </w:instrText>
+            </w:r>
+            <w:r>
+              <w:rPr>
+                <w:noProof/>
                 <w:webHidden/>
               </w:rPr>
             </w:r>
             <w:r>
               <w:rPr>
+                <w:noProof/>
                 <w:webHidden/>
               </w:rPr>
               <w:fldChar w:fldCharType="separate"/>
             </w:r>
             <w:r>
               <w:rPr>
+                <w:noProof/>
                 <w:webHidden/>
               </w:rPr>
-              <w:t>18</w:t>
-            </w:r>
-            <w:r>
-              <w:rPr>
+              <w:t>22</w:t>
+            </w:r>
+            <w:r>
+              <w:rPr>
+                <w:noProof/>
                 <w:webHidden/>
               </w:rPr>
               <w:fldChar w:fldCharType="end"/>
@@ -1534,54 +1705,63 @@
             <w:pStyle w:val="TOC2"/>
             <w:rPr>
               <w:rFonts w:asciiTheme="minorHAnsi" w:eastAsiaTheme="minorEastAsia" w:hAnsiTheme="minorHAnsi"/>
+              <w:noProof/>
               <w:color w:val="auto"/>
-              <w:lang w:eastAsia="ru-RU"/>
+              <w:lang w:val="ru-RU" w:eastAsia="ru-RU"/>
             </w:rPr>
           </w:pPr>
-          <w:hyperlink w:anchor="_Toc213439999" w:history="1">
+          <w:hyperlink w:anchor="_Toc229746184" w:history="1">
             <w:r>
               <w:rPr>
                 <w:rStyle w:val="Hyperlink"/>
+                <w:noProof/>
               </w:rPr>
               <w:t>4.1. Sistēmas struktūras modelis</w:t>
             </w:r>
             <w:r>
               <w:rPr>
+                <w:noProof/>
                 <w:webHidden/>
               </w:rPr>
               <w:tab/>
             </w:r>
             <w:r>
               <w:rPr>
+                <w:noProof/>
                 <w:webHidden/>
               </w:rPr>
               <w:fldChar w:fldCharType="begin"/>
             </w:r>
             <w:r>
               <w:rPr>
+                <w:noProof/>
                 <w:webHidden/>
               </w:rPr>
-              <w:instrText xml:space="preserve"> PAGEREF _Toc213439999 \h </w:instrText>
-            </w:r>
-            <w:r>
-              <w:rPr>
+              <w:instrText xml:space="preserve"> PAGEREF _Toc229746184 \h </w:instrText>
+            </w:r>
+            <w:r>
+              <w:rPr>
+                <w:noProof/>
                 <w:webHidden/>
               </w:rPr>
             </w:r>
             <w:r>
               <w:rPr>
+                <w:noProof/>
                 <w:webHidden/>
               </w:rPr>
               <w:fldChar w:fldCharType="separate"/>
             </w:r>
             <w:r>
               <w:rPr>
+                <w:noProof/>
                 <w:webHidden/>
               </w:rPr>
-              <w:t>18</w:t>
-            </w:r>
-            <w:r>
-              <w:rPr>
+              <w:t>22</w:t>
+            </w:r>
+            <w:r>
+              <w:rPr>
+                <w:noProof/>
                 <w:webHidden/>
               </w:rPr>
               <w:fldChar w:fldCharType="end"/>
@@ -1596,54 +1776,63 @@
             </w:tabs>
             <w:rPr>
               <w:rFonts w:asciiTheme="minorHAnsi" w:eastAsiaTheme="minorEastAsia" w:hAnsiTheme="minorHAnsi"/>
+              <w:noProof/>
               <w:color w:val="auto"/>
-              <w:lang w:eastAsia="ru-RU"/>
+              <w:lang w:val="ru-RU" w:eastAsia="ru-RU"/>
             </w:rPr>
           </w:pPr>
-          <w:hyperlink w:anchor="_Toc213440000" w:history="1">
+          <w:hyperlink w:anchor="_Toc229746185" w:history="1">
             <w:r>
               <w:rPr>
                 <w:rStyle w:val="Hyperlink"/>
-              </w:rPr>
-              <w:t>4.1.1. Sistēmas struktūra (izvietojuma diagramma / komponenšu diagramma *)</w:t>
-            </w:r>
-            <w:r>
-              <w:rPr>
+                <w:noProof/>
+              </w:rPr>
+              <w:t>4.1.1. Sistēmas struktūra (Izvietojuma diagramma)</w:t>
+            </w:r>
+            <w:r>
+              <w:rPr>
+                <w:noProof/>
                 <w:webHidden/>
               </w:rPr>
               <w:tab/>
             </w:r>
             <w:r>
               <w:rPr>
+                <w:noProof/>
                 <w:webHidden/>
               </w:rPr>
               <w:fldChar w:fldCharType="begin"/>
             </w:r>
             <w:r>
               <w:rPr>
+                <w:noProof/>
                 <w:webHidden/>
               </w:rPr>
-              <w:instrText xml:space="preserve"> PAGEREF _Toc213440000 \h </w:instrText>
-            </w:r>
-            <w:r>
-              <w:rPr>
+              <w:instrText xml:space="preserve"> PAGEREF _Toc229746185 \h </w:instrText>
+            </w:r>
+            <w:r>
+              <w:rPr>
+                <w:noProof/>
                 <w:webHidden/>
               </w:rPr>
             </w:r>
             <w:r>
               <w:rPr>
+                <w:noProof/>
                 <w:webHidden/>
               </w:rPr>
               <w:fldChar w:fldCharType="separate"/>
             </w:r>
             <w:r>
               <w:rPr>
+                <w:noProof/>
                 <w:webHidden/>
               </w:rPr>
-              <w:t>18</w:t>
-            </w:r>
-            <w:r>
-              <w:rPr>
+              <w:t>22</w:t>
+            </w:r>
+            <w:r>
+              <w:rPr>
+                <w:noProof/>
                 <w:webHidden/>
               </w:rPr>
               <w:fldChar w:fldCharType="end"/>
@@ -1658,54 +1847,63 @@
             </w:tabs>
             <w:rPr>
               <w:rFonts w:asciiTheme="minorHAnsi" w:eastAsiaTheme="minorEastAsia" w:hAnsiTheme="minorHAnsi"/>
+              <w:noProof/>
               <w:color w:val="auto"/>
-              <w:lang w:eastAsia="ru-RU"/>
+              <w:lang w:val="ru-RU" w:eastAsia="ru-RU"/>
             </w:rPr>
           </w:pPr>
-          <w:hyperlink w:anchor="_Toc213440001" w:history="1">
+          <w:hyperlink w:anchor="_Toc229746186" w:history="1">
             <w:r>
               <w:rPr>
                 <w:rStyle w:val="Hyperlink"/>
-              </w:rPr>
-              <w:t>4.1.2. Klašu diagramma / ER diagramma</w:t>
-            </w:r>
-            <w:r>
-              <w:rPr>
+                <w:noProof/>
+              </w:rPr>
+              <w:t>4.1.2. ER diagramma</w:t>
+            </w:r>
+            <w:r>
+              <w:rPr>
+                <w:noProof/>
                 <w:webHidden/>
               </w:rPr>
               <w:tab/>
             </w:r>
             <w:r>
               <w:rPr>
+                <w:noProof/>
                 <w:webHidden/>
               </w:rPr>
               <w:fldChar w:fldCharType="begin"/>
             </w:r>
             <w:r>
               <w:rPr>
+                <w:noProof/>
                 <w:webHidden/>
               </w:rPr>
-              <w:instrText xml:space="preserve"> PAGEREF _Toc213440001 \h </w:instrText>
-            </w:r>
-            <w:r>
-              <w:rPr>
+              <w:instrText xml:space="preserve"> PAGEREF _Toc229746186 \h </w:instrText>
+            </w:r>
+            <w:r>
+              <w:rPr>
+                <w:noProof/>
                 <w:webHidden/>
               </w:rPr>
             </w:r>
             <w:r>
               <w:rPr>
+                <w:noProof/>
                 <w:webHidden/>
               </w:rPr>
               <w:fldChar w:fldCharType="separate"/>
             </w:r>
             <w:r>
               <w:rPr>
+                <w:noProof/>
                 <w:webHidden/>
               </w:rPr>
-              <w:t>18</w:t>
-            </w:r>
-            <w:r>
-              <w:rPr>
+              <w:t>23</w:t>
+            </w:r>
+            <w:r>
+              <w:rPr>
+                <w:noProof/>
                 <w:webHidden/>
               </w:rPr>
               <w:fldChar w:fldCharType="end"/>
@@ -1717,54 +1915,63 @@
             <w:pStyle w:val="TOC2"/>
             <w:rPr>
               <w:rFonts w:asciiTheme="minorHAnsi" w:eastAsiaTheme="minorEastAsia" w:hAnsiTheme="minorHAnsi"/>
+              <w:noProof/>
               <w:color w:val="auto"/>
-              <w:lang w:eastAsia="ru-RU"/>
+              <w:lang w:val="ru-RU" w:eastAsia="ru-RU"/>
             </w:rPr>
           </w:pPr>
-          <w:hyperlink w:anchor="_Toc213440002" w:history="1">
+          <w:hyperlink w:anchor="_Toc229746187" w:history="1">
             <w:r>
               <w:rPr>
                 <w:rStyle w:val="Hyperlink"/>
+                <w:noProof/>
               </w:rPr>
               <w:t>4.2. Funkcionālais un dinamiskais sistēmas modelis</w:t>
             </w:r>
             <w:r>
               <w:rPr>
+                <w:noProof/>
                 <w:webHidden/>
               </w:rPr>
               <w:tab/>
             </w:r>
             <w:r>
               <w:rPr>
+                <w:noProof/>
                 <w:webHidden/>
               </w:rPr>
               <w:fldChar w:fldCharType="begin"/>
             </w:r>
             <w:r>
               <w:rPr>
+                <w:noProof/>
                 <w:webHidden/>
               </w:rPr>
-              <w:instrText xml:space="preserve"> PAGEREF _Toc213440002 \h </w:instrText>
-            </w:r>
-            <w:r>
-              <w:rPr>
+              <w:instrText xml:space="preserve"> PAGEREF _Toc229746187 \h </w:instrText>
+            </w:r>
+            <w:r>
+              <w:rPr>
+                <w:noProof/>
                 <w:webHidden/>
               </w:rPr>
             </w:r>
             <w:r>
               <w:rPr>
+                <w:noProof/>
                 <w:webHidden/>
               </w:rPr>
               <w:fldChar w:fldCharType="separate"/>
             </w:r>
             <w:r>
               <w:rPr>
+                <w:noProof/>
                 <w:webHidden/>
               </w:rPr>
-              <w:t>18</w:t>
-            </w:r>
-            <w:r>
-              <w:rPr>
+              <w:t>23</w:t>
+            </w:r>
+            <w:r>
+              <w:rPr>
+                <w:noProof/>
                 <w:webHidden/>
               </w:rPr>
               <w:fldChar w:fldCharType="end"/>
@@ -1779,54 +1986,63 @@
             </w:tabs>
             <w:rPr>
               <w:rFonts w:asciiTheme="minorHAnsi" w:eastAsiaTheme="minorEastAsia" w:hAnsiTheme="minorHAnsi"/>
+              <w:noProof/>
               <w:color w:val="auto"/>
-              <w:lang w:eastAsia="ru-RU"/>
+              <w:lang w:val="ru-RU" w:eastAsia="ru-RU"/>
             </w:rPr>
           </w:pPr>
-          <w:hyperlink w:anchor="_Toc213440003" w:history="1">
+          <w:hyperlink w:anchor="_Toc229746188" w:history="1">
             <w:r>
               <w:rPr>
                 <w:rStyle w:val="Hyperlink"/>
+                <w:noProof/>
               </w:rPr>
               <w:t>4.2.1. Lietojumgadījumu diagramma (Use Case)</w:t>
             </w:r>
             <w:r>
               <w:rPr>
+                <w:noProof/>
                 <w:webHidden/>
               </w:rPr>
               <w:tab/>
             </w:r>
             <w:r>
               <w:rPr>
+                <w:noProof/>
                 <w:webHidden/>
               </w:rPr>
               <w:fldChar w:fldCharType="begin"/>
             </w:r>
             <w:r>
               <w:rPr>
+                <w:noProof/>
                 <w:webHidden/>
               </w:rPr>
-              <w:instrText xml:space="preserve"> PAGEREF _Toc213440003 \h </w:instrText>
-            </w:r>
-            <w:r>
-              <w:rPr>
+              <w:instrText xml:space="preserve"> PAGEREF _Toc229746188 \h </w:instrText>
+            </w:r>
+            <w:r>
+              <w:rPr>
+                <w:noProof/>
                 <w:webHidden/>
               </w:rPr>
             </w:r>
             <w:r>
               <w:rPr>
+                <w:noProof/>
                 <w:webHidden/>
               </w:rPr>
               <w:fldChar w:fldCharType="separate"/>
             </w:r>
             <w:r>
               <w:rPr>
+                <w:noProof/>
                 <w:webHidden/>
               </w:rPr>
-              <w:t>18</w:t>
-            </w:r>
-            <w:r>
-              <w:rPr>
+              <w:t>24</w:t>
+            </w:r>
+            <w:r>
+              <w:rPr>
+                <w:noProof/>
                 <w:webHidden/>
               </w:rPr>
               <w:fldChar w:fldCharType="end"/>
@@ -1841,54 +2057,63 @@
             </w:tabs>
             <w:rPr>
               <w:rFonts w:asciiTheme="minorHAnsi" w:eastAsiaTheme="minorEastAsia" w:hAnsiTheme="minorHAnsi"/>
+              <w:noProof/>
               <w:color w:val="auto"/>
-              <w:lang w:eastAsia="ru-RU"/>
+              <w:lang w:val="ru-RU" w:eastAsia="ru-RU"/>
             </w:rPr>
           </w:pPr>
-          <w:hyperlink w:anchor="_Toc213440004" w:history="1">
+          <w:hyperlink w:anchor="_Toc229746189" w:history="1">
             <w:r>
               <w:rPr>
                 <w:rStyle w:val="Hyperlink"/>
+                <w:noProof/>
               </w:rPr>
               <w:t>4.2.2. Aktivitāšu diagramma (Activity)</w:t>
             </w:r>
             <w:r>
               <w:rPr>
+                <w:noProof/>
                 <w:webHidden/>
               </w:rPr>
               <w:tab/>
             </w:r>
             <w:r>
               <w:rPr>
+                <w:noProof/>
                 <w:webHidden/>
               </w:rPr>
               <w:fldChar w:fldCharType="begin"/>
             </w:r>
             <w:r>
               <w:rPr>
+                <w:noProof/>
                 <w:webHidden/>
               </w:rPr>
-              <w:instrText xml:space="preserve"> PAGEREF _Toc213440004 \h </w:instrText>
-            </w:r>
-            <w:r>
-              <w:rPr>
+              <w:instrText xml:space="preserve"> PAGEREF _Toc229746189 \h </w:instrText>
+            </w:r>
+            <w:r>
+              <w:rPr>
+                <w:noProof/>
                 <w:webHidden/>
               </w:rPr>
             </w:r>
             <w:r>
               <w:rPr>
+                <w:noProof/>
                 <w:webHidden/>
               </w:rPr>
               <w:fldChar w:fldCharType="separate"/>
             </w:r>
             <w:r>
               <w:rPr>
+                <w:noProof/>
                 <w:webHidden/>
               </w:rPr>
-              <w:t>18</w:t>
-            </w:r>
-            <w:r>
-              <w:rPr>
+              <w:t>24</w:t>
+            </w:r>
+            <w:r>
+              <w:rPr>
+                <w:noProof/>
                 <w:webHidden/>
               </w:rPr>
               <w:fldChar w:fldCharType="end"/>
@@ -1903,54 +2128,63 @@
             </w:tabs>
             <w:rPr>
               <w:rFonts w:asciiTheme="minorHAnsi" w:eastAsiaTheme="minorEastAsia" w:hAnsiTheme="minorHAnsi"/>
+              <w:noProof/>
               <w:color w:val="auto"/>
-              <w:lang w:eastAsia="ru-RU"/>
+              <w:lang w:val="ru-RU" w:eastAsia="ru-RU"/>
             </w:rPr>
           </w:pPr>
-          <w:hyperlink w:anchor="_Toc213440005" w:history="1">
+          <w:hyperlink w:anchor="_Toc229746190" w:history="1">
             <w:r>
               <w:rPr>
                 <w:rStyle w:val="Hyperlink"/>
+                <w:noProof/>
               </w:rPr>
               <w:t>4.2.3. Stāvokļu diagramma (State)</w:t>
             </w:r>
             <w:r>
               <w:rPr>
+                <w:noProof/>
                 <w:webHidden/>
               </w:rPr>
               <w:tab/>
             </w:r>
             <w:r>
               <w:rPr>
+                <w:noProof/>
                 <w:webHidden/>
               </w:rPr>
               <w:fldChar w:fldCharType="begin"/>
             </w:r>
             <w:r>
               <w:rPr>
+                <w:noProof/>
                 <w:webHidden/>
               </w:rPr>
-              <w:instrText xml:space="preserve"> PAGEREF _Toc213440005 \h </w:instrText>
-            </w:r>
-            <w:r>
-              <w:rPr>
+              <w:instrText xml:space="preserve"> PAGEREF _Toc229746190 \h </w:instrText>
+            </w:r>
+            <w:r>
+              <w:rPr>
+                <w:noProof/>
                 <w:webHidden/>
               </w:rPr>
             </w:r>
             <w:r>
               <w:rPr>
+                <w:noProof/>
                 <w:webHidden/>
               </w:rPr>
               <w:fldChar w:fldCharType="separate"/>
             </w:r>
             <w:r>
               <w:rPr>
+                <w:noProof/>
                 <w:webHidden/>
               </w:rPr>
-              <w:t>18</w:t>
-            </w:r>
-            <w:r>
-              <w:rPr>
+              <w:t>25</w:t>
+            </w:r>
+            <w:r>
+              <w:rPr>
+                <w:noProof/>
                 <w:webHidden/>
               </w:rPr>
               <w:fldChar w:fldCharType="end"/>
@@ -1962,54 +2196,63 @@
             <w:pStyle w:val="TOC2"/>
             <w:rPr>
               <w:rFonts w:asciiTheme="minorHAnsi" w:eastAsiaTheme="minorEastAsia" w:hAnsiTheme="minorHAnsi"/>
+              <w:noProof/>
               <w:color w:val="auto"/>
-              <w:lang w:eastAsia="ru-RU"/>
+              <w:lang w:val="ru-RU" w:eastAsia="ru-RU"/>
             </w:rPr>
           </w:pPr>
-          <w:hyperlink w:anchor="_Toc213440006" w:history="1">
+          <w:hyperlink w:anchor="_Toc229746191" w:history="1">
             <w:r>
               <w:rPr>
                 <w:rStyle w:val="Hyperlink"/>
+                <w:noProof/>
               </w:rPr>
               <w:t>4.3. Datu struktūru apraksts</w:t>
             </w:r>
             <w:r>
               <w:rPr>
+                <w:noProof/>
                 <w:webHidden/>
               </w:rPr>
               <w:tab/>
             </w:r>
             <w:r>
               <w:rPr>
+                <w:noProof/>
                 <w:webHidden/>
               </w:rPr>
               <w:fldChar w:fldCharType="begin"/>
             </w:r>
             <w:r>
               <w:rPr>
+                <w:noProof/>
                 <w:webHidden/>
               </w:rPr>
-              <w:instrText xml:space="preserve"> PAGEREF _Toc213440006 \h </w:instrText>
-            </w:r>
-            <w:r>
-              <w:rPr>
+              <w:instrText xml:space="preserve"> PAGEREF _Toc229746191 \h </w:instrText>
+            </w:r>
+            <w:r>
+              <w:rPr>
+                <w:noProof/>
                 <w:webHidden/>
               </w:rPr>
             </w:r>
             <w:r>
               <w:rPr>
+                <w:noProof/>
                 <w:webHidden/>
               </w:rPr>
               <w:fldChar w:fldCharType="separate"/>
             </w:r>
             <w:r>
               <w:rPr>
+                <w:noProof/>
                 <w:webHidden/>
               </w:rPr>
-              <w:t>18</w:t>
-            </w:r>
-            <w:r>
-              <w:rPr>
+              <w:t>26</w:t>
+            </w:r>
+            <w:r>
+              <w:rPr>
+                <w:noProof/>
                 <w:webHidden/>
               </w:rPr>
               <w:fldChar w:fldCharType="end"/>
@@ -2021,54 +2264,63 @@
             <w:pStyle w:val="TOC1"/>
             <w:rPr>
               <w:rFonts w:asciiTheme="minorHAnsi" w:eastAsiaTheme="minorEastAsia" w:hAnsiTheme="minorHAnsi"/>
+              <w:noProof/>
               <w:color w:val="auto"/>
-              <w:lang w:eastAsia="ru-RU"/>
+              <w:lang w:val="ru-RU" w:eastAsia="ru-RU"/>
             </w:rPr>
           </w:pPr>
-          <w:hyperlink w:anchor="_Toc213440007" w:history="1">
+          <w:hyperlink w:anchor="_Toc229746192" w:history="1">
             <w:r>
               <w:rPr>
                 <w:rStyle w:val="Hyperlink"/>
+                <w:noProof/>
               </w:rPr>
               <w:t>5. Lietotāju ceļvedis</w:t>
             </w:r>
             <w:r>
               <w:rPr>
+                <w:noProof/>
                 <w:webHidden/>
               </w:rPr>
               <w:tab/>
             </w:r>
             <w:r>
               <w:rPr>
+                <w:noProof/>
                 <w:webHidden/>
               </w:rPr>
               <w:fldChar w:fldCharType="begin"/>
             </w:r>
             <w:r>
               <w:rPr>
+                <w:noProof/>
                 <w:webHidden/>
               </w:rPr>
-              <w:instrText xml:space="preserve"> PAGEREF _Toc213440007 \h </w:instrText>
-            </w:r>
-            <w:r>
-              <w:rPr>
+              <w:instrText xml:space="preserve"> PAGEREF _Toc229746192 \h </w:instrText>
+            </w:r>
+            <w:r>
+              <w:rPr>
+                <w:noProof/>
                 <w:webHidden/>
               </w:rPr>
             </w:r>
             <w:r>
               <w:rPr>
+                <w:noProof/>
                 <w:webHidden/>
               </w:rPr>
               <w:fldChar w:fldCharType="separate"/>
             </w:r>
             <w:r>
               <w:rPr>
+                <w:noProof/>
                 <w:webHidden/>
               </w:rPr>
-              <w:t>19</w:t>
-            </w:r>
-            <w:r>
-              <w:rPr>
+              <w:t>28</w:t>
+            </w:r>
+            <w:r>
+              <w:rPr>
+                <w:noProof/>
                 <w:webHidden/>
               </w:rPr>
               <w:fldChar w:fldCharType="end"/>
@@ -2080,54 +2332,63 @@
             <w:pStyle w:val="TOC1"/>
             <w:rPr>
               <w:rFonts w:asciiTheme="minorHAnsi" w:eastAsiaTheme="minorEastAsia" w:hAnsiTheme="minorHAnsi"/>
+              <w:noProof/>
               <w:color w:val="auto"/>
-              <w:lang w:eastAsia="ru-RU"/>
+              <w:lang w:val="ru-RU" w:eastAsia="ru-RU"/>
             </w:rPr>
           </w:pPr>
-          <w:hyperlink w:anchor="_Toc213440008" w:history="1">
+          <w:hyperlink w:anchor="_Toc229746193" w:history="1">
             <w:r>
               <w:rPr>
                 <w:rStyle w:val="Hyperlink"/>
+                <w:noProof/>
               </w:rPr>
               <w:t>6. Testēšanas dokumentācija</w:t>
             </w:r>
             <w:r>
               <w:rPr>
+                <w:noProof/>
                 <w:webHidden/>
               </w:rPr>
               <w:tab/>
             </w:r>
             <w:r>
               <w:rPr>
+                <w:noProof/>
                 <w:webHidden/>
               </w:rPr>
               <w:fldChar w:fldCharType="begin"/>
             </w:r>
             <w:r>
               <w:rPr>
+                <w:noProof/>
                 <w:webHidden/>
               </w:rPr>
-              <w:instrText xml:space="preserve"> PAGEREF _Toc213440008 \h </w:instrText>
-            </w:r>
-            <w:r>
-              <w:rPr>
+              <w:instrText xml:space="preserve"> PAGEREF _Toc229746193 \h </w:instrText>
+            </w:r>
+            <w:r>
+              <w:rPr>
+                <w:noProof/>
                 <w:webHidden/>
               </w:rPr>
             </w:r>
             <w:r>
               <w:rPr>
+                <w:noProof/>
                 <w:webHidden/>
               </w:rPr>
               <w:fldChar w:fldCharType="separate"/>
             </w:r>
             <w:r>
               <w:rPr>
+                <w:noProof/>
                 <w:webHidden/>
               </w:rPr>
-              <w:t>20</w:t>
-            </w:r>
-            <w:r>
-              <w:rPr>
+              <w:t>29</w:t>
+            </w:r>
+            <w:r>
+              <w:rPr>
+                <w:noProof/>
                 <w:webHidden/>
               </w:rPr>
               <w:fldChar w:fldCharType="end"/>
@@ -2139,54 +2400,63 @@
             <w:pStyle w:val="TOC2"/>
             <w:rPr>
               <w:rFonts w:asciiTheme="minorHAnsi" w:eastAsiaTheme="minorEastAsia" w:hAnsiTheme="minorHAnsi"/>
+              <w:noProof/>
               <w:color w:val="auto"/>
-              <w:lang w:eastAsia="ru-RU"/>
+              <w:lang w:val="ru-RU" w:eastAsia="ru-RU"/>
             </w:rPr>
           </w:pPr>
-          <w:hyperlink w:anchor="_Toc213440009" w:history="1">
+          <w:hyperlink w:anchor="_Toc229746194" w:history="1">
             <w:r>
               <w:rPr>
                 <w:rStyle w:val="Hyperlink"/>
+                <w:noProof/>
               </w:rPr>
               <w:t>6.1. Izvēlētās testēšanas metodes, rīku apraksts un pamatojums</w:t>
             </w:r>
             <w:r>
               <w:rPr>
+                <w:noProof/>
                 <w:webHidden/>
               </w:rPr>
               <w:tab/>
             </w:r>
             <w:r>
               <w:rPr>
+                <w:noProof/>
                 <w:webHidden/>
               </w:rPr>
               <w:fldChar w:fldCharType="begin"/>
             </w:r>
             <w:r>
               <w:rPr>
+                <w:noProof/>
                 <w:webHidden/>
               </w:rPr>
-              <w:instrText xml:space="preserve"> PAGEREF _Toc213440009 \h </w:instrText>
-            </w:r>
-            <w:r>
-              <w:rPr>
+              <w:instrText xml:space="preserve"> PAGEREF _Toc229746194 \h </w:instrText>
+            </w:r>
+            <w:r>
+              <w:rPr>
+                <w:noProof/>
                 <w:webHidden/>
               </w:rPr>
             </w:r>
             <w:r>
               <w:rPr>
+                <w:noProof/>
                 <w:webHidden/>
               </w:rPr>
               <w:fldChar w:fldCharType="separate"/>
             </w:r>
             <w:r>
               <w:rPr>
+                <w:noProof/>
                 <w:webHidden/>
               </w:rPr>
-              <w:t>20</w:t>
-            </w:r>
-            <w:r>
-              <w:rPr>
+              <w:t>29</w:t>
+            </w:r>
+            <w:r>
+              <w:rPr>
+                <w:noProof/>
                 <w:webHidden/>
               </w:rPr>
               <w:fldChar w:fldCharType="end"/>
@@ -2198,54 +2468,63 @@
             <w:pStyle w:val="TOC2"/>
             <w:rPr>
               <w:rFonts w:asciiTheme="minorHAnsi" w:eastAsiaTheme="minorEastAsia" w:hAnsiTheme="minorHAnsi"/>
+              <w:noProof/>
               <w:color w:val="auto"/>
-              <w:lang w:eastAsia="ru-RU"/>
+              <w:lang w:val="ru-RU" w:eastAsia="ru-RU"/>
             </w:rPr>
           </w:pPr>
-          <w:hyperlink w:anchor="_Toc213440010" w:history="1">
+          <w:hyperlink w:anchor="_Toc229746195" w:history="1">
             <w:r>
               <w:rPr>
                 <w:rStyle w:val="Hyperlink"/>
+                <w:noProof/>
               </w:rPr>
               <w:t>6.2. Testpiemēru kopa</w:t>
             </w:r>
             <w:r>
               <w:rPr>
+                <w:noProof/>
                 <w:webHidden/>
               </w:rPr>
               <w:tab/>
             </w:r>
             <w:r>
               <w:rPr>
+                <w:noProof/>
                 <w:webHidden/>
               </w:rPr>
               <w:fldChar w:fldCharType="begin"/>
             </w:r>
             <w:r>
               <w:rPr>
+                <w:noProof/>
                 <w:webHidden/>
               </w:rPr>
-              <w:instrText xml:space="preserve"> PAGEREF _Toc213440010 \h </w:instrText>
-            </w:r>
-            <w:r>
-              <w:rPr>
+              <w:instrText xml:space="preserve"> PAGEREF _Toc229746195 \h </w:instrText>
+            </w:r>
+            <w:r>
+              <w:rPr>
+                <w:noProof/>
                 <w:webHidden/>
               </w:rPr>
             </w:r>
             <w:r>
               <w:rPr>
+                <w:noProof/>
                 <w:webHidden/>
               </w:rPr>
               <w:fldChar w:fldCharType="separate"/>
             </w:r>
             <w:r>
               <w:rPr>
+                <w:noProof/>
                 <w:webHidden/>
               </w:rPr>
-              <w:t>20</w:t>
-            </w:r>
-            <w:r>
-              <w:rPr>
+              <w:t>30</w:t>
+            </w:r>
+            <w:r>
+              <w:rPr>
+                <w:noProof/>
                 <w:webHidden/>
               </w:rPr>
               <w:fldChar w:fldCharType="end"/>
@@ -2257,54 +2536,63 @@
             <w:pStyle w:val="TOC2"/>
             <w:rPr>
               <w:rFonts w:asciiTheme="minorHAnsi" w:eastAsiaTheme="minorEastAsia" w:hAnsiTheme="minorHAnsi"/>
+              <w:noProof/>
               <w:color w:val="auto"/>
-              <w:lang w:eastAsia="ru-RU"/>
+              <w:lang w:val="ru-RU" w:eastAsia="ru-RU"/>
             </w:rPr>
           </w:pPr>
-          <w:hyperlink w:anchor="_Toc213440011" w:history="1">
+          <w:hyperlink w:anchor="_Toc229746196" w:history="1">
             <w:r>
               <w:rPr>
                 <w:rStyle w:val="Hyperlink"/>
+                <w:noProof/>
               </w:rPr>
               <w:t>6.3. Testēšanas žurnāls</w:t>
             </w:r>
             <w:r>
               <w:rPr>
+                <w:noProof/>
                 <w:webHidden/>
               </w:rPr>
               <w:tab/>
             </w:r>
             <w:r>
               <w:rPr>
+                <w:noProof/>
                 <w:webHidden/>
               </w:rPr>
               <w:fldChar w:fldCharType="begin"/>
             </w:r>
             <w:r>
               <w:rPr>
+                <w:noProof/>
                 <w:webHidden/>
               </w:rPr>
-              <w:instrText xml:space="preserve"> PAGEREF _Toc213440011 \h </w:instrText>
-            </w:r>
-            <w:r>
-              <w:rPr>
+              <w:instrText xml:space="preserve"> PAGEREF _Toc229746196 \h </w:instrText>
+            </w:r>
+            <w:r>
+              <w:rPr>
+                <w:noProof/>
                 <w:webHidden/>
               </w:rPr>
             </w:r>
             <w:r>
               <w:rPr>
+                <w:noProof/>
                 <w:webHidden/>
               </w:rPr>
               <w:fldChar w:fldCharType="separate"/>
             </w:r>
             <w:r>
               <w:rPr>
+                <w:noProof/>
                 <w:webHidden/>
               </w:rPr>
-              <w:t>20</w:t>
-            </w:r>
-            <w:r>
-              <w:rPr>
+              <w:t>36</w:t>
+            </w:r>
+            <w:r>
+              <w:rPr>
+                <w:noProof/>
                 <w:webHidden/>
               </w:rPr>
               <w:fldChar w:fldCharType="end"/>
@@ -2316,54 +2604,63 @@
             <w:pStyle w:val="TOC1"/>
             <w:rPr>
               <w:rFonts w:asciiTheme="minorHAnsi" w:eastAsiaTheme="minorEastAsia" w:hAnsiTheme="minorHAnsi"/>
+              <w:noProof/>
               <w:color w:val="auto"/>
-              <w:lang w:eastAsia="ru-RU"/>
+              <w:lang w:val="ru-RU" w:eastAsia="ru-RU"/>
             </w:rPr>
           </w:pPr>
-          <w:hyperlink w:anchor="_Toc213440012" w:history="1">
+          <w:hyperlink w:anchor="_Toc229746197" w:history="1">
             <w:r>
               <w:rPr>
                 <w:rStyle w:val="Hyperlink"/>
+                <w:noProof/>
               </w:rPr>
               <w:t>7. Secinājumi</w:t>
             </w:r>
             <w:r>
               <w:rPr>
+                <w:noProof/>
                 <w:webHidden/>
               </w:rPr>
               <w:tab/>
             </w:r>
             <w:r>
               <w:rPr>
+                <w:noProof/>
                 <w:webHidden/>
               </w:rPr>
               <w:fldChar w:fldCharType="begin"/>
             </w:r>
             <w:r>
               <w:rPr>
+                <w:noProof/>
                 <w:webHidden/>
               </w:rPr>
-              <w:instrText xml:space="preserve"> PAGEREF _Toc213440012 \h </w:instrText>
-            </w:r>
-            <w:r>
-              <w:rPr>
+              <w:instrText xml:space="preserve"> PAGEREF _Toc229746197 \h </w:instrText>
+            </w:r>
+            <w:r>
+              <w:rPr>
+                <w:noProof/>
                 <w:webHidden/>
               </w:rPr>
             </w:r>
             <w:r>
               <w:rPr>
+                <w:noProof/>
                 <w:webHidden/>
               </w:rPr>
               <w:fldChar w:fldCharType="separate"/>
             </w:r>
             <w:r>
               <w:rPr>
+                <w:noProof/>
                 <w:webHidden/>
               </w:rPr>
-              <w:t>21</w:t>
-            </w:r>
-            <w:r>
-              <w:rPr>
+              <w:t>39</w:t>
+            </w:r>
+            <w:r>
+              <w:rPr>
+                <w:noProof/>
                 <w:webHidden/>
               </w:rPr>
               <w:fldChar w:fldCharType="end"/>
@@ -2375,54 +2672,63 @@
             <w:pStyle w:val="TOC1"/>
             <w:rPr>
               <w:rFonts w:asciiTheme="minorHAnsi" w:eastAsiaTheme="minorEastAsia" w:hAnsiTheme="minorHAnsi"/>
+              <w:noProof/>
               <w:color w:val="auto"/>
-              <w:lang w:eastAsia="ru-RU"/>
+              <w:lang w:val="ru-RU" w:eastAsia="ru-RU"/>
             </w:rPr>
           </w:pPr>
-          <w:hyperlink w:anchor="_Toc213440013" w:history="1">
+          <w:hyperlink w:anchor="_Toc229746198" w:history="1">
             <w:r>
               <w:rPr>
                 <w:rStyle w:val="Hyperlink"/>
+                <w:noProof/>
               </w:rPr>
               <w:t>8. Lietoto terminu un saīsinājumu skaidrojumi</w:t>
             </w:r>
             <w:r>
               <w:rPr>
+                <w:noProof/>
                 <w:webHidden/>
               </w:rPr>
               <w:tab/>
             </w:r>
             <w:r>
               <w:rPr>
+                <w:noProof/>
                 <w:webHidden/>
               </w:rPr>
               <w:fldChar w:fldCharType="begin"/>
             </w:r>
             <w:r>
               <w:rPr>
+                <w:noProof/>
                 <w:webHidden/>
               </w:rPr>
-              <w:instrText xml:space="preserve"> PAGEREF _Toc213440013 \h </w:instrText>
-            </w:r>
-            <w:r>
-              <w:rPr>
+              <w:instrText xml:space="preserve"> PAGEREF _Toc229746198 \h </w:instrText>
+            </w:r>
+            <w:r>
+              <w:rPr>
+                <w:noProof/>
                 <w:webHidden/>
               </w:rPr>
             </w:r>
             <w:r>
               <w:rPr>
+                <w:noProof/>
                 <w:webHidden/>
               </w:rPr>
               <w:fldChar w:fldCharType="separate"/>
             </w:r>
             <w:r>
               <w:rPr>
+                <w:noProof/>
                 <w:webHidden/>
               </w:rPr>
-              <w:t>22</w:t>
-            </w:r>
-            <w:r>
-              <w:rPr>
+              <w:t>40</w:t>
+            </w:r>
+            <w:r>
+              <w:rPr>
+                <w:noProof/>
                 <w:webHidden/>
               </w:rPr>
               <w:fldChar w:fldCharType="end"/>
@@ -2434,54 +2740,63 @@
             <w:pStyle w:val="TOC1"/>
             <w:rPr>
               <w:rFonts w:asciiTheme="minorHAnsi" w:eastAsiaTheme="minorEastAsia" w:hAnsiTheme="minorHAnsi"/>
+              <w:noProof/>
               <w:color w:val="auto"/>
-              <w:lang w:eastAsia="ru-RU"/>
+              <w:lang w:val="ru-RU" w:eastAsia="ru-RU"/>
             </w:rPr>
           </w:pPr>
-          <w:hyperlink w:anchor="_Toc213440014" w:history="1">
+          <w:hyperlink w:anchor="_Toc229746199" w:history="1">
             <w:r>
               <w:rPr>
                 <w:rStyle w:val="Hyperlink"/>
+                <w:noProof/>
               </w:rPr>
               <w:t>9. Literatūras un informācijas avotu saraksts</w:t>
             </w:r>
             <w:r>
               <w:rPr>
+                <w:noProof/>
                 <w:webHidden/>
               </w:rPr>
               <w:tab/>
             </w:r>
             <w:r>
               <w:rPr>
+                <w:noProof/>
                 <w:webHidden/>
               </w:rPr>
               <w:fldChar w:fldCharType="begin"/>
             </w:r>
             <w:r>
               <w:rPr>
+                <w:noProof/>
                 <w:webHidden/>
               </w:rPr>
-              <w:instrText xml:space="preserve"> PAGEREF _Toc213440014 \h </w:instrText>
-            </w:r>
-            <w:r>
-              <w:rPr>
+              <w:instrText xml:space="preserve"> PAGEREF _Toc229746199 \h </w:instrText>
+            </w:r>
+            <w:r>
+              <w:rPr>
+                <w:noProof/>
                 <w:webHidden/>
               </w:rPr>
             </w:r>
             <w:r>
               <w:rPr>
+                <w:noProof/>
                 <w:webHidden/>
               </w:rPr>
               <w:fldChar w:fldCharType="separate"/>
             </w:r>
             <w:r>
               <w:rPr>
+                <w:noProof/>
                 <w:webHidden/>
               </w:rPr>
-              <w:t>23</w:t>
-            </w:r>
-            <w:r>
-              <w:rPr>
+              <w:t>41</w:t>
+            </w:r>
+            <w:r>
+              <w:rPr>
+                <w:noProof/>
                 <w:webHidden/>
               </w:rPr>
               <w:fldChar w:fldCharType="end"/>
@@ -2493,54 +2808,63 @@
             <w:pStyle w:val="TOC1"/>
             <w:rPr>
               <w:rFonts w:asciiTheme="minorHAnsi" w:eastAsiaTheme="minorEastAsia" w:hAnsiTheme="minorHAnsi"/>
+              <w:noProof/>
               <w:color w:val="auto"/>
-              <w:lang w:eastAsia="ru-RU"/>
+              <w:lang w:val="ru-RU" w:eastAsia="ru-RU"/>
             </w:rPr>
           </w:pPr>
-          <w:hyperlink w:anchor="_Toc213440015" w:history="1">
+          <w:hyperlink w:anchor="_Toc229746200" w:history="1">
             <w:r>
               <w:rPr>
                 <w:rStyle w:val="Hyperlink"/>
+                <w:noProof/>
               </w:rPr>
               <w:t>Pielikums</w:t>
             </w:r>
             <w:r>
               <w:rPr>
+                <w:noProof/>
                 <w:webHidden/>
               </w:rPr>
               <w:tab/>
             </w:r>
             <w:r>
               <w:rPr>
+                <w:noProof/>
                 <w:webHidden/>
               </w:rPr>
               <w:fldChar w:fldCharType="begin"/>
             </w:r>
             <w:r>
               <w:rPr>
+                <w:noProof/>
                 <w:webHidden/>
               </w:rPr>
-              <w:instrText xml:space="preserve"> PAGEREF _Toc213440015 \h </w:instrText>
-            </w:r>
-            <w:r>
-              <w:rPr>
+              <w:instrText xml:space="preserve"> PAGEREF _Toc229746200 \h </w:instrText>
+            </w:r>
+            <w:r>
+              <w:rPr>
+                <w:noProof/>
                 <w:webHidden/>
               </w:rPr>
             </w:r>
             <w:r>
               <w:rPr>
+                <w:noProof/>
                 <w:webHidden/>
               </w:rPr>
               <w:fldChar w:fldCharType="separate"/>
             </w:r>
             <w:r>
               <w:rPr>
+                <w:noProof/>
                 <w:webHidden/>
               </w:rPr>
-              <w:t>2</w:t>
-            </w:r>
-            <w:r>
-              <w:rPr>
+              <w:t>43</w:t>
+            </w:r>
+            <w:r>
+              <w:rPr>
+                <w:noProof/>
                 <w:webHidden/>
               </w:rPr>
               <w:fldChar w:fldCharType="end"/>
@@ -2568,25 +2892,9 @@
     </w:sdt>
     <w:p>
       <w:pPr>
-        <w:spacing w:after="160" w:line="278" w:lineRule="auto"/>
-        <w:ind w:firstLine="0"/>
-        <w:jc w:val="left"/>
-        <w:rPr>
-          <w:rFonts w:eastAsiaTheme="majorEastAsia" w:cstheme="majorBidi"/>
-          <w:b/>
-          <w:sz w:val="28"/>
-          <w:szCs w:val="40"/>
-        </w:rPr>
-      </w:pPr>
-      <w:r>
-        <w:br w:type="page"/>
-      </w:r>
-    </w:p>
-    <w:p>
-      <w:pPr>
         <w:pStyle w:val="Heading1"/>
       </w:pPr>
-      <w:bookmarkStart w:id="0" w:name="_Toc213439980"/>
+      <w:bookmarkStart w:id="0" w:name="_Toc229746165"/>
       <w:r>
         <w:lastRenderedPageBreak/>
         <w:t>Ievads</w:t>
@@ -2690,18 +2998,12 @@
       <w:r>
         <w:t>No programmētāja puses tiek nodrošināta pilna projekta tehniskā izstrāde, kas ietver sistēmas arhitektūras plānošanu, datubāzes izveidi, lietotāja interfeisa un funkcionalitātes izstrādi. Tiek sagatavota arī projekta dokumentācija un izstrādes plāns, kā arī veikta testēšana un kļūdu novēršana, lai nodrošinātu stabilu un drošu platformas darbību.</w:t>
       </w:r>
-      <w:r>
-        <w:rPr>
-          <w:color w:val="FF0000"/>
-        </w:rPr>
-        <w:br w:type="page"/>
-      </w:r>
     </w:p>
     <w:p>
       <w:pPr>
         <w:pStyle w:val="Heading1"/>
       </w:pPr>
-      <w:bookmarkStart w:id="1" w:name="_Toc213439981"/>
+      <w:bookmarkStart w:id="1" w:name="_Toc229746166"/>
       <w:r>
         <w:rPr>
           <w:rStyle w:val="Heading1Char"/>
@@ -2725,7 +3027,6 @@
           <w:lang w:eastAsia="lv-LV"/>
         </w:rPr>
       </w:pPr>
-      <w:bookmarkStart w:id="2" w:name="_Toc213439982"/>
       <w:r>
         <w:rPr>
           <w:lang w:eastAsia="lv-LV"/>
@@ -2822,17 +3123,12 @@
         </w:rPr>
         <w:t>Rezultātā tiks izveidota strukturēta un funkcionējoša tīmekļa platforma, kas nodrošinās pilnvērtīgu detektīvu spēles pieredzi ar lietotāju radītu saturu un kvalitātes kontroli.</w:t>
       </w:r>
-      <w:r>
-        <w:rPr>
-          <w:lang w:eastAsia="lv-LV"/>
-        </w:rPr>
-        <w:br w:type="page"/>
-      </w:r>
     </w:p>
     <w:p>
       <w:pPr>
         <w:pStyle w:val="Heading1"/>
       </w:pPr>
+      <w:bookmarkStart w:id="2" w:name="_Toc229746167"/>
       <w:r>
         <w:lastRenderedPageBreak/>
         <w:t>2</w:t>
@@ -2854,7 +3150,7 @@
       <w:pPr>
         <w:pStyle w:val="Heading2"/>
       </w:pPr>
-      <w:bookmarkStart w:id="3" w:name="_Toc213439983"/>
+      <w:bookmarkStart w:id="3" w:name="_Toc229746168"/>
       <w:r>
         <w:t>2</w:t>
       </w:r>
@@ -2872,7 +3168,7 @@
       <w:pPr>
         <w:pStyle w:val="Heading2"/>
       </w:pPr>
-      <w:bookmarkStart w:id="4" w:name="_Toc213439984"/>
+      <w:bookmarkStart w:id="4" w:name="_Toc229746169"/>
       <w:r>
         <w:t>2</w:t>
       </w:r>
@@ -2894,7 +3190,7 @@
       <w:pPr>
         <w:pStyle w:val="Heading3"/>
       </w:pPr>
-      <w:bookmarkStart w:id="5" w:name="_Toc213439985"/>
+      <w:bookmarkStart w:id="5" w:name="_Toc229746170"/>
       <w:r>
         <w:t xml:space="preserve">2.2.1. </w:t>
       </w:r>
@@ -5426,7 +5722,7 @@
       <w:pPr>
         <w:pStyle w:val="Heading3"/>
       </w:pPr>
-      <w:bookmarkStart w:id="6" w:name="_Toc213439987"/>
+      <w:bookmarkStart w:id="6" w:name="_Toc229746171"/>
       <w:r>
         <w:t>2.2.</w:t>
       </w:r>
@@ -5442,6 +5738,7 @@
       <w:r>
         <w:t>utorizētiem lietotājiem</w:t>
       </w:r>
+      <w:bookmarkEnd w:id="6"/>
     </w:p>
     <w:p>
       <w:r>
@@ -8901,16 +9198,17 @@
       <w:pPr>
         <w:pStyle w:val="Heading3"/>
       </w:pPr>
+      <w:bookmarkStart w:id="7" w:name="_Toc229746172"/>
       <w:r>
         <w:t xml:space="preserve">2.2.3. </w:t>
       </w:r>
       <w:r>
         <w:t>Moderator</w:t>
       </w:r>
-      <w:bookmarkEnd w:id="6"/>
       <w:r>
         <w:t>iem</w:t>
       </w:r>
+      <w:bookmarkEnd w:id="7"/>
     </w:p>
     <w:p>
       <w:r>
@@ -10529,7 +10827,7 @@
       <w:pPr>
         <w:pStyle w:val="Heading3"/>
       </w:pPr>
-      <w:bookmarkStart w:id="7" w:name="_Toc213439988"/>
+      <w:bookmarkStart w:id="8" w:name="_Toc229746173"/>
       <w:r>
         <w:t>2.2.</w:t>
       </w:r>
@@ -10539,10 +10837,10 @@
       <w:r>
         <w:t>. Administrator</w:t>
       </w:r>
-      <w:bookmarkEnd w:id="7"/>
       <w:r>
         <w:t>iem</w:t>
       </w:r>
+      <w:bookmarkEnd w:id="8"/>
     </w:p>
     <w:p>
       <w:r>
@@ -11867,7 +12165,6 @@
       <w:pPr>
         <w:pStyle w:val="Heading4"/>
       </w:pPr>
-      <w:bookmarkStart w:id="8" w:name="_Toc213439989"/>
       <w:r>
         <w:t>2.2.4.3. Moderatora deaktivizācija</w:t>
       </w:r>
@@ -12054,13 +12351,14 @@
       <w:pPr>
         <w:pStyle w:val="Heading2"/>
       </w:pPr>
+      <w:bookmarkStart w:id="9" w:name="_Toc229746174"/>
       <w:r>
         <w:t>2.</w:t>
       </w:r>
       <w:r>
         <w:t>3. Sistēmas nefunkcionālās prasības</w:t>
       </w:r>
-      <w:bookmarkEnd w:id="8"/>
+      <w:bookmarkEnd w:id="9"/>
     </w:p>
     <w:p>
       <w:r>
@@ -12074,7 +12372,7 @@
           <w:color w:val="auto"/>
         </w:rPr>
       </w:pPr>
-      <w:bookmarkStart w:id="9" w:name="_Toc213439990"/>
+      <w:bookmarkStart w:id="10" w:name="_Toc229746175"/>
       <w:r>
         <w:rPr>
           <w:rStyle w:val="Strong"/>
@@ -12083,7 +12381,7 @@
         </w:rPr>
         <w:t>2.3.1. Veiktspējas prasības</w:t>
       </w:r>
-      <w:bookmarkEnd w:id="9"/>
+      <w:bookmarkEnd w:id="10"/>
     </w:p>
     <w:p>
       <w:pPr>
@@ -12128,7 +12426,7 @@
       <w:pPr>
         <w:pStyle w:val="Heading3"/>
       </w:pPr>
-      <w:bookmarkStart w:id="10" w:name="_Toc213439991"/>
+      <w:bookmarkStart w:id="11" w:name="_Toc229746176"/>
       <w:r>
         <w:rPr>
           <w:rStyle w:val="Strong"/>
@@ -12137,7 +12435,7 @@
         </w:rPr>
         <w:t>2.3.2. Projekta tehniskie ierobežojumi</w:t>
       </w:r>
-      <w:bookmarkEnd w:id="10"/>
+      <w:bookmarkEnd w:id="11"/>
     </w:p>
     <w:p>
       <w:pPr>
@@ -12182,7 +12480,7 @@
       <w:pPr>
         <w:pStyle w:val="Heading3"/>
       </w:pPr>
-      <w:bookmarkStart w:id="11" w:name="_Toc213439992"/>
+      <w:bookmarkStart w:id="12" w:name="_Toc229746177"/>
       <w:r>
         <w:rPr>
           <w:rStyle w:val="Strong"/>
@@ -12191,7 +12489,7 @@
         </w:rPr>
         <w:t>2.3.3. Lietotāja saskarnes prasības</w:t>
       </w:r>
-      <w:bookmarkEnd w:id="11"/>
+      <w:bookmarkEnd w:id="12"/>
     </w:p>
     <w:p>
       <w:pPr>
@@ -12234,7 +12532,7 @@
       <w:pPr>
         <w:pStyle w:val="Heading3"/>
       </w:pPr>
-      <w:bookmarkStart w:id="12" w:name="_Toc213439993"/>
+      <w:bookmarkStart w:id="13" w:name="_Toc229746178"/>
       <w:r>
         <w:rPr>
           <w:rStyle w:val="Strong"/>
@@ -12243,7 +12541,7 @@
         </w:rPr>
         <w:t>2.3.4. Drošības un kvalitātes prasības</w:t>
       </w:r>
-      <w:bookmarkEnd w:id="12"/>
+      <w:bookmarkEnd w:id="13"/>
     </w:p>
     <w:p>
       <w:pPr>
@@ -12285,14 +12583,14 @@
       <w:pPr>
         <w:pStyle w:val="Heading2"/>
       </w:pPr>
-      <w:bookmarkStart w:id="13" w:name="_Toc213439994"/>
+      <w:bookmarkStart w:id="14" w:name="_Toc229746179"/>
       <w:r>
         <w:t>2</w:t>
       </w:r>
       <w:r>
         <w:t>.4. Gala lietotāja raksturiezīmes</w:t>
       </w:r>
-      <w:bookmarkEnd w:id="13"/>
+      <w:bookmarkEnd w:id="14"/>
       <w:r>
         <w:t xml:space="preserve"> </w:t>
       </w:r>
@@ -12321,7 +12619,7 @@
       <w:pPr>
         <w:pStyle w:val="Heading1"/>
       </w:pPr>
-      <w:bookmarkStart w:id="14" w:name="_Toc213439995"/>
+      <w:bookmarkStart w:id="15" w:name="_Toc229746180"/>
       <w:r>
         <w:lastRenderedPageBreak/>
         <w:t>3</w:t>
@@ -12329,7 +12627,7 @@
       <w:r>
         <w:t>. Izstrādes līdzekļu, rīku apraksts un izvēles pamatojums</w:t>
       </w:r>
-      <w:bookmarkEnd w:id="14"/>
+      <w:bookmarkEnd w:id="15"/>
       <w:r>
         <w:t xml:space="preserve"> </w:t>
       </w:r>
@@ -12343,14 +12641,14 @@
       <w:pPr>
         <w:pStyle w:val="Heading2"/>
       </w:pPr>
-      <w:bookmarkStart w:id="15" w:name="_Toc213439996"/>
+      <w:bookmarkStart w:id="16" w:name="_Toc229746181"/>
       <w:r>
         <w:t>3</w:t>
       </w:r>
       <w:r>
         <w:t>.1. Izvēlēto risinājuma līdzekļu un valodu apraksts</w:t>
       </w:r>
-      <w:bookmarkEnd w:id="15"/>
+      <w:bookmarkEnd w:id="16"/>
       <w:r>
         <w:t xml:space="preserve"> </w:t>
       </w:r>
@@ -12595,14 +12893,14 @@
       <w:pPr>
         <w:pStyle w:val="Heading2"/>
       </w:pPr>
-      <w:bookmarkStart w:id="16" w:name="_Toc213439997"/>
+      <w:bookmarkStart w:id="17" w:name="_Toc229746182"/>
       <w:r>
         <w:t>3</w:t>
       </w:r>
       <w:r>
         <w:t>.2. Iespējamo (alternatīvo) risinājuma līdzekļu un valodu apraksts</w:t>
       </w:r>
-      <w:bookmarkEnd w:id="16"/>
+      <w:bookmarkEnd w:id="17"/>
       <w:r>
         <w:t xml:space="preserve"> </w:t>
       </w:r>
@@ -13902,7 +14200,6 @@
           <w:szCs w:val="40"/>
         </w:rPr>
       </w:pPr>
-      <w:bookmarkStart w:id="17" w:name="_Toc213439998"/>
       <w:r>
         <w:br w:type="page"/>
       </w:r>
@@ -13911,6 +14208,7 @@
       <w:pPr>
         <w:pStyle w:val="Heading1"/>
       </w:pPr>
+      <w:bookmarkStart w:id="18" w:name="_Toc229746183"/>
       <w:r>
         <w:lastRenderedPageBreak/>
         <w:t>4</w:t>
@@ -13918,120 +14216,530 @@
       <w:r>
         <w:t>. Sistēmas modelēšana un projektēšana</w:t>
       </w:r>
-      <w:bookmarkEnd w:id="17"/>
+      <w:bookmarkEnd w:id="18"/>
       <w:r>
         <w:t xml:space="preserve"> </w:t>
       </w:r>
     </w:p>
     <w:p>
+      <w:pPr>
+        <w:rPr>
+          <w:lang w:val="ru-RU"/>
+        </w:rPr>
+      </w:pPr>
       <w:r>
         <w:t>Apraksta sistēmas arhitektūru, struktūru un darbības principus, izmantojot dažādus modelēšanas paņēmienus.</w:t>
+      </w:r>
+      <w:r>
+        <w:rPr>
+          <w:lang w:val="ru-RU"/>
+        </w:rPr>
+        <w:t xml:space="preserve"> </w:t>
+      </w:r>
+      <w:r>
+        <w:rPr>
+          <w:lang w:val="ru-RU"/>
+        </w:rPr>
+        <w:t>Modelēšana ļauj vizualizēt sistēmu pirms tās faktiskās izstrādes, identificēt iespējamās problēmas un uzlabot komunikāciju starp izstrādātājiem un pasūtītāju. Šajā nodaļā tiek izmantoti gan statiskie, gan dinamiskie modeļi, lai pilnībā aprakstītu sistēmu no dažādiem skatu punktiem.</w:t>
       </w:r>
     </w:p>
     <w:p>
       <w:pPr>
         <w:pStyle w:val="Heading2"/>
       </w:pPr>
-      <w:bookmarkStart w:id="18" w:name="_Toc213439999"/>
+      <w:bookmarkStart w:id="19" w:name="_Toc229746184"/>
       <w:r>
         <w:t>4</w:t>
       </w:r>
       <w:r>
         <w:t>.1. Sistēmas struktūras modelis</w:t>
-      </w:r>
-      <w:bookmarkEnd w:id="18"/>
-    </w:p>
-    <w:p>
-      <w:r>
-        <w:t>Attēlo sistēmas komponentes un to savstarpējās attiecības, piemēram, izmantojot ER diagrammas vai klašu diagrammas.</w:t>
-      </w:r>
-    </w:p>
-    <w:p>
-      <w:pPr>
-        <w:pStyle w:val="Heading3"/>
-        <w:rPr>
-          <w:lang w:val="ru-RU"/>
-        </w:rPr>
-      </w:pPr>
-      <w:bookmarkStart w:id="19" w:name="_Toc213440000"/>
-      <w:r>
-        <w:t>4</w:t>
-      </w:r>
-      <w:r>
-        <w:t>.1.1. Sistēmas struktūra (</w:t>
-      </w:r>
-      <w:r>
-        <w:t>Izvietojuma</w:t>
-      </w:r>
-      <w:r>
-        <w:t xml:space="preserve"> diagramma)</w:t>
       </w:r>
       <w:bookmarkEnd w:id="19"/>
     </w:p>
     <w:p>
-      <w:r>
-        <w:t>Izvietojuma diagramma attēlo detektīvu platformas fizisko arhitektūru un komponentu sadalījumu pa dažādām mezglu grupām. Diagramma parāda trīs galvenās daļas: klienta pusi, servera pusi un izstrādes vidi.</w:t>
-      </w:r>
-      <w:r>
+      <w:pPr>
+        <w:rPr>
+          <w:lang w:val="ru-RU"/>
+        </w:rPr>
+      </w:pPr>
+      <w:r>
+        <w:t>Attēlo sistēmas komponentes un to savstarpējās attiecības, piemēram, izmantojot ER diagrammas vai klašu diagrammas.</w:t>
+      </w:r>
+      <w:r>
+        <w:rPr>
+          <w:lang w:val="ru-RU"/>
+        </w:rPr>
         <w:t xml:space="preserve"> </w:t>
+      </w:r>
+      <w:r>
+        <w:rPr>
+          <w:lang w:val="ru-RU"/>
+        </w:rPr>
+        <w:t>Šis modelis fokusējas uz sistēmas statisko uzbūvi — kādi dati tiek glabāti, kādas ir entītijas un kā tās savienojas viena ar otru. Struktūras modelis ir būtisks pamats datubāzes projektēšanai un sistēmas arhitektūras izpratnei, jo tas parāda, kā informācija plūst un tiek organizēta visā platformā.</w:t>
       </w:r>
     </w:p>
     <w:p>
       <w:pPr>
-        <w:ind w:firstLine="0"/>
-        <w:jc w:val="center"/>
-        <w:rPr>
-          <w:b/>
-          <w:bCs/>
-        </w:rPr>
-      </w:pPr>
-      <w:bookmarkStart w:id="20" w:name="_Toc213440001"/>
-      <w:r>
-        <w:rPr>
-          <w:b/>
-          <w:bCs/>
-        </w:rPr>
-        <w:t xml:space="preserve">1. attēls. </w:t>
-      </w:r>
-      <w:r>
-        <w:rPr>
-          <w:b/>
-          <w:bCs/>
-        </w:rPr>
+        <w:pStyle w:val="Heading3"/>
+        <w:rPr>
+          <w:lang w:val="ru-RU"/>
+        </w:rPr>
+      </w:pPr>
+      <w:bookmarkStart w:id="20" w:name="_Toc229746185"/>
+      <w:r>
+        <w:t>4</w:t>
+      </w:r>
+      <w:r>
+        <w:t>.1.1. Sistēmas struktūra (</w:t>
+      </w:r>
+      <w:r>
         <w:t>Izvietojuma</w:t>
       </w:r>
       <w:r>
-        <w:t xml:space="preserve"> </w:t>
-      </w:r>
-      <w:r>
-        <w:rPr>
-          <w:b/>
-          <w:bCs/>
-        </w:rPr>
-        <w:t>diagramma</w:t>
-      </w:r>
-    </w:p>
-    <w:p>
-      <w:pPr>
-        <w:pStyle w:val="Heading3"/>
-      </w:pPr>
-      <w:r>
-        <w:lastRenderedPageBreak/>
-        <w:t>4</w:t>
-      </w:r>
-      <w:r>
-        <w:t>.1.2. ER diagramma</w:t>
+        <w:t xml:space="preserve"> diagramma)</w:t>
       </w:r>
       <w:bookmarkEnd w:id="20"/>
     </w:p>
     <w:p>
       <w:pPr>
         <w:rPr>
+          <w:lang w:val="ru-RU"/>
+        </w:rPr>
+      </w:pPr>
+      <w:r>
+        <w:t>Izvietojuma diagramma attēlo platformas fizisko arhitektūru un komponentu sadalījumu pa dažādām mezglu grupām. Diagramma parāda trīs galvenās daļas: klienta pusi, servera pusi un izstrādes vidi. Klienta pusē atrodas lietotāja ierīce ar tīmekļa pārlūku</w:t>
+      </w:r>
+      <w:r>
+        <w:t xml:space="preserve">. </w:t>
+      </w:r>
+      <w:r>
+        <w:t>Servera pusē ir trīs savstarpēji savienoti slāņi: tīmekļa serveris, kas uztver HTTP pieprasījumus; lietojumserveris</w:t>
+      </w:r>
+      <w:r>
+        <w:t xml:space="preserve">, </w:t>
+      </w:r>
+      <w:r>
+        <w:t>kas apstrādā biznesa loģiku, autentifikāciju, autorizāciju un e-pastu sūtīšanu; un datubāzes serveris, kas glabā visus sistēmas datus.</w:t>
+      </w:r>
+    </w:p>
+    <w:p>
+      <w:pPr>
+        <w:ind w:firstLine="0"/>
+        <w:jc w:val="center"/>
+        <w:rPr>
+          <w:lang w:val="ru-RU"/>
+        </w:rPr>
+      </w:pPr>
+      <w:r>
+        <w:rPr>
+          <w:lang w:val="ru-RU"/>
+        </w:rPr>
+        <w:drawing>
+          <wp:inline distT="0" distB="0" distL="0" distR="0" wp14:anchorId="15BB314D" wp14:editId="3F602D55">
+            <wp:extent cx="4787900" cy="3023021"/>
+            <wp:effectExtent l="0" t="0" r="0" b="6350"/>
+            <wp:docPr id="1098725259" name="Picture 14"/>
+            <wp:cNvGraphicFramePr>
+              <a:graphicFrameLocks xmlns:a="http://schemas.openxmlformats.org/drawingml/2006/main" noChangeAspect="1"/>
+            </wp:cNvGraphicFramePr>
+            <a:graphic xmlns:a="http://schemas.openxmlformats.org/drawingml/2006/main">
+              <a:graphicData uri="http://schemas.openxmlformats.org/drawingml/2006/picture">
+                <pic:pic xmlns:pic="http://schemas.openxmlformats.org/drawingml/2006/picture">
+                  <pic:nvPicPr>
+                    <pic:cNvPr id="0" name="Picture 41"/>
+                    <pic:cNvPicPr>
+                      <a:picLocks noChangeAspect="1" noChangeArrowheads="1"/>
+                    </pic:cNvPicPr>
+                  </pic:nvPicPr>
+                  <pic:blipFill>
+                    <a:blip r:embed="rId10">
+                      <a:extLst>
+                        <a:ext uri="{28A0092B-C50C-407E-A947-70E740481C1C}">
+                          <a14:useLocalDpi xmlns:a14="http://schemas.microsoft.com/office/drawing/2010/main" val="0"/>
+                        </a:ext>
+                      </a:extLst>
+                    </a:blip>
+                    <a:srcRect/>
+                    <a:stretch>
+                      <a:fillRect/>
+                    </a:stretch>
+                  </pic:blipFill>
+                  <pic:spPr bwMode="auto">
+                    <a:xfrm>
+                      <a:off x="0" y="0"/>
+                      <a:ext cx="4802338" cy="3032137"/>
+                    </a:xfrm>
+                    <a:prstGeom prst="rect">
+                      <a:avLst/>
+                    </a:prstGeom>
+                    <a:noFill/>
+                    <a:ln>
+                      <a:noFill/>
+                    </a:ln>
+                  </pic:spPr>
+                </pic:pic>
+              </a:graphicData>
+            </a:graphic>
+          </wp:inline>
+        </w:drawing>
+      </w:r>
+    </w:p>
+    <w:p>
+      <w:pPr>
+        <w:ind w:firstLine="0"/>
+        <w:jc w:val="center"/>
+        <w:rPr>
+          <w:b/>
+          <w:bCs/>
+        </w:rPr>
+      </w:pPr>
+      <w:r>
+        <w:rPr>
+          <w:b/>
+          <w:bCs/>
+        </w:rPr>
+        <w:t xml:space="preserve">1. attēls. </w:t>
+      </w:r>
+      <w:r>
+        <w:rPr>
+          <w:b/>
+          <w:bCs/>
+        </w:rPr>
+        <w:t>Izvietojuma</w:t>
+      </w:r>
+      <w:r>
+        <w:t xml:space="preserve"> </w:t>
+      </w:r>
+      <w:r>
+        <w:rPr>
+          <w:b/>
+          <w:bCs/>
+        </w:rPr>
+        <w:t>diagramma</w:t>
+      </w:r>
+    </w:p>
+    <w:p>
+      <w:pPr>
+        <w:pStyle w:val="Heading3"/>
+      </w:pPr>
+      <w:bookmarkStart w:id="21" w:name="_Toc229746186"/>
+      <w:r>
+        <w:lastRenderedPageBreak/>
+        <w:t>4</w:t>
+      </w:r>
+      <w:r>
+        <w:t>.1.2. ER diagramma</w:t>
+      </w:r>
+      <w:bookmarkEnd w:id="21"/>
+    </w:p>
+    <w:p>
+      <w:pPr>
+        <w:rPr>
           <w:lang w:val="en-US"/>
         </w:rPr>
       </w:pPr>
       <w:r>
         <w:t>ER diagramma attēlo detektīvu platformas datubāzes struktūru, parādot galvenās entītijas un attiecības starp tām. Diagramma vizualizē, kā dati tiek organizēti un savienoti viens ar otru.</w:t>
+      </w:r>
+      <w:r>
+        <w:rPr>
+          <w:lang w:val="en-US"/>
+        </w:rPr>
+        <w:t xml:space="preserve"> </w:t>
+      </w:r>
+      <w:proofErr w:type="spellStart"/>
+      <w:r>
+        <w:rPr>
+          <w:lang w:val="en-US"/>
+        </w:rPr>
+        <w:t>Tā</w:t>
+      </w:r>
+      <w:proofErr w:type="spellEnd"/>
+      <w:r>
+        <w:rPr>
+          <w:lang w:val="en-US"/>
+        </w:rPr>
+        <w:t xml:space="preserve"> </w:t>
+      </w:r>
+      <w:proofErr w:type="spellStart"/>
+      <w:r>
+        <w:rPr>
+          <w:lang w:val="en-US"/>
+        </w:rPr>
+        <w:t>palīdz</w:t>
+      </w:r>
+      <w:proofErr w:type="spellEnd"/>
+      <w:r>
+        <w:rPr>
+          <w:lang w:val="en-US"/>
+        </w:rPr>
+        <w:t xml:space="preserve"> </w:t>
+      </w:r>
+      <w:proofErr w:type="spellStart"/>
+      <w:r>
+        <w:rPr>
+          <w:lang w:val="en-US"/>
+        </w:rPr>
+        <w:t>izstrādātājiem</w:t>
+      </w:r>
+      <w:proofErr w:type="spellEnd"/>
+      <w:r>
+        <w:rPr>
+          <w:lang w:val="en-US"/>
+        </w:rPr>
+        <w:t xml:space="preserve"> </w:t>
+      </w:r>
+      <w:proofErr w:type="spellStart"/>
+      <w:r>
+        <w:rPr>
+          <w:lang w:val="en-US"/>
+        </w:rPr>
+        <w:t>saprast</w:t>
+      </w:r>
+      <w:proofErr w:type="spellEnd"/>
+      <w:r>
+        <w:rPr>
+          <w:lang w:val="en-US"/>
+        </w:rPr>
+        <w:t xml:space="preserve">, </w:t>
+      </w:r>
+      <w:proofErr w:type="spellStart"/>
+      <w:r>
+        <w:rPr>
+          <w:lang w:val="en-US"/>
+        </w:rPr>
+        <w:t>kādas</w:t>
+      </w:r>
+      <w:proofErr w:type="spellEnd"/>
+      <w:r>
+        <w:rPr>
+          <w:lang w:val="en-US"/>
+        </w:rPr>
+        <w:t xml:space="preserve"> </w:t>
+      </w:r>
+      <w:proofErr w:type="spellStart"/>
+      <w:r>
+        <w:rPr>
+          <w:lang w:val="en-US"/>
+        </w:rPr>
+        <w:t>tabulas</w:t>
+      </w:r>
+      <w:proofErr w:type="spellEnd"/>
+      <w:r>
+        <w:rPr>
+          <w:lang w:val="en-US"/>
+        </w:rPr>
+        <w:t xml:space="preserve"> </w:t>
+      </w:r>
+      <w:proofErr w:type="spellStart"/>
+      <w:r>
+        <w:rPr>
+          <w:lang w:val="en-US"/>
+        </w:rPr>
+        <w:t>nepieciešamas</w:t>
+      </w:r>
+      <w:proofErr w:type="spellEnd"/>
+      <w:r>
+        <w:rPr>
+          <w:lang w:val="en-US"/>
+        </w:rPr>
+        <w:t xml:space="preserve"> un </w:t>
+      </w:r>
+      <w:proofErr w:type="spellStart"/>
+      <w:r>
+        <w:rPr>
+          <w:lang w:val="en-US"/>
+        </w:rPr>
+        <w:t>kā</w:t>
+      </w:r>
+      <w:proofErr w:type="spellEnd"/>
+      <w:r>
+        <w:rPr>
+          <w:lang w:val="en-US"/>
+        </w:rPr>
+        <w:t xml:space="preserve"> </w:t>
+      </w:r>
+      <w:proofErr w:type="spellStart"/>
+      <w:r>
+        <w:rPr>
+          <w:lang w:val="en-US"/>
+        </w:rPr>
+        <w:t>tās</w:t>
+      </w:r>
+      <w:proofErr w:type="spellEnd"/>
+      <w:r>
+        <w:rPr>
+          <w:lang w:val="en-US"/>
+        </w:rPr>
+        <w:t xml:space="preserve"> </w:t>
+      </w:r>
+      <w:proofErr w:type="spellStart"/>
+      <w:r>
+        <w:rPr>
+          <w:lang w:val="en-US"/>
+        </w:rPr>
+        <w:t>savienot</w:t>
+      </w:r>
+      <w:proofErr w:type="spellEnd"/>
+      <w:r>
+        <w:rPr>
+          <w:lang w:val="en-US"/>
+        </w:rPr>
+        <w:t xml:space="preserve"> </w:t>
+      </w:r>
+      <w:proofErr w:type="spellStart"/>
+      <w:r>
+        <w:rPr>
+          <w:lang w:val="en-US"/>
+        </w:rPr>
+        <w:t>ar</w:t>
+      </w:r>
+      <w:proofErr w:type="spellEnd"/>
+      <w:r>
+        <w:rPr>
+          <w:lang w:val="en-US"/>
+        </w:rPr>
+        <w:t xml:space="preserve"> </w:t>
+      </w:r>
+      <w:proofErr w:type="spellStart"/>
+      <w:r>
+        <w:rPr>
+          <w:lang w:val="en-US"/>
+        </w:rPr>
+        <w:t>atslēgām</w:t>
+      </w:r>
+      <w:proofErr w:type="spellEnd"/>
+      <w:r>
+        <w:rPr>
+          <w:lang w:val="en-US"/>
+        </w:rPr>
+        <w:t xml:space="preserve">. </w:t>
+      </w:r>
+      <w:proofErr w:type="spellStart"/>
+      <w:r>
+        <w:rPr>
+          <w:lang w:val="en-US"/>
+        </w:rPr>
+        <w:t>Diagramma</w:t>
+      </w:r>
+      <w:proofErr w:type="spellEnd"/>
+      <w:r>
+        <w:rPr>
+          <w:lang w:val="en-US"/>
+        </w:rPr>
+        <w:t xml:space="preserve"> </w:t>
+      </w:r>
+      <w:proofErr w:type="spellStart"/>
+      <w:r>
+        <w:rPr>
+          <w:lang w:val="en-US"/>
+        </w:rPr>
+        <w:t>ir</w:t>
+      </w:r>
+      <w:proofErr w:type="spellEnd"/>
+      <w:r>
+        <w:rPr>
+          <w:lang w:val="en-US"/>
+        </w:rPr>
+        <w:t xml:space="preserve"> </w:t>
+      </w:r>
+      <w:proofErr w:type="spellStart"/>
+      <w:r>
+        <w:rPr>
+          <w:lang w:val="en-US"/>
+        </w:rPr>
+        <w:t>būtisks</w:t>
+      </w:r>
+      <w:proofErr w:type="spellEnd"/>
+      <w:r>
+        <w:rPr>
+          <w:lang w:val="en-US"/>
+        </w:rPr>
+        <w:t xml:space="preserve"> </w:t>
+      </w:r>
+      <w:proofErr w:type="spellStart"/>
+      <w:r>
+        <w:rPr>
+          <w:lang w:val="en-US"/>
+        </w:rPr>
+        <w:t>pamats</w:t>
+      </w:r>
+      <w:proofErr w:type="spellEnd"/>
+      <w:r>
+        <w:rPr>
+          <w:lang w:val="en-US"/>
+        </w:rPr>
+        <w:t xml:space="preserve"> </w:t>
+      </w:r>
+      <w:proofErr w:type="spellStart"/>
+      <w:r>
+        <w:rPr>
+          <w:lang w:val="en-US"/>
+        </w:rPr>
+        <w:t>datubāzes</w:t>
+      </w:r>
+      <w:proofErr w:type="spellEnd"/>
+      <w:r>
+        <w:rPr>
+          <w:lang w:val="en-US"/>
+        </w:rPr>
+        <w:t xml:space="preserve"> </w:t>
+      </w:r>
+      <w:proofErr w:type="spellStart"/>
+      <w:r>
+        <w:rPr>
+          <w:lang w:val="en-US"/>
+        </w:rPr>
+        <w:t>izveidei</w:t>
+      </w:r>
+      <w:proofErr w:type="spellEnd"/>
+      <w:r>
+        <w:rPr>
+          <w:lang w:val="en-US"/>
+        </w:rPr>
+        <w:t xml:space="preserve"> un </w:t>
+      </w:r>
+      <w:proofErr w:type="spellStart"/>
+      <w:r>
+        <w:rPr>
+          <w:lang w:val="en-US"/>
+        </w:rPr>
+        <w:t>turpmākai</w:t>
+      </w:r>
+      <w:proofErr w:type="spellEnd"/>
+      <w:r>
+        <w:rPr>
+          <w:lang w:val="en-US"/>
+        </w:rPr>
+        <w:t xml:space="preserve"> </w:t>
+      </w:r>
+      <w:proofErr w:type="spellStart"/>
+      <w:r>
+        <w:rPr>
+          <w:lang w:val="en-US"/>
+        </w:rPr>
+        <w:t>sistēmas</w:t>
+      </w:r>
+      <w:proofErr w:type="spellEnd"/>
+      <w:r>
+        <w:rPr>
+          <w:lang w:val="en-US"/>
+        </w:rPr>
+        <w:t xml:space="preserve"> </w:t>
+      </w:r>
+      <w:proofErr w:type="spellStart"/>
+      <w:r>
+        <w:rPr>
+          <w:lang w:val="en-US"/>
+        </w:rPr>
+        <w:t>attīstībai</w:t>
+      </w:r>
+      <w:proofErr w:type="spellEnd"/>
+      <w:r>
+        <w:rPr>
+          <w:lang w:val="en-US"/>
+        </w:rPr>
+        <w:t>.</w:t>
       </w:r>
       <w:r>
         <w:rPr>
@@ -14055,7 +14763,7 @@
                     </pic:cNvPicPr>
                   </pic:nvPicPr>
                   <pic:blipFill>
-                    <a:blip r:embed="rId10" cstate="print">
+                    <a:blip r:embed="rId11" cstate="print">
                       <a:extLst>
                         <a:ext uri="{28A0092B-C50C-407E-A947-70E740481C1C}">
                           <a14:useLocalDpi xmlns:a14="http://schemas.microsoft.com/office/drawing/2010/main" val="0"/>
@@ -14117,83 +14825,54 @@
       <w:pPr>
         <w:pStyle w:val="Heading2"/>
       </w:pPr>
-      <w:bookmarkStart w:id="21" w:name="_Toc213440002"/>
+      <w:bookmarkStart w:id="22" w:name="_Toc229746187"/>
       <w:r>
         <w:t>4</w:t>
       </w:r>
       <w:r>
         <w:t>.2. Funkcionālais un dinamiskais sistēmas modelis</w:t>
-      </w:r>
-      <w:bookmarkEnd w:id="21"/>
-    </w:p>
-    <w:p>
-      <w:r>
-        <w:t>Apraksta sistēmas darbību laikā, lietotāju mijiedarbību un procesu plūsmu, izmantojot Use Case vai secību diagrammas.</w:t>
-      </w:r>
-    </w:p>
-    <w:p>
-      <w:pPr>
-        <w:pStyle w:val="Heading3"/>
-      </w:pPr>
-      <w:bookmarkStart w:id="22" w:name="_Toc213440003"/>
-      <w:r>
-        <w:t>4</w:t>
-      </w:r>
-      <w:r>
-        <w:t>.2.1. Lietojumgadījumu diagramma (Use Case)</w:t>
       </w:r>
       <w:bookmarkEnd w:id="22"/>
     </w:p>
     <w:p>
-      <w:pPr>
-        <w:rPr>
-          <w:lang w:val="en-US"/>
-        </w:rPr>
-      </w:pPr>
-      <w:r>
-        <w:t>Use Case diagramma attēlo sistēmas funkcionalitāti no lietotāja perspektīvas, parādot dažādu akt</w:t>
-      </w:r>
-      <w:r>
-        <w:t>o</w:t>
-      </w:r>
-      <w:r>
-        <w:t xml:space="preserve">ru lomas un to mijiedarbību ar sistēmu. </w:t>
+      <w:r>
+        <w:t xml:space="preserve">Apraksta sistēmas darbību laikā, lietotāju mijiedarbību un procesu plūsmu, izmantojot Use Case vai secību diagrammas. Atšķirībā no statiskā modeļa, dinamiskais modelis parāda, kā sistēma uzvedas noteiktās situācijās un kā lietotāji ar to mijiedarbojas laika gaitā. Šis modelis </w:t>
+      </w:r>
+      <w:r>
+        <w:lastRenderedPageBreak/>
+        <w:t>palīdz identificēt sistēmas funkcionālās prasības, aprakstīt dažādus lietošanas scenārijus un saprast, kā sistēmai būtu jāreaģē uz lietotāja darbībām vai kļūdu situācijām.</w:t>
       </w:r>
     </w:p>
     <w:p>
       <w:pPr>
-        <w:ind w:firstLine="0"/>
-        <w:jc w:val="center"/>
-        <w:rPr>
-          <w:b/>
-          <w:bCs/>
-        </w:rPr>
-      </w:pPr>
-      <w:bookmarkStart w:id="23" w:name="_Toc213440004"/>
-      <w:r>
-        <w:rPr>
-          <w:b/>
-          <w:bCs/>
-        </w:rPr>
-        <w:lastRenderedPageBreak/>
-        <w:t>3. attēls. Lietojumgadījumu diagramma</w:t>
-      </w:r>
-    </w:p>
-    <w:p>
-      <w:pPr>
         <w:pStyle w:val="Heading3"/>
       </w:pPr>
+      <w:bookmarkStart w:id="23" w:name="_Toc229746188"/>
       <w:r>
         <w:t>4</w:t>
       </w:r>
       <w:r>
-        <w:t>.2.2. Aktivitāšu diagramma (Activity)</w:t>
+        <w:t>.2.1. Lietojumgadījumu diagramma (Use Case)</w:t>
       </w:r>
       <w:bookmarkEnd w:id="23"/>
     </w:p>
     <w:p>
-      <w:r>
-        <w:t>Aktivitātes diagramma attēlo secīgas darbības, ko lietotājs veic, lai izmeklētu detektīvu lietu platformā. Diagramma vizualizē visu izmeklēšanas procesu no lietas izvēles līdz gala lēmuma pieņemšanai un vērtējuma atstāšanai.</w:t>
+      <w:pPr>
+        <w:rPr>
+          <w:lang w:val="en-US"/>
+        </w:rPr>
+      </w:pPr>
+      <w:r>
+        <w:t>Use Case diagramma attēlo sistēmas funkcionalitāti no lietotāja perspektīvas, parādot dažādu akt</w:t>
+      </w:r>
+      <w:r>
+        <w:t>o</w:t>
+      </w:r>
+      <w:r>
+        <w:t xml:space="preserve">ru lomas un to mijiedarbību ar sistēmu. </w:t>
+      </w:r>
+      <w:r>
+        <w:t>Tā sniedz augsta līmeņa pārskatu par to, ko katrs lietotājs var darīt sistēmā. Diagramma palīdz noteikt sistēmas robežas un identificēt trūkstošās funkcionalitātes pirms izstrādes sākuma.</w:t>
       </w:r>
     </w:p>
     <w:p>
@@ -14201,41 +14880,167 @@
         <w:ind w:firstLine="0"/>
         <w:jc w:val="center"/>
         <w:rPr>
+          <w:lang w:val="en-US"/>
+        </w:rPr>
+      </w:pPr>
+      <w:r>
+        <w:rPr>
+          <w:lang w:val="ru-RU"/>
+        </w:rPr>
+        <w:drawing>
+          <wp:inline distT="0" distB="0" distL="0" distR="0" wp14:anchorId="68A0E5E2" wp14:editId="12CCFA19">
+            <wp:extent cx="5939790" cy="4258945"/>
+            <wp:effectExtent l="0" t="0" r="3810" b="8255"/>
+            <wp:docPr id="1702845635" name="Picture 11"/>
+            <wp:cNvGraphicFramePr>
+              <a:graphicFrameLocks xmlns:a="http://schemas.openxmlformats.org/drawingml/2006/main" noChangeAspect="1"/>
+            </wp:cNvGraphicFramePr>
+            <a:graphic xmlns:a="http://schemas.openxmlformats.org/drawingml/2006/main">
+              <a:graphicData uri="http://schemas.openxmlformats.org/drawingml/2006/picture">
+                <pic:pic xmlns:pic="http://schemas.openxmlformats.org/drawingml/2006/picture">
+                  <pic:nvPicPr>
+                    <pic:cNvPr id="0" name="Picture 33"/>
+                    <pic:cNvPicPr>
+                      <a:picLocks noChangeAspect="1" noChangeArrowheads="1"/>
+                    </pic:cNvPicPr>
+                  </pic:nvPicPr>
+                  <pic:blipFill>
+                    <a:blip r:embed="rId12" cstate="print">
+                      <a:extLst>
+                        <a:ext uri="{28A0092B-C50C-407E-A947-70E740481C1C}">
+                          <a14:useLocalDpi xmlns:a14="http://schemas.microsoft.com/office/drawing/2010/main" val="0"/>
+                        </a:ext>
+                      </a:extLst>
+                    </a:blip>
+                    <a:srcRect/>
+                    <a:stretch>
+                      <a:fillRect/>
+                    </a:stretch>
+                  </pic:blipFill>
+                  <pic:spPr bwMode="auto">
+                    <a:xfrm>
+                      <a:off x="0" y="0"/>
+                      <a:ext cx="5939790" cy="4258945"/>
+                    </a:xfrm>
+                    <a:prstGeom prst="rect">
+                      <a:avLst/>
+                    </a:prstGeom>
+                    <a:noFill/>
+                    <a:ln>
+                      <a:noFill/>
+                    </a:ln>
+                  </pic:spPr>
+                </pic:pic>
+              </a:graphicData>
+            </a:graphic>
+          </wp:inline>
+        </w:drawing>
+      </w:r>
+    </w:p>
+    <w:p>
+      <w:pPr>
+        <w:ind w:firstLine="0"/>
+        <w:jc w:val="center"/>
+        <w:rPr>
           <w:b/>
           <w:bCs/>
-        </w:rPr>
-      </w:pPr>
-      <w:bookmarkStart w:id="24" w:name="_Toc213440005"/>
+          <w:lang w:val="ru-RU"/>
+        </w:rPr>
+      </w:pPr>
       <w:r>
         <w:rPr>
           <w:b/>
           <w:bCs/>
         </w:rPr>
-        <w:t>4. attēls. Aktivitāšu diagramma</w:t>
+        <w:t>3. attēls. Lietojumgadījumu diagramma</w:t>
       </w:r>
     </w:p>
     <w:p>
       <w:pPr>
         <w:pStyle w:val="Heading3"/>
       </w:pPr>
+      <w:bookmarkStart w:id="24" w:name="_Toc229746189"/>
       <w:r>
         <w:t>4</w:t>
       </w:r>
       <w:r>
-        <w:t>.2.3. Stāvokļu diagramma (State)</w:t>
+        <w:t>.2.2. Aktivitāšu diagramma (Activity)</w:t>
       </w:r>
       <w:bookmarkEnd w:id="24"/>
     </w:p>
     <w:p>
-      <w:bookmarkStart w:id="25" w:name="_Toc213440006"/>
-      <w:r>
-        <w:t>Stāvokļu diagramma attēlo detektīvu lietas iespējamos stāvokļus un pārejas starp tiem no lietas izveides brīža līdz tās pilnīgai dzēšanai. Diagramma balstās uz projektu 2.2.2.5. un 2.2.3.4. sadaļu prasībām.</w:t>
+      <w:r>
+        <w:t>Aktivitātes diagramma attēlo secīgas darbības, ko lietotājs veic, lai izmeklētu detektīvu lietu platformā. Diagramma vizualizē visu izmeklēšanas procesu no lietas izvēles līdz gala lēmuma pieņemšanai un vērtējuma atstāšanai.</w:t>
+      </w:r>
+      <w:r>
+        <w:t xml:space="preserve"> </w:t>
+      </w:r>
+      <w:r>
+        <w:t>Tā skaidri parāda, ka pirms lēmuma pieņemšanas ir jāsavāc vismaz divi pierādījumi.</w:t>
       </w:r>
     </w:p>
     <w:p>
       <w:pPr>
         <w:ind w:firstLine="0"/>
-      </w:pPr>
+        <w:rPr>
+          <w:lang w:val="en-US"/>
+        </w:rPr>
+      </w:pPr>
+      <w:r>
+        <w:rPr>
+          <w:noProof/>
+          <w:lang w:val="en-US"/>
+        </w:rPr>
+        <w:lastRenderedPageBreak/>
+        <w:drawing>
+          <wp:inline distT="0" distB="0" distL="0" distR="0" wp14:anchorId="0610F504" wp14:editId="46957FC6">
+            <wp:extent cx="5912283" cy="7518400"/>
+            <wp:effectExtent l="0" t="0" r="0" b="6350"/>
+            <wp:docPr id="844717569" name="Picture 12"/>
+            <wp:cNvGraphicFramePr>
+              <a:graphicFrameLocks xmlns:a="http://schemas.openxmlformats.org/drawingml/2006/main" noChangeAspect="1"/>
+            </wp:cNvGraphicFramePr>
+            <a:graphic xmlns:a="http://schemas.openxmlformats.org/drawingml/2006/main">
+              <a:graphicData uri="http://schemas.openxmlformats.org/drawingml/2006/picture">
+                <pic:pic xmlns:pic="http://schemas.openxmlformats.org/drawingml/2006/picture">
+                  <pic:nvPicPr>
+                    <pic:cNvPr id="0" name="Picture 35"/>
+                    <pic:cNvPicPr>
+                      <a:picLocks noChangeAspect="1" noChangeArrowheads="1"/>
+                    </pic:cNvPicPr>
+                  </pic:nvPicPr>
+                  <pic:blipFill>
+                    <a:blip r:embed="rId13">
+                      <a:extLst>
+                        <a:ext uri="{28A0092B-C50C-407E-A947-70E740481C1C}">
+                          <a14:useLocalDpi xmlns:a14="http://schemas.microsoft.com/office/drawing/2010/main" val="0"/>
+                        </a:ext>
+                      </a:extLst>
+                    </a:blip>
+                    <a:srcRect/>
+                    <a:stretch>
+                      <a:fillRect/>
+                    </a:stretch>
+                  </pic:blipFill>
+                  <pic:spPr bwMode="auto">
+                    <a:xfrm>
+                      <a:off x="0" y="0"/>
+                      <a:ext cx="5926410" cy="7536365"/>
+                    </a:xfrm>
+                    <a:prstGeom prst="rect">
+                      <a:avLst/>
+                    </a:prstGeom>
+                    <a:noFill/>
+                    <a:ln>
+                      <a:noFill/>
+                    </a:ln>
+                  </pic:spPr>
+                </pic:pic>
+              </a:graphicData>
+            </a:graphic>
+          </wp:inline>
+        </w:drawing>
+      </w:r>
     </w:p>
     <w:p>
       <w:pPr>
@@ -14251,67 +15056,172 @@
           <w:b/>
           <w:bCs/>
         </w:rPr>
-        <w:t xml:space="preserve">5. attēls. </w:t>
-      </w:r>
-      <w:r>
-        <w:rPr>
-          <w:b/>
-          <w:bCs/>
-        </w:rPr>
-        <w:t>Stāvokļu diagramma</w:t>
+        <w:t>4. attēls. Aktivitāšu diagramma</w:t>
       </w:r>
     </w:p>
     <w:p>
       <w:pPr>
-        <w:pStyle w:val="Heading2"/>
-      </w:pPr>
+        <w:pStyle w:val="Heading3"/>
+      </w:pPr>
+      <w:bookmarkStart w:id="25" w:name="_Toc229746190"/>
       <w:r>
         <w:t>4</w:t>
       </w:r>
       <w:r>
-        <w:t>.3. Datu struktūru apraksts</w:t>
+        <w:t>.2.3. Stāvokļu diagramma (State)</w:t>
       </w:r>
       <w:bookmarkEnd w:id="25"/>
     </w:p>
     <w:p>
-      <w:r>
-        <w:t>Datu struktūru aprakstā tiek detalizēti analizēta sistēmas datubāzes uzbūve, iekļaujot tabulu struktūru, to atribūtus, datu tipus, kā arī savstarpējās attiecības. Datu bāze ir izstrādāta, izmantojot relāciju pieeju, kas nodrošina strukturētu datu glabāšanu un efektīvu piekļuvi informācijai. Katrs datu modelis atspoguļo konkrētu sistēmas funkcionalitātes daļu un ir cieši saistīts ar biznesa loģiku.</w:t>
+      <w:pPr>
+        <w:rPr>
+          <w:rStyle w:val="eop"/>
+        </w:rPr>
+      </w:pPr>
+      <w:r>
+        <w:t>Stāvokļu diagramma attēlo detektīvu lietas iespējamos stāvokļus un pārejas starp tiem no lietas izveides brīža līdz tās pilnīgai dzēšanai. Diagramma balstās uz projektu 2.2.2.5. un 2.2.3.4. sadaļu prasībām.</w:t>
       </w:r>
     </w:p>
     <w:p>
-      <w:r>
-        <w:t xml:space="preserve">Galvenā tabula </w:t>
-      </w:r>
-      <w:r>
+      <w:pPr>
+        <w:ind w:firstLine="0"/>
+      </w:pPr>
+      <w:r>
+        <w:rPr>
+          <w:lang w:val="ru-RU"/>
+        </w:rPr>
+        <w:lastRenderedPageBreak/>
+        <w:drawing>
+          <wp:inline distT="0" distB="0" distL="0" distR="0" wp14:anchorId="69EA93E1" wp14:editId="3973C992">
+            <wp:extent cx="5939790" cy="4435475"/>
+            <wp:effectExtent l="0" t="0" r="3810" b="3175"/>
+            <wp:docPr id="1799129378" name="Picture 16"/>
+            <wp:cNvGraphicFramePr>
+              <a:graphicFrameLocks xmlns:a="http://schemas.openxmlformats.org/drawingml/2006/main" noChangeAspect="1"/>
+            </wp:cNvGraphicFramePr>
+            <a:graphic xmlns:a="http://schemas.openxmlformats.org/drawingml/2006/main">
+              <a:graphicData uri="http://schemas.openxmlformats.org/drawingml/2006/picture">
+                <pic:pic xmlns:pic="http://schemas.openxmlformats.org/drawingml/2006/picture">
+                  <pic:nvPicPr>
+                    <pic:cNvPr id="0" name="Picture 48"/>
+                    <pic:cNvPicPr>
+                      <a:picLocks noChangeAspect="1" noChangeArrowheads="1"/>
+                    </pic:cNvPicPr>
+                  </pic:nvPicPr>
+                  <pic:blipFill>
+                    <a:blip r:embed="rId14">
+                      <a:extLst>
+                        <a:ext uri="{28A0092B-C50C-407E-A947-70E740481C1C}">
+                          <a14:useLocalDpi xmlns:a14="http://schemas.microsoft.com/office/drawing/2010/main" val="0"/>
+                        </a:ext>
+                      </a:extLst>
+                    </a:blip>
+                    <a:srcRect/>
+                    <a:stretch>
+                      <a:fillRect/>
+                    </a:stretch>
+                  </pic:blipFill>
+                  <pic:spPr bwMode="auto">
+                    <a:xfrm>
+                      <a:off x="0" y="0"/>
+                      <a:ext cx="5939790" cy="4435475"/>
+                    </a:xfrm>
+                    <a:prstGeom prst="rect">
+                      <a:avLst/>
+                    </a:prstGeom>
+                    <a:noFill/>
+                    <a:ln>
+                      <a:noFill/>
+                    </a:ln>
+                  </pic:spPr>
+                </pic:pic>
+              </a:graphicData>
+            </a:graphic>
+          </wp:inline>
+        </w:drawing>
+      </w:r>
+    </w:p>
+    <w:p>
+      <w:pPr>
+        <w:ind w:firstLine="0"/>
+      </w:pPr>
+    </w:p>
+    <w:p>
+      <w:pPr>
+        <w:ind w:firstLine="0"/>
+        <w:jc w:val="center"/>
         <w:rPr>
           <w:b/>
           <w:bCs/>
         </w:rPr>
-        <w:t>users</w:t>
-      </w:r>
-      <w:r>
-        <w:t xml:space="preserve"> satur informāciju par sistēmas lietotājiem, tostarp vārdu, lietotājvārdu, e-pasta adresi, šifrētu paroli, lomu, bio, avataru un konta statusu. Šī tabula nodrošina autentifikācijas un autorizācijas mehānismus, kā arī lietotāju profilu pārvaldību un piekļuves tiesību kontroli sistēmā.</w:t>
+      </w:pPr>
+      <w:r>
+        <w:rPr>
+          <w:b/>
+          <w:bCs/>
+        </w:rPr>
+        <w:t xml:space="preserve">5. attēls. </w:t>
+      </w:r>
+      <w:r>
+        <w:rPr>
+          <w:b/>
+          <w:bCs/>
+        </w:rPr>
+        <w:t>Stāvokļu diagramma</w:t>
       </w:r>
     </w:p>
     <w:p>
-      <w:r>
-        <w:t xml:space="preserve">Tabula </w:t>
+      <w:pPr>
+        <w:pStyle w:val="Heading2"/>
+      </w:pPr>
+      <w:bookmarkStart w:id="26" w:name="_Toc229746191"/>
+      <w:r>
+        <w:t>4</w:t>
+      </w:r>
+      <w:r>
+        <w:t>.3. Datu struktūru apraksts</w:t>
+      </w:r>
+      <w:bookmarkEnd w:id="26"/>
+    </w:p>
+    <w:p>
+      <w:r>
+        <w:t>Datu struktūru aprakstā tiek detalizēti analizēta sistēmas datubāzes uzbūve, iekļaujot tabulu struktūru, to atribūtus, datu tipus, kā arī savstarpējās attiecības. Datu bāze ir izstrādāta, izmantojot relāciju pieeju, kas nodrošina strukturētu datu glabāšanu un efektīvu piekļuvi informācijai. Katrs datu modelis atspoguļo konkrētu sistēmas funkcionalitātes daļu un ir cieši saistīts ar biznesa loģiku.</w:t>
+      </w:r>
+    </w:p>
+    <w:p>
+      <w:r>
+        <w:t xml:space="preserve">Galvenā tabula </w:t>
       </w:r>
       <w:r>
         <w:rPr>
           <w:b/>
           <w:bCs/>
         </w:rPr>
-        <w:t>cases</w:t>
-      </w:r>
-      <w:r>
-        <w:t xml:space="preserve"> tiek izmantota, lai glabātu informāciju par detektīvspēļu lietām. Tajā ietilpst nosaukums, apraksts, žanrs, izveidotāja identifikators un statuss. Katra lieta var būt saistīta ar konkrētu žanru, kas tiek definēts tabulā </w:t>
+        <w:t>users</w:t>
+      </w:r>
+      <w:r>
+        <w:t xml:space="preserve"> satur informāciju par sistēmas lietotājiem, tostarp vārdu, lietotājvārdu, e-pasta adresi, šifrētu paroli, lomu, bio, avataru un konta statusu. Šī tabula nodrošina autentifikācijas un autorizācijas mehānismus, kā arī lietotāju profilu pārvaldību un piekļuves tiesību kontroli sistēmā.</w:t>
+      </w:r>
+    </w:p>
+    <w:p>
+      <w:r>
+        <w:t xml:space="preserve">Tabula </w:t>
       </w:r>
       <w:r>
         <w:rPr>
           <w:b/>
           <w:bCs/>
         </w:rPr>
+        <w:t>cases</w:t>
+      </w:r>
+      <w:r>
+        <w:t xml:space="preserve"> tiek izmantota, lai glabātu informāciju par detektīvspēļu lietām. Tajā ietilpst nosaukums, apraksts, žanrs, izveidotāja identifikators un statuss. Katra lieta var būt saistīta ar konkrētu žanru, kas tiek definēts tabulā </w:t>
+      </w:r>
+      <w:r>
+        <w:rPr>
+          <w:b/>
+          <w:bCs/>
+        </w:rPr>
         <w:t>genres</w:t>
       </w:r>
       <w:r>
@@ -14320,6 +15230,7 @@
     </w:p>
     <w:p>
       <w:r>
+        <w:lastRenderedPageBreak/>
         <w:t xml:space="preserve">Tabula </w:t>
       </w:r>
       <w:r>
@@ -14375,11 +15286,7 @@
         <w:t>suspects</w:t>
       </w:r>
       <w:r>
-        <w:t xml:space="preserve"> satur </w:t>
-      </w:r>
-      <w:r>
-        <w:lastRenderedPageBreak/>
-        <w:t>iespējamos aizdomās turamos. Šāda pieeja nodrošina datu normalizāciju un ļauj vienai lietai pievienot vairākus pierādījumus un vairākus aizdomās turamos, izvairoties no datu dublēšanās.</w:t>
+        <w:t xml:space="preserve"> satur iespējamos aizdomās turamos. Šāda pieeja nodrošina datu normalizāciju un ļauj vienai lietai pievienot vairākus pierādījumus un vairākus aizdomās turamos, izvairoties no datu dublēšanās.</w:t>
       </w:r>
     </w:p>
     <w:p>
@@ -14438,27 +15345,36 @@
       </w:r>
     </w:p>
     <w:p>
-      <w:pPr>
-        <w:rPr>
-          <w:lang w:val="ru-RU"/>
-        </w:rPr>
-      </w:pPr>
       <w:r>
         <w:t>Savukārt Laravel ietvars nodrošina sistēmas biznesa loģiku un datu apstrādi. Tas izmanto Eloquent ORM, kas katrai datubāzes tabulai piešķir atbilstošu modeli un ļauj strādāt ar datiem objektorientētā veidā. Laravel migrācijas nodrošina datubāzes struktūras versiju kontroli, kas ļauj sistemātiski veikt izmaiņas un atkārtoti ģenerēt datubāzi izstrādes laikā. Tas padara sistēmu viegli uzturamu, paplašināmu un strukturētu.</w:t>
       </w:r>
     </w:p>
     <w:p>
       <w:pPr>
+        <w:spacing w:after="160" w:line="278" w:lineRule="auto"/>
+        <w:ind w:firstLine="0"/>
+        <w:jc w:val="left"/>
+        <w:rPr>
+          <w:lang w:val="ru-RU"/>
+        </w:rPr>
+      </w:pPr>
+      <w:r>
+        <w:br w:type="page"/>
+      </w:r>
+    </w:p>
+    <w:p>
+      <w:pPr>
         <w:pStyle w:val="Heading1"/>
       </w:pPr>
-      <w:bookmarkStart w:id="26" w:name="_Toc213440007"/>
-      <w:r>
+      <w:bookmarkStart w:id="27" w:name="_Toc229746192"/>
+      <w:r>
+        <w:lastRenderedPageBreak/>
         <w:t>5</w:t>
       </w:r>
       <w:r>
         <w:t>. Lietotāju ceļvedis</w:t>
       </w:r>
-      <w:bookmarkEnd w:id="26"/>
+      <w:bookmarkEnd w:id="27"/>
     </w:p>
     <w:p>
       <w:pPr>
@@ -14480,36 +15396,36 @@
       <w:pPr>
         <w:pStyle w:val="Heading1"/>
       </w:pPr>
-      <w:bookmarkStart w:id="27" w:name="_Toc213440008"/>
+      <w:bookmarkStart w:id="28" w:name="_Toc229746193"/>
       <w:r>
         <w:lastRenderedPageBreak/>
         <w:t>6</w:t>
       </w:r>
       <w:r>
         <w:t>. Testēšanas dokumentācija</w:t>
-      </w:r>
-      <w:bookmarkEnd w:id="27"/>
-    </w:p>
-    <w:p>
-      <w:r>
-        <w:t>Apraksta sistēmas testēšanas pieeju, testēšanas scenārijus, rezultātus un konstatētās kļūdas, kā arī to novēršanu.</w:t>
-      </w:r>
-    </w:p>
-    <w:p>
-      <w:pPr>
-        <w:pStyle w:val="Heading2"/>
-      </w:pPr>
-      <w:bookmarkStart w:id="28" w:name="_Toc213440009"/>
-      <w:r>
-        <w:t>6</w:t>
-      </w:r>
-      <w:r>
-        <w:t>.1. Izvēlētās testēšanas metodes, rīku apraksts un pamatojums</w:t>
       </w:r>
       <w:bookmarkEnd w:id="28"/>
     </w:p>
     <w:p>
       <w:r>
+        <w:t>Apraksta sistēmas testēšanas pieeju, testēšanas scenārijus, rezultātus un konstatētās kļūdas, kā arī to novēršanu.</w:t>
+      </w:r>
+    </w:p>
+    <w:p>
+      <w:pPr>
+        <w:pStyle w:val="Heading2"/>
+      </w:pPr>
+      <w:bookmarkStart w:id="29" w:name="_Toc229746194"/>
+      <w:r>
+        <w:t>6</w:t>
+      </w:r>
+      <w:r>
+        <w:t>.1. Izvēlētās testēšanas metodes, rīku apraksts un pamatojums</w:t>
+      </w:r>
+      <w:bookmarkEnd w:id="29"/>
+    </w:p>
+    <w:p>
+      <w:r>
         <w:t>Projekts izmanto funkcionālo testēšanu, lietojamības testēšanu un veiktspējas pārbaudes. Funkcionālā testēšana nodrošina, ka katra platformas daļa (reģistrācija, pieteikšanās, lietu izveide, moderācija) strādā pēc prasībām. Lietojamības testēšana palīdzēja pārliecināties, ka interfeiss ir saprotams un ērti lietojams. Veiktspējas testi tika izmantoti, lai pārbaudītu lapas ielādes ātrumu un sistēmas darbību pie lielāka lietotāju skaita.</w:t>
       </w:r>
     </w:p>
@@ -14527,7 +15443,7 @@
       <w:pPr>
         <w:pStyle w:val="Heading2"/>
         <w:sectPr>
-          <w:footerReference w:type="first" r:id="rId11"/>
+          <w:footerReference w:type="first" r:id="rId15"/>
           <w:pgSz w:w="11906" w:h="16838"/>
           <w:pgMar w:top="1134" w:right="1134" w:bottom="1134" w:left="1418" w:header="709" w:footer="709" w:gutter="0"/>
           <w:pgNumType w:start="2"/>
@@ -14536,7 +15452,6 @@
           <w:docGrid w:linePitch="360"/>
         </w:sectPr>
       </w:pPr>
-      <w:bookmarkStart w:id="29" w:name="_Toc213440010"/>
     </w:p>
     <w:p>
       <w:pPr>
@@ -14545,6 +15460,7 @@
           <w:bCs/>
         </w:rPr>
       </w:pPr>
+      <w:bookmarkStart w:id="30" w:name="_Toc229746195"/>
       <w:r>
         <w:lastRenderedPageBreak/>
         <w:t>6</w:t>
@@ -14552,7 +15468,7 @@
       <w:r>
         <w:t>.2. Testpiemēru kopa</w:t>
       </w:r>
-      <w:bookmarkEnd w:id="29"/>
+      <w:bookmarkEnd w:id="30"/>
     </w:p>
     <w:p>
       <w:pPr>
@@ -28816,7 +29732,7 @@
       <w:pPr>
         <w:pStyle w:val="Heading2"/>
       </w:pPr>
-      <w:bookmarkStart w:id="30" w:name="_Toc213440011"/>
+      <w:bookmarkStart w:id="31" w:name="_Toc229746196"/>
       <w:r>
         <w:lastRenderedPageBreak/>
         <w:t>6</w:t>
@@ -28824,7 +29740,7 @@
       <w:r>
         <w:t>.3. Testēšanas žurnāls</w:t>
       </w:r>
-      <w:bookmarkEnd w:id="30"/>
+      <w:bookmarkEnd w:id="31"/>
     </w:p>
     <w:p>
       <w:pPr>
@@ -37005,7 +37921,6 @@
           <w:szCs w:val="40"/>
         </w:rPr>
       </w:pPr>
-      <w:bookmarkStart w:id="31" w:name="_Toc213440012"/>
       <w:r>
         <w:br w:type="page"/>
       </w:r>
@@ -37016,9 +37931,7 @@
         <w:sectPr>
           <w:pgSz w:w="16838" w:h="11906" w:orient="landscape" w:code="9"/>
           <w:pgMar w:top="1418" w:right="1134" w:bottom="1134" w:left="1134" w:header="709" w:footer="709" w:gutter="0"/>
-          <w:pgNumType w:start="2"/>
           <w:cols w:space="708"/>
-          <w:titlePg/>
           <w:docGrid w:linePitch="360"/>
         </w:sectPr>
       </w:pPr>
@@ -37027,6 +37940,7 @@
       <w:pPr>
         <w:pStyle w:val="Heading1"/>
       </w:pPr>
+      <w:bookmarkStart w:id="32" w:name="_Toc229746197"/>
       <w:r>
         <w:lastRenderedPageBreak/>
         <w:t xml:space="preserve">7. </w:t>
@@ -37034,7 +37948,7 @@
       <w:r>
         <w:t>Secinājumi</w:t>
       </w:r>
-      <w:bookmarkEnd w:id="31"/>
+      <w:bookmarkEnd w:id="32"/>
       <w:r>
         <w:t xml:space="preserve"> </w:t>
       </w:r>
@@ -37060,7 +37974,7 @@
       <w:pPr>
         <w:pStyle w:val="Heading1"/>
       </w:pPr>
-      <w:bookmarkStart w:id="32" w:name="_Toc213440013"/>
+      <w:bookmarkStart w:id="33" w:name="_Toc229746198"/>
       <w:r>
         <w:lastRenderedPageBreak/>
         <w:t xml:space="preserve">8. </w:t>
@@ -37068,7 +37982,7 @@
       <w:r>
         <w:t>Lietoto terminu un saīsinājumu skaidrojumi</w:t>
       </w:r>
-      <w:bookmarkEnd w:id="32"/>
+      <w:bookmarkEnd w:id="33"/>
     </w:p>
     <w:p>
       <w:pPr>
@@ -37090,7 +38004,7 @@
       <w:pPr>
         <w:pStyle w:val="Heading1"/>
       </w:pPr>
-      <w:bookmarkStart w:id="33" w:name="_Toc213440014"/>
+      <w:bookmarkStart w:id="34" w:name="_Toc229746199"/>
       <w:r>
         <w:lastRenderedPageBreak/>
         <w:t xml:space="preserve">9. </w:t>
@@ -37098,7 +38012,7 @@
       <w:r>
         <w:t>Literatūras un informācijas avotu saraksts</w:t>
       </w:r>
-      <w:bookmarkEnd w:id="33"/>
+      <w:bookmarkEnd w:id="34"/>
     </w:p>
     <w:p>
       <w:pPr>
@@ -37108,7 +38022,6 @@
         <w:sectPr>
           <w:pgSz w:w="11906" w:h="16838"/>
           <w:pgMar w:top="1134" w:right="1134" w:bottom="1134" w:left="1418" w:header="709" w:footer="709" w:gutter="0"/>
-          <w:pgNumType w:start="2"/>
           <w:cols w:space="708"/>
           <w:titlePg/>
           <w:docGrid w:linePitch="360"/>
@@ -37125,11 +38038,12 @@
         <w:pStyle w:val="Heading1"/>
         <w:spacing w:before="6120"/>
       </w:pPr>
-      <w:bookmarkStart w:id="34" w:name="_Toc213440015"/>
-      <w:r>
+      <w:bookmarkStart w:id="35" w:name="_Toc229746200"/>
+      <w:r>
+        <w:lastRenderedPageBreak/>
         <w:t>Pielikums</w:t>
       </w:r>
-      <w:bookmarkEnd w:id="34"/>
+      <w:bookmarkEnd w:id="35"/>
     </w:p>
     <w:p>
       <w:pPr>
@@ -37220,7 +38134,6 @@
     <w:sectPr>
       <w:pgSz w:w="11906" w:h="16838"/>
       <w:pgMar w:top="1134" w:right="1134" w:bottom="1134" w:left="1418" w:header="709" w:footer="709" w:gutter="0"/>
-      <w:pgNumType w:start="2"/>
       <w:cols w:space="708"/>
       <w:titlePg/>
       <w:docGrid w:linePitch="360"/>
@@ -37297,6 +38210,13 @@
   <w:p>
     <w:pPr>
       <w:pStyle w:val="Footer"/>
+      <w:ind w:firstLine="0"/>
+    </w:pPr>
+  </w:p>
+  <w:p>
+    <w:pPr>
+      <w:pStyle w:val="Footer"/>
+      <w:jc w:val="center"/>
     </w:pPr>
   </w:p>
 </w:ftr>
@@ -41700,10 +42620,11 @@
     <w:link w:val="Heading1Char"/>
     <w:uiPriority w:val="9"/>
     <w:qFormat/>
-    <w:rsid w:val="00710170"/>
+    <w:rsid w:val="00FD0287"/>
     <w:pPr>
       <w:keepNext/>
       <w:keepLines/>
+      <w:pageBreakBefore/>
       <w:spacing w:after="240"/>
       <w:ind w:firstLine="0"/>
       <w:jc w:val="center"/>
@@ -41922,7 +42843,7 @@
     <w:basedOn w:val="DefaultParagraphFont"/>
     <w:link w:val="Heading1"/>
     <w:uiPriority w:val="9"/>
-    <w:rsid w:val="00710170"/>
+    <w:rsid w:val="00FD0287"/>
     <w:rPr>
       <w:rFonts w:ascii="Times New Roman" w:eastAsiaTheme="majorEastAsia" w:hAnsi="Times New Roman" w:cstheme="majorBidi"/>
       <w:b/>
@@ -42466,6 +43387,18 @@
       <w:color w:val="000000" w:themeColor="text1"/>
     </w:rPr>
   </w:style>
+  <w:style w:type="character" w:styleId="FollowedHyperlink">
+    <w:name w:val="FollowedHyperlink"/>
+    <w:basedOn w:val="DefaultParagraphFont"/>
+    <w:uiPriority w:val="99"/>
+    <w:semiHidden/>
+    <w:unhideWhenUsed/>
+    <w:rsid w:val="00B11899"/>
+    <w:rPr>
+      <w:color w:val="96607D" w:themeColor="followedHyperlink"/>
+      <w:u w:val="single"/>
+    </w:rPr>
+  </w:style>
 </w:styles>
 </file>
 
